--- a/Технология разработки ПО/git.docx
+++ b/Технология разработки ПО/git.docx
@@ -1,6 +1,6 @@
 
 <file path=word/document.xml><?xml version="1.0" encoding="utf-8"?>
-<w:document xmlns:ve="http://schemas.openxmlformats.org/markup-compatibility/2006" xmlns:o="urn:schemas-microsoft-com:office:office" xmlns:r="http://schemas.openxmlformats.org/officeDocument/2006/relationships" xmlns:m="http://schemas.openxmlformats.org/officeDocument/2006/math" xmlns:v="urn:schemas-microsoft-com:vml" xmlns:wp="http://schemas.openxmlformats.org/drawingml/2006/wordprocessingDrawing" xmlns:w10="urn:schemas-microsoft-com:office:word" xmlns:w="http://schemas.openxmlformats.org/wordprocessingml/2006/main" xmlns:wne="http://schemas.microsoft.com/office/word/2006/wordml">
+<w:document xmlns:wpc="http://schemas.microsoft.com/office/word/2010/wordprocessingCanvas" xmlns:mc="http://schemas.openxmlformats.org/markup-compatibility/2006" xmlns:o="urn:schemas-microsoft-com:office:office" xmlns:r="http://schemas.openxmlformats.org/officeDocument/2006/relationships" xmlns:m="http://schemas.openxmlformats.org/officeDocument/2006/math" xmlns:v="urn:schemas-microsoft-com:vml" xmlns:wp14="http://schemas.microsoft.com/office/word/2010/wordprocessingDrawing" xmlns:wp="http://schemas.openxmlformats.org/drawingml/2006/wordprocessingDrawing" xmlns:w10="urn:schemas-microsoft-com:office:word" xmlns:w="http://schemas.openxmlformats.org/wordprocessingml/2006/main" xmlns:w14="http://schemas.microsoft.com/office/word/2010/wordml" xmlns:wpg="http://schemas.microsoft.com/office/word/2010/wordprocessingGroup" xmlns:wpi="http://schemas.microsoft.com/office/word/2010/wordprocessingInk" xmlns:wne="http://schemas.microsoft.com/office/word/2006/wordml" xmlns:wps="http://schemas.microsoft.com/office/word/2010/wordprocessingShape" mc:Ignorable="w14 wp14">
   <w:body>
     <w:tbl>
       <w:tblPr>
@@ -14,7 +14,7 @@
           <w:insideH w:val="none" w:sz="0" w:space="0" w:color="auto"/>
           <w:insideV w:val="none" w:sz="0" w:space="0" w:color="auto"/>
         </w:tblBorders>
-        <w:tblLook w:val="04A0"/>
+        <w:tblLook w:val="04A0" w:firstRow="1" w:lastRow="0" w:firstColumn="1" w:lastColumn="0" w:noHBand="0" w:noVBand="1"/>
       </w:tblPr>
       <w:tblGrid>
         <w:gridCol w:w="2347"/>
@@ -60,10 +60,10 @@
                           </pic:cNvPicPr>
                         </pic:nvPicPr>
                         <pic:blipFill>
-                          <a:blip r:embed="rId8" cstate="print">
+                          <a:blip r:embed="rId9" cstate="print">
                             <a:extLst>
                               <a:ext uri="{28A0092B-C50C-407E-A947-70E740481C1C}">
-                                <a14:useLocalDpi xmlns:a14="http://schemas.microsoft.com/office/drawing/2010/main" xmlns:wps="http://schemas.microsoft.com/office/word/2010/wordprocessingShape" xmlns:wpi="http://schemas.microsoft.com/office/word/2010/wordprocessingInk" xmlns:wpg="http://schemas.microsoft.com/office/word/2010/wordprocessingGroup" xmlns:w14="http://schemas.microsoft.com/office/word/2010/wordml" xmlns:w="http://schemas.openxmlformats.org/wordprocessingml/2006/main" xmlns:w10="urn:schemas-microsoft-com:office:word" xmlns:wp14="http://schemas.microsoft.com/office/word/2010/wordprocessingDrawing" xmlns:v="urn:schemas-microsoft-com:vml" xmlns:o="urn:schemas-microsoft-com:office:office" xmlns:mc="http://schemas.openxmlformats.org/markup-compatibility/2006" xmlns:wpc="http://schemas.microsoft.com/office/word/2010/wordprocessingCanvas" xmlns="" val="0"/>
+                                <a14:useLocalDpi xmlns:a14="http://schemas.microsoft.com/office/drawing/2010/main" val="0"/>
                               </a:ext>
                             </a:extLst>
                           </a:blip>
@@ -416,7 +416,23 @@
           <w:rFonts w:cs="Times New Roman"/>
           <w:szCs w:val="28"/>
         </w:rPr>
-        <w:t>Студент(ка): Перепёлкина Анфиса Александровна</w:t>
+        <w:t>Студен</w:t>
+      </w:r>
+      <w:proofErr w:type="gramStart"/>
+      <w:r>
+        <w:rPr>
+          <w:rFonts w:cs="Times New Roman"/>
+          <w:szCs w:val="28"/>
+        </w:rPr>
+        <w:t>т(</w:t>
+      </w:r>
+      <w:proofErr w:type="gramEnd"/>
+      <w:r>
+        <w:rPr>
+          <w:rFonts w:cs="Times New Roman"/>
+          <w:szCs w:val="28"/>
+        </w:rPr>
+        <w:t>ка): Перепёлкина Анфиса Александровна</w:t>
       </w:r>
     </w:p>
     <w:p>
@@ -542,21 +558,20 @@
     </w:p>
     <w:sdt>
       <w:sdtPr>
+        <w:rPr>
+          <w:rFonts w:ascii="Times New Roman" w:eastAsiaTheme="minorHAnsi" w:hAnsi="Times New Roman" w:cstheme="minorBidi"/>
+          <w:b w:val="0"/>
+          <w:bCs w:val="0"/>
+          <w:color w:val="auto"/>
+          <w:szCs w:val="22"/>
+        </w:rPr>
         <w:id w:val="252741829"/>
         <w:docPartObj>
           <w:docPartGallery w:val="Table of Contents"/>
           <w:docPartUnique/>
         </w:docPartObj>
       </w:sdtPr>
-      <w:sdtEndPr>
-        <w:rPr>
-          <w:rFonts w:ascii="Times New Roman" w:eastAsiaTheme="minorHAnsi" w:hAnsi="Times New Roman" w:cstheme="minorBidi"/>
-          <w:b w:val="0"/>
-          <w:bCs w:val="0"/>
-          <w:color w:val="auto"/>
-          <w:szCs w:val="22"/>
-        </w:rPr>
-      </w:sdtEndPr>
+      <w:sdtEndPr/>
       <w:sdtContent>
         <w:p>
           <w:pPr>
@@ -929,10 +944,10 @@
                     <pic:cNvPicPr/>
                   </pic:nvPicPr>
                   <pic:blipFill rotWithShape="1">
-                    <a:blip r:embed="rId9" cstate="print">
+                    <a:blip r:embed="rId10" cstate="print">
                       <a:extLst>
                         <a:ext uri="{28A0092B-C50C-407E-A947-70E740481C1C}">
-                          <a14:useLocalDpi xmlns="" xmlns:wpc="http://schemas.microsoft.com/office/word/2010/wordprocessingCanvas" xmlns:mc="http://schemas.openxmlformats.org/markup-compatibility/2006" xmlns:o="urn:schemas-microsoft-com:office:office" xmlns:v="urn:schemas-microsoft-com:vml" xmlns:wp14="http://schemas.microsoft.com/office/word/2010/wordprocessingDrawing" xmlns:w10="urn:schemas-microsoft-com:office:word" xmlns:w="http://schemas.openxmlformats.org/wordprocessingml/2006/main" xmlns:w14="http://schemas.microsoft.com/office/word/2010/wordml" xmlns:wpg="http://schemas.microsoft.com/office/word/2010/wordprocessingGroup" xmlns:wpi="http://schemas.microsoft.com/office/word/2010/wordprocessingInk" xmlns:wps="http://schemas.microsoft.com/office/word/2010/wordprocessingShape" xmlns:a14="http://schemas.microsoft.com/office/drawing/2010/main" val="0"/>
+                          <a14:useLocalDpi xmlns:a14="http://schemas.microsoft.com/office/drawing/2010/main" val="0"/>
                         </a:ext>
                       </a:extLst>
                     </a:blip>
@@ -952,7 +967,7 @@
                     </a:ln>
                     <a:extLst>
                       <a:ext uri="{53640926-AAD7-44D8-BBD7-CCE9431645EC}">
-                        <a14:shadowObscured xmlns="" xmlns:wpc="http://schemas.microsoft.com/office/word/2010/wordprocessingCanvas" xmlns:mc="http://schemas.openxmlformats.org/markup-compatibility/2006" xmlns:o="urn:schemas-microsoft-com:office:office" xmlns:v="urn:schemas-microsoft-com:vml" xmlns:wp14="http://schemas.microsoft.com/office/word/2010/wordprocessingDrawing" xmlns:w10="urn:schemas-microsoft-com:office:word" xmlns:w="http://schemas.openxmlformats.org/wordprocessingml/2006/main" xmlns:w14="http://schemas.microsoft.com/office/word/2010/wordml" xmlns:wpg="http://schemas.microsoft.com/office/word/2010/wordprocessingGroup" xmlns:wpi="http://schemas.microsoft.com/office/word/2010/wordprocessingInk" xmlns:wps="http://schemas.microsoft.com/office/word/2010/wordprocessingShape" xmlns:a14="http://schemas.microsoft.com/office/drawing/2010/main"/>
+                        <a14:shadowObscured xmlns:a14="http://schemas.microsoft.com/office/drawing/2010/main"/>
                       </a:ext>
                     </a:extLst>
                   </pic:spPr>
@@ -977,12 +992,21 @@
           <w:szCs w:val="28"/>
         </w:rPr>
       </w:pPr>
-      <w:r>
-        <w:rPr>
-          <w:rFonts w:cs="Times New Roman"/>
-          <w:szCs w:val="28"/>
-        </w:rPr>
-        <w:t>Линукс команды</w:t>
+      <w:proofErr w:type="spellStart"/>
+      <w:r>
+        <w:rPr>
+          <w:rFonts w:cs="Times New Roman"/>
+          <w:szCs w:val="28"/>
+        </w:rPr>
+        <w:t>Линукс</w:t>
+      </w:r>
+      <w:proofErr w:type="spellEnd"/>
+      <w:r>
+        <w:rPr>
+          <w:rFonts w:cs="Times New Roman"/>
+          <w:szCs w:val="28"/>
+        </w:rPr>
+        <w:t xml:space="preserve"> команды</w:t>
       </w:r>
     </w:p>
     <w:p>
@@ -1027,81 +1051,6 @@
             <wp:extent cx="5940425" cy="824633"/>
             <wp:effectExtent l="0" t="0" r="3175" b="0"/>
             <wp:docPr id="3" name="Рисунок 3"/>
-            <wp:cNvGraphicFramePr>
-              <a:graphicFrameLocks xmlns:a="http://schemas.openxmlformats.org/drawingml/2006/main" noChangeAspect="1"/>
-            </wp:cNvGraphicFramePr>
-            <a:graphic xmlns:a="http://schemas.openxmlformats.org/drawingml/2006/main">
-              <a:graphicData uri="http://schemas.openxmlformats.org/drawingml/2006/picture">
-                <pic:pic xmlns:pic="http://schemas.openxmlformats.org/drawingml/2006/picture">
-                  <pic:nvPicPr>
-                    <pic:cNvPr id="0" name=""/>
-                    <pic:cNvPicPr/>
-                  </pic:nvPicPr>
-                  <pic:blipFill>
-                    <a:blip r:embed="rId10" cstate="print"/>
-                    <a:stretch>
-                      <a:fillRect/>
-                    </a:stretch>
-                  </pic:blipFill>
-                  <pic:spPr>
-                    <a:xfrm>
-                      <a:off x="0" y="0"/>
-                      <a:ext cx="5940425" cy="824633"/>
-                    </a:xfrm>
-                    <a:prstGeom prst="rect">
-                      <a:avLst/>
-                    </a:prstGeom>
-                  </pic:spPr>
-                </pic:pic>
-              </a:graphicData>
-            </a:graphic>
-          </wp:inline>
-        </w:drawing>
-      </w:r>
-    </w:p>
-    <w:p>
-      <w:pPr>
-        <w:rPr>
-          <w:rFonts w:cs="Times New Roman"/>
-          <w:szCs w:val="28"/>
-        </w:rPr>
-      </w:pPr>
-      <w:r>
-        <w:rPr>
-          <w:rFonts w:cs="Times New Roman"/>
-          <w:szCs w:val="28"/>
-          <w:lang w:val="en-US"/>
-        </w:rPr>
-        <w:t>Cd</w:t>
-      </w:r>
-      <w:r>
-        <w:rPr>
-          <w:rFonts w:cs="Times New Roman"/>
-          <w:szCs w:val="28"/>
-        </w:rPr>
-        <w:t xml:space="preserve"> для вывода списка всех файлов </w:t>
-      </w:r>
-    </w:p>
-    <w:p>
-      <w:pPr>
-        <w:rPr>
-          <w:rFonts w:cs="Times New Roman"/>
-          <w:szCs w:val="28"/>
-          <w:lang w:val="en-US"/>
-        </w:rPr>
-      </w:pPr>
-      <w:r>
-        <w:rPr>
-          <w:rFonts w:cs="Times New Roman"/>
-          <w:noProof/>
-          <w:szCs w:val="28"/>
-          <w:lang w:eastAsia="ru-RU"/>
-        </w:rPr>
-        <w:drawing>
-          <wp:inline distT="0" distB="0" distL="0" distR="0">
-            <wp:extent cx="3155950" cy="1473200"/>
-            <wp:effectExtent l="0" t="0" r="6350" b="0"/>
-            <wp:docPr id="4" name="Рисунок 4"/>
             <wp:cNvGraphicFramePr>
               <a:graphicFrameLocks xmlns:a="http://schemas.openxmlformats.org/drawingml/2006/main" noChangeAspect="1"/>
             </wp:cNvGraphicFramePr>
@@ -1121,7 +1070,7 @@
                   <pic:spPr>
                     <a:xfrm>
                       <a:off x="0" y="0"/>
-                      <a:ext cx="3155950" cy="1473200"/>
+                      <a:ext cx="5940425" cy="824633"/>
                     </a:xfrm>
                     <a:prstGeom prst="rect">
                       <a:avLst/>
@@ -1147,62 +1096,36 @@
           <w:szCs w:val="28"/>
           <w:lang w:val="en-US"/>
         </w:rPr>
-        <w:t>PWD</w:t>
-      </w:r>
-      <w:r>
-        <w:rPr>
-          <w:rFonts w:cs="Times New Roman"/>
-          <w:szCs w:val="28"/>
-        </w:rPr>
-        <w:t xml:space="preserve"> – </w:t>
-      </w:r>
-      <w:r>
-        <w:rPr>
-          <w:rFonts w:cs="Times New Roman"/>
-          <w:szCs w:val="28"/>
-        </w:rPr>
-        <w:t>вывод директории</w:t>
-      </w:r>
-    </w:p>
-    <w:p>
-      <w:pPr>
-        <w:rPr>
-          <w:rFonts w:cs="Times New Roman"/>
-          <w:szCs w:val="28"/>
-        </w:rPr>
-      </w:pPr>
-      <w:r>
-        <w:rPr>
-          <w:rFonts w:cs="Times New Roman"/>
-          <w:szCs w:val="28"/>
-        </w:rPr>
-        <w:t xml:space="preserve">Регистрация </w:t>
-      </w:r>
-      <w:r>
-        <w:rPr>
-          <w:rFonts w:cs="Times New Roman"/>
-          <w:szCs w:val="28"/>
-        </w:rPr>
-        <w:t xml:space="preserve">в сети гит </w:t>
-      </w:r>
-    </w:p>
-    <w:p>
-      <w:pPr>
-        <w:rPr>
-          <w:rFonts w:cs="Times New Roman"/>
-          <w:szCs w:val="28"/>
-        </w:rPr>
-      </w:pPr>
-      <w:r>
-        <w:rPr>
-          <w:noProof/>
+        <w:t>Cd</w:t>
+      </w:r>
+      <w:r>
+        <w:rPr>
+          <w:rFonts w:cs="Times New Roman"/>
+          <w:szCs w:val="28"/>
+        </w:rPr>
+        <w:t xml:space="preserve"> для вывода списка всех файлов </w:t>
+      </w:r>
+    </w:p>
+    <w:p>
+      <w:pPr>
+        <w:rPr>
+          <w:rFonts w:cs="Times New Roman"/>
+          <w:szCs w:val="28"/>
+          <w:lang w:val="en-US"/>
+        </w:rPr>
+      </w:pPr>
+      <w:r>
+        <w:rPr>
+          <w:rFonts w:cs="Times New Roman"/>
+          <w:noProof/>
+          <w:szCs w:val="28"/>
           <w:lang w:eastAsia="ru-RU"/>
         </w:rPr>
         <w:drawing>
           <wp:inline distT="0" distB="0" distL="0" distR="0">
-            <wp:extent cx="4298950" cy="787400"/>
+            <wp:extent cx="3155950" cy="1473200"/>
             <wp:effectExtent l="0" t="0" r="6350" b="0"/>
-            <wp:docPr id="25" name="Рисунок 25"/>
+            <wp:docPr id="4" name="Рисунок 4"/>
             <wp:cNvGraphicFramePr>
               <a:graphicFrameLocks xmlns:a="http://schemas.openxmlformats.org/drawingml/2006/main" noChangeAspect="1"/>
             </wp:cNvGraphicFramePr>
@@ -1222,7 +1145,7 @@
                   <pic:spPr>
                     <a:xfrm>
                       <a:off x="0" y="0"/>
-                      <a:ext cx="4298950" cy="787400"/>
+                      <a:ext cx="3155950" cy="1473200"/>
                     </a:xfrm>
                     <a:prstGeom prst="rect">
                       <a:avLst/>
@@ -1234,52 +1157,76 @@
           </wp:inline>
         </w:drawing>
       </w:r>
-      <w:r>
-        <w:rPr>
-          <w:rFonts w:cs="Times New Roman"/>
-          <w:noProof/>
-          <w:szCs w:val="28"/>
+    </w:p>
+    <w:p>
+      <w:pPr>
+        <w:rPr>
+          <w:rFonts w:cs="Times New Roman"/>
+          <w:szCs w:val="28"/>
+        </w:rPr>
+      </w:pPr>
+      <w:r>
+        <w:rPr>
+          <w:rFonts w:cs="Times New Roman"/>
+          <w:szCs w:val="28"/>
+          <w:lang w:val="en-US"/>
+        </w:rPr>
+        <w:t>PWD</w:t>
+      </w:r>
+      <w:r>
+        <w:rPr>
+          <w:rFonts w:cs="Times New Roman"/>
+          <w:szCs w:val="28"/>
+        </w:rPr>
+        <w:t xml:space="preserve"> – </w:t>
+      </w:r>
+      <w:r>
+        <w:rPr>
+          <w:rFonts w:cs="Times New Roman"/>
+          <w:szCs w:val="28"/>
+        </w:rPr>
+        <w:t>вывод директории</w:t>
+      </w:r>
+    </w:p>
+    <w:p>
+      <w:pPr>
+        <w:rPr>
+          <w:rFonts w:cs="Times New Roman"/>
+          <w:szCs w:val="28"/>
+        </w:rPr>
+      </w:pPr>
+      <w:r>
+        <w:rPr>
+          <w:rFonts w:cs="Times New Roman"/>
+          <w:szCs w:val="28"/>
+        </w:rPr>
+        <w:t xml:space="preserve">Регистрация </w:t>
+      </w:r>
+      <w:r>
+        <w:rPr>
+          <w:rFonts w:cs="Times New Roman"/>
+          <w:szCs w:val="28"/>
+        </w:rPr>
+        <w:t xml:space="preserve">в сети гит </w:t>
+      </w:r>
+    </w:p>
+    <w:p>
+      <w:pPr>
+        <w:rPr>
+          <w:rFonts w:cs="Times New Roman"/>
+          <w:szCs w:val="28"/>
+        </w:rPr>
+      </w:pPr>
+      <w:r>
+        <w:rPr>
+          <w:noProof/>
           <w:lang w:eastAsia="ru-RU"/>
         </w:rPr>
-        <w:t xml:space="preserve"> </w:t>
-      </w:r>
-    </w:p>
-    <w:p>
-      <w:pPr>
-        <w:rPr>
-          <w:rFonts w:cs="Times New Roman"/>
-          <w:szCs w:val="28"/>
-        </w:rPr>
-      </w:pPr>
-      <w:r>
-        <w:rPr>
-          <w:rFonts w:cs="Times New Roman"/>
-          <w:szCs w:val="28"/>
-        </w:rPr>
-        <w:t>Инициализация репозитория и проверка пустой он или нет( через –а вывелись скрытые файлы)</w:t>
-      </w:r>
-    </w:p>
-    <w:p>
-      <w:pPr>
-        <w:rPr>
-          <w:rFonts w:cs="Times New Roman"/>
-          <w:szCs w:val="28"/>
-          <w:lang w:val="en-US"/>
-        </w:rPr>
-      </w:pPr>
-      <w:r>
-        <w:rPr>
-          <w:rFonts w:cs="Times New Roman"/>
-          <w:noProof/>
-          <w:szCs w:val="28"/>
-          <w:lang w:eastAsia="ru-RU"/>
-        </w:rPr>
-        <w:lastRenderedPageBreak/>
         <w:drawing>
           <wp:inline distT="0" distB="0" distL="0" distR="0">
-            <wp:extent cx="3790950" cy="1511300"/>
-            <wp:effectExtent l="0" t="0" r="0" b="0"/>
-            <wp:docPr id="6" name="Рисунок 6"/>
+            <wp:extent cx="4298950" cy="787400"/>
+            <wp:effectExtent l="0" t="0" r="6350" b="0"/>
+            <wp:docPr id="25" name="Рисунок 25"/>
             <wp:cNvGraphicFramePr>
               <a:graphicFrameLocks xmlns:a="http://schemas.openxmlformats.org/drawingml/2006/main" noChangeAspect="1"/>
             </wp:cNvGraphicFramePr>
@@ -1299,6 +1246,115 @@
                   <pic:spPr>
                     <a:xfrm>
                       <a:off x="0" y="0"/>
+                      <a:ext cx="4298950" cy="787400"/>
+                    </a:xfrm>
+                    <a:prstGeom prst="rect">
+                      <a:avLst/>
+                    </a:prstGeom>
+                  </pic:spPr>
+                </pic:pic>
+              </a:graphicData>
+            </a:graphic>
+          </wp:inline>
+        </w:drawing>
+      </w:r>
+      <w:r>
+        <w:rPr>
+          <w:rFonts w:cs="Times New Roman"/>
+          <w:noProof/>
+          <w:szCs w:val="28"/>
+          <w:lang w:eastAsia="ru-RU"/>
+        </w:rPr>
+        <w:t xml:space="preserve"> </w:t>
+      </w:r>
+    </w:p>
+    <w:p>
+      <w:pPr>
+        <w:rPr>
+          <w:rFonts w:cs="Times New Roman"/>
+          <w:szCs w:val="28"/>
+        </w:rPr>
+      </w:pPr>
+      <w:r>
+        <w:rPr>
+          <w:rFonts w:cs="Times New Roman"/>
+          <w:szCs w:val="28"/>
+        </w:rPr>
+        <w:t xml:space="preserve">Инициализация </w:t>
+      </w:r>
+      <w:proofErr w:type="spellStart"/>
+      <w:r>
+        <w:rPr>
+          <w:rFonts w:cs="Times New Roman"/>
+          <w:szCs w:val="28"/>
+        </w:rPr>
+        <w:t>репозитория</w:t>
+      </w:r>
+      <w:proofErr w:type="spellEnd"/>
+      <w:r>
+        <w:rPr>
+          <w:rFonts w:cs="Times New Roman"/>
+          <w:szCs w:val="28"/>
+        </w:rPr>
+        <w:t xml:space="preserve"> и проверка пустой он или не</w:t>
+      </w:r>
+      <w:proofErr w:type="gramStart"/>
+      <w:r>
+        <w:rPr>
+          <w:rFonts w:cs="Times New Roman"/>
+          <w:szCs w:val="28"/>
+        </w:rPr>
+        <w:t>т(</w:t>
+      </w:r>
+      <w:proofErr w:type="gramEnd"/>
+      <w:r>
+        <w:rPr>
+          <w:rFonts w:cs="Times New Roman"/>
+          <w:szCs w:val="28"/>
+        </w:rPr>
+        <w:t xml:space="preserve"> через –а вывелись скрытые файлы)</w:t>
+      </w:r>
+    </w:p>
+    <w:p>
+      <w:pPr>
+        <w:rPr>
+          <w:rFonts w:cs="Times New Roman"/>
+          <w:szCs w:val="28"/>
+          <w:lang w:val="en-US"/>
+        </w:rPr>
+      </w:pPr>
+      <w:r>
+        <w:rPr>
+          <w:rFonts w:cs="Times New Roman"/>
+          <w:noProof/>
+          <w:szCs w:val="28"/>
+          <w:lang w:eastAsia="ru-RU"/>
+        </w:rPr>
+        <w:lastRenderedPageBreak/>
+        <w:drawing>
+          <wp:inline distT="0" distB="0" distL="0" distR="0">
+            <wp:extent cx="3790950" cy="1511300"/>
+            <wp:effectExtent l="0" t="0" r="0" b="0"/>
+            <wp:docPr id="6" name="Рисунок 6"/>
+            <wp:cNvGraphicFramePr>
+              <a:graphicFrameLocks xmlns:a="http://schemas.openxmlformats.org/drawingml/2006/main" noChangeAspect="1"/>
+            </wp:cNvGraphicFramePr>
+            <a:graphic xmlns:a="http://schemas.openxmlformats.org/drawingml/2006/main">
+              <a:graphicData uri="http://schemas.openxmlformats.org/drawingml/2006/picture">
+                <pic:pic xmlns:pic="http://schemas.openxmlformats.org/drawingml/2006/picture">
+                  <pic:nvPicPr>
+                    <pic:cNvPr id="0" name=""/>
+                    <pic:cNvPicPr/>
+                  </pic:nvPicPr>
+                  <pic:blipFill>
+                    <a:blip r:embed="rId14" cstate="print"/>
+                    <a:stretch>
+                      <a:fillRect/>
+                    </a:stretch>
+                  </pic:blipFill>
+                  <pic:spPr>
+                    <a:xfrm>
+                      <a:off x="0" y="0"/>
                       <a:ext cx="3790950" cy="1511300"/>
                     </a:xfrm>
                     <a:prstGeom prst="rect">
@@ -1326,6 +1382,7 @@
         </w:rPr>
         <w:t xml:space="preserve">Создаем папку </w:t>
       </w:r>
+      <w:proofErr w:type="spellStart"/>
       <w:r>
         <w:rPr>
           <w:rFonts w:cs="Times New Roman"/>
@@ -1334,6 +1391,7 @@
         </w:rPr>
         <w:t>GitRepo</w:t>
       </w:r>
+      <w:proofErr w:type="spellEnd"/>
       <w:r>
         <w:rPr>
           <w:rFonts w:cs="Times New Roman"/>
@@ -1356,6 +1414,7 @@
         </w:rPr>
         <w:t xml:space="preserve"> и переносим туда папку </w:t>
       </w:r>
+      <w:proofErr w:type="spellStart"/>
       <w:r>
         <w:rPr>
           <w:rFonts w:cs="Times New Roman"/>
@@ -1364,6 +1423,7 @@
         </w:rPr>
         <w:t>tmp</w:t>
       </w:r>
+      <w:proofErr w:type="spellEnd"/>
     </w:p>
     <w:p>
       <w:pPr>
@@ -1395,7 +1455,7 @@
                     <pic:cNvPicPr/>
                   </pic:nvPicPr>
                   <pic:blipFill rotWithShape="1">
-                    <a:blip r:embed="rId14" cstate="print"/>
+                    <a:blip r:embed="rId15" cstate="print"/>
                     <a:srcRect r="44110"/>
                     <a:stretch/>
                   </pic:blipFill>
@@ -1412,7 +1472,7 @@
                     </a:ln>
                     <a:extLst>
                       <a:ext uri="{53640926-AAD7-44D8-BBD7-CCE9431645EC}">
-                        <a14:shadowObscured xmlns="" xmlns:wpc="http://schemas.microsoft.com/office/word/2010/wordprocessingCanvas" xmlns:mc="http://schemas.openxmlformats.org/markup-compatibility/2006" xmlns:o="urn:schemas-microsoft-com:office:office" xmlns:v="urn:schemas-microsoft-com:vml" xmlns:wp14="http://schemas.microsoft.com/office/word/2010/wordprocessingDrawing" xmlns:w10="urn:schemas-microsoft-com:office:word" xmlns:w="http://schemas.openxmlformats.org/wordprocessingml/2006/main" xmlns:w14="http://schemas.microsoft.com/office/word/2010/wordml" xmlns:wpg="http://schemas.microsoft.com/office/word/2010/wordprocessingGroup" xmlns:wpi="http://schemas.microsoft.com/office/word/2010/wordprocessingInk" xmlns:wps="http://schemas.microsoft.com/office/word/2010/wordprocessingShape" xmlns:a14="http://schemas.microsoft.com/office/drawing/2010/main"/>
+                        <a14:shadowObscured xmlns:a14="http://schemas.microsoft.com/office/drawing/2010/main"/>
                       </a:ext>
                     </a:extLst>
                   </pic:spPr>
@@ -1444,6 +1504,7 @@
         </w:rPr>
         <w:t xml:space="preserve">Переходим к папке </w:t>
       </w:r>
+      <w:proofErr w:type="spellStart"/>
       <w:r>
         <w:rPr>
           <w:rFonts w:cs="Times New Roman"/>
@@ -1452,6 +1513,7 @@
         </w:rPr>
         <w:t>tmp</w:t>
       </w:r>
+      <w:proofErr w:type="spellEnd"/>
       <w:r>
         <w:rPr>
           <w:rFonts w:cs="Times New Roman"/>
@@ -1479,240 +1541,6 @@
             <wp:extent cx="4819650" cy="1676400"/>
             <wp:effectExtent l="0" t="0" r="0" b="0"/>
             <wp:docPr id="9" name="Рисунок 9"/>
-            <wp:cNvGraphicFramePr>
-              <a:graphicFrameLocks xmlns:a="http://schemas.openxmlformats.org/drawingml/2006/main" noChangeAspect="1"/>
-            </wp:cNvGraphicFramePr>
-            <a:graphic xmlns:a="http://schemas.openxmlformats.org/drawingml/2006/main">
-              <a:graphicData uri="http://schemas.openxmlformats.org/drawingml/2006/picture">
-                <pic:pic xmlns:pic="http://schemas.openxmlformats.org/drawingml/2006/picture">
-                  <pic:nvPicPr>
-                    <pic:cNvPr id="0" name=""/>
-                    <pic:cNvPicPr/>
-                  </pic:nvPicPr>
-                  <pic:blipFill>
-                    <a:blip r:embed="rId15" cstate="print"/>
-                    <a:stretch>
-                      <a:fillRect/>
-                    </a:stretch>
-                  </pic:blipFill>
-                  <pic:spPr>
-                    <a:xfrm>
-                      <a:off x="0" y="0"/>
-                      <a:ext cx="4819650" cy="1676400"/>
-                    </a:xfrm>
-                    <a:prstGeom prst="rect">
-                      <a:avLst/>
-                    </a:prstGeom>
-                  </pic:spPr>
-                </pic:pic>
-              </a:graphicData>
-            </a:graphic>
-          </wp:inline>
-        </w:drawing>
-      </w:r>
-    </w:p>
-    <w:p>
-      <w:pPr>
-        <w:rPr>
-          <w:rFonts w:cs="Times New Roman"/>
-          <w:szCs w:val="28"/>
-        </w:rPr>
-      </w:pPr>
-      <w:r>
-        <w:rPr>
-          <w:rFonts w:cs="Times New Roman"/>
-          <w:szCs w:val="28"/>
-          <w:lang w:val="en-US"/>
-        </w:rPr>
-        <w:t>GitBash</w:t>
-      </w:r>
-      <w:r>
-        <w:rPr>
-          <w:rFonts w:cs="Times New Roman"/>
-          <w:szCs w:val="28"/>
-        </w:rPr>
-        <w:t xml:space="preserve"> – консольный интерфейс(линуксный) взаимодействия с ядром</w:t>
-      </w:r>
-    </w:p>
-    <w:p>
-      <w:pPr>
-        <w:rPr>
-          <w:rFonts w:cs="Times New Roman"/>
-          <w:szCs w:val="28"/>
-        </w:rPr>
-      </w:pPr>
-      <w:r>
-        <w:rPr>
-          <w:rFonts w:cs="Times New Roman"/>
-          <w:szCs w:val="28"/>
-        </w:rPr>
-        <w:t>Повседневные команды :</w:t>
-      </w:r>
-    </w:p>
-    <w:p>
-      <w:pPr>
-        <w:rPr>
-          <w:rFonts w:cs="Times New Roman"/>
-          <w:szCs w:val="28"/>
-        </w:rPr>
-      </w:pPr>
-      <w:r>
-        <w:rPr>
-          <w:rFonts w:cs="Times New Roman"/>
-          <w:szCs w:val="28"/>
-          <w:lang w:val="en-US"/>
-        </w:rPr>
-        <w:t>Git</w:t>
-      </w:r>
-      <w:r>
-        <w:rPr>
-          <w:rFonts w:cs="Times New Roman"/>
-          <w:szCs w:val="28"/>
-        </w:rPr>
-        <w:t xml:space="preserve"> </w:t>
-      </w:r>
-      <w:r>
-        <w:rPr>
-          <w:rFonts w:cs="Times New Roman"/>
-          <w:szCs w:val="28"/>
-          <w:lang w:val="en-US"/>
-        </w:rPr>
-        <w:t>init</w:t>
-      </w:r>
-      <w:r>
-        <w:rPr>
-          <w:rFonts w:cs="Times New Roman"/>
-          <w:szCs w:val="28"/>
-        </w:rPr>
-        <w:t xml:space="preserve"> – инизиализация проекта</w:t>
-      </w:r>
-    </w:p>
-    <w:p>
-      <w:pPr>
-        <w:rPr>
-          <w:rFonts w:cs="Times New Roman"/>
-          <w:szCs w:val="28"/>
-        </w:rPr>
-      </w:pPr>
-      <w:r>
-        <w:rPr>
-          <w:rFonts w:cs="Times New Roman"/>
-          <w:szCs w:val="28"/>
-          <w:lang w:val="en-US"/>
-        </w:rPr>
-        <w:t>Git</w:t>
-      </w:r>
-      <w:r>
-        <w:rPr>
-          <w:rFonts w:cs="Times New Roman"/>
-          <w:szCs w:val="28"/>
-        </w:rPr>
-        <w:t xml:space="preserve"> </w:t>
-      </w:r>
-      <w:r>
-        <w:rPr>
-          <w:rFonts w:cs="Times New Roman"/>
-          <w:szCs w:val="28"/>
-          <w:lang w:val="en-US"/>
-        </w:rPr>
-        <w:t>status</w:t>
-      </w:r>
-      <w:r>
-        <w:rPr>
-          <w:rFonts w:cs="Times New Roman"/>
-          <w:szCs w:val="28"/>
-        </w:rPr>
-        <w:t xml:space="preserve"> – просмотр текущего статуса репозитория</w:t>
-      </w:r>
-    </w:p>
-    <w:p>
-      <w:pPr>
-        <w:rPr>
-          <w:rFonts w:cs="Times New Roman"/>
-          <w:szCs w:val="28"/>
-        </w:rPr>
-      </w:pPr>
-      <w:r>
-        <w:rPr>
-          <w:rFonts w:cs="Times New Roman"/>
-          <w:szCs w:val="28"/>
-          <w:lang w:val="en-US"/>
-        </w:rPr>
-        <w:t>Global</w:t>
-      </w:r>
-      <w:r>
-        <w:rPr>
-          <w:rFonts w:cs="Times New Roman"/>
-          <w:szCs w:val="28"/>
-        </w:rPr>
-        <w:t xml:space="preserve"> – для настройки общих параметров</w:t>
-      </w:r>
-    </w:p>
-    <w:p>
-      <w:pPr>
-        <w:rPr>
-          <w:rFonts w:cs="Times New Roman"/>
-          <w:szCs w:val="28"/>
-        </w:rPr>
-      </w:pPr>
-      <w:r>
-        <w:rPr>
-          <w:rFonts w:cs="Times New Roman"/>
-          <w:szCs w:val="28"/>
-        </w:rPr>
-        <w:t xml:space="preserve">Создаем файл </w:t>
-      </w:r>
-      <w:r>
-        <w:rPr>
-          <w:rFonts w:cs="Times New Roman"/>
-          <w:szCs w:val="28"/>
-          <w:lang w:val="en-US"/>
-        </w:rPr>
-        <w:t>README</w:t>
-      </w:r>
-      <w:r>
-        <w:rPr>
-          <w:rFonts w:cs="Times New Roman"/>
-          <w:szCs w:val="28"/>
-        </w:rPr>
-        <w:t>.</w:t>
-      </w:r>
-      <w:r>
-        <w:rPr>
-          <w:rFonts w:cs="Times New Roman"/>
-          <w:szCs w:val="28"/>
-          <w:lang w:val="en-US"/>
-        </w:rPr>
-        <w:t>md</w:t>
-      </w:r>
-      <w:r>
-        <w:rPr>
-          <w:rFonts w:cs="Times New Roman"/>
-          <w:szCs w:val="28"/>
-        </w:rPr>
-        <w:t xml:space="preserve"> в папке репозитория</w:t>
-      </w:r>
-    </w:p>
-    <w:p>
-      <w:pPr>
-        <w:rPr>
-          <w:rFonts w:cs="Times New Roman"/>
-          <w:szCs w:val="28"/>
-          <w:lang w:val="en-US"/>
-        </w:rPr>
-      </w:pPr>
-      <w:r>
-        <w:rPr>
-          <w:rFonts w:cs="Times New Roman"/>
-          <w:noProof/>
-          <w:szCs w:val="28"/>
-          <w:lang w:eastAsia="ru-RU"/>
-        </w:rPr>
-        <w:drawing>
-          <wp:inline distT="0" distB="0" distL="0" distR="0">
-            <wp:extent cx="2425700" cy="1206500"/>
-            <wp:effectExtent l="0" t="0" r="0" b="0"/>
-            <wp:docPr id="11" name="Рисунок 11"/>
             <wp:cNvGraphicFramePr>
               <a:graphicFrameLocks xmlns:a="http://schemas.openxmlformats.org/drawingml/2006/main" noChangeAspect="1"/>
             </wp:cNvGraphicFramePr>
@@ -1732,7 +1560,7 @@
                   <pic:spPr>
                     <a:xfrm>
                       <a:off x="0" y="0"/>
-                      <a:ext cx="2425700" cy="1206500"/>
+                      <a:ext cx="4819650" cy="1676400"/>
                     </a:xfrm>
                     <a:prstGeom prst="rect">
                       <a:avLst/>
@@ -1750,17 +1578,83 @@
         <w:rPr>
           <w:rFonts w:cs="Times New Roman"/>
           <w:szCs w:val="28"/>
-          <w:lang w:val="en-US"/>
-        </w:rPr>
-      </w:pPr>
-    </w:p>
-    <w:p>
-      <w:pPr>
-        <w:rPr>
-          <w:rFonts w:cs="Times New Roman"/>
-          <w:szCs w:val="28"/>
-        </w:rPr>
-      </w:pPr>
+        </w:rPr>
+      </w:pPr>
+      <w:proofErr w:type="spellStart"/>
+      <w:r>
+        <w:rPr>
+          <w:rFonts w:cs="Times New Roman"/>
+          <w:szCs w:val="28"/>
+          <w:lang w:val="en-US"/>
+        </w:rPr>
+        <w:t>GitBash</w:t>
+      </w:r>
+      <w:proofErr w:type="spellEnd"/>
+      <w:r>
+        <w:rPr>
+          <w:rFonts w:cs="Times New Roman"/>
+          <w:szCs w:val="28"/>
+        </w:rPr>
+        <w:t xml:space="preserve"> – консольный </w:t>
+      </w:r>
+      <w:proofErr w:type="gramStart"/>
+      <w:r>
+        <w:rPr>
+          <w:rFonts w:cs="Times New Roman"/>
+          <w:szCs w:val="28"/>
+        </w:rPr>
+        <w:t>интерфейс(</w:t>
+      </w:r>
+      <w:proofErr w:type="spellStart"/>
+      <w:proofErr w:type="gramEnd"/>
+      <w:r>
+        <w:rPr>
+          <w:rFonts w:cs="Times New Roman"/>
+          <w:szCs w:val="28"/>
+        </w:rPr>
+        <w:t>линуксный</w:t>
+      </w:r>
+      <w:proofErr w:type="spellEnd"/>
+      <w:r>
+        <w:rPr>
+          <w:rFonts w:cs="Times New Roman"/>
+          <w:szCs w:val="28"/>
+        </w:rPr>
+        <w:t>) взаимодействия с ядром</w:t>
+      </w:r>
+    </w:p>
+    <w:p>
+      <w:pPr>
+        <w:rPr>
+          <w:rFonts w:cs="Times New Roman"/>
+          <w:szCs w:val="28"/>
+        </w:rPr>
+      </w:pPr>
+      <w:r>
+        <w:rPr>
+          <w:rFonts w:cs="Times New Roman"/>
+          <w:szCs w:val="28"/>
+        </w:rPr>
+        <w:t>Повседневные команды</w:t>
+      </w:r>
+      <w:proofErr w:type="gramStart"/>
+      <w:r>
+        <w:rPr>
+          <w:rFonts w:cs="Times New Roman"/>
+          <w:szCs w:val="28"/>
+        </w:rPr>
+        <w:t xml:space="preserve"> :</w:t>
+      </w:r>
+      <w:proofErr w:type="gramEnd"/>
+    </w:p>
+    <w:p>
+      <w:pPr>
+        <w:rPr>
+          <w:rFonts w:cs="Times New Roman"/>
+          <w:szCs w:val="28"/>
+        </w:rPr>
+      </w:pPr>
+      <w:proofErr w:type="spellStart"/>
       <w:r>
         <w:rPr>
           <w:rFonts w:cs="Times New Roman"/>
@@ -1769,6 +1663,7 @@
         </w:rPr>
         <w:t>Git</w:t>
       </w:r>
+      <w:proofErr w:type="spellEnd"/>
       <w:r>
         <w:rPr>
           <w:rFonts w:cs="Times New Roman"/>
@@ -1776,65 +1671,125 @@
         </w:rPr>
         <w:t xml:space="preserve"> </w:t>
       </w:r>
-      <w:r>
-        <w:rPr>
-          <w:rFonts w:cs="Times New Roman"/>
-          <w:szCs w:val="28"/>
-          <w:lang w:val="en-US"/>
-        </w:rPr>
-        <w:t>add</w:t>
-      </w:r>
-      <w:r>
-        <w:rPr>
-          <w:rFonts w:cs="Times New Roman"/>
-          <w:szCs w:val="28"/>
-        </w:rPr>
-        <w:t xml:space="preserve"> – передает файл в систему </w:t>
-      </w:r>
-      <w:r>
-        <w:rPr>
-          <w:rFonts w:cs="Times New Roman"/>
-          <w:szCs w:val="28"/>
-          <w:lang w:val="en-US"/>
-        </w:rPr>
-        <w:t>git</w:t>
-      </w:r>
-      <w:r>
-        <w:rPr>
-          <w:rFonts w:cs="Times New Roman"/>
-          <w:szCs w:val="28"/>
-        </w:rPr>
-        <w:t xml:space="preserve"> (файл теперь отслеживается системой), в подготовленное состояние (</w:t>
-      </w:r>
-      <w:r>
-        <w:rPr>
-          <w:rFonts w:cs="Times New Roman"/>
-          <w:szCs w:val="28"/>
-          <w:lang w:val="en-US"/>
-        </w:rPr>
-        <w:t>staged</w:t>
-      </w:r>
-      <w:r>
-        <w:rPr>
-          <w:rFonts w:cs="Times New Roman"/>
-          <w:szCs w:val="28"/>
-        </w:rPr>
-        <w:t>)</w:t>
-      </w:r>
-    </w:p>
-    <w:p>
-      <w:pPr>
-        <w:rPr>
-          <w:rFonts w:cs="Times New Roman"/>
-          <w:szCs w:val="28"/>
-        </w:rPr>
-      </w:pPr>
-      <w:r>
-        <w:rPr>
-          <w:rFonts w:cs="Times New Roman"/>
-          <w:szCs w:val="28"/>
-        </w:rPr>
-        <w:t xml:space="preserve">После добавления </w:t>
+      <w:proofErr w:type="spellStart"/>
+      <w:r>
+        <w:rPr>
+          <w:rFonts w:cs="Times New Roman"/>
+          <w:szCs w:val="28"/>
+          <w:lang w:val="en-US"/>
+        </w:rPr>
+        <w:t>init</w:t>
+      </w:r>
+      <w:proofErr w:type="spellEnd"/>
+      <w:r>
+        <w:rPr>
+          <w:rFonts w:cs="Times New Roman"/>
+          <w:szCs w:val="28"/>
+        </w:rPr>
+        <w:t xml:space="preserve"> – </w:t>
+      </w:r>
+      <w:proofErr w:type="spellStart"/>
+      <w:r>
+        <w:rPr>
+          <w:rFonts w:cs="Times New Roman"/>
+          <w:szCs w:val="28"/>
+        </w:rPr>
+        <w:t>инизиализация</w:t>
+      </w:r>
+      <w:proofErr w:type="spellEnd"/>
+      <w:r>
+        <w:rPr>
+          <w:rFonts w:cs="Times New Roman"/>
+          <w:szCs w:val="28"/>
+        </w:rPr>
+        <w:t xml:space="preserve"> проекта</w:t>
+      </w:r>
+    </w:p>
+    <w:p>
+      <w:pPr>
+        <w:rPr>
+          <w:rFonts w:cs="Times New Roman"/>
+          <w:szCs w:val="28"/>
+        </w:rPr>
+      </w:pPr>
+      <w:proofErr w:type="spellStart"/>
+      <w:r>
+        <w:rPr>
+          <w:rFonts w:cs="Times New Roman"/>
+          <w:szCs w:val="28"/>
+          <w:lang w:val="en-US"/>
+        </w:rPr>
+        <w:t>Git</w:t>
+      </w:r>
+      <w:proofErr w:type="spellEnd"/>
+      <w:r>
+        <w:rPr>
+          <w:rFonts w:cs="Times New Roman"/>
+          <w:szCs w:val="28"/>
+        </w:rPr>
+        <w:t xml:space="preserve"> </w:t>
+      </w:r>
+      <w:r>
+        <w:rPr>
+          <w:rFonts w:cs="Times New Roman"/>
+          <w:szCs w:val="28"/>
+          <w:lang w:val="en-US"/>
+        </w:rPr>
+        <w:t>status</w:t>
+      </w:r>
+      <w:r>
+        <w:rPr>
+          <w:rFonts w:cs="Times New Roman"/>
+          <w:szCs w:val="28"/>
+        </w:rPr>
+        <w:t xml:space="preserve"> – просмотр текущего статуса </w:t>
+      </w:r>
+      <w:proofErr w:type="spellStart"/>
+      <w:r>
+        <w:rPr>
+          <w:rFonts w:cs="Times New Roman"/>
+          <w:szCs w:val="28"/>
+        </w:rPr>
+        <w:t>репозитория</w:t>
+      </w:r>
+      <w:proofErr w:type="spellEnd"/>
+    </w:p>
+    <w:p>
+      <w:pPr>
+        <w:rPr>
+          <w:rFonts w:cs="Times New Roman"/>
+          <w:szCs w:val="28"/>
+        </w:rPr>
+      </w:pPr>
+      <w:r>
+        <w:rPr>
+          <w:rFonts w:cs="Times New Roman"/>
+          <w:szCs w:val="28"/>
+          <w:lang w:val="en-US"/>
+        </w:rPr>
+        <w:t>Global</w:t>
+      </w:r>
+      <w:r>
+        <w:rPr>
+          <w:rFonts w:cs="Times New Roman"/>
+          <w:szCs w:val="28"/>
+        </w:rPr>
+        <w:t xml:space="preserve"> – для настройки общих параметров</w:t>
+      </w:r>
+    </w:p>
+    <w:p>
+      <w:pPr>
+        <w:rPr>
+          <w:rFonts w:cs="Times New Roman"/>
+          <w:szCs w:val="28"/>
+        </w:rPr>
+      </w:pPr>
+      <w:r>
+        <w:rPr>
+          <w:rFonts w:cs="Times New Roman"/>
+          <w:szCs w:val="28"/>
+        </w:rPr>
+        <w:t xml:space="preserve">Создаем файл </w:t>
       </w:r>
       <w:r>
         <w:rPr>
@@ -1849,30 +1804,32 @@
           <w:rFonts w:cs="Times New Roman"/>
           <w:szCs w:val="28"/>
         </w:rPr>
-        <w:t xml:space="preserve"> проверяем заново статус репозитория и видим, что</w:t>
-      </w:r>
-      <w:r>
-        <w:rPr>
-          <w:rFonts w:cs="Times New Roman"/>
-          <w:szCs w:val="28"/>
-        </w:rPr>
-        <w:t xml:space="preserve"> появился</w:t>
-      </w:r>
-      <w:r>
-        <w:rPr>
-          <w:rFonts w:cs="Times New Roman"/>
-          <w:szCs w:val="28"/>
-          <w:lang w:val="en-US"/>
-        </w:rPr>
-        <w:t>i</w:t>
-      </w:r>
-      <w:r>
-        <w:rPr>
-          <w:rFonts w:cs="Times New Roman"/>
-          <w:szCs w:val="28"/>
-        </w:rPr>
-        <w:t xml:space="preserve"> неотслеживаемый файл</w:t>
-      </w:r>
+        <w:t>.</w:t>
+      </w:r>
+      <w:r>
+        <w:rPr>
+          <w:rFonts w:cs="Times New Roman"/>
+          <w:szCs w:val="28"/>
+          <w:lang w:val="en-US"/>
+        </w:rPr>
+        <w:t>md</w:t>
+      </w:r>
+      <w:r>
+        <w:rPr>
+          <w:rFonts w:cs="Times New Roman"/>
+          <w:szCs w:val="28"/>
+        </w:rPr>
+        <w:t xml:space="preserve"> в папке </w:t>
+      </w:r>
+      <w:proofErr w:type="spellStart"/>
+      <w:r>
+        <w:rPr>
+          <w:rFonts w:cs="Times New Roman"/>
+          <w:szCs w:val="28"/>
+        </w:rPr>
+        <w:t>репозитория</w:t>
+      </w:r>
+      <w:proofErr w:type="spellEnd"/>
     </w:p>
     <w:p>
       <w:pPr>
@@ -1891,9 +1848,9 @@
         </w:rPr>
         <w:drawing>
           <wp:inline distT="0" distB="0" distL="0" distR="0">
-            <wp:extent cx="5581650" cy="1816100"/>
+            <wp:extent cx="2425700" cy="1206500"/>
             <wp:effectExtent l="0" t="0" r="0" b="0"/>
-            <wp:docPr id="12" name="Рисунок 12"/>
+            <wp:docPr id="11" name="Рисунок 11"/>
             <wp:cNvGraphicFramePr>
               <a:graphicFrameLocks xmlns:a="http://schemas.openxmlformats.org/drawingml/2006/main" noChangeAspect="1"/>
             </wp:cNvGraphicFramePr>
@@ -1913,7 +1870,7 @@
                   <pic:spPr>
                     <a:xfrm>
                       <a:off x="0" y="0"/>
-                      <a:ext cx="5581650" cy="1816100"/>
+                      <a:ext cx="2425700" cy="1206500"/>
                     </a:xfrm>
                     <a:prstGeom prst="rect">
                       <a:avLst/>
@@ -1931,15 +1888,18 @@
         <w:rPr>
           <w:rFonts w:cs="Times New Roman"/>
           <w:szCs w:val="28"/>
-        </w:rPr>
-      </w:pPr>
-      <w:r>
-        <w:rPr>
-          <w:rFonts w:cs="Times New Roman"/>
-          <w:szCs w:val="28"/>
-        </w:rPr>
-        <w:t xml:space="preserve">Командой </w:t>
-      </w:r>
+          <w:lang w:val="en-US"/>
+        </w:rPr>
+      </w:pPr>
+    </w:p>
+    <w:p>
+      <w:pPr>
+        <w:rPr>
+          <w:rFonts w:cs="Times New Roman"/>
+          <w:szCs w:val="28"/>
+        </w:rPr>
+      </w:pPr>
+      <w:proofErr w:type="spellStart"/>
       <w:r>
         <w:rPr>
           <w:rFonts w:cs="Times New Roman"/>
@@ -1948,6 +1908,7 @@
         </w:rPr>
         <w:t>Git</w:t>
       </w:r>
+      <w:proofErr w:type="spellEnd"/>
       <w:r>
         <w:rPr>
           <w:rFonts w:cs="Times New Roman"/>
@@ -1968,7 +1929,127 @@
           <w:rFonts w:cs="Times New Roman"/>
           <w:szCs w:val="28"/>
         </w:rPr>
-        <w:t xml:space="preserve"> . и “показываем” гиту наш новый файл </w:t>
+        <w:t xml:space="preserve"> – передает файл в систему </w:t>
+      </w:r>
+      <w:proofErr w:type="spellStart"/>
+      <w:r>
+        <w:rPr>
+          <w:rFonts w:cs="Times New Roman"/>
+          <w:szCs w:val="28"/>
+          <w:lang w:val="en-US"/>
+        </w:rPr>
+        <w:t>git</w:t>
+      </w:r>
+      <w:proofErr w:type="spellEnd"/>
+      <w:r>
+        <w:rPr>
+          <w:rFonts w:cs="Times New Roman"/>
+          <w:szCs w:val="28"/>
+        </w:rPr>
+        <w:t xml:space="preserve"> (файл теперь отслеживается системой), в подготовленное состояние (</w:t>
+      </w:r>
+      <w:r>
+        <w:rPr>
+          <w:rFonts w:cs="Times New Roman"/>
+          <w:szCs w:val="28"/>
+          <w:lang w:val="en-US"/>
+        </w:rPr>
+        <w:t>staged</w:t>
+      </w:r>
+      <w:r>
+        <w:rPr>
+          <w:rFonts w:cs="Times New Roman"/>
+          <w:szCs w:val="28"/>
+        </w:rPr>
+        <w:t>)</w:t>
+      </w:r>
+    </w:p>
+    <w:p>
+      <w:pPr>
+        <w:rPr>
+          <w:rFonts w:cs="Times New Roman"/>
+          <w:szCs w:val="28"/>
+        </w:rPr>
+      </w:pPr>
+      <w:r>
+        <w:rPr>
+          <w:rFonts w:cs="Times New Roman"/>
+          <w:szCs w:val="28"/>
+        </w:rPr>
+        <w:t xml:space="preserve">После добавления </w:t>
+      </w:r>
+      <w:r>
+        <w:rPr>
+          <w:rFonts w:cs="Times New Roman"/>
+          <w:szCs w:val="28"/>
+          <w:lang w:val="en-US"/>
+        </w:rPr>
+        <w:t>README</w:t>
+      </w:r>
+      <w:r>
+        <w:rPr>
+          <w:rFonts w:cs="Times New Roman"/>
+          <w:szCs w:val="28"/>
+        </w:rPr>
+        <w:t xml:space="preserve"> проверяем заново статус </w:t>
+      </w:r>
+      <w:proofErr w:type="spellStart"/>
+      <w:r>
+        <w:rPr>
+          <w:rFonts w:cs="Times New Roman"/>
+          <w:szCs w:val="28"/>
+        </w:rPr>
+        <w:t>репозитория</w:t>
+      </w:r>
+      <w:proofErr w:type="spellEnd"/>
+      <w:r>
+        <w:rPr>
+          <w:rFonts w:cs="Times New Roman"/>
+          <w:szCs w:val="28"/>
+        </w:rPr>
+        <w:t xml:space="preserve"> и видим, что</w:t>
+      </w:r>
+      <w:r>
+        <w:rPr>
+          <w:rFonts w:cs="Times New Roman"/>
+          <w:szCs w:val="28"/>
+        </w:rPr>
+        <w:t xml:space="preserve"> появился</w:t>
+      </w:r>
+      <w:proofErr w:type="spellStart"/>
+      <w:proofErr w:type="gramStart"/>
+      <w:r>
+        <w:rPr>
+          <w:rFonts w:cs="Times New Roman"/>
+          <w:szCs w:val="28"/>
+          <w:lang w:val="en-US"/>
+        </w:rPr>
+        <w:t>i</w:t>
+      </w:r>
+      <w:proofErr w:type="spellEnd"/>
+      <w:proofErr w:type="gramEnd"/>
+      <w:r>
+        <w:rPr>
+          <w:rFonts w:cs="Times New Roman"/>
+          <w:szCs w:val="28"/>
+        </w:rPr>
+        <w:t xml:space="preserve"> </w:t>
+      </w:r>
+      <w:proofErr w:type="spellStart"/>
+      <w:r>
+        <w:rPr>
+          <w:rFonts w:cs="Times New Roman"/>
+          <w:szCs w:val="28"/>
+        </w:rPr>
+        <w:t>неотслеживаемый</w:t>
+      </w:r>
+      <w:proofErr w:type="spellEnd"/>
+      <w:r>
+        <w:rPr>
+          <w:rFonts w:cs="Times New Roman"/>
+          <w:szCs w:val="28"/>
+        </w:rPr>
+        <w:t xml:space="preserve"> файл</w:t>
       </w:r>
     </w:p>
     <w:p>
@@ -1988,9 +2069,9 @@
         </w:rPr>
         <w:drawing>
           <wp:inline distT="0" distB="0" distL="0" distR="0">
-            <wp:extent cx="3746500" cy="1593850"/>
-            <wp:effectExtent l="0" t="0" r="6350" b="6350"/>
-            <wp:docPr id="13" name="Рисунок 13"/>
+            <wp:extent cx="5581650" cy="1816100"/>
+            <wp:effectExtent l="0" t="0" r="0" b="0"/>
+            <wp:docPr id="12" name="Рисунок 12"/>
             <wp:cNvGraphicFramePr>
               <a:graphicFrameLocks xmlns:a="http://schemas.openxmlformats.org/drawingml/2006/main" noChangeAspect="1"/>
             </wp:cNvGraphicFramePr>
@@ -2010,6 +2091,105 @@
                   <pic:spPr>
                     <a:xfrm>
                       <a:off x="0" y="0"/>
+                      <a:ext cx="5581650" cy="1816100"/>
+                    </a:xfrm>
+                    <a:prstGeom prst="rect">
+                      <a:avLst/>
+                    </a:prstGeom>
+                  </pic:spPr>
+                </pic:pic>
+              </a:graphicData>
+            </a:graphic>
+          </wp:inline>
+        </w:drawing>
+      </w:r>
+    </w:p>
+    <w:p>
+      <w:pPr>
+        <w:rPr>
+          <w:rFonts w:cs="Times New Roman"/>
+          <w:szCs w:val="28"/>
+        </w:rPr>
+      </w:pPr>
+      <w:r>
+        <w:rPr>
+          <w:rFonts w:cs="Times New Roman"/>
+          <w:szCs w:val="28"/>
+        </w:rPr>
+        <w:t xml:space="preserve">Командой </w:t>
+      </w:r>
+      <w:proofErr w:type="spellStart"/>
+      <w:r>
+        <w:rPr>
+          <w:rFonts w:cs="Times New Roman"/>
+          <w:szCs w:val="28"/>
+          <w:lang w:val="en-US"/>
+        </w:rPr>
+        <w:t>Git</w:t>
+      </w:r>
+      <w:proofErr w:type="spellEnd"/>
+      <w:r>
+        <w:rPr>
+          <w:rFonts w:cs="Times New Roman"/>
+          <w:szCs w:val="28"/>
+        </w:rPr>
+        <w:t xml:space="preserve"> </w:t>
+      </w:r>
+      <w:r>
+        <w:rPr>
+          <w:rFonts w:cs="Times New Roman"/>
+          <w:szCs w:val="28"/>
+          <w:lang w:val="en-US"/>
+        </w:rPr>
+        <w:t>add</w:t>
+      </w:r>
+      <w:r>
+        <w:rPr>
+          <w:rFonts w:cs="Times New Roman"/>
+          <w:szCs w:val="28"/>
+        </w:rPr>
+        <w:t xml:space="preserve"> . и “показываем” гиту наш новый файл </w:t>
+      </w:r>
+    </w:p>
+    <w:p>
+      <w:pPr>
+        <w:rPr>
+          <w:rFonts w:cs="Times New Roman"/>
+          <w:szCs w:val="28"/>
+          <w:lang w:val="en-US"/>
+        </w:rPr>
+      </w:pPr>
+      <w:r>
+        <w:rPr>
+          <w:rFonts w:cs="Times New Roman"/>
+          <w:noProof/>
+          <w:szCs w:val="28"/>
+          <w:lang w:eastAsia="ru-RU"/>
+        </w:rPr>
+        <w:drawing>
+          <wp:inline distT="0" distB="0" distL="0" distR="0">
+            <wp:extent cx="3746500" cy="1593850"/>
+            <wp:effectExtent l="0" t="0" r="6350" b="6350"/>
+            <wp:docPr id="13" name="Рисунок 13"/>
+            <wp:cNvGraphicFramePr>
+              <a:graphicFrameLocks xmlns:a="http://schemas.openxmlformats.org/drawingml/2006/main" noChangeAspect="1"/>
+            </wp:cNvGraphicFramePr>
+            <a:graphic xmlns:a="http://schemas.openxmlformats.org/drawingml/2006/main">
+              <a:graphicData uri="http://schemas.openxmlformats.org/drawingml/2006/picture">
+                <pic:pic xmlns:pic="http://schemas.openxmlformats.org/drawingml/2006/picture">
+                  <pic:nvPicPr>
+                    <pic:cNvPr id="0" name=""/>
+                    <pic:cNvPicPr/>
+                  </pic:nvPicPr>
+                  <pic:blipFill>
+                    <a:blip r:embed="rId19" cstate="print"/>
+                    <a:stretch>
+                      <a:fillRect/>
+                    </a:stretch>
+                  </pic:blipFill>
+                  <pic:spPr>
+                    <a:xfrm>
+                      <a:off x="0" y="0"/>
                       <a:ext cx="3746500" cy="1593850"/>
                     </a:xfrm>
                     <a:prstGeom prst="rect">
@@ -2030,21 +2210,31 @@
           <w:szCs w:val="28"/>
         </w:rPr>
       </w:pPr>
-      <w:r>
-        <w:rPr>
-          <w:rFonts w:cs="Times New Roman"/>
-          <w:szCs w:val="28"/>
-        </w:rPr>
-        <w:t xml:space="preserve">Коммитимм наши действия, с обязательным комментарием к нему </w:t>
-      </w:r>
-    </w:p>
-    <w:p>
-      <w:pPr>
-        <w:rPr>
-          <w:rFonts w:cs="Times New Roman"/>
-          <w:szCs w:val="28"/>
-        </w:rPr>
-      </w:pPr>
+      <w:proofErr w:type="spellStart"/>
+      <w:r>
+        <w:rPr>
+          <w:rFonts w:cs="Times New Roman"/>
+          <w:szCs w:val="28"/>
+        </w:rPr>
+        <w:t>Коммитимм</w:t>
+      </w:r>
+      <w:proofErr w:type="spellEnd"/>
+      <w:r>
+        <w:rPr>
+          <w:rFonts w:cs="Times New Roman"/>
+          <w:szCs w:val="28"/>
+        </w:rPr>
+        <w:t xml:space="preserve"> наши действия, с обязательным комментарием к нему </w:t>
+      </w:r>
+    </w:p>
+    <w:p>
+      <w:pPr>
+        <w:rPr>
+          <w:rFonts w:cs="Times New Roman"/>
+          <w:szCs w:val="28"/>
+        </w:rPr>
+      </w:pPr>
+      <w:proofErr w:type="spellStart"/>
       <w:r>
         <w:rPr>
           <w:rFonts w:cs="Times New Roman"/>
@@ -2053,6 +2243,7 @@
         </w:rPr>
         <w:t>Git</w:t>
       </w:r>
+      <w:proofErr w:type="spellEnd"/>
       <w:r>
         <w:rPr>
           <w:rFonts w:cs="Times New Roman"/>
@@ -2073,7 +2264,23 @@
           <w:rFonts w:cs="Times New Roman"/>
           <w:szCs w:val="28"/>
         </w:rPr>
-        <w:t xml:space="preserve"> - - для создания коммита (-</w:t>
+        <w:t xml:space="preserve"> - - для создания </w:t>
+      </w:r>
+      <w:proofErr w:type="spellStart"/>
+      <w:r>
+        <w:rPr>
+          <w:rFonts w:cs="Times New Roman"/>
+          <w:szCs w:val="28"/>
+        </w:rPr>
+        <w:t>коммита</w:t>
+      </w:r>
+      <w:proofErr w:type="spellEnd"/>
+      <w:r>
+        <w:rPr>
+          <w:rFonts w:cs="Times New Roman"/>
+          <w:szCs w:val="28"/>
+        </w:rPr>
+        <w:t xml:space="preserve"> (-</w:t>
       </w:r>
       <w:r>
         <w:rPr>
@@ -2088,16 +2295,33 @@
           <w:rFonts w:cs="Times New Roman"/>
           <w:szCs w:val="28"/>
         </w:rPr>
-        <w:t xml:space="preserve"> далее пишем текст нашего коммита в “”)</w:t>
-      </w:r>
-    </w:p>
-    <w:p>
-      <w:pPr>
-        <w:rPr>
-          <w:rFonts w:cs="Times New Roman"/>
-          <w:szCs w:val="28"/>
-        </w:rPr>
-      </w:pPr>
+        <w:t xml:space="preserve"> далее пишем текст нашего </w:t>
+      </w:r>
+      <w:proofErr w:type="spellStart"/>
+      <w:r>
+        <w:rPr>
+          <w:rFonts w:cs="Times New Roman"/>
+          <w:szCs w:val="28"/>
+        </w:rPr>
+        <w:t>коммита</w:t>
+      </w:r>
+      <w:proofErr w:type="spellEnd"/>
+      <w:r>
+        <w:rPr>
+          <w:rFonts w:cs="Times New Roman"/>
+          <w:szCs w:val="28"/>
+        </w:rPr>
+        <w:t xml:space="preserve"> в “”)</w:t>
+      </w:r>
+    </w:p>
+    <w:p>
+      <w:pPr>
+        <w:rPr>
+          <w:rFonts w:cs="Times New Roman"/>
+          <w:szCs w:val="28"/>
+        </w:rPr>
+      </w:pPr>
+      <w:proofErr w:type="spellStart"/>
       <w:r>
         <w:rPr>
           <w:rFonts w:cs="Times New Roman"/>
@@ -2106,6 +2330,7 @@
         </w:rPr>
         <w:t>Git</w:t>
       </w:r>
+      <w:proofErr w:type="spellEnd"/>
       <w:r>
         <w:rPr>
           <w:rFonts w:cs="Times New Roman"/>
@@ -2164,7 +2389,15 @@
           <w:rFonts w:cs="Times New Roman"/>
           <w:szCs w:val="28"/>
         </w:rPr>
-        <w:t xml:space="preserve">   -&gt; </w:t>
+        <w:t xml:space="preserve">   </w:t>
+      </w:r>
+      <w:proofErr w:type="gramStart"/>
+      <w:r>
+        <w:rPr>
+          <w:rFonts w:cs="Times New Roman"/>
+          <w:szCs w:val="28"/>
+        </w:rPr>
+        <w:t xml:space="preserve">-&gt; </w:t>
       </w:r>
       <w:r>
         <w:rPr>
@@ -2181,6 +2414,7 @@
         </w:rPr>
         <w:t>q</w:t>
       </w:r>
+      <w:proofErr w:type="gramEnd"/>
     </w:p>
     <w:p>
       <w:pPr>
@@ -2196,6 +2430,7 @@
         </w:rPr>
         <w:t xml:space="preserve">         -&gt;: </w:t>
       </w:r>
+      <w:proofErr w:type="spellStart"/>
       <w:r>
         <w:rPr>
           <w:rFonts w:cs="Times New Roman"/>
@@ -2204,6 +2439,7 @@
         </w:rPr>
         <w:t>wq</w:t>
       </w:r>
+      <w:proofErr w:type="spellEnd"/>
       <w:r>
         <w:rPr>
           <w:rFonts w:cs="Times New Roman"/>
@@ -2260,7 +2496,23 @@
           <w:rFonts w:cs="Times New Roman"/>
           <w:szCs w:val="28"/>
         </w:rPr>
-        <w:t>Выйти без сохранении</w:t>
+        <w:t xml:space="preserve">Выйти </w:t>
+      </w:r>
+      <w:proofErr w:type="gramStart"/>
+      <w:r>
+        <w:rPr>
+          <w:rFonts w:cs="Times New Roman"/>
+          <w:szCs w:val="28"/>
+        </w:rPr>
+        <w:t>без</w:t>
+      </w:r>
+      <w:proofErr w:type="gramEnd"/>
+      <w:r>
+        <w:rPr>
+          <w:rFonts w:cs="Times New Roman"/>
+          <w:szCs w:val="28"/>
+        </w:rPr>
+        <w:t xml:space="preserve"> сохранении</w:t>
       </w:r>
     </w:p>
     <w:p>
@@ -2276,8 +2528,17 @@
           <w:szCs w:val="28"/>
         </w:rPr>
         <w:br w:type="textWrapping" w:clear="all"/>
-        <w:t>Заново проверяем статус репозитория</w:t>
-      </w:r>
+        <w:t xml:space="preserve">Заново проверяем статус </w:t>
+      </w:r>
+      <w:proofErr w:type="spellStart"/>
+      <w:r>
+        <w:rPr>
+          <w:rFonts w:cs="Times New Roman"/>
+          <w:szCs w:val="28"/>
+        </w:rPr>
+        <w:t>репозитория</w:t>
+      </w:r>
+      <w:proofErr w:type="spellEnd"/>
     </w:p>
     <w:p>
       <w:pPr>
@@ -2318,10 +2579,10 @@
                     <pic:cNvPicPr/>
                   </pic:nvPicPr>
                   <pic:blipFill>
-                    <a:blip r:embed="rId19" cstate="print">
+                    <a:blip r:embed="rId20" cstate="print">
                       <a:extLst>
                         <a:ext uri="{28A0092B-C50C-407E-A947-70E740481C1C}">
-                          <a14:useLocalDpi xmlns="" xmlns:wpc="http://schemas.microsoft.com/office/word/2010/wordprocessingCanvas" xmlns:mc="http://schemas.openxmlformats.org/markup-compatibility/2006" xmlns:o="urn:schemas-microsoft-com:office:office" xmlns:v="urn:schemas-microsoft-com:vml" xmlns:wp14="http://schemas.microsoft.com/office/word/2010/wordprocessingDrawing" xmlns:w10="urn:schemas-microsoft-com:office:word" xmlns:w="http://schemas.openxmlformats.org/wordprocessingml/2006/main" xmlns:w14="http://schemas.microsoft.com/office/word/2010/wordml" xmlns:wpg="http://schemas.microsoft.com/office/word/2010/wordprocessingGroup" xmlns:wpi="http://schemas.microsoft.com/office/word/2010/wordprocessingInk" xmlns:wps="http://schemas.microsoft.com/office/word/2010/wordprocessingShape" xmlns:a14="http://schemas.microsoft.com/office/drawing/2010/main" val="0"/>
+                          <a14:useLocalDpi xmlns:a14="http://schemas.microsoft.com/office/drawing/2010/main" val="0"/>
                         </a:ext>
                       </a:extLst>
                     </a:blip>
@@ -2393,7 +2654,7 @@
                     <pic:cNvPicPr/>
                   </pic:nvPicPr>
                   <pic:blipFill>
-                    <a:blip r:embed="rId20" cstate="print"/>
+                    <a:blip r:embed="rId21" cstate="print"/>
                     <a:stretch>
                       <a:fillRect/>
                     </a:stretch>
@@ -2499,7 +2760,7 @@
                     <pic:cNvPicPr/>
                   </pic:nvPicPr>
                   <pic:blipFill rotWithShape="1">
-                    <a:blip r:embed="rId21" cstate="print"/>
+                    <a:blip r:embed="rId22" cstate="print"/>
                     <a:srcRect l="3591" r="41137" b="55760"/>
                     <a:stretch/>
                   </pic:blipFill>
@@ -2516,7 +2777,7 @@
                     </a:ln>
                     <a:extLst>
                       <a:ext uri="{53640926-AAD7-44D8-BBD7-CCE9431645EC}">
-                        <a14:shadowObscured xmlns="" xmlns:wpc="http://schemas.microsoft.com/office/word/2010/wordprocessingCanvas" xmlns:mc="http://schemas.openxmlformats.org/markup-compatibility/2006" xmlns:o="urn:schemas-microsoft-com:office:office" xmlns:v="urn:schemas-microsoft-com:vml" xmlns:wp14="http://schemas.microsoft.com/office/word/2010/wordprocessingDrawing" xmlns:w10="urn:schemas-microsoft-com:office:word" xmlns:w="http://schemas.openxmlformats.org/wordprocessingml/2006/main" xmlns:w14="http://schemas.microsoft.com/office/word/2010/wordml" xmlns:wpg="http://schemas.microsoft.com/office/word/2010/wordprocessingGroup" xmlns:wpi="http://schemas.microsoft.com/office/word/2010/wordprocessingInk" xmlns:wps="http://schemas.microsoft.com/office/word/2010/wordprocessingShape" xmlns:a14="http://schemas.microsoft.com/office/drawing/2010/main"/>
+                        <a14:shadowObscured xmlns:a14="http://schemas.microsoft.com/office/drawing/2010/main"/>
                       </a:ext>
                     </a:extLst>
                   </pic:spPr>
@@ -2534,6 +2795,7 @@
           <w:szCs w:val="28"/>
         </w:rPr>
       </w:pPr>
+      <w:proofErr w:type="spellStart"/>
       <w:r>
         <w:rPr>
           <w:rFonts w:cs="Times New Roman"/>
@@ -2542,6 +2804,7 @@
         </w:rPr>
         <w:t>Git</w:t>
       </w:r>
+      <w:proofErr w:type="spellEnd"/>
       <w:r>
         <w:rPr>
           <w:rFonts w:cs="Times New Roman"/>
@@ -2562,15 +2825,40 @@
           <w:rFonts w:cs="Times New Roman"/>
           <w:szCs w:val="28"/>
         </w:rPr>
-        <w:t xml:space="preserve"> -  </w:t>
-      </w:r>
-      <w:r>
-        <w:rPr>
-          <w:rFonts w:cs="Times New Roman"/>
-          <w:szCs w:val="28"/>
-        </w:rPr>
-        <w:t>просмотр всех коммитов</w:t>
-      </w:r>
+        <w:t xml:space="preserve"> </w:t>
+      </w:r>
+      <w:proofErr w:type="gramStart"/>
+      <w:r>
+        <w:rPr>
+          <w:rFonts w:cs="Times New Roman"/>
+          <w:szCs w:val="28"/>
+        </w:rPr>
+        <w:t xml:space="preserve">-  </w:t>
+      </w:r>
+      <w:r>
+        <w:rPr>
+          <w:rFonts w:cs="Times New Roman"/>
+          <w:szCs w:val="28"/>
+        </w:rPr>
+        <w:t>просмотр</w:t>
+      </w:r>
+      <w:proofErr w:type="gramEnd"/>
+      <w:r>
+        <w:rPr>
+          <w:rFonts w:cs="Times New Roman"/>
+          <w:szCs w:val="28"/>
+        </w:rPr>
+        <w:t xml:space="preserve"> всех </w:t>
+      </w:r>
+      <w:proofErr w:type="spellStart"/>
+      <w:r>
+        <w:rPr>
+          <w:rFonts w:cs="Times New Roman"/>
+          <w:szCs w:val="28"/>
+        </w:rPr>
+        <w:t>коммитов</w:t>
+      </w:r>
+      <w:proofErr w:type="spellEnd"/>
     </w:p>
     <w:p>
       <w:pPr>
@@ -2590,145 +2878,6 @@
             <wp:extent cx="5816600" cy="2076450"/>
             <wp:effectExtent l="0" t="0" r="0" b="0"/>
             <wp:docPr id="2" name="Рисунок 2"/>
-            <wp:cNvGraphicFramePr>
-              <a:graphicFrameLocks xmlns:a="http://schemas.openxmlformats.org/drawingml/2006/main" noChangeAspect="1"/>
-            </wp:cNvGraphicFramePr>
-            <a:graphic xmlns:a="http://schemas.openxmlformats.org/drawingml/2006/main">
-              <a:graphicData uri="http://schemas.openxmlformats.org/drawingml/2006/picture">
-                <pic:pic xmlns:pic="http://schemas.openxmlformats.org/drawingml/2006/picture">
-                  <pic:nvPicPr>
-                    <pic:cNvPr id="0" name=""/>
-                    <pic:cNvPicPr/>
-                  </pic:nvPicPr>
-                  <pic:blipFill>
-                    <a:blip r:embed="rId22" cstate="print"/>
-                    <a:stretch>
-                      <a:fillRect/>
-                    </a:stretch>
-                  </pic:blipFill>
-                  <pic:spPr>
-                    <a:xfrm>
-                      <a:off x="0" y="0"/>
-                      <a:ext cx="5816600" cy="2076450"/>
-                    </a:xfrm>
-                    <a:prstGeom prst="rect">
-                      <a:avLst/>
-                    </a:prstGeom>
-                  </pic:spPr>
-                </pic:pic>
-              </a:graphicData>
-            </a:graphic>
-          </wp:inline>
-        </w:drawing>
-      </w:r>
-    </w:p>
-    <w:p>
-      <w:pPr>
-        <w:rPr>
-          <w:rFonts w:cs="Times New Roman"/>
-          <w:szCs w:val="28"/>
-        </w:rPr>
-      </w:pPr>
-      <w:r>
-        <w:rPr>
-          <w:rFonts w:cs="Times New Roman"/>
-          <w:szCs w:val="28"/>
-        </w:rPr>
-        <w:t xml:space="preserve">Создаем новый текстовый файл в папке </w:t>
-      </w:r>
-      <w:r>
-        <w:rPr>
-          <w:rFonts w:cs="Times New Roman"/>
-          <w:szCs w:val="28"/>
-          <w:lang w:val="en-US"/>
-        </w:rPr>
-        <w:t>tmp</w:t>
-      </w:r>
-      <w:r>
-        <w:rPr>
-          <w:rFonts w:cs="Times New Roman"/>
-          <w:szCs w:val="28"/>
-        </w:rPr>
-        <w:t xml:space="preserve"> </w:t>
-      </w:r>
-      <w:r>
-        <w:rPr>
-          <w:rFonts w:cs="Times New Roman"/>
-          <w:szCs w:val="28"/>
-        </w:rPr>
-        <w:t xml:space="preserve"> </w:t>
-      </w:r>
-      <w:r>
-        <w:rPr>
-          <w:rFonts w:cs="Times New Roman"/>
-          <w:szCs w:val="28"/>
-        </w:rPr>
-        <w:t>“</w:t>
-      </w:r>
-      <w:r>
-        <w:rPr>
-          <w:rFonts w:cs="Times New Roman"/>
-          <w:szCs w:val="28"/>
-          <w:lang w:val="en-US"/>
-        </w:rPr>
-        <w:t>test</w:t>
-      </w:r>
-      <w:r>
-        <w:rPr>
-          <w:rFonts w:cs="Times New Roman"/>
-          <w:szCs w:val="28"/>
-        </w:rPr>
-        <w:t>.</w:t>
-      </w:r>
-      <w:r>
-        <w:rPr>
-          <w:rFonts w:cs="Times New Roman"/>
-          <w:szCs w:val="28"/>
-          <w:lang w:val="en-US"/>
-        </w:rPr>
-        <w:t>txt</w:t>
-      </w:r>
-      <w:r>
-        <w:rPr>
-          <w:rFonts w:cs="Times New Roman"/>
-          <w:szCs w:val="28"/>
-        </w:rPr>
-        <w:t xml:space="preserve">” </w:t>
-      </w:r>
-      <w:r>
-        <w:rPr>
-          <w:rFonts w:cs="Times New Roman"/>
-          <w:szCs w:val="28"/>
-        </w:rPr>
-        <w:t xml:space="preserve">пишем в нем слово </w:t>
-      </w:r>
-      <w:r>
-        <w:rPr>
-          <w:rFonts w:cs="Times New Roman"/>
-          <w:szCs w:val="28"/>
-          <w:lang w:val="en-US"/>
-        </w:rPr>
-        <w:t>TEST</w:t>
-      </w:r>
-    </w:p>
-    <w:p>
-      <w:pPr>
-        <w:rPr>
-          <w:rFonts w:cs="Times New Roman"/>
-          <w:szCs w:val="28"/>
-          <w:lang w:val="en-US"/>
-        </w:rPr>
-      </w:pPr>
-      <w:r>
-        <w:rPr>
-          <w:noProof/>
-          <w:lang w:eastAsia="ru-RU"/>
-        </w:rPr>
-        <w:drawing>
-          <wp:inline distT="0" distB="0" distL="0" distR="0">
-            <wp:extent cx="3092450" cy="1333500"/>
-            <wp:effectExtent l="0" t="0" r="0" b="0"/>
-            <wp:docPr id="8" name="Рисунок 8"/>
             <wp:cNvGraphicFramePr>
               <a:graphicFrameLocks xmlns:a="http://schemas.openxmlformats.org/drawingml/2006/main" noChangeAspect="1"/>
             </wp:cNvGraphicFramePr>
@@ -2748,7 +2897,7 @@
                   <pic:spPr>
                     <a:xfrm>
                       <a:off x="0" y="0"/>
-                      <a:ext cx="3092450" cy="1333500"/>
+                      <a:ext cx="5816600" cy="2076450"/>
                     </a:xfrm>
                     <a:prstGeom prst="rect">
                       <a:avLst/>
@@ -2773,8 +2922,83 @@
           <w:rFonts w:cs="Times New Roman"/>
           <w:szCs w:val="28"/>
         </w:rPr>
-        <w:lastRenderedPageBreak/>
-        <w:t>Добавляем файлы под контроль гита</w:t>
+        <w:t xml:space="preserve">Создаем новый текстовый файл в папке </w:t>
+      </w:r>
+      <w:proofErr w:type="spellStart"/>
+      <w:r>
+        <w:rPr>
+          <w:rFonts w:cs="Times New Roman"/>
+          <w:szCs w:val="28"/>
+          <w:lang w:val="en-US"/>
+        </w:rPr>
+        <w:t>tmp</w:t>
+      </w:r>
+      <w:proofErr w:type="spellEnd"/>
+      <w:r>
+        <w:rPr>
+          <w:rFonts w:cs="Times New Roman"/>
+          <w:szCs w:val="28"/>
+        </w:rPr>
+        <w:t xml:space="preserve"> </w:t>
+      </w:r>
+      <w:r>
+        <w:rPr>
+          <w:rFonts w:cs="Times New Roman"/>
+          <w:szCs w:val="28"/>
+        </w:rPr>
+        <w:t xml:space="preserve"> </w:t>
+      </w:r>
+      <w:r>
+        <w:rPr>
+          <w:rFonts w:cs="Times New Roman"/>
+          <w:szCs w:val="28"/>
+        </w:rPr>
+        <w:t>“</w:t>
+      </w:r>
+      <w:r>
+        <w:rPr>
+          <w:rFonts w:cs="Times New Roman"/>
+          <w:szCs w:val="28"/>
+          <w:lang w:val="en-US"/>
+        </w:rPr>
+        <w:t>test</w:t>
+      </w:r>
+      <w:r>
+        <w:rPr>
+          <w:rFonts w:cs="Times New Roman"/>
+          <w:szCs w:val="28"/>
+        </w:rPr>
+        <w:t>.</w:t>
+      </w:r>
+      <w:r>
+        <w:rPr>
+          <w:rFonts w:cs="Times New Roman"/>
+          <w:szCs w:val="28"/>
+          <w:lang w:val="en-US"/>
+        </w:rPr>
+        <w:t>txt</w:t>
+      </w:r>
+      <w:r>
+        <w:rPr>
+          <w:rFonts w:cs="Times New Roman"/>
+          <w:szCs w:val="28"/>
+        </w:rPr>
+        <w:t xml:space="preserve">” </w:t>
+      </w:r>
+      <w:r>
+        <w:rPr>
+          <w:rFonts w:cs="Times New Roman"/>
+          <w:szCs w:val="28"/>
+        </w:rPr>
+        <w:t xml:space="preserve">пишем в нем слово </w:t>
+      </w:r>
+      <w:r>
+        <w:rPr>
+          <w:rFonts w:cs="Times New Roman"/>
+          <w:szCs w:val="28"/>
+          <w:lang w:val="en-US"/>
+        </w:rPr>
+        <w:t>TEST</w:t>
       </w:r>
     </w:p>
     <w:p>
@@ -2792,9 +3016,9 @@
         </w:rPr>
         <w:drawing>
           <wp:inline distT="0" distB="0" distL="0" distR="0">
-            <wp:extent cx="5886450" cy="2965450"/>
-            <wp:effectExtent l="0" t="0" r="0" b="6350"/>
-            <wp:docPr id="10" name="Рисунок 10"/>
+            <wp:extent cx="3092450" cy="1333500"/>
+            <wp:effectExtent l="0" t="0" r="0" b="0"/>
+            <wp:docPr id="8" name="Рисунок 8"/>
             <wp:cNvGraphicFramePr>
               <a:graphicFrameLocks xmlns:a="http://schemas.openxmlformats.org/drawingml/2006/main" noChangeAspect="1"/>
             </wp:cNvGraphicFramePr>
@@ -2814,7 +3038,7 @@
                   <pic:spPr>
                     <a:xfrm>
                       <a:off x="0" y="0"/>
-                      <a:ext cx="5886450" cy="2965450"/>
+                      <a:ext cx="3092450" cy="1333500"/>
                     </a:xfrm>
                     <a:prstGeom prst="rect">
                       <a:avLst/>
@@ -2839,14 +3063,16 @@
           <w:rFonts w:cs="Times New Roman"/>
           <w:szCs w:val="28"/>
         </w:rPr>
-        <w:t>Фиксируем изменения (коммитим)</w:t>
-      </w:r>
-    </w:p>
-    <w:p>
-      <w:pPr>
-        <w:rPr>
-          <w:rFonts w:cs="Times New Roman"/>
-          <w:szCs w:val="28"/>
+        <w:lastRenderedPageBreak/>
+        <w:t>Добавляем файлы под контроль гита</w:t>
+      </w:r>
+    </w:p>
+    <w:p>
+      <w:pPr>
+        <w:rPr>
+          <w:rFonts w:cs="Times New Roman"/>
+          <w:szCs w:val="28"/>
+          <w:lang w:val="en-US"/>
         </w:rPr>
       </w:pPr>
       <w:r>
@@ -2856,9 +3082,9 @@
         </w:rPr>
         <w:drawing>
           <wp:inline distT="0" distB="0" distL="0" distR="0">
-            <wp:extent cx="4324350" cy="1174750"/>
+            <wp:extent cx="5886450" cy="2965450"/>
             <wp:effectExtent l="0" t="0" r="0" b="6350"/>
-            <wp:docPr id="17" name="Рисунок 17"/>
+            <wp:docPr id="10" name="Рисунок 10"/>
             <wp:cNvGraphicFramePr>
               <a:graphicFrameLocks xmlns:a="http://schemas.openxmlformats.org/drawingml/2006/main" noChangeAspect="1"/>
             </wp:cNvGraphicFramePr>
@@ -2878,7 +3104,7 @@
                   <pic:spPr>
                     <a:xfrm>
                       <a:off x="0" y="0"/>
-                      <a:ext cx="4324350" cy="1174750"/>
+                      <a:ext cx="5886450" cy="2965450"/>
                     </a:xfrm>
                     <a:prstGeom prst="rect">
                       <a:avLst/>
@@ -2903,7 +3129,23 @@
           <w:rFonts w:cs="Times New Roman"/>
           <w:szCs w:val="28"/>
         </w:rPr>
-        <w:t>Смотрим историю коммитов</w:t>
+        <w:t>Фиксируем изменения (</w:t>
+      </w:r>
+      <w:proofErr w:type="spellStart"/>
+      <w:r>
+        <w:rPr>
+          <w:rFonts w:cs="Times New Roman"/>
+          <w:szCs w:val="28"/>
+        </w:rPr>
+        <w:t>коммитим</w:t>
+      </w:r>
+      <w:proofErr w:type="spellEnd"/>
+      <w:r>
+        <w:rPr>
+          <w:rFonts w:cs="Times New Roman"/>
+          <w:szCs w:val="28"/>
+        </w:rPr>
+        <w:t>)</w:t>
       </w:r>
     </w:p>
     <w:p>
@@ -2920,9 +3162,9 @@
         </w:rPr>
         <w:drawing>
           <wp:inline distT="0" distB="0" distL="0" distR="0">
-            <wp:extent cx="4749800" cy="3359150"/>
-            <wp:effectExtent l="0" t="0" r="0" b="0"/>
-            <wp:docPr id="18" name="Рисунок 18"/>
+            <wp:extent cx="4324350" cy="1174750"/>
+            <wp:effectExtent l="0" t="0" r="0" b="6350"/>
+            <wp:docPr id="17" name="Рисунок 17"/>
             <wp:cNvGraphicFramePr>
               <a:graphicFrameLocks xmlns:a="http://schemas.openxmlformats.org/drawingml/2006/main" noChangeAspect="1"/>
             </wp:cNvGraphicFramePr>
@@ -2942,6 +3184,79 @@
                   <pic:spPr>
                     <a:xfrm>
                       <a:off x="0" y="0"/>
+                      <a:ext cx="4324350" cy="1174750"/>
+                    </a:xfrm>
+                    <a:prstGeom prst="rect">
+                      <a:avLst/>
+                    </a:prstGeom>
+                  </pic:spPr>
+                </pic:pic>
+              </a:graphicData>
+            </a:graphic>
+          </wp:inline>
+        </w:drawing>
+      </w:r>
+    </w:p>
+    <w:p>
+      <w:pPr>
+        <w:rPr>
+          <w:rFonts w:cs="Times New Roman"/>
+          <w:szCs w:val="28"/>
+        </w:rPr>
+      </w:pPr>
+      <w:r>
+        <w:rPr>
+          <w:rFonts w:cs="Times New Roman"/>
+          <w:szCs w:val="28"/>
+        </w:rPr>
+        <w:t xml:space="preserve">Смотрим историю </w:t>
+      </w:r>
+      <w:proofErr w:type="spellStart"/>
+      <w:r>
+        <w:rPr>
+          <w:rFonts w:cs="Times New Roman"/>
+          <w:szCs w:val="28"/>
+        </w:rPr>
+        <w:t>коммитов</w:t>
+      </w:r>
+      <w:proofErr w:type="spellEnd"/>
+    </w:p>
+    <w:p>
+      <w:pPr>
+        <w:rPr>
+          <w:rFonts w:cs="Times New Roman"/>
+          <w:szCs w:val="28"/>
+        </w:rPr>
+      </w:pPr>
+      <w:r>
+        <w:rPr>
+          <w:noProof/>
+          <w:lang w:eastAsia="ru-RU"/>
+        </w:rPr>
+        <w:drawing>
+          <wp:inline distT="0" distB="0" distL="0" distR="0">
+            <wp:extent cx="4749800" cy="3359150"/>
+            <wp:effectExtent l="0" t="0" r="0" b="0"/>
+            <wp:docPr id="18" name="Рисунок 18"/>
+            <wp:cNvGraphicFramePr>
+              <a:graphicFrameLocks xmlns:a="http://schemas.openxmlformats.org/drawingml/2006/main" noChangeAspect="1"/>
+            </wp:cNvGraphicFramePr>
+            <a:graphic xmlns:a="http://schemas.openxmlformats.org/drawingml/2006/main">
+              <a:graphicData uri="http://schemas.openxmlformats.org/drawingml/2006/picture">
+                <pic:pic xmlns:pic="http://schemas.openxmlformats.org/drawingml/2006/picture">
+                  <pic:nvPicPr>
+                    <pic:cNvPr id="0" name=""/>
+                    <pic:cNvPicPr/>
+                  </pic:nvPicPr>
+                  <pic:blipFill>
+                    <a:blip r:embed="rId27" cstate="print"/>
+                    <a:stretch>
+                      <a:fillRect/>
+                    </a:stretch>
+                  </pic:blipFill>
+                  <pic:spPr>
+                    <a:xfrm>
+                      <a:off x="0" y="0"/>
                       <a:ext cx="4749800" cy="3359150"/>
                     </a:xfrm>
                     <a:prstGeom prst="rect">
@@ -3036,8 +3351,17 @@
           <w:rFonts w:cs="Times New Roman"/>
           <w:szCs w:val="28"/>
         </w:rPr>
-        <w:t>Просматриваем статус репозитория</w:t>
-      </w:r>
+        <w:t xml:space="preserve">Просматриваем статус </w:t>
+      </w:r>
+      <w:proofErr w:type="spellStart"/>
+      <w:r>
+        <w:rPr>
+          <w:rFonts w:cs="Times New Roman"/>
+          <w:szCs w:val="28"/>
+        </w:rPr>
+        <w:t>репозитория</w:t>
+      </w:r>
+      <w:proofErr w:type="spellEnd"/>
     </w:p>
     <w:p>
       <w:pPr>
@@ -3068,7 +3392,7 @@
                     <pic:cNvPicPr/>
                   </pic:nvPicPr>
                   <pic:blipFill rotWithShape="1">
-                    <a:blip r:embed="rId27" cstate="print"/>
+                    <a:blip r:embed="rId28" cstate="print"/>
                     <a:srcRect t="48405"/>
                     <a:stretch/>
                   </pic:blipFill>
@@ -3085,7 +3409,7 @@
                     </a:ln>
                     <a:extLst>
                       <a:ext uri="{53640926-AAD7-44D8-BBD7-CCE9431645EC}">
-                        <a14:shadowObscured xmlns="" xmlns:wpc="http://schemas.microsoft.com/office/word/2010/wordprocessingCanvas" xmlns:mc="http://schemas.openxmlformats.org/markup-compatibility/2006" xmlns:o="urn:schemas-microsoft-com:office:office" xmlns:v="urn:schemas-microsoft-com:vml" xmlns:wp14="http://schemas.microsoft.com/office/word/2010/wordprocessingDrawing" xmlns:w10="urn:schemas-microsoft-com:office:word" xmlns:w="http://schemas.openxmlformats.org/wordprocessingml/2006/main" xmlns:w14="http://schemas.microsoft.com/office/word/2010/wordml" xmlns:wpg="http://schemas.microsoft.com/office/word/2010/wordprocessingGroup" xmlns:wpi="http://schemas.microsoft.com/office/word/2010/wordprocessingInk" xmlns:wps="http://schemas.microsoft.com/office/word/2010/wordprocessingShape" xmlns:a14="http://schemas.microsoft.com/office/drawing/2010/main"/>
+                        <a14:shadowObscured xmlns:a14="http://schemas.microsoft.com/office/drawing/2010/main"/>
                       </a:ext>
                     </a:extLst>
                   </pic:spPr>
@@ -3108,7 +3432,23 @@
           <w:rFonts w:cs="Times New Roman"/>
           <w:szCs w:val="28"/>
         </w:rPr>
-        <w:t>Чтобы уж точно все сработало добавляем под контроль гита текущие измененные файлы</w:t>
+        <w:t xml:space="preserve">Чтобы уж точно все </w:t>
+      </w:r>
+      <w:proofErr w:type="gramStart"/>
+      <w:r>
+        <w:rPr>
+          <w:rFonts w:cs="Times New Roman"/>
+          <w:szCs w:val="28"/>
+        </w:rPr>
+        <w:t>сработало</w:t>
+      </w:r>
+      <w:proofErr w:type="gramEnd"/>
+      <w:r>
+        <w:rPr>
+          <w:rFonts w:cs="Times New Roman"/>
+          <w:szCs w:val="28"/>
+        </w:rPr>
+        <w:t xml:space="preserve"> добавляем под контроль гита текущие измененные файлы</w:t>
       </w:r>
     </w:p>
     <w:p>
@@ -3129,116 +3469,6 @@
             <wp:extent cx="5499100" cy="2463800"/>
             <wp:effectExtent l="0" t="0" r="6350" b="0"/>
             <wp:docPr id="20" name="Рисунок 20"/>
-            <wp:cNvGraphicFramePr>
-              <a:graphicFrameLocks xmlns:a="http://schemas.openxmlformats.org/drawingml/2006/main" noChangeAspect="1"/>
-            </wp:cNvGraphicFramePr>
-            <a:graphic xmlns:a="http://schemas.openxmlformats.org/drawingml/2006/main">
-              <a:graphicData uri="http://schemas.openxmlformats.org/drawingml/2006/picture">
-                <pic:pic xmlns:pic="http://schemas.openxmlformats.org/drawingml/2006/picture">
-                  <pic:nvPicPr>
-                    <pic:cNvPr id="0" name=""/>
-                    <pic:cNvPicPr/>
-                  </pic:nvPicPr>
-                  <pic:blipFill>
-                    <a:blip r:embed="rId28" cstate="print"/>
-                    <a:stretch>
-                      <a:fillRect/>
-                    </a:stretch>
-                  </pic:blipFill>
-                  <pic:spPr>
-                    <a:xfrm>
-                      <a:off x="0" y="0"/>
-                      <a:ext cx="5499100" cy="2463800"/>
-                    </a:xfrm>
-                    <a:prstGeom prst="rect">
-                      <a:avLst/>
-                    </a:prstGeom>
-                  </pic:spPr>
-                </pic:pic>
-              </a:graphicData>
-            </a:graphic>
-          </wp:inline>
-        </w:drawing>
-      </w:r>
-    </w:p>
-    <w:p>
-      <w:pPr>
-        <w:rPr>
-          <w:rFonts w:cs="Times New Roman"/>
-          <w:szCs w:val="28"/>
-        </w:rPr>
-      </w:pPr>
-      <w:r>
-        <w:rPr>
-          <w:rFonts w:cs="Times New Roman"/>
-          <w:szCs w:val="28"/>
-          <w:lang w:val="en-US"/>
-        </w:rPr>
-        <w:t>Git</w:t>
-      </w:r>
-      <w:r>
-        <w:rPr>
-          <w:rFonts w:cs="Times New Roman"/>
-          <w:szCs w:val="28"/>
-        </w:rPr>
-        <w:t xml:space="preserve"> </w:t>
-      </w:r>
-      <w:r>
-        <w:rPr>
-          <w:rFonts w:cs="Times New Roman"/>
-          <w:szCs w:val="28"/>
-          <w:lang w:val="en-US"/>
-        </w:rPr>
-        <w:t>reset</w:t>
-      </w:r>
-      <w:r>
-        <w:rPr>
-          <w:rFonts w:cs="Times New Roman"/>
-          <w:szCs w:val="28"/>
-        </w:rPr>
-        <w:t xml:space="preserve"> </w:t>
-      </w:r>
-      <w:r>
-        <w:rPr>
-          <w:rFonts w:cs="Times New Roman"/>
-          <w:szCs w:val="28"/>
-          <w:lang w:val="en-US"/>
-        </w:rPr>
-        <w:t>HEAD</w:t>
-      </w:r>
-      <w:r>
-        <w:rPr>
-          <w:rFonts w:cs="Times New Roman"/>
-          <w:szCs w:val="28"/>
-        </w:rPr>
-        <w:t xml:space="preserve"> – возвращает </w:t>
-      </w:r>
-      <w:r>
-        <w:rPr>
-          <w:rFonts w:cs="Times New Roman"/>
-          <w:szCs w:val="28"/>
-        </w:rPr>
-        <w:t>в состояние до индексации</w:t>
-      </w:r>
-    </w:p>
-    <w:p>
-      <w:pPr>
-        <w:rPr>
-          <w:rFonts w:cs="Times New Roman"/>
-          <w:szCs w:val="28"/>
-          <w:lang w:val="en-US"/>
-        </w:rPr>
-      </w:pPr>
-      <w:r>
-        <w:rPr>
-          <w:noProof/>
-          <w:lang w:eastAsia="ru-RU"/>
-        </w:rPr>
-        <w:drawing>
-          <wp:inline distT="0" distB="0" distL="0" distR="0">
-            <wp:extent cx="3752850" cy="825500"/>
-            <wp:effectExtent l="0" t="0" r="0" b="0"/>
-            <wp:docPr id="21" name="Рисунок 21"/>
             <wp:cNvGraphicFramePr>
               <a:graphicFrameLocks xmlns:a="http://schemas.openxmlformats.org/drawingml/2006/main" noChangeAspect="1"/>
             </wp:cNvGraphicFramePr>
@@ -3258,7 +3488,7 @@
                   <pic:spPr>
                     <a:xfrm>
                       <a:off x="0" y="0"/>
-                      <a:ext cx="3752850" cy="825500"/>
+                      <a:ext cx="5499100" cy="2463800"/>
                     </a:xfrm>
                     <a:prstGeom prst="rect">
                       <a:avLst/>
@@ -3278,6 +3508,7 @@
           <w:szCs w:val="28"/>
         </w:rPr>
       </w:pPr>
+      <w:proofErr w:type="spellStart"/>
       <w:r>
         <w:rPr>
           <w:rFonts w:cs="Times New Roman"/>
@@ -3286,6 +3517,7 @@
         </w:rPr>
         <w:t>Git</w:t>
       </w:r>
+      <w:proofErr w:type="spellEnd"/>
       <w:r>
         <w:rPr>
           <w:rFonts w:cs="Times New Roman"/>
@@ -3299,22 +3531,7 @@
           <w:szCs w:val="28"/>
           <w:lang w:val="en-US"/>
         </w:rPr>
-        <w:t>checkout</w:t>
-      </w:r>
-      <w:r>
-        <w:rPr>
-          <w:rFonts w:cs="Times New Roman"/>
-          <w:szCs w:val="28"/>
-        </w:rPr>
-        <w:t xml:space="preserve"> “</w:t>
-      </w:r>
-      <w:r>
-        <w:rPr>
-          <w:rFonts w:cs="Times New Roman"/>
-          <w:szCs w:val="28"/>
-          <w:lang w:val="en-US"/>
-        </w:rPr>
-        <w:t>name</w:t>
+        <w:t>reset</w:t>
       </w:r>
       <w:r>
         <w:rPr>
@@ -3329,42 +3546,29 @@
           <w:szCs w:val="28"/>
           <w:lang w:val="en-US"/>
         </w:rPr>
-        <w:t>file</w:t>
-      </w:r>
-      <w:r>
-        <w:rPr>
-          <w:rFonts w:cs="Times New Roman"/>
-          <w:szCs w:val="28"/>
-        </w:rPr>
-        <w:t xml:space="preserve">” </w:t>
-      </w:r>
-      <w:r>
-        <w:rPr>
-          <w:rFonts w:cs="Times New Roman"/>
-          <w:szCs w:val="28"/>
-        </w:rPr>
-        <w:t xml:space="preserve">- </w:t>
-      </w:r>
-      <w:r>
-        <w:rPr>
-          <w:rFonts w:cs="Times New Roman"/>
-          <w:szCs w:val="28"/>
-        </w:rPr>
-        <w:t>возвращаем в состояние до изменений</w:t>
-      </w:r>
-      <w:r>
-        <w:rPr>
-          <w:rFonts w:cs="Times New Roman"/>
-          <w:szCs w:val="28"/>
-        </w:rPr>
-        <w:t xml:space="preserve"> (поэтапно)</w:t>
-      </w:r>
-    </w:p>
-    <w:p>
-      <w:pPr>
-        <w:rPr>
-          <w:rFonts w:cs="Times New Roman"/>
-          <w:szCs w:val="28"/>
+        <w:t>HEAD</w:t>
+      </w:r>
+      <w:r>
+        <w:rPr>
+          <w:rFonts w:cs="Times New Roman"/>
+          <w:szCs w:val="28"/>
+        </w:rPr>
+        <w:t xml:space="preserve"> – возвращает </w:t>
+      </w:r>
+      <w:r>
+        <w:rPr>
+          <w:rFonts w:cs="Times New Roman"/>
+          <w:szCs w:val="28"/>
+        </w:rPr>
+        <w:t>в состояние до индексации</w:t>
+      </w:r>
+    </w:p>
+    <w:p>
+      <w:pPr>
+        <w:rPr>
+          <w:rFonts w:cs="Times New Roman"/>
+          <w:szCs w:val="28"/>
+          <w:lang w:val="en-US"/>
         </w:rPr>
       </w:pPr>
       <w:r>
@@ -3374,9 +3578,9 @@
         </w:rPr>
         <w:drawing>
           <wp:inline distT="0" distB="0" distL="0" distR="0">
-            <wp:extent cx="4679950" cy="1060450"/>
-            <wp:effectExtent l="0" t="0" r="6350" b="6350"/>
-            <wp:docPr id="22" name="Рисунок 22"/>
+            <wp:extent cx="3752850" cy="825500"/>
+            <wp:effectExtent l="0" t="0" r="0" b="0"/>
+            <wp:docPr id="21" name="Рисунок 21"/>
             <wp:cNvGraphicFramePr>
               <a:graphicFrameLocks xmlns:a="http://schemas.openxmlformats.org/drawingml/2006/main" noChangeAspect="1"/>
             </wp:cNvGraphicFramePr>
@@ -3396,7 +3600,7 @@
                   <pic:spPr>
                     <a:xfrm>
                       <a:off x="0" y="0"/>
-                      <a:ext cx="4679950" cy="1060450"/>
+                      <a:ext cx="3752850" cy="825500"/>
                     </a:xfrm>
                     <a:prstGeom prst="rect">
                       <a:avLst/>
@@ -3416,43 +3620,20 @@
           <w:szCs w:val="28"/>
         </w:rPr>
       </w:pPr>
-      <w:r>
-        <w:rPr>
-          <w:rFonts w:cs="Times New Roman"/>
-          <w:szCs w:val="28"/>
-        </w:rPr>
-        <w:t>Добавляем опять изменений (удаляем опять файл тест, и меняем рэдми)</w:t>
-      </w:r>
-    </w:p>
-    <w:p>
-      <w:pPr>
-        <w:rPr>
-          <w:rFonts w:cs="Times New Roman"/>
-          <w:szCs w:val="28"/>
-          <w:lang w:val="en-US"/>
-        </w:rPr>
-      </w:pPr>
-      <w:r>
-        <w:rPr>
-          <w:rFonts w:cs="Times New Roman"/>
-          <w:szCs w:val="28"/>
-          <w:lang w:val="en-US"/>
-        </w:rPr>
-        <w:lastRenderedPageBreak/>
-        <w:t xml:space="preserve">Git reset –hard HEAD – </w:t>
-      </w:r>
-      <w:r>
-        <w:rPr>
-          <w:rFonts w:cs="Times New Roman"/>
-          <w:szCs w:val="28"/>
-        </w:rPr>
-        <w:t>откат</w:t>
-      </w:r>
-      <w:r>
-        <w:rPr>
-          <w:rFonts w:cs="Times New Roman"/>
-          <w:szCs w:val="28"/>
-          <w:lang w:val="en-US"/>
+      <w:proofErr w:type="spellStart"/>
+      <w:r>
+        <w:rPr>
+          <w:rFonts w:cs="Times New Roman"/>
+          <w:szCs w:val="28"/>
+          <w:lang w:val="en-US"/>
+        </w:rPr>
+        <w:t>Git</w:t>
+      </w:r>
+      <w:proofErr w:type="spellEnd"/>
+      <w:r>
+        <w:rPr>
+          <w:rFonts w:cs="Times New Roman"/>
+          <w:szCs w:val="28"/>
         </w:rPr>
         <w:t xml:space="preserve"> </w:t>
       </w:r>
@@ -3460,14 +3641,29 @@
         <w:rPr>
           <w:rFonts w:cs="Times New Roman"/>
           <w:szCs w:val="28"/>
-        </w:rPr>
-        <w:t>до</w:t>
-      </w:r>
-      <w:r>
-        <w:rPr>
-          <w:rFonts w:cs="Times New Roman"/>
-          <w:szCs w:val="28"/>
-          <w:lang w:val="en-US"/>
+          <w:lang w:val="en-US"/>
+        </w:rPr>
+        <w:t>checkout</w:t>
+      </w:r>
+      <w:r>
+        <w:rPr>
+          <w:rFonts w:cs="Times New Roman"/>
+          <w:szCs w:val="28"/>
+        </w:rPr>
+        <w:t xml:space="preserve"> “</w:t>
+      </w:r>
+      <w:r>
+        <w:rPr>
+          <w:rFonts w:cs="Times New Roman"/>
+          <w:szCs w:val="28"/>
+          <w:lang w:val="en-US"/>
+        </w:rPr>
+        <w:t>name</w:t>
+      </w:r>
+      <w:r>
+        <w:rPr>
+          <w:rFonts w:cs="Times New Roman"/>
+          <w:szCs w:val="28"/>
         </w:rPr>
         <w:t xml:space="preserve"> </w:t>
       </w:r>
@@ -3475,8 +3671,37 @@
         <w:rPr>
           <w:rFonts w:cs="Times New Roman"/>
           <w:szCs w:val="28"/>
-        </w:rPr>
-        <w:t>коммиста</w:t>
+          <w:lang w:val="en-US"/>
+        </w:rPr>
+        <w:t>file</w:t>
+      </w:r>
+      <w:r>
+        <w:rPr>
+          <w:rFonts w:cs="Times New Roman"/>
+          <w:szCs w:val="28"/>
+        </w:rPr>
+        <w:t xml:space="preserve">” </w:t>
+      </w:r>
+      <w:r>
+        <w:rPr>
+          <w:rFonts w:cs="Times New Roman"/>
+          <w:szCs w:val="28"/>
+        </w:rPr>
+        <w:t xml:space="preserve">- </w:t>
+      </w:r>
+      <w:r>
+        <w:rPr>
+          <w:rFonts w:cs="Times New Roman"/>
+          <w:szCs w:val="28"/>
+        </w:rPr>
+        <w:t>возвращаем в состояние до изменений</w:t>
+      </w:r>
+      <w:r>
+        <w:rPr>
+          <w:rFonts w:cs="Times New Roman"/>
+          <w:szCs w:val="28"/>
+        </w:rPr>
+        <w:t xml:space="preserve"> (поэтапно)</w:t>
       </w:r>
     </w:p>
     <w:p>
@@ -3493,9 +3718,9 @@
         </w:rPr>
         <w:drawing>
           <wp:inline distT="0" distB="0" distL="0" distR="0">
-            <wp:extent cx="5124450" cy="933207"/>
-            <wp:effectExtent l="0" t="0" r="0" b="635"/>
-            <wp:docPr id="23" name="Рисунок 23"/>
+            <wp:extent cx="4679950" cy="1060450"/>
+            <wp:effectExtent l="0" t="0" r="6350" b="6350"/>
+            <wp:docPr id="22" name="Рисунок 22"/>
             <wp:cNvGraphicFramePr>
               <a:graphicFrameLocks xmlns:a="http://schemas.openxmlformats.org/drawingml/2006/main" noChangeAspect="1"/>
             </wp:cNvGraphicFramePr>
@@ -3515,7 +3740,7 @@
                   <pic:spPr>
                     <a:xfrm>
                       <a:off x="0" y="0"/>
-                      <a:ext cx="5124450" cy="933207"/>
+                      <a:ext cx="4679950" cy="1060450"/>
                     </a:xfrm>
                     <a:prstGeom prst="rect">
                       <a:avLst/>
@@ -3540,35 +3765,64 @@
           <w:rFonts w:cs="Times New Roman"/>
           <w:szCs w:val="28"/>
         </w:rPr>
-        <w:t>Пробуем откатиться не на последний коммит а на какой то другой</w:t>
-      </w:r>
-    </w:p>
-    <w:p>
-      <w:pPr>
-        <w:rPr>
-          <w:rFonts w:cs="Times New Roman"/>
-          <w:szCs w:val="28"/>
-        </w:rPr>
-      </w:pPr>
-      <w:r>
-        <w:rPr>
-          <w:rFonts w:cs="Times New Roman"/>
-          <w:szCs w:val="28"/>
-        </w:rPr>
-        <w:t xml:space="preserve">Для этого через </w:t>
-      </w:r>
-      <w:r>
-        <w:rPr>
-          <w:rFonts w:cs="Times New Roman"/>
-          <w:szCs w:val="28"/>
-          <w:lang w:val="en-US"/>
-        </w:rPr>
+        <w:t xml:space="preserve">Добавляем опять изменений (удаляем опять файл тест, и меняем </w:t>
+      </w:r>
+      <w:proofErr w:type="spellStart"/>
+      <w:r>
+        <w:rPr>
+          <w:rFonts w:cs="Times New Roman"/>
+          <w:szCs w:val="28"/>
+        </w:rPr>
+        <w:t>рэдми</w:t>
+      </w:r>
+      <w:proofErr w:type="spellEnd"/>
+      <w:r>
+        <w:rPr>
+          <w:rFonts w:cs="Times New Roman"/>
+          <w:szCs w:val="28"/>
+        </w:rPr>
+        <w:t>)</w:t>
+      </w:r>
+    </w:p>
+    <w:p>
+      <w:pPr>
+        <w:rPr>
+          <w:rFonts w:cs="Times New Roman"/>
+          <w:szCs w:val="28"/>
+          <w:lang w:val="en-US"/>
+        </w:rPr>
+      </w:pPr>
+      <w:proofErr w:type="spellStart"/>
+      <w:r>
+        <w:rPr>
+          <w:rFonts w:cs="Times New Roman"/>
+          <w:szCs w:val="28"/>
+          <w:lang w:val="en-US"/>
+        </w:rPr>
+        <w:lastRenderedPageBreak/>
         <w:t>Git</w:t>
       </w:r>
-      <w:r>
-        <w:rPr>
-          <w:rFonts w:cs="Times New Roman"/>
-          <w:szCs w:val="28"/>
+      <w:proofErr w:type="spellEnd"/>
+      <w:r>
+        <w:rPr>
+          <w:rFonts w:cs="Times New Roman"/>
+          <w:szCs w:val="28"/>
+          <w:lang w:val="en-US"/>
+        </w:rPr>
+        <w:t xml:space="preserve"> reset –hard HEAD – </w:t>
+      </w:r>
+      <w:r>
+        <w:rPr>
+          <w:rFonts w:cs="Times New Roman"/>
+          <w:szCs w:val="28"/>
+        </w:rPr>
+        <w:t>откат</w:t>
+      </w:r>
+      <w:r>
+        <w:rPr>
+          <w:rFonts w:cs="Times New Roman"/>
+          <w:szCs w:val="28"/>
+          <w:lang w:val="en-US"/>
         </w:rPr>
         <w:t xml:space="preserve"> </w:t>
       </w:r>
@@ -3576,45 +3830,26 @@
         <w:rPr>
           <w:rFonts w:cs="Times New Roman"/>
           <w:szCs w:val="28"/>
-          <w:lang w:val="en-US"/>
-        </w:rPr>
-        <w:t>log</w:t>
-      </w:r>
-      <w:r>
-        <w:rPr>
-          <w:rFonts w:cs="Times New Roman"/>
-          <w:szCs w:val="28"/>
-        </w:rPr>
-        <w:t xml:space="preserve"> смотрим индефикатор коммита и выполняем </w:t>
-      </w:r>
-      <w:r>
-        <w:rPr>
-          <w:rFonts w:cs="Times New Roman"/>
-          <w:szCs w:val="28"/>
-        </w:rPr>
-        <w:t xml:space="preserve">git reset </w:t>
-      </w:r>
-      <w:r>
-        <w:rPr>
-          <w:rFonts w:cs="Times New Roman"/>
-          <w:szCs w:val="28"/>
-        </w:rPr>
-        <w:t>–</w:t>
-      </w:r>
-      <w:r>
-        <w:rPr>
-          <w:rFonts w:cs="Times New Roman"/>
-          <w:szCs w:val="28"/>
-        </w:rPr>
-        <w:t>hard</w:t>
-      </w:r>
-      <w:r>
-        <w:rPr>
-          <w:rFonts w:cs="Times New Roman"/>
-          <w:szCs w:val="28"/>
-        </w:rPr>
-        <w:t xml:space="preserve"> «индефикатор коммита»</w:t>
-      </w:r>
+        </w:rPr>
+        <w:t>до</w:t>
+      </w:r>
+      <w:r>
+        <w:rPr>
+          <w:rFonts w:cs="Times New Roman"/>
+          <w:szCs w:val="28"/>
+          <w:lang w:val="en-US"/>
+        </w:rPr>
+        <w:t xml:space="preserve"> </w:t>
+      </w:r>
+      <w:proofErr w:type="spellStart"/>
+      <w:r>
+        <w:rPr>
+          <w:rFonts w:cs="Times New Roman"/>
+          <w:szCs w:val="28"/>
+        </w:rPr>
+        <w:t>коммиста</w:t>
+      </w:r>
+      <w:proofErr w:type="spellEnd"/>
     </w:p>
     <w:p>
       <w:pPr>
@@ -3630,9 +3865,9 @@
         </w:rPr>
         <w:drawing>
           <wp:inline distT="0" distB="0" distL="0" distR="0">
-            <wp:extent cx="4775200" cy="2889250"/>
-            <wp:effectExtent l="0" t="0" r="6350" b="6350"/>
-            <wp:docPr id="24" name="Рисунок 24"/>
+            <wp:extent cx="5124450" cy="933207"/>
+            <wp:effectExtent l="0" t="0" r="0" b="635"/>
+            <wp:docPr id="23" name="Рисунок 23"/>
             <wp:cNvGraphicFramePr>
               <a:graphicFrameLocks xmlns:a="http://schemas.openxmlformats.org/drawingml/2006/main" noChangeAspect="1"/>
             </wp:cNvGraphicFramePr>
@@ -3652,7 +3887,7 @@
                   <pic:spPr>
                     <a:xfrm>
                       <a:off x="0" y="0"/>
-                      <a:ext cx="4775200" cy="2889250"/>
+                      <a:ext cx="5124450" cy="933207"/>
                     </a:xfrm>
                     <a:prstGeom prst="rect">
                       <a:avLst/>
@@ -3667,49 +3902,201 @@
     </w:p>
     <w:p>
       <w:pPr>
-        <w:pStyle w:val="2"/>
-        <w:jc w:val="center"/>
-        <w:rPr>
-          <w:sz w:val="40"/>
-        </w:rPr>
-      </w:pPr>
-      <w:bookmarkStart w:id="1" w:name="_Toc220519704"/>
-      <w:r>
-        <w:rPr>
-          <w:sz w:val="40"/>
-        </w:rPr>
-        <w:t>Самостоятельная работа:</w:t>
-      </w:r>
-      <w:bookmarkEnd w:id="1"/>
-    </w:p>
-    <w:p>
-      <w:pPr>
-        <w:rPr>
-          <w:rFonts w:cs="Times New Roman"/>
-          <w:szCs w:val="28"/>
-        </w:rPr>
-      </w:pPr>
-      <w:r>
-        <w:rPr>
-          <w:rFonts w:cs="Times New Roman"/>
-          <w:szCs w:val="28"/>
-        </w:rPr>
-        <w:t xml:space="preserve">Создаем папку для репозитория, переходим в эту папку через команду </w:t>
-      </w:r>
-      <w:r>
-        <w:rPr>
-          <w:rFonts w:cs="Times New Roman"/>
-          <w:szCs w:val="28"/>
-          <w:lang w:val="en-US"/>
-        </w:rPr>
-        <w:t>cd</w:t>
-      </w:r>
-      <w:r>
-        <w:rPr>
-          <w:rFonts w:cs="Times New Roman"/>
-          <w:szCs w:val="28"/>
-        </w:rPr>
-        <w:t xml:space="preserve">  и  инициализируем репозиторий.</w:t>
+        <w:rPr>
+          <w:rFonts w:cs="Times New Roman"/>
+          <w:szCs w:val="28"/>
+        </w:rPr>
+      </w:pPr>
+      <w:r>
+        <w:rPr>
+          <w:rFonts w:cs="Times New Roman"/>
+          <w:szCs w:val="28"/>
+        </w:rPr>
+        <w:t xml:space="preserve">Пробуем откатиться не на последний </w:t>
+      </w:r>
+      <w:proofErr w:type="spellStart"/>
+      <w:proofErr w:type="gramStart"/>
+      <w:r>
+        <w:rPr>
+          <w:rFonts w:cs="Times New Roman"/>
+          <w:szCs w:val="28"/>
+        </w:rPr>
+        <w:t>коммит</w:t>
+      </w:r>
+      <w:proofErr w:type="spellEnd"/>
+      <w:proofErr w:type="gramEnd"/>
+      <w:r>
+        <w:rPr>
+          <w:rFonts w:cs="Times New Roman"/>
+          <w:szCs w:val="28"/>
+        </w:rPr>
+        <w:t xml:space="preserve"> а на какой то другой</w:t>
+      </w:r>
+    </w:p>
+    <w:p>
+      <w:pPr>
+        <w:rPr>
+          <w:rFonts w:cs="Times New Roman"/>
+          <w:szCs w:val="28"/>
+        </w:rPr>
+      </w:pPr>
+      <w:r>
+        <w:rPr>
+          <w:rFonts w:cs="Times New Roman"/>
+          <w:szCs w:val="28"/>
+        </w:rPr>
+        <w:t xml:space="preserve">Для этого через </w:t>
+      </w:r>
+      <w:proofErr w:type="spellStart"/>
+      <w:r>
+        <w:rPr>
+          <w:rFonts w:cs="Times New Roman"/>
+          <w:szCs w:val="28"/>
+          <w:lang w:val="en-US"/>
+        </w:rPr>
+        <w:t>Git</w:t>
+      </w:r>
+      <w:proofErr w:type="spellEnd"/>
+      <w:r>
+        <w:rPr>
+          <w:rFonts w:cs="Times New Roman"/>
+          <w:szCs w:val="28"/>
+        </w:rPr>
+        <w:t xml:space="preserve"> </w:t>
+      </w:r>
+      <w:r>
+        <w:rPr>
+          <w:rFonts w:cs="Times New Roman"/>
+          <w:szCs w:val="28"/>
+          <w:lang w:val="en-US"/>
+        </w:rPr>
+        <w:t>log</w:t>
+      </w:r>
+      <w:r>
+        <w:rPr>
+          <w:rFonts w:cs="Times New Roman"/>
+          <w:szCs w:val="28"/>
+        </w:rPr>
+        <w:t xml:space="preserve"> смотрим </w:t>
+      </w:r>
+      <w:proofErr w:type="spellStart"/>
+      <w:r>
+        <w:rPr>
+          <w:rFonts w:cs="Times New Roman"/>
+          <w:szCs w:val="28"/>
+        </w:rPr>
+        <w:t>индефикатор</w:t>
+      </w:r>
+      <w:proofErr w:type="spellEnd"/>
+      <w:r>
+        <w:rPr>
+          <w:rFonts w:cs="Times New Roman"/>
+          <w:szCs w:val="28"/>
+        </w:rPr>
+        <w:t xml:space="preserve"> </w:t>
+      </w:r>
+      <w:proofErr w:type="spellStart"/>
+      <w:r>
+        <w:rPr>
+          <w:rFonts w:cs="Times New Roman"/>
+          <w:szCs w:val="28"/>
+        </w:rPr>
+        <w:t>коммита</w:t>
+      </w:r>
+      <w:proofErr w:type="spellEnd"/>
+      <w:r>
+        <w:rPr>
+          <w:rFonts w:cs="Times New Roman"/>
+          <w:szCs w:val="28"/>
+        </w:rPr>
+        <w:t xml:space="preserve"> и выполняем </w:t>
+      </w:r>
+      <w:proofErr w:type="spellStart"/>
+      <w:r>
+        <w:rPr>
+          <w:rFonts w:cs="Times New Roman"/>
+          <w:szCs w:val="28"/>
+        </w:rPr>
+        <w:t>git</w:t>
+      </w:r>
+      <w:proofErr w:type="spellEnd"/>
+      <w:r>
+        <w:rPr>
+          <w:rFonts w:cs="Times New Roman"/>
+          <w:szCs w:val="28"/>
+        </w:rPr>
+        <w:t xml:space="preserve"> </w:t>
+      </w:r>
+      <w:proofErr w:type="spellStart"/>
+      <w:r>
+        <w:rPr>
+          <w:rFonts w:cs="Times New Roman"/>
+          <w:szCs w:val="28"/>
+        </w:rPr>
+        <w:t>reset</w:t>
+      </w:r>
+      <w:proofErr w:type="spellEnd"/>
+      <w:r>
+        <w:rPr>
+          <w:rFonts w:cs="Times New Roman"/>
+          <w:szCs w:val="28"/>
+        </w:rPr>
+        <w:t xml:space="preserve"> </w:t>
+      </w:r>
+      <w:r>
+        <w:rPr>
+          <w:rFonts w:cs="Times New Roman"/>
+          <w:szCs w:val="28"/>
+        </w:rPr>
+        <w:t>–</w:t>
+      </w:r>
+      <w:proofErr w:type="spellStart"/>
+      <w:r>
+        <w:rPr>
+          <w:rFonts w:cs="Times New Roman"/>
+          <w:szCs w:val="28"/>
+        </w:rPr>
+        <w:t>hard</w:t>
+      </w:r>
+      <w:proofErr w:type="spellEnd"/>
+      <w:r>
+        <w:rPr>
+          <w:rFonts w:cs="Times New Roman"/>
+          <w:szCs w:val="28"/>
+        </w:rPr>
+        <w:t xml:space="preserve"> «</w:t>
+      </w:r>
+      <w:proofErr w:type="spellStart"/>
+      <w:r>
+        <w:rPr>
+          <w:rFonts w:cs="Times New Roman"/>
+          <w:szCs w:val="28"/>
+        </w:rPr>
+        <w:t>индефикатор</w:t>
+      </w:r>
+      <w:proofErr w:type="spellEnd"/>
+      <w:r>
+        <w:rPr>
+          <w:rFonts w:cs="Times New Roman"/>
+          <w:szCs w:val="28"/>
+        </w:rPr>
+        <w:t xml:space="preserve"> </w:t>
+      </w:r>
+      <w:proofErr w:type="spellStart"/>
+      <w:r>
+        <w:rPr>
+          <w:rFonts w:cs="Times New Roman"/>
+          <w:szCs w:val="28"/>
+        </w:rPr>
+        <w:t>коммита</w:t>
+      </w:r>
+      <w:proofErr w:type="spellEnd"/>
+      <w:r>
+        <w:rPr>
+          <w:rFonts w:cs="Times New Roman"/>
+          <w:szCs w:val="28"/>
+        </w:rPr>
+        <w:t>»</w:t>
       </w:r>
     </w:p>
     <w:p>
@@ -3726,9 +4113,9 @@
         </w:rPr>
         <w:drawing>
           <wp:inline distT="0" distB="0" distL="0" distR="0">
-            <wp:extent cx="5257800" cy="533400"/>
-            <wp:effectExtent l="0" t="0" r="0" b="0"/>
-            <wp:docPr id="26" name="Рисунок 26"/>
+            <wp:extent cx="4775200" cy="2889250"/>
+            <wp:effectExtent l="0" t="0" r="6350" b="6350"/>
+            <wp:docPr id="24" name="Рисунок 24"/>
             <wp:cNvGraphicFramePr>
               <a:graphicFrameLocks xmlns:a="http://schemas.openxmlformats.org/drawingml/2006/main" noChangeAspect="1"/>
             </wp:cNvGraphicFramePr>
@@ -3748,7 +4135,7 @@
                   <pic:spPr>
                     <a:xfrm>
                       <a:off x="0" y="0"/>
-                      <a:ext cx="5257800" cy="533400"/>
+                      <a:ext cx="4775200" cy="2889250"/>
                     </a:xfrm>
                     <a:prstGeom prst="rect">
                       <a:avLst/>
@@ -3763,26 +4150,75 @@
     </w:p>
     <w:p>
       <w:pPr>
-        <w:rPr>
-          <w:rFonts w:cs="Times New Roman"/>
-          <w:szCs w:val="28"/>
-        </w:rPr>
-      </w:pPr>
-      <w:r>
-        <w:rPr>
-          <w:rFonts w:cs="Times New Roman"/>
-          <w:szCs w:val="28"/>
-        </w:rPr>
-        <w:t xml:space="preserve">Добавляем в папку файл </w:t>
-      </w:r>
-      <w:r>
-        <w:rPr>
-          <w:rFonts w:cs="Times New Roman"/>
-          <w:szCs w:val="28"/>
-          <w:lang w:val="en-US"/>
-        </w:rPr>
-        <w:t>README</w:t>
-      </w:r>
+        <w:pStyle w:val="2"/>
+        <w:jc w:val="center"/>
+        <w:rPr>
+          <w:sz w:val="40"/>
+        </w:rPr>
+      </w:pPr>
+      <w:bookmarkStart w:id="1" w:name="_Toc220519704"/>
+      <w:r>
+        <w:rPr>
+          <w:sz w:val="40"/>
+        </w:rPr>
+        <w:t>Самостоятельная работа:</w:t>
+      </w:r>
+      <w:bookmarkEnd w:id="1"/>
+    </w:p>
+    <w:p>
+      <w:pPr>
+        <w:rPr>
+          <w:rFonts w:cs="Times New Roman"/>
+          <w:szCs w:val="28"/>
+        </w:rPr>
+      </w:pPr>
+      <w:r>
+        <w:rPr>
+          <w:rFonts w:cs="Times New Roman"/>
+          <w:szCs w:val="28"/>
+        </w:rPr>
+        <w:t xml:space="preserve">Создаем папку для </w:t>
+      </w:r>
+      <w:proofErr w:type="spellStart"/>
+      <w:r>
+        <w:rPr>
+          <w:rFonts w:cs="Times New Roman"/>
+          <w:szCs w:val="28"/>
+        </w:rPr>
+        <w:t>репозитория</w:t>
+      </w:r>
+      <w:proofErr w:type="spellEnd"/>
+      <w:r>
+        <w:rPr>
+          <w:rFonts w:cs="Times New Roman"/>
+          <w:szCs w:val="28"/>
+        </w:rPr>
+        <w:t xml:space="preserve">, переходим в эту папку через команду </w:t>
+      </w:r>
+      <w:r>
+        <w:rPr>
+          <w:rFonts w:cs="Times New Roman"/>
+          <w:szCs w:val="28"/>
+          <w:lang w:val="en-US"/>
+        </w:rPr>
+        <w:t>cd</w:t>
+      </w:r>
+      <w:r>
+        <w:rPr>
+          <w:rFonts w:cs="Times New Roman"/>
+          <w:szCs w:val="28"/>
+        </w:rPr>
+        <w:t xml:space="preserve">  и  инициализируем </w:t>
+      </w:r>
+      <w:proofErr w:type="spellStart"/>
+      <w:r>
+        <w:rPr>
+          <w:rFonts w:cs="Times New Roman"/>
+          <w:szCs w:val="28"/>
+        </w:rPr>
+        <w:t>репозиторий</w:t>
+      </w:r>
+      <w:proofErr w:type="spellEnd"/>
       <w:r>
         <w:rPr>
           <w:rFonts w:cs="Times New Roman"/>
@@ -3790,35 +4226,12 @@
         </w:rPr>
         <w:t>.</w:t>
       </w:r>
-      <w:r>
-        <w:rPr>
-          <w:rFonts w:cs="Times New Roman"/>
-          <w:szCs w:val="28"/>
-          <w:lang w:val="en-US"/>
-        </w:rPr>
-        <w:t>md</w:t>
-      </w:r>
-      <w:r>
-        <w:rPr>
-          <w:rFonts w:cs="Times New Roman"/>
-          <w:szCs w:val="28"/>
-        </w:rPr>
-        <w:t xml:space="preserve"> </w:t>
-      </w:r>
-      <w:r>
-        <w:rPr>
-          <w:rFonts w:cs="Times New Roman"/>
-          <w:szCs w:val="28"/>
-        </w:rPr>
-        <w:t>и пишем в нем «всем привет, чудесного дня!!!»</w:t>
-      </w:r>
-    </w:p>
-    <w:p>
-      <w:pPr>
-        <w:rPr>
-          <w:rFonts w:cs="Times New Roman"/>
-          <w:szCs w:val="28"/>
-          <w:lang w:val="en-US"/>
+    </w:p>
+    <w:p>
+      <w:pPr>
+        <w:rPr>
+          <w:rFonts w:cs="Times New Roman"/>
+          <w:szCs w:val="28"/>
         </w:rPr>
       </w:pPr>
       <w:r>
@@ -3828,9 +4241,9 @@
         </w:rPr>
         <w:drawing>
           <wp:inline distT="0" distB="0" distL="0" distR="0">
-            <wp:extent cx="4275667" cy="1282700"/>
+            <wp:extent cx="5257800" cy="533400"/>
             <wp:effectExtent l="0" t="0" r="0" b="0"/>
-            <wp:docPr id="27" name="Рисунок 27"/>
+            <wp:docPr id="26" name="Рисунок 26"/>
             <wp:cNvGraphicFramePr>
               <a:graphicFrameLocks xmlns:a="http://schemas.openxmlformats.org/drawingml/2006/main" noChangeAspect="1"/>
             </wp:cNvGraphicFramePr>
@@ -3850,7 +4263,7 @@
                   <pic:spPr>
                     <a:xfrm>
                       <a:off x="0" y="0"/>
-                      <a:ext cx="4275667" cy="1282700"/>
+                      <a:ext cx="5257800" cy="533400"/>
                     </a:xfrm>
                     <a:prstGeom prst="rect">
                       <a:avLst/>
@@ -3875,16 +4288,30 @@
           <w:rFonts w:cs="Times New Roman"/>
           <w:szCs w:val="28"/>
         </w:rPr>
-        <w:lastRenderedPageBreak/>
-        <w:t xml:space="preserve">Выполняем команду </w:t>
-      </w:r>
-      <w:r>
-        <w:rPr>
-          <w:rFonts w:cs="Times New Roman"/>
-          <w:szCs w:val="28"/>
-          <w:lang w:val="en-US"/>
-        </w:rPr>
-        <w:t>git</w:t>
+        <w:t xml:space="preserve">Добавляем в папку файл </w:t>
+      </w:r>
+      <w:r>
+        <w:rPr>
+          <w:rFonts w:cs="Times New Roman"/>
+          <w:szCs w:val="28"/>
+          <w:lang w:val="en-US"/>
+        </w:rPr>
+        <w:t>README</w:t>
+      </w:r>
+      <w:r>
+        <w:rPr>
+          <w:rFonts w:cs="Times New Roman"/>
+          <w:szCs w:val="28"/>
+        </w:rPr>
+        <w:t>.</w:t>
+      </w:r>
+      <w:r>
+        <w:rPr>
+          <w:rFonts w:cs="Times New Roman"/>
+          <w:szCs w:val="28"/>
+          <w:lang w:val="en-US"/>
+        </w:rPr>
+        <w:t>md</w:t>
       </w:r>
       <w:r>
         <w:rPr>
@@ -3897,67 +4324,8 @@
         <w:rPr>
           <w:rFonts w:cs="Times New Roman"/>
           <w:szCs w:val="28"/>
-          <w:lang w:val="en-US"/>
-        </w:rPr>
-        <w:t>status</w:t>
-      </w:r>
-      <w:r>
-        <w:rPr>
-          <w:rFonts w:cs="Times New Roman"/>
-          <w:szCs w:val="28"/>
-        </w:rPr>
-        <w:t xml:space="preserve"> </w:t>
-      </w:r>
-      <w:r>
-        <w:rPr>
-          <w:rFonts w:cs="Times New Roman"/>
-          <w:szCs w:val="28"/>
-        </w:rPr>
-        <w:t>для просмотра текущего статуса проекта</w:t>
-      </w:r>
-      <w:r>
-        <w:rPr>
-          <w:rFonts w:cs="Times New Roman"/>
-          <w:szCs w:val="28"/>
-        </w:rPr>
-        <w:t xml:space="preserve">, </w:t>
-      </w:r>
-      <w:r>
-        <w:rPr>
-          <w:rFonts w:cs="Times New Roman"/>
-          <w:szCs w:val="28"/>
-        </w:rPr>
-        <w:t xml:space="preserve">видим что файл находится в неотслеживаемом состоянии, для того чтобы он изменил свое состояние до отслеживаемого изменяемого выполняем команду </w:t>
-      </w:r>
-      <w:r>
-        <w:rPr>
-          <w:rFonts w:cs="Times New Roman"/>
-          <w:szCs w:val="28"/>
-          <w:lang w:val="en-US"/>
-        </w:rPr>
-        <w:t>git</w:t>
-      </w:r>
-      <w:r>
-        <w:rPr>
-          <w:rFonts w:cs="Times New Roman"/>
-          <w:szCs w:val="28"/>
-        </w:rPr>
-        <w:t xml:space="preserve"> </w:t>
-      </w:r>
-      <w:r>
-        <w:rPr>
-          <w:rFonts w:cs="Times New Roman"/>
-          <w:szCs w:val="28"/>
-          <w:lang w:val="en-US"/>
-        </w:rPr>
-        <w:t>add</w:t>
-      </w:r>
-      <w:r>
-        <w:rPr>
-          <w:rFonts w:cs="Times New Roman"/>
-          <w:szCs w:val="28"/>
-        </w:rPr>
-        <w:t xml:space="preserve"> * </w:t>
+        </w:rPr>
+        <w:t>и пишем в нем «всем привет, чудесного дня!!!»</w:t>
       </w:r>
     </w:p>
     <w:p>
@@ -3975,9 +4343,9 @@
         </w:rPr>
         <w:drawing>
           <wp:inline distT="0" distB="0" distL="0" distR="0">
-            <wp:extent cx="5461000" cy="3155950"/>
-            <wp:effectExtent l="0" t="0" r="6350" b="6350"/>
-            <wp:docPr id="28" name="Рисунок 28"/>
+            <wp:extent cx="4275667" cy="1282700"/>
+            <wp:effectExtent l="0" t="0" r="0" b="0"/>
+            <wp:docPr id="27" name="Рисунок 27"/>
             <wp:cNvGraphicFramePr>
               <a:graphicFrameLocks xmlns:a="http://schemas.openxmlformats.org/drawingml/2006/main" noChangeAspect="1"/>
             </wp:cNvGraphicFramePr>
@@ -3997,7 +4365,7 @@
                   <pic:spPr>
                     <a:xfrm>
                       <a:off x="0" y="0"/>
-                      <a:ext cx="5461000" cy="3155950"/>
+                      <a:ext cx="4275667" cy="1282700"/>
                     </a:xfrm>
                     <a:prstGeom prst="rect">
                       <a:avLst/>
@@ -4022,8 +4390,10 @@
           <w:rFonts w:cs="Times New Roman"/>
           <w:szCs w:val="28"/>
         </w:rPr>
-        <w:t xml:space="preserve">Сохраняем изменения через команду </w:t>
-      </w:r>
+        <w:lastRenderedPageBreak/>
+        <w:t xml:space="preserve">Выполняем команду </w:t>
+      </w:r>
+      <w:proofErr w:type="spellStart"/>
       <w:r>
         <w:rPr>
           <w:rFonts w:cs="Times New Roman"/>
@@ -4032,6 +4402,7 @@
         </w:rPr>
         <w:t>git</w:t>
       </w:r>
+      <w:proofErr w:type="spellEnd"/>
       <w:r>
         <w:rPr>
           <w:rFonts w:cs="Times New Roman"/>
@@ -4045,66 +4416,107 @@
           <w:szCs w:val="28"/>
           <w:lang w:val="en-US"/>
         </w:rPr>
-        <w:t>commit</w:t>
-      </w:r>
-      <w:r>
-        <w:rPr>
-          <w:rFonts w:cs="Times New Roman"/>
-          <w:szCs w:val="28"/>
-        </w:rPr>
-        <w:t xml:space="preserve"> –</w:t>
-      </w:r>
-      <w:r>
-        <w:rPr>
-          <w:rFonts w:cs="Times New Roman"/>
-          <w:szCs w:val="28"/>
-          <w:lang w:val="en-US"/>
-        </w:rPr>
-        <w:t>m</w:t>
-      </w:r>
-      <w:r>
-        <w:rPr>
-          <w:rFonts w:cs="Times New Roman"/>
-          <w:szCs w:val="28"/>
-        </w:rPr>
-        <w:t xml:space="preserve"> “</w:t>
-      </w:r>
-      <w:r>
-        <w:rPr>
-          <w:rFonts w:cs="Times New Roman"/>
-          <w:szCs w:val="28"/>
-          <w:lang w:val="en-US"/>
-        </w:rPr>
-        <w:t>README</w:t>
-      </w:r>
-      <w:r>
-        <w:rPr>
-          <w:rFonts w:cs="Times New Roman"/>
-          <w:szCs w:val="28"/>
-        </w:rPr>
-        <w:t>.</w:t>
-      </w:r>
-      <w:r>
-        <w:rPr>
-          <w:rFonts w:cs="Times New Roman"/>
-          <w:szCs w:val="28"/>
-          <w:lang w:val="en-US"/>
-        </w:rPr>
-        <w:t>md</w:t>
-      </w:r>
-      <w:r>
-        <w:rPr>
-          <w:rFonts w:cs="Times New Roman"/>
-          <w:szCs w:val="28"/>
-        </w:rPr>
-        <w:t>”</w:t>
-      </w:r>
-    </w:p>
-    <w:p>
-      <w:pPr>
-        <w:rPr>
-          <w:rFonts w:cs="Times New Roman"/>
-          <w:szCs w:val="28"/>
+        <w:t>status</w:t>
+      </w:r>
+      <w:r>
+        <w:rPr>
+          <w:rFonts w:cs="Times New Roman"/>
+          <w:szCs w:val="28"/>
+        </w:rPr>
+        <w:t xml:space="preserve"> </w:t>
+      </w:r>
+      <w:r>
+        <w:rPr>
+          <w:rFonts w:cs="Times New Roman"/>
+          <w:szCs w:val="28"/>
+        </w:rPr>
+        <w:t>для просмотра текущего статуса проекта</w:t>
+      </w:r>
+      <w:r>
+        <w:rPr>
+          <w:rFonts w:cs="Times New Roman"/>
+          <w:szCs w:val="28"/>
+        </w:rPr>
+        <w:t xml:space="preserve">, </w:t>
+      </w:r>
+      <w:r>
+        <w:rPr>
+          <w:rFonts w:cs="Times New Roman"/>
+          <w:szCs w:val="28"/>
+        </w:rPr>
+        <w:t xml:space="preserve">видим что файл находится в </w:t>
+      </w:r>
+      <w:proofErr w:type="spellStart"/>
+      <w:r>
+        <w:rPr>
+          <w:rFonts w:cs="Times New Roman"/>
+          <w:szCs w:val="28"/>
+        </w:rPr>
+        <w:t>неотслеживаемом</w:t>
+      </w:r>
+      <w:proofErr w:type="spellEnd"/>
+      <w:r>
+        <w:rPr>
+          <w:rFonts w:cs="Times New Roman"/>
+          <w:szCs w:val="28"/>
+        </w:rPr>
+        <w:t xml:space="preserve"> состоянии, для того чтобы он изменил свое состояние </w:t>
+      </w:r>
+      <w:proofErr w:type="gramStart"/>
+      <w:r>
+        <w:rPr>
+          <w:rFonts w:cs="Times New Roman"/>
+          <w:szCs w:val="28"/>
+        </w:rPr>
+        <w:t>до</w:t>
+      </w:r>
+      <w:proofErr w:type="gramEnd"/>
+      <w:r>
+        <w:rPr>
+          <w:rFonts w:cs="Times New Roman"/>
+          <w:szCs w:val="28"/>
+        </w:rPr>
+        <w:t xml:space="preserve"> отслеживаемого изменяемого выполняем команду </w:t>
+      </w:r>
+      <w:proofErr w:type="spellStart"/>
+      <w:r>
+        <w:rPr>
+          <w:rFonts w:cs="Times New Roman"/>
+          <w:szCs w:val="28"/>
+          <w:lang w:val="en-US"/>
+        </w:rPr>
+        <w:t>git</w:t>
+      </w:r>
+      <w:proofErr w:type="spellEnd"/>
+      <w:r>
+        <w:rPr>
+          <w:rFonts w:cs="Times New Roman"/>
+          <w:szCs w:val="28"/>
+        </w:rPr>
+        <w:t xml:space="preserve"> </w:t>
+      </w:r>
+      <w:r>
+        <w:rPr>
+          <w:rFonts w:cs="Times New Roman"/>
+          <w:szCs w:val="28"/>
+          <w:lang w:val="en-US"/>
+        </w:rPr>
+        <w:t>add</w:t>
+      </w:r>
+      <w:r>
+        <w:rPr>
+          <w:rFonts w:cs="Times New Roman"/>
+          <w:szCs w:val="28"/>
+        </w:rPr>
+        <w:t xml:space="preserve"> * </w:t>
+      </w:r>
+    </w:p>
+    <w:p>
+      <w:pPr>
+        <w:rPr>
+          <w:rFonts w:cs="Times New Roman"/>
+          <w:szCs w:val="28"/>
+          <w:lang w:val="en-US"/>
         </w:rPr>
       </w:pPr>
       <w:r>
@@ -4114,9 +4526,9 @@
         </w:rPr>
         <w:drawing>
           <wp:inline distT="0" distB="0" distL="0" distR="0">
-            <wp:extent cx="5289550" cy="940892"/>
-            <wp:effectExtent l="0" t="0" r="6350" b="0"/>
-            <wp:docPr id="30" name="Рисунок 30"/>
+            <wp:extent cx="5461000" cy="3155950"/>
+            <wp:effectExtent l="0" t="0" r="6350" b="6350"/>
+            <wp:docPr id="28" name="Рисунок 28"/>
             <wp:cNvGraphicFramePr>
               <a:graphicFrameLocks xmlns:a="http://schemas.openxmlformats.org/drawingml/2006/main" noChangeAspect="1"/>
             </wp:cNvGraphicFramePr>
@@ -4136,7 +4548,7 @@
                   <pic:spPr>
                     <a:xfrm>
                       <a:off x="0" y="0"/>
-                      <a:ext cx="5289550" cy="940892"/>
+                      <a:ext cx="5461000" cy="3155950"/>
                     </a:xfrm>
                     <a:prstGeom prst="rect">
                       <a:avLst/>
@@ -4161,15 +4573,91 @@
           <w:rFonts w:cs="Times New Roman"/>
           <w:szCs w:val="28"/>
         </w:rPr>
-        <w:t>коммитим по заданию</w:t>
-      </w:r>
-    </w:p>
-    <w:p>
-      <w:pPr>
-        <w:rPr>
-          <w:rFonts w:cs="Times New Roman"/>
-          <w:szCs w:val="28"/>
-          <w:lang w:val="en-US"/>
+        <w:t xml:space="preserve">Сохраняем изменения через команду </w:t>
+      </w:r>
+      <w:proofErr w:type="spellStart"/>
+      <w:r>
+        <w:rPr>
+          <w:rFonts w:cs="Times New Roman"/>
+          <w:szCs w:val="28"/>
+          <w:lang w:val="en-US"/>
+        </w:rPr>
+        <w:t>git</w:t>
+      </w:r>
+      <w:proofErr w:type="spellEnd"/>
+      <w:r>
+        <w:rPr>
+          <w:rFonts w:cs="Times New Roman"/>
+          <w:szCs w:val="28"/>
+        </w:rPr>
+        <w:t xml:space="preserve"> </w:t>
+      </w:r>
+      <w:r>
+        <w:rPr>
+          <w:rFonts w:cs="Times New Roman"/>
+          <w:szCs w:val="28"/>
+          <w:lang w:val="en-US"/>
+        </w:rPr>
+        <w:t>commit</w:t>
+      </w:r>
+      <w:r>
+        <w:rPr>
+          <w:rFonts w:cs="Times New Roman"/>
+          <w:szCs w:val="28"/>
+        </w:rPr>
+        <w:t xml:space="preserve"> –</w:t>
+      </w:r>
+      <w:r>
+        <w:rPr>
+          <w:rFonts w:cs="Times New Roman"/>
+          <w:szCs w:val="28"/>
+          <w:lang w:val="en-US"/>
+        </w:rPr>
+        <w:t>m</w:t>
+      </w:r>
+      <w:r>
+        <w:rPr>
+          <w:rFonts w:cs="Times New Roman"/>
+          <w:szCs w:val="28"/>
+        </w:rPr>
+        <w:t xml:space="preserve"> “</w:t>
+      </w:r>
+      <w:r>
+        <w:rPr>
+          <w:rFonts w:cs="Times New Roman"/>
+          <w:szCs w:val="28"/>
+          <w:lang w:val="en-US"/>
+        </w:rPr>
+        <w:t>README</w:t>
+      </w:r>
+      <w:r>
+        <w:rPr>
+          <w:rFonts w:cs="Times New Roman"/>
+          <w:szCs w:val="28"/>
+        </w:rPr>
+        <w:t>.</w:t>
+      </w:r>
+      <w:r>
+        <w:rPr>
+          <w:rFonts w:cs="Times New Roman"/>
+          <w:szCs w:val="28"/>
+          <w:lang w:val="en-US"/>
+        </w:rPr>
+        <w:t>md</w:t>
+      </w:r>
+      <w:r>
+        <w:rPr>
+          <w:rFonts w:cs="Times New Roman"/>
+          <w:szCs w:val="28"/>
+        </w:rPr>
+        <w:t>”</w:t>
+      </w:r>
+    </w:p>
+    <w:p>
+      <w:pPr>
+        <w:rPr>
+          <w:rFonts w:cs="Times New Roman"/>
+          <w:szCs w:val="28"/>
         </w:rPr>
       </w:pPr>
       <w:r>
@@ -4177,12 +4665,11 @@
           <w:noProof/>
           <w:lang w:eastAsia="ru-RU"/>
         </w:rPr>
-        <w:lastRenderedPageBreak/>
         <w:drawing>
           <wp:inline distT="0" distB="0" distL="0" distR="0">
-            <wp:extent cx="3968750" cy="3183783"/>
-            <wp:effectExtent l="19050" t="0" r="0" b="0"/>
-            <wp:docPr id="31" name="Рисунок 31"/>
+            <wp:extent cx="5289550" cy="940892"/>
+            <wp:effectExtent l="0" t="0" r="6350" b="0"/>
+            <wp:docPr id="30" name="Рисунок 30"/>
             <wp:cNvGraphicFramePr>
               <a:graphicFrameLocks xmlns:a="http://schemas.openxmlformats.org/drawingml/2006/main" noChangeAspect="1"/>
             </wp:cNvGraphicFramePr>
@@ -4202,6 +4689,81 @@
                   <pic:spPr>
                     <a:xfrm>
                       <a:off x="0" y="0"/>
+                      <a:ext cx="5289550" cy="940892"/>
+                    </a:xfrm>
+                    <a:prstGeom prst="rect">
+                      <a:avLst/>
+                    </a:prstGeom>
+                  </pic:spPr>
+                </pic:pic>
+              </a:graphicData>
+            </a:graphic>
+          </wp:inline>
+        </w:drawing>
+      </w:r>
+    </w:p>
+    <w:p>
+      <w:pPr>
+        <w:rPr>
+          <w:rFonts w:cs="Times New Roman"/>
+          <w:szCs w:val="28"/>
+        </w:rPr>
+      </w:pPr>
+      <w:proofErr w:type="spellStart"/>
+      <w:r>
+        <w:rPr>
+          <w:rFonts w:cs="Times New Roman"/>
+          <w:szCs w:val="28"/>
+        </w:rPr>
+        <w:t>коммитим</w:t>
+      </w:r>
+      <w:proofErr w:type="spellEnd"/>
+      <w:r>
+        <w:rPr>
+          <w:rFonts w:cs="Times New Roman"/>
+          <w:szCs w:val="28"/>
+        </w:rPr>
+        <w:t xml:space="preserve"> по заданию</w:t>
+      </w:r>
+    </w:p>
+    <w:p>
+      <w:pPr>
+        <w:rPr>
+          <w:rFonts w:cs="Times New Roman"/>
+          <w:szCs w:val="28"/>
+          <w:lang w:val="en-US"/>
+        </w:rPr>
+      </w:pPr>
+      <w:r>
+        <w:rPr>
+          <w:noProof/>
+          <w:lang w:eastAsia="ru-RU"/>
+        </w:rPr>
+        <w:lastRenderedPageBreak/>
+        <w:drawing>
+          <wp:inline distT="0" distB="0" distL="0" distR="0">
+            <wp:extent cx="3968750" cy="3183783"/>
+            <wp:effectExtent l="19050" t="0" r="0" b="0"/>
+            <wp:docPr id="31" name="Рисунок 31"/>
+            <wp:cNvGraphicFramePr>
+              <a:graphicFrameLocks xmlns:a="http://schemas.openxmlformats.org/drawingml/2006/main" noChangeAspect="1"/>
+            </wp:cNvGraphicFramePr>
+            <a:graphic xmlns:a="http://schemas.openxmlformats.org/drawingml/2006/main">
+              <a:graphicData uri="http://schemas.openxmlformats.org/drawingml/2006/picture">
+                <pic:pic xmlns:pic="http://schemas.openxmlformats.org/drawingml/2006/picture">
+                  <pic:nvPicPr>
+                    <pic:cNvPr id="0" name=""/>
+                    <pic:cNvPicPr/>
+                  </pic:nvPicPr>
+                  <pic:blipFill>
+                    <a:blip r:embed="rId38" cstate="print"/>
+                    <a:stretch>
+                      <a:fillRect/>
+                    </a:stretch>
+                  </pic:blipFill>
+                  <pic:spPr>
+                    <a:xfrm>
+                      <a:off x="0" y="0"/>
                       <a:ext cx="3968750" cy="3183783"/>
                     </a:xfrm>
                     <a:prstGeom prst="rect">
@@ -4214,23 +4776,54 @@
           </wp:inline>
         </w:drawing>
       </w:r>
-      <w:bookmarkStart w:id="2" w:name="_GoBack"/>
-      <w:bookmarkEnd w:id="2"/>
-    </w:p>
-    <w:p>
-      <w:pPr>
-        <w:rPr>
-          <w:rFonts w:cs="Times New Roman"/>
-          <w:szCs w:val="28"/>
-        </w:rPr>
-      </w:pPr>
-      <w:r>
-        <w:rPr>
-          <w:rFonts w:cs="Times New Roman"/>
-          <w:szCs w:val="28"/>
-        </w:rPr>
-        <w:t xml:space="preserve">После выполнения всех коммитов просматриваем список этих коммитов через команды </w:t>
-      </w:r>
+    </w:p>
+    <w:p>
+      <w:pPr>
+        <w:rPr>
+          <w:rFonts w:cs="Times New Roman"/>
+          <w:szCs w:val="28"/>
+        </w:rPr>
+      </w:pPr>
+      <w:r>
+        <w:rPr>
+          <w:rFonts w:cs="Times New Roman"/>
+          <w:szCs w:val="28"/>
+        </w:rPr>
+        <w:t xml:space="preserve">После выполнения всех </w:t>
+      </w:r>
+      <w:proofErr w:type="spellStart"/>
+      <w:r>
+        <w:rPr>
+          <w:rFonts w:cs="Times New Roman"/>
+          <w:szCs w:val="28"/>
+        </w:rPr>
+        <w:t>коммитов</w:t>
+      </w:r>
+      <w:proofErr w:type="spellEnd"/>
+      <w:r>
+        <w:rPr>
+          <w:rFonts w:cs="Times New Roman"/>
+          <w:szCs w:val="28"/>
+        </w:rPr>
+        <w:t xml:space="preserve"> просматриваем список этих </w:t>
+      </w:r>
+      <w:proofErr w:type="spellStart"/>
+      <w:r>
+        <w:rPr>
+          <w:rFonts w:cs="Times New Roman"/>
+          <w:szCs w:val="28"/>
+        </w:rPr>
+        <w:t>коммитов</w:t>
+      </w:r>
+      <w:proofErr w:type="spellEnd"/>
+      <w:r>
+        <w:rPr>
+          <w:rFonts w:cs="Times New Roman"/>
+          <w:szCs w:val="28"/>
+        </w:rPr>
+        <w:t xml:space="preserve"> через команды </w:t>
+      </w:r>
+      <w:proofErr w:type="spellStart"/>
       <w:r>
         <w:rPr>
           <w:rFonts w:cs="Times New Roman"/>
@@ -4239,6 +4832,7 @@
         </w:rPr>
         <w:t>git</w:t>
       </w:r>
+      <w:proofErr w:type="spellEnd"/>
       <w:r>
         <w:rPr>
           <w:rFonts w:cs="Times New Roman"/>
@@ -4286,7 +4880,7 @@
                     </pic:cNvPicPr>
                   </pic:nvPicPr>
                   <pic:blipFill>
-                    <a:blip r:embed="rId38" cstate="print"/>
+                    <a:blip r:embed="rId39" cstate="print"/>
                     <a:srcRect/>
                     <a:stretch>
                       <a:fillRect/>
@@ -4327,8 +4921,25 @@
           <w:rFonts w:cs="Times New Roman"/>
           <w:szCs w:val="28"/>
         </w:rPr>
-        <w:t xml:space="preserve">Через коману </w:t>
-      </w:r>
+        <w:t xml:space="preserve">Через </w:t>
+      </w:r>
+      <w:proofErr w:type="spellStart"/>
+      <w:r>
+        <w:rPr>
+          <w:rFonts w:cs="Times New Roman"/>
+          <w:szCs w:val="28"/>
+        </w:rPr>
+        <w:t>коману</w:t>
+      </w:r>
+      <w:proofErr w:type="spellEnd"/>
+      <w:r>
+        <w:rPr>
+          <w:rFonts w:cs="Times New Roman"/>
+          <w:szCs w:val="28"/>
+        </w:rPr>
+        <w:t xml:space="preserve"> </w:t>
+      </w:r>
+      <w:proofErr w:type="spellStart"/>
       <w:r>
         <w:rPr>
           <w:rFonts w:cs="Times New Roman"/>
@@ -4337,6 +4948,7 @@
         </w:rPr>
         <w:t>mkdir</w:t>
       </w:r>
+      <w:proofErr w:type="spellEnd"/>
       <w:r>
         <w:rPr>
           <w:rFonts w:cs="Times New Roman"/>
@@ -4385,7 +4997,7 @@
                     </pic:cNvPicPr>
                   </pic:nvPicPr>
                   <pic:blipFill>
-                    <a:blip r:embed="rId39" cstate="print"/>
+                    <a:blip r:embed="rId40" cstate="print"/>
                     <a:srcRect/>
                     <a:stretch>
                       <a:fillRect/>
@@ -4428,6 +5040,7 @@
         </w:rPr>
         <w:t xml:space="preserve">Через команду </w:t>
       </w:r>
+      <w:proofErr w:type="spellStart"/>
       <w:r>
         <w:rPr>
           <w:rFonts w:cs="Times New Roman"/>
@@ -4436,6 +5049,7 @@
         </w:rPr>
         <w:t>rm</w:t>
       </w:r>
+      <w:proofErr w:type="spellEnd"/>
       <w:r>
         <w:rPr>
           <w:rFonts w:cs="Times New Roman"/>
@@ -4484,7 +5098,7 @@
                     </pic:cNvPicPr>
                   </pic:nvPicPr>
                   <pic:blipFill>
-                    <a:blip r:embed="rId40" cstate="print"/>
+                    <a:blip r:embed="rId41" cstate="print"/>
                     <a:srcRect/>
                     <a:stretch>
                       <a:fillRect/>
@@ -4527,6 +5141,7 @@
         </w:rPr>
         <w:t xml:space="preserve">Через команду </w:t>
       </w:r>
+      <w:proofErr w:type="spellStart"/>
       <w:r>
         <w:rPr>
           <w:rFonts w:cs="Times New Roman"/>
@@ -4535,6 +5150,7 @@
         </w:rPr>
         <w:t>rmdir</w:t>
       </w:r>
+      <w:proofErr w:type="spellEnd"/>
       <w:r>
         <w:rPr>
           <w:rFonts w:cs="Times New Roman"/>
@@ -4583,7 +5199,7 @@
                     </pic:cNvPicPr>
                   </pic:nvPicPr>
                   <pic:blipFill>
-                    <a:blip r:embed="rId41" cstate="print"/>
+                    <a:blip r:embed="rId42" cstate="print"/>
                     <a:srcRect/>
                     <a:stretch>
                       <a:fillRect/>
@@ -4639,7 +5255,39 @@
           <w:rFonts w:cs="Times New Roman"/>
           <w:szCs w:val="28"/>
         </w:rPr>
-        <w:t>%H — полный хэш коммита;</w:t>
+        <w:t xml:space="preserve">%H — полный </w:t>
+      </w:r>
+      <w:proofErr w:type="spellStart"/>
+      <w:r>
+        <w:rPr>
+          <w:rFonts w:cs="Times New Roman"/>
+          <w:szCs w:val="28"/>
+        </w:rPr>
+        <w:t>хэш</w:t>
+      </w:r>
+      <w:proofErr w:type="spellEnd"/>
+      <w:r>
+        <w:rPr>
+          <w:rFonts w:cs="Times New Roman"/>
+          <w:szCs w:val="28"/>
+        </w:rPr>
+        <w:t xml:space="preserve"> </w:t>
+      </w:r>
+      <w:proofErr w:type="spellStart"/>
+      <w:r>
+        <w:rPr>
+          <w:rFonts w:cs="Times New Roman"/>
+          <w:szCs w:val="28"/>
+        </w:rPr>
+        <w:t>коммита</w:t>
+      </w:r>
+      <w:proofErr w:type="spellEnd"/>
+      <w:r>
+        <w:rPr>
+          <w:rFonts w:cs="Times New Roman"/>
+          <w:szCs w:val="28"/>
+        </w:rPr>
+        <w:t>;</w:t>
       </w:r>
     </w:p>
     <w:p>
@@ -4661,74 +5309,250 @@
           <w:rFonts w:cs="Times New Roman"/>
           <w:szCs w:val="28"/>
         </w:rPr>
-        <w:t>— сокращённый хэш (7 символов);</w:t>
-      </w:r>
-    </w:p>
-    <w:p>
-      <w:pPr>
-        <w:rPr>
-          <w:rFonts w:cs="Times New Roman"/>
-          <w:szCs w:val="28"/>
-        </w:rPr>
-      </w:pPr>
-      <w:r>
-        <w:rPr>
-          <w:rFonts w:cs="Times New Roman"/>
-          <w:szCs w:val="28"/>
-        </w:rPr>
-        <w:t>%an — имя автора;</w:t>
-      </w:r>
-    </w:p>
-    <w:p>
-      <w:pPr>
-        <w:rPr>
-          <w:rFonts w:cs="Times New Roman"/>
-          <w:szCs w:val="28"/>
-        </w:rPr>
-      </w:pPr>
-      <w:r>
-        <w:rPr>
-          <w:rFonts w:cs="Times New Roman"/>
-          <w:szCs w:val="28"/>
-        </w:rPr>
-        <w:t>%ae — email автора;</w:t>
-      </w:r>
-    </w:p>
-    <w:p>
-      <w:pPr>
-        <w:rPr>
-          <w:rFonts w:cs="Times New Roman"/>
-          <w:szCs w:val="28"/>
-        </w:rPr>
-      </w:pPr>
-      <w:r>
-        <w:rPr>
-          <w:rFonts w:cs="Times New Roman"/>
-          <w:szCs w:val="28"/>
-        </w:rPr>
-        <w:t>%cn — имя ком</w:t>
-      </w:r>
-      <w:r>
-        <w:rPr>
-          <w:rFonts w:cs="Times New Roman"/>
-          <w:szCs w:val="28"/>
-        </w:rPr>
-        <w:t>миттера (того, кто закоммитил);</w:t>
-      </w:r>
-    </w:p>
-    <w:p>
-      <w:pPr>
-        <w:rPr>
-          <w:rFonts w:cs="Times New Roman"/>
-          <w:szCs w:val="28"/>
-        </w:rPr>
-      </w:pPr>
-      <w:r>
-        <w:rPr>
-          <w:rFonts w:cs="Times New Roman"/>
-          <w:szCs w:val="28"/>
-        </w:rPr>
-        <w:t>%ce — email коммиттера;</w:t>
+        <w:t xml:space="preserve">— </w:t>
+      </w:r>
+      <w:proofErr w:type="gramStart"/>
+      <w:r>
+        <w:rPr>
+          <w:rFonts w:cs="Times New Roman"/>
+          <w:szCs w:val="28"/>
+        </w:rPr>
+        <w:t>сокращённый</w:t>
+      </w:r>
+      <w:proofErr w:type="gramEnd"/>
+      <w:r>
+        <w:rPr>
+          <w:rFonts w:cs="Times New Roman"/>
+          <w:szCs w:val="28"/>
+        </w:rPr>
+        <w:t xml:space="preserve"> </w:t>
+      </w:r>
+      <w:proofErr w:type="spellStart"/>
+      <w:r>
+        <w:rPr>
+          <w:rFonts w:cs="Times New Roman"/>
+          <w:szCs w:val="28"/>
+        </w:rPr>
+        <w:t>хэш</w:t>
+      </w:r>
+      <w:proofErr w:type="spellEnd"/>
+      <w:r>
+        <w:rPr>
+          <w:rFonts w:cs="Times New Roman"/>
+          <w:szCs w:val="28"/>
+        </w:rPr>
+        <w:t xml:space="preserve"> (7 символов);</w:t>
+      </w:r>
+    </w:p>
+    <w:p>
+      <w:pPr>
+        <w:rPr>
+          <w:rFonts w:cs="Times New Roman"/>
+          <w:szCs w:val="28"/>
+        </w:rPr>
+      </w:pPr>
+      <w:r>
+        <w:rPr>
+          <w:rFonts w:cs="Times New Roman"/>
+          <w:szCs w:val="28"/>
+        </w:rPr>
+        <w:t>%</w:t>
+      </w:r>
+      <w:proofErr w:type="spellStart"/>
+      <w:r>
+        <w:rPr>
+          <w:rFonts w:cs="Times New Roman"/>
+          <w:szCs w:val="28"/>
+        </w:rPr>
+        <w:t>an</w:t>
+      </w:r>
+      <w:proofErr w:type="spellEnd"/>
+      <w:r>
+        <w:rPr>
+          <w:rFonts w:cs="Times New Roman"/>
+          <w:szCs w:val="28"/>
+        </w:rPr>
+        <w:t xml:space="preserve"> — имя автора;</w:t>
+      </w:r>
+    </w:p>
+    <w:p>
+      <w:pPr>
+        <w:rPr>
+          <w:rFonts w:cs="Times New Roman"/>
+          <w:szCs w:val="28"/>
+        </w:rPr>
+      </w:pPr>
+      <w:r>
+        <w:rPr>
+          <w:rFonts w:cs="Times New Roman"/>
+          <w:szCs w:val="28"/>
+        </w:rPr>
+        <w:t>%</w:t>
+      </w:r>
+      <w:proofErr w:type="spellStart"/>
+      <w:r>
+        <w:rPr>
+          <w:rFonts w:cs="Times New Roman"/>
+          <w:szCs w:val="28"/>
+        </w:rPr>
+        <w:t>ae</w:t>
+      </w:r>
+      <w:proofErr w:type="spellEnd"/>
+      <w:r>
+        <w:rPr>
+          <w:rFonts w:cs="Times New Roman"/>
+          <w:szCs w:val="28"/>
+        </w:rPr>
+        <w:t xml:space="preserve"> — </w:t>
+      </w:r>
+      <w:proofErr w:type="spellStart"/>
+      <w:r>
+        <w:rPr>
+          <w:rFonts w:cs="Times New Roman"/>
+          <w:szCs w:val="28"/>
+        </w:rPr>
+        <w:t>email</w:t>
+      </w:r>
+      <w:proofErr w:type="spellEnd"/>
+      <w:r>
+        <w:rPr>
+          <w:rFonts w:cs="Times New Roman"/>
+          <w:szCs w:val="28"/>
+        </w:rPr>
+        <w:t xml:space="preserve"> автора;</w:t>
+      </w:r>
+    </w:p>
+    <w:p>
+      <w:pPr>
+        <w:rPr>
+          <w:rFonts w:cs="Times New Roman"/>
+          <w:szCs w:val="28"/>
+        </w:rPr>
+      </w:pPr>
+      <w:r>
+        <w:rPr>
+          <w:rFonts w:cs="Times New Roman"/>
+          <w:szCs w:val="28"/>
+        </w:rPr>
+        <w:t>%</w:t>
+      </w:r>
+      <w:proofErr w:type="spellStart"/>
+      <w:r>
+        <w:rPr>
+          <w:rFonts w:cs="Times New Roman"/>
+          <w:szCs w:val="28"/>
+        </w:rPr>
+        <w:t>cn</w:t>
+      </w:r>
+      <w:proofErr w:type="spellEnd"/>
+      <w:r>
+        <w:rPr>
+          <w:rFonts w:cs="Times New Roman"/>
+          <w:szCs w:val="28"/>
+        </w:rPr>
+        <w:t xml:space="preserve"> — имя </w:t>
+      </w:r>
+      <w:proofErr w:type="spellStart"/>
+      <w:r>
+        <w:rPr>
+          <w:rFonts w:cs="Times New Roman"/>
+          <w:szCs w:val="28"/>
+        </w:rPr>
+        <w:t>ком</w:t>
+      </w:r>
+      <w:r>
+        <w:rPr>
+          <w:rFonts w:cs="Times New Roman"/>
+          <w:szCs w:val="28"/>
+        </w:rPr>
+        <w:t>миттера</w:t>
+      </w:r>
+      <w:proofErr w:type="spellEnd"/>
+      <w:r>
+        <w:rPr>
+          <w:rFonts w:cs="Times New Roman"/>
+          <w:szCs w:val="28"/>
+        </w:rPr>
+        <w:t xml:space="preserve"> (того, кто </w:t>
+      </w:r>
+      <w:proofErr w:type="spellStart"/>
+      <w:r>
+        <w:rPr>
+          <w:rFonts w:cs="Times New Roman"/>
+          <w:szCs w:val="28"/>
+        </w:rPr>
+        <w:t>закоммитил</w:t>
+      </w:r>
+      <w:proofErr w:type="spellEnd"/>
+      <w:r>
+        <w:rPr>
+          <w:rFonts w:cs="Times New Roman"/>
+          <w:szCs w:val="28"/>
+        </w:rPr>
+        <w:t>);</w:t>
+      </w:r>
+    </w:p>
+    <w:p>
+      <w:pPr>
+        <w:rPr>
+          <w:rFonts w:cs="Times New Roman"/>
+          <w:szCs w:val="28"/>
+        </w:rPr>
+      </w:pPr>
+      <w:r>
+        <w:rPr>
+          <w:rFonts w:cs="Times New Roman"/>
+          <w:szCs w:val="28"/>
+        </w:rPr>
+        <w:t>%</w:t>
+      </w:r>
+      <w:proofErr w:type="spellStart"/>
+      <w:r>
+        <w:rPr>
+          <w:rFonts w:cs="Times New Roman"/>
+          <w:szCs w:val="28"/>
+        </w:rPr>
+        <w:t>ce</w:t>
+      </w:r>
+      <w:proofErr w:type="spellEnd"/>
+      <w:r>
+        <w:rPr>
+          <w:rFonts w:cs="Times New Roman"/>
+          <w:szCs w:val="28"/>
+        </w:rPr>
+        <w:t xml:space="preserve"> — </w:t>
+      </w:r>
+      <w:proofErr w:type="spellStart"/>
+      <w:r>
+        <w:rPr>
+          <w:rFonts w:cs="Times New Roman"/>
+          <w:szCs w:val="28"/>
+        </w:rPr>
+        <w:t>email</w:t>
+      </w:r>
+      <w:proofErr w:type="spellEnd"/>
+      <w:r>
+        <w:rPr>
+          <w:rFonts w:cs="Times New Roman"/>
+          <w:szCs w:val="28"/>
+        </w:rPr>
+        <w:t xml:space="preserve"> </w:t>
+      </w:r>
+      <w:proofErr w:type="spellStart"/>
+      <w:r>
+        <w:rPr>
+          <w:rFonts w:cs="Times New Roman"/>
+          <w:szCs w:val="28"/>
+        </w:rPr>
+        <w:t>коммиттера</w:t>
+      </w:r>
+      <w:proofErr w:type="spellEnd"/>
+      <w:r>
+        <w:rPr>
+          <w:rFonts w:cs="Times New Roman"/>
+          <w:szCs w:val="28"/>
+        </w:rPr>
+        <w:t>;</w:t>
       </w:r>
     </w:p>
     <w:p>
@@ -4744,51 +5568,147 @@
           <w:szCs w:val="28"/>
         </w:rPr>
         <w:lastRenderedPageBreak/>
-        <w:t xml:space="preserve">%ad </w:t>
-      </w:r>
-      <w:r>
-        <w:rPr>
-          <w:rFonts w:cs="Times New Roman"/>
-          <w:szCs w:val="28"/>
-        </w:rPr>
-        <w:t>— дата автора (в формате repo);</w:t>
-      </w:r>
-    </w:p>
-    <w:p>
-      <w:pPr>
-        <w:rPr>
-          <w:rFonts w:cs="Times New Roman"/>
-          <w:szCs w:val="28"/>
-        </w:rPr>
-      </w:pPr>
-      <w:r>
-        <w:rPr>
-          <w:rFonts w:cs="Times New Roman"/>
-          <w:szCs w:val="28"/>
-        </w:rPr>
-        <w:t>%cd — да</w:t>
-      </w:r>
-      <w:r>
-        <w:rPr>
-          <w:rFonts w:cs="Times New Roman"/>
-          <w:szCs w:val="28"/>
-        </w:rPr>
-        <w:t>та коммиттера (в формате repo);</w:t>
-      </w:r>
-    </w:p>
-    <w:p>
-      <w:pPr>
-        <w:rPr>
-          <w:rFonts w:cs="Times New Roman"/>
-          <w:szCs w:val="28"/>
-        </w:rPr>
-      </w:pPr>
-      <w:r>
-        <w:rPr>
-          <w:rFonts w:cs="Times New Roman"/>
-          <w:szCs w:val="28"/>
-        </w:rPr>
-        <w:t xml:space="preserve">%ar — относительная </w:t>
+        <w:t>%</w:t>
+      </w:r>
+      <w:proofErr w:type="spellStart"/>
+      <w:r>
+        <w:rPr>
+          <w:rFonts w:cs="Times New Roman"/>
+          <w:szCs w:val="28"/>
+        </w:rPr>
+        <w:t>ad</w:t>
+      </w:r>
+      <w:proofErr w:type="spellEnd"/>
+      <w:r>
+        <w:rPr>
+          <w:rFonts w:cs="Times New Roman"/>
+          <w:szCs w:val="28"/>
+        </w:rPr>
+        <w:t xml:space="preserve"> </w:t>
+      </w:r>
+      <w:r>
+        <w:rPr>
+          <w:rFonts w:cs="Times New Roman"/>
+          <w:szCs w:val="28"/>
+        </w:rPr>
+        <w:t xml:space="preserve">— дата автора (в формате </w:t>
+      </w:r>
+      <w:proofErr w:type="spellStart"/>
+      <w:r>
+        <w:rPr>
+          <w:rFonts w:cs="Times New Roman"/>
+          <w:szCs w:val="28"/>
+        </w:rPr>
+        <w:t>repo</w:t>
+      </w:r>
+      <w:proofErr w:type="spellEnd"/>
+      <w:r>
+        <w:rPr>
+          <w:rFonts w:cs="Times New Roman"/>
+          <w:szCs w:val="28"/>
+        </w:rPr>
+        <w:t>);</w:t>
+      </w:r>
+    </w:p>
+    <w:p>
+      <w:pPr>
+        <w:rPr>
+          <w:rFonts w:cs="Times New Roman"/>
+          <w:szCs w:val="28"/>
+        </w:rPr>
+      </w:pPr>
+      <w:r>
+        <w:rPr>
+          <w:rFonts w:cs="Times New Roman"/>
+          <w:szCs w:val="28"/>
+        </w:rPr>
+        <w:t>%</w:t>
+      </w:r>
+      <w:proofErr w:type="spellStart"/>
+      <w:r>
+        <w:rPr>
+          <w:rFonts w:cs="Times New Roman"/>
+          <w:szCs w:val="28"/>
+        </w:rPr>
+        <w:t>cd</w:t>
+      </w:r>
+      <w:proofErr w:type="spellEnd"/>
+      <w:r>
+        <w:rPr>
+          <w:rFonts w:cs="Times New Roman"/>
+          <w:szCs w:val="28"/>
+        </w:rPr>
+        <w:t xml:space="preserve"> — да</w:t>
+      </w:r>
+      <w:r>
+        <w:rPr>
+          <w:rFonts w:cs="Times New Roman"/>
+          <w:szCs w:val="28"/>
+        </w:rPr>
+        <w:t xml:space="preserve">та </w:t>
+      </w:r>
+      <w:proofErr w:type="spellStart"/>
+      <w:r>
+        <w:rPr>
+          <w:rFonts w:cs="Times New Roman"/>
+          <w:szCs w:val="28"/>
+        </w:rPr>
+        <w:t>коммиттера</w:t>
+      </w:r>
+      <w:proofErr w:type="spellEnd"/>
+      <w:r>
+        <w:rPr>
+          <w:rFonts w:cs="Times New Roman"/>
+          <w:szCs w:val="28"/>
+        </w:rPr>
+        <w:t xml:space="preserve"> (в формате </w:t>
+      </w:r>
+      <w:proofErr w:type="spellStart"/>
+      <w:r>
+        <w:rPr>
+          <w:rFonts w:cs="Times New Roman"/>
+          <w:szCs w:val="28"/>
+        </w:rPr>
+        <w:t>repo</w:t>
+      </w:r>
+      <w:proofErr w:type="spellEnd"/>
+      <w:r>
+        <w:rPr>
+          <w:rFonts w:cs="Times New Roman"/>
+          <w:szCs w:val="28"/>
+        </w:rPr>
+        <w:t>);</w:t>
+      </w:r>
+    </w:p>
+    <w:p>
+      <w:pPr>
+        <w:rPr>
+          <w:rFonts w:cs="Times New Roman"/>
+          <w:szCs w:val="28"/>
+        </w:rPr>
+      </w:pPr>
+      <w:r>
+        <w:rPr>
+          <w:rFonts w:cs="Times New Roman"/>
+          <w:szCs w:val="28"/>
+        </w:rPr>
+        <w:t>%</w:t>
+      </w:r>
+      <w:proofErr w:type="spellStart"/>
+      <w:r>
+        <w:rPr>
+          <w:rFonts w:cs="Times New Roman"/>
+          <w:szCs w:val="28"/>
+        </w:rPr>
+        <w:t>ar</w:t>
+      </w:r>
+      <w:proofErr w:type="spellEnd"/>
+      <w:r>
+        <w:rPr>
+          <w:rFonts w:cs="Times New Roman"/>
+          <w:szCs w:val="28"/>
+        </w:rPr>
+        <w:t xml:space="preserve"> — относительная </w:t>
       </w:r>
       <w:r>
         <w:rPr>
@@ -4817,7 +5737,39 @@
           <w:rFonts w:cs="Times New Roman"/>
           <w:szCs w:val="28"/>
         </w:rPr>
-        <w:t xml:space="preserve"> — сообщение коммита (subject);</w:t>
+        <w:t xml:space="preserve"> — сообщение </w:t>
+      </w:r>
+      <w:proofErr w:type="spellStart"/>
+      <w:r>
+        <w:rPr>
+          <w:rFonts w:cs="Times New Roman"/>
+          <w:szCs w:val="28"/>
+        </w:rPr>
+        <w:t>коммита</w:t>
+      </w:r>
+      <w:proofErr w:type="spellEnd"/>
+      <w:r>
+        <w:rPr>
+          <w:rFonts w:cs="Times New Roman"/>
+          <w:szCs w:val="28"/>
+        </w:rPr>
+        <w:t xml:space="preserve"> (</w:t>
+      </w:r>
+      <w:proofErr w:type="spellStart"/>
+      <w:r>
+        <w:rPr>
+          <w:rFonts w:cs="Times New Roman"/>
+          <w:szCs w:val="28"/>
+        </w:rPr>
+        <w:t>subject</w:t>
+      </w:r>
+      <w:proofErr w:type="spellEnd"/>
+      <w:r>
+        <w:rPr>
+          <w:rFonts w:cs="Times New Roman"/>
+          <w:szCs w:val="28"/>
+        </w:rPr>
+        <w:t>);</w:t>
       </w:r>
     </w:p>
     <w:p>
@@ -4839,29 +5791,93 @@
           <w:rFonts w:cs="Times New Roman"/>
           <w:szCs w:val="28"/>
         </w:rPr>
-        <w:t xml:space="preserve"> тело сообщения коммита (body);</w:t>
-      </w:r>
-    </w:p>
-    <w:p>
-      <w:pPr>
-        <w:rPr>
-          <w:rFonts w:cs="Times New Roman"/>
-          <w:szCs w:val="28"/>
-        </w:rPr>
-      </w:pPr>
-      <w:r>
-        <w:rPr>
-          <w:rFonts w:cs="Times New Roman"/>
-          <w:szCs w:val="28"/>
-        </w:rPr>
-        <w:t>%d — рефер</w:t>
-      </w:r>
-      <w:r>
-        <w:rPr>
-          <w:rFonts w:cs="Times New Roman"/>
-          <w:szCs w:val="28"/>
-        </w:rPr>
-        <w:t>енсы (ветки, теги) для коммита;</w:t>
+        <w:t xml:space="preserve"> тело сообщения </w:t>
+      </w:r>
+      <w:proofErr w:type="spellStart"/>
+      <w:r>
+        <w:rPr>
+          <w:rFonts w:cs="Times New Roman"/>
+          <w:szCs w:val="28"/>
+        </w:rPr>
+        <w:t>коммита</w:t>
+      </w:r>
+      <w:proofErr w:type="spellEnd"/>
+      <w:r>
+        <w:rPr>
+          <w:rFonts w:cs="Times New Roman"/>
+          <w:szCs w:val="28"/>
+        </w:rPr>
+        <w:t xml:space="preserve"> (</w:t>
+      </w:r>
+      <w:proofErr w:type="spellStart"/>
+      <w:r>
+        <w:rPr>
+          <w:rFonts w:cs="Times New Roman"/>
+          <w:szCs w:val="28"/>
+        </w:rPr>
+        <w:t>body</w:t>
+      </w:r>
+      <w:proofErr w:type="spellEnd"/>
+      <w:r>
+        <w:rPr>
+          <w:rFonts w:cs="Times New Roman"/>
+          <w:szCs w:val="28"/>
+        </w:rPr>
+        <w:t>);</w:t>
+      </w:r>
+    </w:p>
+    <w:p>
+      <w:pPr>
+        <w:rPr>
+          <w:rFonts w:cs="Times New Roman"/>
+          <w:szCs w:val="28"/>
+        </w:rPr>
+      </w:pPr>
+      <w:r>
+        <w:rPr>
+          <w:rFonts w:cs="Times New Roman"/>
+          <w:szCs w:val="28"/>
+        </w:rPr>
+        <w:t xml:space="preserve">%d — </w:t>
+      </w:r>
+      <w:proofErr w:type="spellStart"/>
+      <w:r>
+        <w:rPr>
+          <w:rFonts w:cs="Times New Roman"/>
+          <w:szCs w:val="28"/>
+        </w:rPr>
+        <w:t>рефер</w:t>
+      </w:r>
+      <w:r>
+        <w:rPr>
+          <w:rFonts w:cs="Times New Roman"/>
+          <w:szCs w:val="28"/>
+        </w:rPr>
+        <w:t>енсы</w:t>
+      </w:r>
+      <w:proofErr w:type="spellEnd"/>
+      <w:r>
+        <w:rPr>
+          <w:rFonts w:cs="Times New Roman"/>
+          <w:szCs w:val="28"/>
+        </w:rPr>
+        <w:t xml:space="preserve"> (ветки, теги) для </w:t>
+      </w:r>
+      <w:proofErr w:type="spellStart"/>
+      <w:r>
+        <w:rPr>
+          <w:rFonts w:cs="Times New Roman"/>
+          <w:szCs w:val="28"/>
+        </w:rPr>
+        <w:t>коммита</w:t>
+      </w:r>
+      <w:proofErr w:type="spellEnd"/>
+      <w:r>
+        <w:rPr>
+          <w:rFonts w:cs="Times New Roman"/>
+          <w:szCs w:val="28"/>
+        </w:rPr>
+        <w:t>;</w:t>
       </w:r>
     </w:p>
     <w:p>
@@ -4906,8 +5922,49 @@
           <w:rFonts w:cs="Times New Roman"/>
           <w:szCs w:val="28"/>
         </w:rPr>
-        <w:t>Командой нже я вывела кратки однострочный список коммитов</w:t>
-      </w:r>
+        <w:t xml:space="preserve">Командой </w:t>
+      </w:r>
+      <w:proofErr w:type="spellStart"/>
+      <w:r>
+        <w:rPr>
+          <w:rFonts w:cs="Times New Roman"/>
+          <w:szCs w:val="28"/>
+        </w:rPr>
+        <w:t>нже</w:t>
+      </w:r>
+      <w:proofErr w:type="spellEnd"/>
+      <w:r>
+        <w:rPr>
+          <w:rFonts w:cs="Times New Roman"/>
+          <w:szCs w:val="28"/>
+        </w:rPr>
+        <w:t xml:space="preserve"> я </w:t>
+      </w:r>
+      <w:proofErr w:type="gramStart"/>
+      <w:r>
+        <w:rPr>
+          <w:rFonts w:cs="Times New Roman"/>
+          <w:szCs w:val="28"/>
+        </w:rPr>
+        <w:t>вывела</w:t>
+      </w:r>
+      <w:proofErr w:type="gramEnd"/>
+      <w:r>
+        <w:rPr>
+          <w:rFonts w:cs="Times New Roman"/>
+          <w:szCs w:val="28"/>
+        </w:rPr>
+        <w:t xml:space="preserve"> кратки однострочный список </w:t>
+      </w:r>
+      <w:proofErr w:type="spellStart"/>
+      <w:r>
+        <w:rPr>
+          <w:rFonts w:cs="Times New Roman"/>
+          <w:szCs w:val="28"/>
+        </w:rPr>
+        <w:t>коммитов</w:t>
+      </w:r>
+      <w:proofErr w:type="spellEnd"/>
     </w:p>
     <w:p>
       <w:pPr>
@@ -4941,7 +5998,7 @@
                     </pic:cNvPicPr>
                   </pic:nvPicPr>
                   <pic:blipFill>
-                    <a:blip r:embed="rId42" cstate="print"/>
+                    <a:blip r:embed="rId43" cstate="print"/>
                     <a:srcRect/>
                     <a:stretch>
                       <a:fillRect/>
@@ -4978,14 +6035,14 @@
           <w:sz w:val="52"/>
         </w:rPr>
       </w:pPr>
-      <w:bookmarkStart w:id="3" w:name="_Toc220519705"/>
+      <w:bookmarkStart w:id="2" w:name="_Toc220519705"/>
       <w:r>
         <w:rPr>
           <w:sz w:val="52"/>
         </w:rPr>
         <w:t>Лабораторная работа №4</w:t>
       </w:r>
-      <w:bookmarkEnd w:id="3"/>
+      <w:bookmarkEnd w:id="2"/>
     </w:p>
     <w:p>
       <w:pPr>
@@ -5016,7 +6073,7 @@
                     </pic:cNvPicPr>
                   </pic:nvPicPr>
                   <pic:blipFill>
-                    <a:blip r:embed="rId43" cstate="print"/>
+                    <a:blip r:embed="rId44" cstate="print"/>
                     <a:srcRect/>
                     <a:stretch>
                       <a:fillRect/>
@@ -5073,7 +6130,7 @@
                     <pic:cNvPicPr/>
                   </pic:nvPicPr>
                   <pic:blipFill>
-                    <a:blip r:embed="rId44" cstate="print"/>
+                    <a:blip r:embed="rId45" cstate="print"/>
                     <a:stretch>
                       <a:fillRect/>
                     </a:stretch>
@@ -5110,54 +6167,6 @@
             <wp:extent cx="5940425" cy="4266634"/>
             <wp:effectExtent l="0" t="0" r="3175" b="635"/>
             <wp:docPr id="37" name="Рисунок 16"/>
-            <wp:cNvGraphicFramePr>
-              <a:graphicFrameLocks xmlns:a="http://schemas.openxmlformats.org/drawingml/2006/main" noChangeAspect="1"/>
-            </wp:cNvGraphicFramePr>
-            <a:graphic xmlns:a="http://schemas.openxmlformats.org/drawingml/2006/main">
-              <a:graphicData uri="http://schemas.openxmlformats.org/drawingml/2006/picture">
-                <pic:pic xmlns:pic="http://schemas.openxmlformats.org/drawingml/2006/picture">
-                  <pic:nvPicPr>
-                    <pic:cNvPr id="0" name=""/>
-                    <pic:cNvPicPr/>
-                  </pic:nvPicPr>
-                  <pic:blipFill>
-                    <a:blip r:embed="rId45" cstate="print"/>
-                    <a:stretch>
-                      <a:fillRect/>
-                    </a:stretch>
-                  </pic:blipFill>
-                  <pic:spPr>
-                    <a:xfrm>
-                      <a:off x="0" y="0"/>
-                      <a:ext cx="5940425" cy="4266634"/>
-                    </a:xfrm>
-                    <a:prstGeom prst="rect">
-                      <a:avLst/>
-                    </a:prstGeom>
-                  </pic:spPr>
-                </pic:pic>
-              </a:graphicData>
-            </a:graphic>
-          </wp:inline>
-        </w:drawing>
-      </w:r>
-    </w:p>
-    <w:p>
-      <w:pPr>
-        <w:rPr>
-          <w:lang w:val="en-US"/>
-        </w:rPr>
-      </w:pPr>
-      <w:r>
-        <w:rPr>
-          <w:noProof/>
-          <w:lang w:eastAsia="ru-RU"/>
-        </w:rPr>
-        <w:drawing>
-          <wp:inline distT="0" distB="0" distL="0" distR="0">
-            <wp:extent cx="5940425" cy="1137933"/>
-            <wp:effectExtent l="0" t="0" r="3175" b="5080"/>
-            <wp:docPr id="38" name="Рисунок 17"/>
             <wp:cNvGraphicFramePr>
               <a:graphicFrameLocks xmlns:a="http://schemas.openxmlformats.org/drawingml/2006/main" noChangeAspect="1"/>
             </wp:cNvGraphicFramePr>
@@ -5177,7 +6186,7 @@
                   <pic:spPr>
                     <a:xfrm>
                       <a:off x="0" y="0"/>
-                      <a:ext cx="5940425" cy="1137933"/>
+                      <a:ext cx="5940425" cy="4266634"/>
                     </a:xfrm>
                     <a:prstGeom prst="rect">
                       <a:avLst/>
@@ -5201,12 +6210,11 @@
           <w:noProof/>
           <w:lang w:eastAsia="ru-RU"/>
         </w:rPr>
-        <w:lastRenderedPageBreak/>
         <w:drawing>
           <wp:inline distT="0" distB="0" distL="0" distR="0">
-            <wp:extent cx="5940425" cy="1925166"/>
-            <wp:effectExtent l="0" t="0" r="3175" b="0"/>
-            <wp:docPr id="39" name="Рисунок 18"/>
+            <wp:extent cx="5940425" cy="1137933"/>
+            <wp:effectExtent l="0" t="0" r="3175" b="5080"/>
+            <wp:docPr id="38" name="Рисунок 17"/>
             <wp:cNvGraphicFramePr>
               <a:graphicFrameLocks xmlns:a="http://schemas.openxmlformats.org/drawingml/2006/main" noChangeAspect="1"/>
             </wp:cNvGraphicFramePr>
@@ -5226,6 +6234,55 @@
                   <pic:spPr>
                     <a:xfrm>
                       <a:off x="0" y="0"/>
+                      <a:ext cx="5940425" cy="1137933"/>
+                    </a:xfrm>
+                    <a:prstGeom prst="rect">
+                      <a:avLst/>
+                    </a:prstGeom>
+                  </pic:spPr>
+                </pic:pic>
+              </a:graphicData>
+            </a:graphic>
+          </wp:inline>
+        </w:drawing>
+      </w:r>
+    </w:p>
+    <w:p>
+      <w:pPr>
+        <w:rPr>
+          <w:lang w:val="en-US"/>
+        </w:rPr>
+      </w:pPr>
+      <w:r>
+        <w:rPr>
+          <w:noProof/>
+          <w:lang w:eastAsia="ru-RU"/>
+        </w:rPr>
+        <w:lastRenderedPageBreak/>
+        <w:drawing>
+          <wp:inline distT="0" distB="0" distL="0" distR="0">
+            <wp:extent cx="5940425" cy="1925166"/>
+            <wp:effectExtent l="0" t="0" r="3175" b="0"/>
+            <wp:docPr id="39" name="Рисунок 18"/>
+            <wp:cNvGraphicFramePr>
+              <a:graphicFrameLocks xmlns:a="http://schemas.openxmlformats.org/drawingml/2006/main" noChangeAspect="1"/>
+            </wp:cNvGraphicFramePr>
+            <a:graphic xmlns:a="http://schemas.openxmlformats.org/drawingml/2006/main">
+              <a:graphicData uri="http://schemas.openxmlformats.org/drawingml/2006/picture">
+                <pic:pic xmlns:pic="http://schemas.openxmlformats.org/drawingml/2006/picture">
+                  <pic:nvPicPr>
+                    <pic:cNvPr id="0" name=""/>
+                    <pic:cNvPicPr/>
+                  </pic:nvPicPr>
+                  <pic:blipFill>
+                    <a:blip r:embed="rId48" cstate="print"/>
+                    <a:stretch>
+                      <a:fillRect/>
+                    </a:stretch>
+                  </pic:blipFill>
+                  <pic:spPr>
+                    <a:xfrm>
+                      <a:off x="0" y="0"/>
                       <a:ext cx="5940425" cy="1925166"/>
                     </a:xfrm>
                     <a:prstGeom prst="rect">
@@ -5268,7 +6325,7 @@
                     </pic:cNvPicPr>
                   </pic:nvPicPr>
                   <pic:blipFill>
-                    <a:blip r:embed="rId48" cstate="print"/>
+                    <a:blip r:embed="rId49" cstate="print"/>
                     <a:srcRect/>
                     <a:stretch>
                       <a:fillRect/>
@@ -5308,16 +6365,28 @@
         <w:t xml:space="preserve"> – </w:t>
       </w:r>
       <w:r>
-        <w:t xml:space="preserve">для того , чтобы смотреть </w:t>
-      </w:r>
-    </w:p>
-    <w:p>
+        <w:t xml:space="preserve">для </w:t>
+      </w:r>
+      <w:proofErr w:type="gramStart"/>
+      <w:r>
+        <w:t>того ,</w:t>
+      </w:r>
+      <w:proofErr w:type="gramEnd"/>
+      <w:r>
+        <w:t xml:space="preserve"> чтобы смотреть </w:t>
+      </w:r>
+    </w:p>
+    <w:p>
+      <w:proofErr w:type="spellStart"/>
+      <w:proofErr w:type="gramStart"/>
       <w:r>
         <w:rPr>
           <w:lang w:val="en-US"/>
         </w:rPr>
         <w:t>git</w:t>
       </w:r>
+      <w:proofErr w:type="spellEnd"/>
+      <w:proofErr w:type="gramEnd"/>
       <w:r>
         <w:t xml:space="preserve"> </w:t>
       </w:r>
@@ -5329,12 +6398,16 @@
       </w:r>
     </w:p>
     <w:p>
+      <w:proofErr w:type="spellStart"/>
+      <w:proofErr w:type="gramStart"/>
       <w:r>
         <w:rPr>
           <w:lang w:val="en-US"/>
         </w:rPr>
         <w:t>git</w:t>
       </w:r>
+      <w:proofErr w:type="spellEnd"/>
+      <w:proofErr w:type="gramEnd"/>
       <w:r>
         <w:t xml:space="preserve"> </w:t>
       </w:r>
@@ -5349,12 +6422,14 @@
       <w:r>
         <w:t xml:space="preserve"> </w:t>
       </w:r>
+      <w:proofErr w:type="spellStart"/>
       <w:r>
         <w:rPr>
           <w:lang w:val="en-US"/>
         </w:rPr>
         <w:t>Git</w:t>
       </w:r>
+      <w:proofErr w:type="spellEnd"/>
       <w:r>
         <w:t xml:space="preserve"> </w:t>
       </w:r>
@@ -5377,7 +6452,15 @@
         <w:t xml:space="preserve"> – </w:t>
       </w:r>
       <w:r>
-        <w:t xml:space="preserve">команда для отвязки от одного репозитория к другому </w:t>
+        <w:t xml:space="preserve">команда для отвязки от одного </w:t>
+      </w:r>
+      <w:proofErr w:type="spellStart"/>
+      <w:r>
+        <w:t>репозитория</w:t>
+      </w:r>
+      <w:proofErr w:type="spellEnd"/>
+      <w:r>
+        <w:t xml:space="preserve"> к другому </w:t>
       </w:r>
     </w:p>
     <w:p>
@@ -5388,18 +6471,26 @@
           <w:sz w:val="44"/>
         </w:rPr>
       </w:pPr>
-      <w:bookmarkStart w:id="4" w:name="_Toc220519706"/>
+      <w:bookmarkStart w:id="3" w:name="_Toc220519706"/>
       <w:r>
         <w:rPr>
           <w:sz w:val="44"/>
         </w:rPr>
         <w:t>Самостоятельная работа:</w:t>
       </w:r>
-      <w:bookmarkEnd w:id="4"/>
-    </w:p>
-    <w:p>
-      <w:r>
-        <w:t>Создаем репозиторий на компьютере и инициализируем его</w:t>
+      <w:bookmarkEnd w:id="3"/>
+    </w:p>
+    <w:p>
+      <w:r>
+        <w:t xml:space="preserve">Создаем </w:t>
+      </w:r>
+      <w:proofErr w:type="spellStart"/>
+      <w:r>
+        <w:t>репозиторий</w:t>
+      </w:r>
+      <w:proofErr w:type="spellEnd"/>
+      <w:r>
+        <w:t xml:space="preserve"> на компьютере и инициализируем его</w:t>
       </w:r>
     </w:p>
     <w:p>
@@ -5426,7 +6517,7 @@
                     </pic:cNvPicPr>
                   </pic:nvPicPr>
                   <pic:blipFill>
-                    <a:blip r:embed="rId49" cstate="print"/>
+                    <a:blip r:embed="rId50" cstate="print"/>
                     <a:srcRect/>
                     <a:stretch>
                       <a:fillRect/>
@@ -5464,7 +6555,15 @@
         <w:t>ы</w:t>
       </w:r>
       <w:r>
-        <w:t>м репозиторием и</w:t>
+        <w:t xml:space="preserve">м </w:t>
+      </w:r>
+      <w:proofErr w:type="spellStart"/>
+      <w:r>
+        <w:t>репозиторием</w:t>
+      </w:r>
+      <w:proofErr w:type="spellEnd"/>
+      <w:r>
+        <w:t xml:space="preserve"> и</w:t>
       </w:r>
       <w:r>
         <w:t xml:space="preserve"> проверяем </w:t>
@@ -5492,7 +6591,7 @@
                     </pic:cNvPicPr>
                   </pic:nvPicPr>
                   <pic:blipFill>
-                    <a:blip r:embed="rId50" cstate="print"/>
+                    <a:blip r:embed="rId51" cstate="print"/>
                     <a:srcRect/>
                     <a:stretch>
                       <a:fillRect/>
@@ -5523,8 +6622,13 @@
     </w:p>
     <w:p>
       <w:r>
-        <w:t>Скачиваем данные из гитхаба</w:t>
-      </w:r>
+        <w:t xml:space="preserve">Скачиваем данные из </w:t>
+      </w:r>
+      <w:proofErr w:type="spellStart"/>
+      <w:r>
+        <w:t>гитхаба</w:t>
+      </w:r>
+      <w:proofErr w:type="spellEnd"/>
     </w:p>
     <w:p>
       <w:r>
@@ -5550,7 +6654,7 @@
                     </pic:cNvPicPr>
                   </pic:nvPicPr>
                   <pic:blipFill>
-                    <a:blip r:embed="rId51" cstate="print"/>
+                    <a:blip r:embed="rId52" cstate="print"/>
                     <a:srcRect/>
                     <a:stretch>
                       <a:fillRect/>
@@ -5581,7 +6685,23 @@
     </w:p>
     <w:p>
       <w:r>
-        <w:t>И видим что все данные из первого репозитория перенеслись во второй</w:t>
+        <w:t xml:space="preserve">И </w:t>
+      </w:r>
+      <w:proofErr w:type="gramStart"/>
+      <w:r>
+        <w:t>видим</w:t>
+      </w:r>
+      <w:proofErr w:type="gramEnd"/>
+      <w:r>
+        <w:t xml:space="preserve"> что все данные из первого </w:t>
+      </w:r>
+      <w:proofErr w:type="spellStart"/>
+      <w:r>
+        <w:t>репозитория</w:t>
+      </w:r>
+      <w:proofErr w:type="spellEnd"/>
+      <w:r>
+        <w:t xml:space="preserve"> перенеслись во второй</w:t>
       </w:r>
     </w:p>
     <w:p>
@@ -5608,7 +6728,7 @@
                     </pic:cNvPicPr>
                   </pic:nvPicPr>
                   <pic:blipFill>
-                    <a:blip r:embed="rId52" cstate="print"/>
+                    <a:blip r:embed="rId53" cstate="print"/>
                     <a:srcRect/>
                     <a:stretch>
                       <a:fillRect/>
@@ -5639,26 +6759,67 @@
     </w:p>
     <w:p>
       <w:r>
-        <w:t xml:space="preserve">Создаем репозиторий А в гитхабе и добавлем в качестве </w:t>
-      </w:r>
+        <w:t xml:space="preserve">Создаем </w:t>
+      </w:r>
+      <w:proofErr w:type="spellStart"/>
+      <w:r>
+        <w:t>репозиторий</w:t>
+      </w:r>
+      <w:proofErr w:type="spellEnd"/>
+      <w:r>
+        <w:t xml:space="preserve"> А в </w:t>
+      </w:r>
+      <w:proofErr w:type="spellStart"/>
+      <w:r>
+        <w:t>гитхабе</w:t>
+      </w:r>
+      <w:proofErr w:type="spellEnd"/>
+      <w:r>
+        <w:t xml:space="preserve"> и </w:t>
+      </w:r>
+      <w:proofErr w:type="spellStart"/>
+      <w:r>
+        <w:t>добавлем</w:t>
+      </w:r>
+      <w:proofErr w:type="spellEnd"/>
+      <w:r>
+        <w:t xml:space="preserve"> в качестве </w:t>
+      </w:r>
+      <w:proofErr w:type="spellStart"/>
       <w:r>
         <w:rPr>
           <w:lang w:val="en-US"/>
         </w:rPr>
         <w:t>orgin</w:t>
       </w:r>
+      <w:proofErr w:type="spellEnd"/>
       <w:r>
         <w:t xml:space="preserve"> </w:t>
       </w:r>
       <w:r>
-        <w:t xml:space="preserve">для первого репозитория , предварительно удалив предыдущий </w:t>
-      </w:r>
+        <w:t xml:space="preserve">для первого </w:t>
+      </w:r>
+      <w:proofErr w:type="spellStart"/>
+      <w:r>
+        <w:t>репозитория</w:t>
+      </w:r>
+      <w:proofErr w:type="spellEnd"/>
+      <w:proofErr w:type="gramStart"/>
+      <w:r>
+        <w:t xml:space="preserve"> ,</w:t>
+      </w:r>
+      <w:proofErr w:type="gramEnd"/>
+      <w:r>
+        <w:t xml:space="preserve"> предварительно удалив предыдущий </w:t>
+      </w:r>
+      <w:proofErr w:type="spellStart"/>
       <w:r>
         <w:rPr>
           <w:lang w:val="en-US"/>
         </w:rPr>
         <w:t>orgin</w:t>
       </w:r>
+      <w:proofErr w:type="spellEnd"/>
     </w:p>
     <w:p>
       <w:r>
@@ -5684,7 +6845,7 @@
                     </pic:cNvPicPr>
                   </pic:nvPicPr>
                   <pic:blipFill>
-                    <a:blip r:embed="rId53" cstate="print"/>
+                    <a:blip r:embed="rId54" cstate="print"/>
                     <a:srcRect/>
                     <a:stretch>
                       <a:fillRect/>
@@ -5737,7 +6898,7 @@
                     </pic:cNvPicPr>
                   </pic:nvPicPr>
                   <pic:blipFill>
-                    <a:blip r:embed="rId54" cstate="print"/>
+                    <a:blip r:embed="rId55" cstate="print"/>
                     <a:srcRect/>
                     <a:stretch>
                       <a:fillRect/>
@@ -5768,7 +6929,20 @@
     </w:p>
     <w:p>
       <w:r>
-        <w:t xml:space="preserve">Отправляем данные в репозиторий А </w:t>
+        <w:t xml:space="preserve">Отправляем данные в </w:t>
+      </w:r>
+      <w:proofErr w:type="spellStart"/>
+      <w:r>
+        <w:t>репозиторий</w:t>
+      </w:r>
+      <w:proofErr w:type="spellEnd"/>
+      <w:proofErr w:type="gramStart"/>
+      <w:r>
+        <w:t xml:space="preserve"> А</w:t>
+      </w:r>
+      <w:proofErr w:type="gramEnd"/>
+      <w:r>
+        <w:t xml:space="preserve"> </w:t>
       </w:r>
       <w:r>
         <w:t>и клонируем его себе</w:t>
@@ -5800,7 +6974,7 @@
                     </pic:cNvPicPr>
                   </pic:nvPicPr>
                   <pic:blipFill>
-                    <a:blip r:embed="rId55" cstate="print"/>
+                    <a:blip r:embed="rId56" cstate="print"/>
                     <a:srcRect/>
                     <a:stretch>
                       <a:fillRect/>
@@ -5861,7 +7035,7 @@
                     </pic:cNvPicPr>
                   </pic:nvPicPr>
                   <pic:blipFill>
-                    <a:blip r:embed="rId56" cstate="print"/>
+                    <a:blip r:embed="rId57" cstate="print"/>
                     <a:srcRect/>
                     <a:stretch>
                       <a:fillRect/>
@@ -5892,9 +7066,22 @@
     </w:p>
     <w:p>
       <w:r>
-        <w:t xml:space="preserve">Ссылка на репозиторий А </w:t>
-      </w:r>
-      <w:hyperlink r:id="rId57" w:history="1">
+        <w:t xml:space="preserve">Ссылка на </w:t>
+      </w:r>
+      <w:proofErr w:type="spellStart"/>
+      <w:r>
+        <w:t>репозиторий</w:t>
+      </w:r>
+      <w:proofErr w:type="spellEnd"/>
+      <w:proofErr w:type="gramStart"/>
+      <w:r>
+        <w:t xml:space="preserve"> А</w:t>
+      </w:r>
+      <w:proofErr w:type="gramEnd"/>
+      <w:r>
+        <w:t xml:space="preserve"> </w:t>
+      </w:r>
+      <w:hyperlink r:id="rId58" w:history="1">
         <w:r>
           <w:rPr>
             <w:rStyle w:val="aa"/>
@@ -5949,7 +7136,7 @@
                     </pic:cNvPicPr>
                   </pic:nvPicPr>
                   <pic:blipFill>
-                    <a:blip r:embed="rId58" cstate="print"/>
+                    <a:blip r:embed="rId59" cstate="print"/>
                     <a:srcRect/>
                     <a:stretch>
                       <a:fillRect/>
@@ -6072,7 +7259,7 @@
                     </pic:cNvPicPr>
                   </pic:nvPicPr>
                   <pic:blipFill>
-                    <a:blip r:embed="rId59" cstate="print"/>
+                    <a:blip r:embed="rId60" cstate="print"/>
                     <a:srcRect/>
                     <a:stretch>
                       <a:fillRect/>
@@ -6131,7 +7318,7 @@
                     </pic:cNvPicPr>
                   </pic:nvPicPr>
                   <pic:blipFill>
-                    <a:blip r:embed="rId60" cstate="print"/>
+                    <a:blip r:embed="rId61" cstate="print"/>
                     <a:srcRect/>
                     <a:stretch>
                       <a:fillRect/>
@@ -6198,7 +7385,7 @@
                     </pic:cNvPicPr>
                   </pic:nvPicPr>
                   <pic:blipFill>
-                    <a:blip r:embed="rId61" cstate="print"/>
+                    <a:blip r:embed="rId62" cstate="print"/>
                     <a:srcRect/>
                     <a:stretch>
                       <a:fillRect/>
@@ -6228,11 +7415,6 @@
       </w:r>
     </w:p>
     <w:p>
-      <w:pPr>
-        <w:rPr>
-          <w:lang w:val="en-US"/>
-        </w:rPr>
-      </w:pPr>
       <w:r>
         <w:rPr>
           <w:noProof/>
@@ -6240,7 +7422,7 @@
         </w:rPr>
         <w:t xml:space="preserve">Ссылка на репозиторий </w:t>
       </w:r>
-      <w:hyperlink r:id="rId62" w:history="1">
+      <w:hyperlink r:id="rId63" w:history="1">
         <w:r>
           <w:rPr>
             <w:rStyle w:val="aa"/>
@@ -6258,10 +7440,671 @@
           <w:rFonts w:ascii="Lucida Console" w:hAnsi="Lucida Console" w:cs="Lucida Console"/>
           <w:sz w:val="18"/>
           <w:szCs w:val="18"/>
-          <w:lang w:val="en-US"/>
-        </w:rPr>
-      </w:pPr>
-    </w:p>
+        </w:rPr>
+      </w:pPr>
+    </w:p>
+    <w:p>
+      <w:pPr>
+        <w:rPr>
+          <w:rFonts w:ascii="Lucida Console" w:hAnsi="Lucida Console" w:cs="Lucida Console"/>
+          <w:sz w:val="18"/>
+          <w:szCs w:val="18"/>
+        </w:rPr>
+      </w:pPr>
+    </w:p>
+    <w:p>
+      <w:pPr>
+        <w:pStyle w:val="1"/>
+        <w:jc w:val="center"/>
+        <w:rPr>
+          <w:sz w:val="48"/>
+          <w:lang w:val="en-US"/>
+        </w:rPr>
+      </w:pPr>
+      <w:r>
+        <w:rPr>
+          <w:sz w:val="48"/>
+        </w:rPr>
+        <w:t>Лабораторная №5</w:t>
+      </w:r>
+    </w:p>
+    <w:p>
+      <w:r>
+        <w:t xml:space="preserve">Работа с </w:t>
+      </w:r>
+      <w:proofErr w:type="gramStart"/>
+      <w:r>
+        <w:t>удаленными</w:t>
+      </w:r>
+      <w:proofErr w:type="gramEnd"/>
+      <w:r>
+        <w:t xml:space="preserve"> </w:t>
+      </w:r>
+      <w:proofErr w:type="spellStart"/>
+      <w:r>
+        <w:t>репзиториями</w:t>
+      </w:r>
+      <w:proofErr w:type="spellEnd"/>
+    </w:p>
+    <w:p>
+      <w:r>
+        <w:rPr>
+          <w:noProof/>
+          <w:lang w:eastAsia="ru-RU"/>
+        </w:rPr>
+        <w:drawing>
+          <wp:inline distT="0" distB="0" distL="0" distR="0" wp14:anchorId="08606C56" wp14:editId="06C2EFD8">
+            <wp:extent cx="5940425" cy="1190660"/>
+            <wp:effectExtent l="0" t="0" r="0" b="0"/>
+            <wp:docPr id="40" name="Рисунок 40"/>
+            <wp:cNvGraphicFramePr>
+              <a:graphicFrameLocks xmlns:a="http://schemas.openxmlformats.org/drawingml/2006/main" noChangeAspect="1"/>
+            </wp:cNvGraphicFramePr>
+            <a:graphic xmlns:a="http://schemas.openxmlformats.org/drawingml/2006/main">
+              <a:graphicData uri="http://schemas.openxmlformats.org/drawingml/2006/picture">
+                <pic:pic xmlns:pic="http://schemas.openxmlformats.org/drawingml/2006/picture">
+                  <pic:nvPicPr>
+                    <pic:cNvPr id="0" name=""/>
+                    <pic:cNvPicPr/>
+                  </pic:nvPicPr>
+                  <pic:blipFill>
+                    <a:blip r:embed="rId64"/>
+                    <a:stretch>
+                      <a:fillRect/>
+                    </a:stretch>
+                  </pic:blipFill>
+                  <pic:spPr>
+                    <a:xfrm>
+                      <a:off x="0" y="0"/>
+                      <a:ext cx="5940425" cy="1190660"/>
+                    </a:xfrm>
+                    <a:prstGeom prst="rect">
+                      <a:avLst/>
+                    </a:prstGeom>
+                  </pic:spPr>
+                </pic:pic>
+              </a:graphicData>
+            </a:graphic>
+          </wp:inline>
+        </w:drawing>
+      </w:r>
+    </w:p>
+    <w:p>
+      <w:r>
+        <w:rPr>
+          <w:noProof/>
+          <w:lang w:eastAsia="ru-RU"/>
+        </w:rPr>
+        <w:drawing>
+          <wp:inline distT="0" distB="0" distL="0" distR="0" wp14:anchorId="06631B56" wp14:editId="231C5E61">
+            <wp:extent cx="3663950" cy="1149350"/>
+            <wp:effectExtent l="0" t="0" r="0" b="0"/>
+            <wp:docPr id="41" name="Рисунок 41"/>
+            <wp:cNvGraphicFramePr>
+              <a:graphicFrameLocks xmlns:a="http://schemas.openxmlformats.org/drawingml/2006/main" noChangeAspect="1"/>
+            </wp:cNvGraphicFramePr>
+            <a:graphic xmlns:a="http://schemas.openxmlformats.org/drawingml/2006/main">
+              <a:graphicData uri="http://schemas.openxmlformats.org/drawingml/2006/picture">
+                <pic:pic xmlns:pic="http://schemas.openxmlformats.org/drawingml/2006/picture">
+                  <pic:nvPicPr>
+                    <pic:cNvPr id="0" name=""/>
+                    <pic:cNvPicPr/>
+                  </pic:nvPicPr>
+                  <pic:blipFill>
+                    <a:blip r:embed="rId65"/>
+                    <a:stretch>
+                      <a:fillRect/>
+                    </a:stretch>
+                  </pic:blipFill>
+                  <pic:spPr>
+                    <a:xfrm>
+                      <a:off x="0" y="0"/>
+                      <a:ext cx="3663950" cy="1149350"/>
+                    </a:xfrm>
+                    <a:prstGeom prst="rect">
+                      <a:avLst/>
+                    </a:prstGeom>
+                  </pic:spPr>
+                </pic:pic>
+              </a:graphicData>
+            </a:graphic>
+          </wp:inline>
+        </w:drawing>
+      </w:r>
+    </w:p>
+    <w:p>
+      <w:proofErr w:type="spellStart"/>
+      <w:r>
+        <w:rPr>
+          <w:lang w:val="en-US"/>
+        </w:rPr>
+        <w:t>Git</w:t>
+      </w:r>
+      <w:proofErr w:type="spellEnd"/>
+      <w:r>
+        <w:t xml:space="preserve"> </w:t>
+      </w:r>
+      <w:r>
+        <w:rPr>
+          <w:lang w:val="en-US"/>
+        </w:rPr>
+        <w:t>remote</w:t>
+      </w:r>
+      <w:r>
+        <w:t xml:space="preserve"> </w:t>
+      </w:r>
+      <w:r>
+        <w:rPr>
+          <w:lang w:val="en-US"/>
+        </w:rPr>
+        <w:t>add</w:t>
+      </w:r>
+      <w:r>
+        <w:t xml:space="preserve"> </w:t>
+      </w:r>
+      <w:r>
+        <w:t xml:space="preserve">название паки и путь папки – для связи </w:t>
+      </w:r>
+      <w:proofErr w:type="spellStart"/>
+      <w:r>
+        <w:t>репозитория</w:t>
+      </w:r>
+      <w:proofErr w:type="spellEnd"/>
+    </w:p>
+    <w:p>
+      <w:r>
+        <w:rPr>
+          <w:noProof/>
+          <w:lang w:eastAsia="ru-RU"/>
+        </w:rPr>
+        <w:drawing>
+          <wp:inline distT="0" distB="0" distL="0" distR="0" wp14:anchorId="00DDEFC2" wp14:editId="5D43A384">
+            <wp:extent cx="3657600" cy="406400"/>
+            <wp:effectExtent l="0" t="0" r="0" b="0"/>
+            <wp:docPr id="47" name="Рисунок 47"/>
+            <wp:cNvGraphicFramePr>
+              <a:graphicFrameLocks xmlns:a="http://schemas.openxmlformats.org/drawingml/2006/main" noChangeAspect="1"/>
+            </wp:cNvGraphicFramePr>
+            <a:graphic xmlns:a="http://schemas.openxmlformats.org/drawingml/2006/main">
+              <a:graphicData uri="http://schemas.openxmlformats.org/drawingml/2006/picture">
+                <pic:pic xmlns:pic="http://schemas.openxmlformats.org/drawingml/2006/picture">
+                  <pic:nvPicPr>
+                    <pic:cNvPr id="0" name=""/>
+                    <pic:cNvPicPr/>
+                  </pic:nvPicPr>
+                  <pic:blipFill>
+                    <a:blip r:embed="rId66"/>
+                    <a:stretch>
+                      <a:fillRect/>
+                    </a:stretch>
+                  </pic:blipFill>
+                  <pic:spPr>
+                    <a:xfrm>
+                      <a:off x="0" y="0"/>
+                      <a:ext cx="3657600" cy="406400"/>
+                    </a:xfrm>
+                    <a:prstGeom prst="rect">
+                      <a:avLst/>
+                    </a:prstGeom>
+                  </pic:spPr>
+                </pic:pic>
+              </a:graphicData>
+            </a:graphic>
+          </wp:inline>
+        </w:drawing>
+      </w:r>
+    </w:p>
+    <w:p>
+      <w:pPr>
+        <w:rPr>
+          <w:lang w:val="en-US"/>
+        </w:rPr>
+      </w:pPr>
+      <w:proofErr w:type="spellStart"/>
+      <w:r>
+        <w:rPr>
+          <w:lang w:val="en-US"/>
+        </w:rPr>
+        <w:lastRenderedPageBreak/>
+        <w:t>Git</w:t>
+      </w:r>
+      <w:proofErr w:type="spellEnd"/>
+      <w:r>
+        <w:rPr>
+          <w:lang w:val="en-US"/>
+        </w:rPr>
+        <w:t xml:space="preserve"> remote – </w:t>
+      </w:r>
+      <w:r>
+        <w:t>выводит связи</w:t>
+      </w:r>
+    </w:p>
+    <w:p>
+      <w:pPr>
+        <w:rPr>
+          <w:lang w:val="en-US"/>
+        </w:rPr>
+      </w:pPr>
+      <w:r>
+        <w:rPr>
+          <w:noProof/>
+          <w:lang w:eastAsia="ru-RU"/>
+        </w:rPr>
+        <w:drawing>
+          <wp:inline distT="0" distB="0" distL="0" distR="0" wp14:anchorId="7E3A4233" wp14:editId="1C0A87BB">
+            <wp:extent cx="3778250" cy="996950"/>
+            <wp:effectExtent l="0" t="0" r="0" b="0"/>
+            <wp:docPr id="53" name="Рисунок 53"/>
+            <wp:cNvGraphicFramePr>
+              <a:graphicFrameLocks xmlns:a="http://schemas.openxmlformats.org/drawingml/2006/main" noChangeAspect="1"/>
+            </wp:cNvGraphicFramePr>
+            <a:graphic xmlns:a="http://schemas.openxmlformats.org/drawingml/2006/main">
+              <a:graphicData uri="http://schemas.openxmlformats.org/drawingml/2006/picture">
+                <pic:pic xmlns:pic="http://schemas.openxmlformats.org/drawingml/2006/picture">
+                  <pic:nvPicPr>
+                    <pic:cNvPr id="0" name=""/>
+                    <pic:cNvPicPr/>
+                  </pic:nvPicPr>
+                  <pic:blipFill>
+                    <a:blip r:embed="rId67"/>
+                    <a:stretch>
+                      <a:fillRect/>
+                    </a:stretch>
+                  </pic:blipFill>
+                  <pic:spPr>
+                    <a:xfrm>
+                      <a:off x="0" y="0"/>
+                      <a:ext cx="3778250" cy="996950"/>
+                    </a:xfrm>
+                    <a:prstGeom prst="rect">
+                      <a:avLst/>
+                    </a:prstGeom>
+                  </pic:spPr>
+                </pic:pic>
+              </a:graphicData>
+            </a:graphic>
+          </wp:inline>
+        </w:drawing>
+      </w:r>
+    </w:p>
+    <w:p>
+      <w:proofErr w:type="spellStart"/>
+      <w:r>
+        <w:rPr>
+          <w:lang w:val="en-US"/>
+        </w:rPr>
+        <w:t>Git</w:t>
+      </w:r>
+      <w:proofErr w:type="spellEnd"/>
+      <w:r>
+        <w:t xml:space="preserve"> </w:t>
+      </w:r>
+      <w:r>
+        <w:rPr>
+          <w:lang w:val="en-US"/>
+        </w:rPr>
+        <w:t>fetch</w:t>
+      </w:r>
+      <w:r>
+        <w:t xml:space="preserve"> </w:t>
+      </w:r>
+      <w:r>
+        <w:t xml:space="preserve">имя папки </w:t>
+      </w:r>
+      <w:r>
+        <w:t>–</w:t>
+      </w:r>
+      <w:r>
+        <w:t xml:space="preserve"> </w:t>
+      </w:r>
+      <w:r>
+        <w:t xml:space="preserve">переносит данные из </w:t>
+      </w:r>
+      <w:proofErr w:type="spellStart"/>
+      <w:r>
+        <w:t>заданой</w:t>
+      </w:r>
+      <w:proofErr w:type="spellEnd"/>
+      <w:r>
+        <w:t xml:space="preserve"> папки</w:t>
+      </w:r>
+    </w:p>
+    <w:p>
+      <w:pPr>
+        <w:rPr>
+          <w:noProof/>
+          <w:lang w:eastAsia="ru-RU"/>
+        </w:rPr>
+      </w:pPr>
+      <w:r>
+        <w:rPr>
+          <w:noProof/>
+          <w:lang w:val="en-US" w:eastAsia="ru-RU"/>
+        </w:rPr>
+        <w:t>Git</w:t>
+      </w:r>
+      <w:r>
+        <w:rPr>
+          <w:noProof/>
+          <w:lang w:eastAsia="ru-RU"/>
+        </w:rPr>
+        <w:t xml:space="preserve"> </w:t>
+      </w:r>
+      <w:r>
+        <w:rPr>
+          <w:noProof/>
+          <w:lang w:val="en-US" w:eastAsia="ru-RU"/>
+        </w:rPr>
+        <w:t>checkout</w:t>
+      </w:r>
+      <w:r>
+        <w:rPr>
+          <w:noProof/>
+          <w:lang w:eastAsia="ru-RU"/>
+        </w:rPr>
+        <w:t xml:space="preserve"> –</w:t>
+      </w:r>
+      <w:r>
+        <w:rPr>
+          <w:noProof/>
+          <w:lang w:val="en-US" w:eastAsia="ru-RU"/>
+        </w:rPr>
+        <w:t>track</w:t>
+      </w:r>
+      <w:r>
+        <w:rPr>
+          <w:noProof/>
+          <w:lang w:eastAsia="ru-RU"/>
+        </w:rPr>
+        <w:t xml:space="preserve"> </w:t>
+      </w:r>
+      <w:r>
+        <w:rPr>
+          <w:noProof/>
+          <w:lang w:eastAsia="ru-RU"/>
+        </w:rPr>
+        <w:t>имя</w:t>
+      </w:r>
+      <w:r>
+        <w:rPr>
+          <w:noProof/>
+          <w:lang w:eastAsia="ru-RU"/>
+        </w:rPr>
+        <w:t xml:space="preserve"> </w:t>
+      </w:r>
+      <w:r>
+        <w:rPr>
+          <w:noProof/>
+          <w:lang w:eastAsia="ru-RU"/>
+        </w:rPr>
+        <w:t>папки</w:t>
+      </w:r>
+      <w:r>
+        <w:rPr>
+          <w:noProof/>
+          <w:lang w:eastAsia="ru-RU"/>
+        </w:rPr>
+        <w:t>/</w:t>
+      </w:r>
+      <w:r>
+        <w:rPr>
+          <w:noProof/>
+          <w:lang w:eastAsia="ru-RU"/>
+        </w:rPr>
+        <w:t>имя</w:t>
+      </w:r>
+      <w:r>
+        <w:rPr>
+          <w:noProof/>
+          <w:lang w:eastAsia="ru-RU"/>
+        </w:rPr>
+        <w:t xml:space="preserve"> </w:t>
+      </w:r>
+      <w:r>
+        <w:rPr>
+          <w:noProof/>
+          <w:lang w:eastAsia="ru-RU"/>
+        </w:rPr>
+        <w:t>ветки</w:t>
+      </w:r>
+      <w:r>
+        <w:rPr>
+          <w:noProof/>
+          <w:lang w:eastAsia="ru-RU"/>
+        </w:rPr>
+        <w:t xml:space="preserve"> – </w:t>
+      </w:r>
+      <w:r>
+        <w:rPr>
+          <w:noProof/>
+          <w:lang w:eastAsia="ru-RU"/>
+        </w:rPr>
+        <w:t>связь текущей ветки с веткой которую указали</w:t>
+      </w:r>
+    </w:p>
+    <w:p>
+      <w:pPr>
+        <w:rPr>
+          <w:lang w:val="en-US"/>
+        </w:rPr>
+      </w:pPr>
+      <w:r>
+        <w:rPr>
+          <w:noProof/>
+          <w:lang w:eastAsia="ru-RU"/>
+        </w:rPr>
+        <w:drawing>
+          <wp:inline distT="0" distB="0" distL="0" distR="0" wp14:anchorId="2D744B49" wp14:editId="76EDF3B1">
+            <wp:extent cx="5270500" cy="1822450"/>
+            <wp:effectExtent l="0" t="0" r="6350" b="6350"/>
+            <wp:docPr id="54" name="Рисунок 54"/>
+            <wp:cNvGraphicFramePr>
+              <a:graphicFrameLocks xmlns:a="http://schemas.openxmlformats.org/drawingml/2006/main" noChangeAspect="1"/>
+            </wp:cNvGraphicFramePr>
+            <a:graphic xmlns:a="http://schemas.openxmlformats.org/drawingml/2006/main">
+              <a:graphicData uri="http://schemas.openxmlformats.org/drawingml/2006/picture">
+                <pic:pic xmlns:pic="http://schemas.openxmlformats.org/drawingml/2006/picture">
+                  <pic:nvPicPr>
+                    <pic:cNvPr id="0" name=""/>
+                    <pic:cNvPicPr/>
+                  </pic:nvPicPr>
+                  <pic:blipFill>
+                    <a:blip r:embed="rId68"/>
+                    <a:stretch>
+                      <a:fillRect/>
+                    </a:stretch>
+                  </pic:blipFill>
+                  <pic:spPr>
+                    <a:xfrm>
+                      <a:off x="0" y="0"/>
+                      <a:ext cx="5270500" cy="1822450"/>
+                    </a:xfrm>
+                    <a:prstGeom prst="rect">
+                      <a:avLst/>
+                    </a:prstGeom>
+                  </pic:spPr>
+                </pic:pic>
+              </a:graphicData>
+            </a:graphic>
+          </wp:inline>
+        </w:drawing>
+      </w:r>
+    </w:p>
+    <w:p>
+      <w:r>
+        <w:t>Получаем изменения</w:t>
+      </w:r>
+    </w:p>
+    <w:p>
+      <w:r>
+        <w:rPr>
+          <w:noProof/>
+          <w:lang w:eastAsia="ru-RU"/>
+        </w:rPr>
+        <w:drawing>
+          <wp:inline distT="0" distB="0" distL="0" distR="0" wp14:anchorId="71C96E7A" wp14:editId="367AAFA9">
+            <wp:extent cx="3898900" cy="501650"/>
+            <wp:effectExtent l="0" t="0" r="6350" b="0"/>
+            <wp:docPr id="56" name="Рисунок 56"/>
+            <wp:cNvGraphicFramePr>
+              <a:graphicFrameLocks xmlns:a="http://schemas.openxmlformats.org/drawingml/2006/main" noChangeAspect="1"/>
+            </wp:cNvGraphicFramePr>
+            <a:graphic xmlns:a="http://schemas.openxmlformats.org/drawingml/2006/main">
+              <a:graphicData uri="http://schemas.openxmlformats.org/drawingml/2006/picture">
+                <pic:pic xmlns:pic="http://schemas.openxmlformats.org/drawingml/2006/picture">
+                  <pic:nvPicPr>
+                    <pic:cNvPr id="0" name=""/>
+                    <pic:cNvPicPr/>
+                  </pic:nvPicPr>
+                  <pic:blipFill>
+                    <a:blip r:embed="rId69"/>
+                    <a:stretch>
+                      <a:fillRect/>
+                    </a:stretch>
+                  </pic:blipFill>
+                  <pic:spPr>
+                    <a:xfrm>
+                      <a:off x="0" y="0"/>
+                      <a:ext cx="3898900" cy="501650"/>
+                    </a:xfrm>
+                    <a:prstGeom prst="rect">
+                      <a:avLst/>
+                    </a:prstGeom>
+                  </pic:spPr>
+                </pic:pic>
+              </a:graphicData>
+            </a:graphic>
+          </wp:inline>
+        </w:drawing>
+      </w:r>
+    </w:p>
+    <w:p>
+      <w:pPr>
+        <w:pStyle w:val="1"/>
+        <w:jc w:val="center"/>
+        <w:rPr>
+          <w:sz w:val="48"/>
+        </w:rPr>
+      </w:pPr>
+      <w:r>
+        <w:rPr>
+          <w:sz w:val="48"/>
+        </w:rPr>
+        <w:t>Лабораторная работа №6</w:t>
+      </w:r>
+    </w:p>
+    <w:p>
+      <w:r>
+        <w:t>Работа с метками</w:t>
+      </w:r>
+    </w:p>
+    <w:p>
+      <w:pPr>
+        <w:rPr>
+          <w:lang w:val="en-US"/>
+        </w:rPr>
+      </w:pPr>
+      <w:r>
+        <w:rPr>
+          <w:noProof/>
+          <w:lang w:eastAsia="ru-RU"/>
+        </w:rPr>
+        <w:drawing>
+          <wp:inline distT="0" distB="0" distL="0" distR="0" wp14:anchorId="794B9FC2" wp14:editId="68F8504D">
+            <wp:extent cx="5772150" cy="2413000"/>
+            <wp:effectExtent l="0" t="0" r="0" b="6350"/>
+            <wp:docPr id="57" name="Рисунок 57"/>
+            <wp:cNvGraphicFramePr>
+              <a:graphicFrameLocks xmlns:a="http://schemas.openxmlformats.org/drawingml/2006/main" noChangeAspect="1"/>
+            </wp:cNvGraphicFramePr>
+            <a:graphic xmlns:a="http://schemas.openxmlformats.org/drawingml/2006/main">
+              <a:graphicData uri="http://schemas.openxmlformats.org/drawingml/2006/picture">
+                <pic:pic xmlns:pic="http://schemas.openxmlformats.org/drawingml/2006/picture">
+                  <pic:nvPicPr>
+                    <pic:cNvPr id="0" name=""/>
+                    <pic:cNvPicPr/>
+                  </pic:nvPicPr>
+                  <pic:blipFill>
+                    <a:blip r:embed="rId70"/>
+                    <a:stretch>
+                      <a:fillRect/>
+                    </a:stretch>
+                  </pic:blipFill>
+                  <pic:spPr>
+                    <a:xfrm>
+                      <a:off x="0" y="0"/>
+                      <a:ext cx="5772150" cy="2413000"/>
+                    </a:xfrm>
+                    <a:prstGeom prst="rect">
+                      <a:avLst/>
+                    </a:prstGeom>
+                  </pic:spPr>
+                </pic:pic>
+              </a:graphicData>
+            </a:graphic>
+          </wp:inline>
+        </w:drawing>
+      </w:r>
+    </w:p>
+    <w:p>
+      <w:pPr>
+        <w:rPr>
+          <w:lang w:val="en-US"/>
+        </w:rPr>
+      </w:pPr>
+      <w:r>
+        <w:rPr>
+          <w:noProof/>
+          <w:lang w:eastAsia="ru-RU"/>
+        </w:rPr>
+        <w:lastRenderedPageBreak/>
+        <w:drawing>
+          <wp:inline distT="0" distB="0" distL="0" distR="0" wp14:anchorId="79B17CC9" wp14:editId="771DD406">
+            <wp:extent cx="5746750" cy="2082800"/>
+            <wp:effectExtent l="0" t="0" r="6350" b="0"/>
+            <wp:docPr id="59" name="Рисунок 59"/>
+            <wp:cNvGraphicFramePr>
+              <a:graphicFrameLocks xmlns:a="http://schemas.openxmlformats.org/drawingml/2006/main" noChangeAspect="1"/>
+            </wp:cNvGraphicFramePr>
+            <a:graphic xmlns:a="http://schemas.openxmlformats.org/drawingml/2006/main">
+              <a:graphicData uri="http://schemas.openxmlformats.org/drawingml/2006/picture">
+                <pic:pic xmlns:pic="http://schemas.openxmlformats.org/drawingml/2006/picture">
+                  <pic:nvPicPr>
+                    <pic:cNvPr id="0" name=""/>
+                    <pic:cNvPicPr/>
+                  </pic:nvPicPr>
+                  <pic:blipFill>
+                    <a:blip r:embed="rId71"/>
+                    <a:stretch>
+                      <a:fillRect/>
+                    </a:stretch>
+                  </pic:blipFill>
+                  <pic:spPr>
+                    <a:xfrm>
+                      <a:off x="0" y="0"/>
+                      <a:ext cx="5746750" cy="2082800"/>
+                    </a:xfrm>
+                    <a:prstGeom prst="rect">
+                      <a:avLst/>
+                    </a:prstGeom>
+                  </pic:spPr>
+                </pic:pic>
+              </a:graphicData>
+            </a:graphic>
+          </wp:inline>
+        </w:drawing>
+      </w:r>
+    </w:p>
+    <w:p>
+      <w:pPr>
+        <w:rPr>
+          <w:lang w:val="en-US"/>
+        </w:rPr>
+      </w:pPr>
+      <w:bookmarkStart w:id="4" w:name="_GoBack"/>
+      <w:bookmarkEnd w:id="4"/>
+    </w:p>
+    <w:p/>
     <w:sectPr>
       <w:pgSz w:w="11906" w:h="16838"/>
       <w:pgMar w:top="1134" w:right="850" w:bottom="1134" w:left="1701" w:header="708" w:footer="708" w:gutter="0"/>
@@ -6273,7 +8116,7 @@
 </file>
 
 <file path=word/endnotes.xml><?xml version="1.0" encoding="utf-8"?>
-<w:endnotes xmlns:ve="http://schemas.openxmlformats.org/markup-compatibility/2006" xmlns:o="urn:schemas-microsoft-com:office:office" xmlns:r="http://schemas.openxmlformats.org/officeDocument/2006/relationships" xmlns:m="http://schemas.openxmlformats.org/officeDocument/2006/math" xmlns:v="urn:schemas-microsoft-com:vml" xmlns:wp="http://schemas.openxmlformats.org/drawingml/2006/wordprocessingDrawing" xmlns:w10="urn:schemas-microsoft-com:office:word" xmlns:w="http://schemas.openxmlformats.org/wordprocessingml/2006/main" xmlns:wne="http://schemas.microsoft.com/office/word/2006/wordml">
+<w:endnotes xmlns:wpc="http://schemas.microsoft.com/office/word/2010/wordprocessingCanvas" xmlns:mc="http://schemas.openxmlformats.org/markup-compatibility/2006" xmlns:o="urn:schemas-microsoft-com:office:office" xmlns:r="http://schemas.openxmlformats.org/officeDocument/2006/relationships" xmlns:m="http://schemas.openxmlformats.org/officeDocument/2006/math" xmlns:v="urn:schemas-microsoft-com:vml" xmlns:wp14="http://schemas.microsoft.com/office/word/2010/wordprocessingDrawing" xmlns:wp="http://schemas.openxmlformats.org/drawingml/2006/wordprocessingDrawing" xmlns:w10="urn:schemas-microsoft-com:office:word" xmlns:w="http://schemas.openxmlformats.org/wordprocessingml/2006/main" xmlns:w14="http://schemas.microsoft.com/office/word/2010/wordml" xmlns:wpg="http://schemas.microsoft.com/office/word/2010/wordprocessingGroup" xmlns:wpi="http://schemas.microsoft.com/office/word/2010/wordprocessingInk" xmlns:wne="http://schemas.microsoft.com/office/word/2006/wordml" xmlns:wps="http://schemas.microsoft.com/office/word/2010/wordprocessingShape" mc:Ignorable="w14 wp14">
   <w:endnote w:type="separator" w:id="-1">
     <w:p>
       <w:pPr>
@@ -6298,7 +8141,7 @@
 </file>
 
 <file path=word/footnotes.xml><?xml version="1.0" encoding="utf-8"?>
-<w:footnotes xmlns:ve="http://schemas.openxmlformats.org/markup-compatibility/2006" xmlns:o="urn:schemas-microsoft-com:office:office" xmlns:r="http://schemas.openxmlformats.org/officeDocument/2006/relationships" xmlns:m="http://schemas.openxmlformats.org/officeDocument/2006/math" xmlns:v="urn:schemas-microsoft-com:vml" xmlns:wp="http://schemas.openxmlformats.org/drawingml/2006/wordprocessingDrawing" xmlns:w10="urn:schemas-microsoft-com:office:word" xmlns:w="http://schemas.openxmlformats.org/wordprocessingml/2006/main" xmlns:wne="http://schemas.microsoft.com/office/word/2006/wordml">
+<w:footnotes xmlns:wpc="http://schemas.microsoft.com/office/word/2010/wordprocessingCanvas" xmlns:mc="http://schemas.openxmlformats.org/markup-compatibility/2006" xmlns:o="urn:schemas-microsoft-com:office:office" xmlns:r="http://schemas.openxmlformats.org/officeDocument/2006/relationships" xmlns:m="http://schemas.openxmlformats.org/officeDocument/2006/math" xmlns:v="urn:schemas-microsoft-com:vml" xmlns:wp14="http://schemas.microsoft.com/office/word/2010/wordprocessingDrawing" xmlns:wp="http://schemas.openxmlformats.org/drawingml/2006/wordprocessingDrawing" xmlns:w10="urn:schemas-microsoft-com:office:word" xmlns:w="http://schemas.openxmlformats.org/wordprocessingml/2006/main" xmlns:w14="http://schemas.microsoft.com/office/word/2010/wordml" xmlns:wpg="http://schemas.microsoft.com/office/word/2010/wordprocessingGroup" xmlns:wpi="http://schemas.microsoft.com/office/word/2010/wordprocessingInk" xmlns:wne="http://schemas.microsoft.com/office/word/2006/wordml" xmlns:wps="http://schemas.microsoft.com/office/word/2010/wordprocessingShape" mc:Ignorable="w14 wp14">
   <w:footnote w:type="separator" w:id="-1">
     <w:p>
       <w:pPr>
@@ -6323,7 +8166,7 @@
 </file>
 
 <file path=word/numbering.xml><?xml version="1.0" encoding="utf-8"?>
-<w:numbering xmlns:ve="http://schemas.openxmlformats.org/markup-compatibility/2006" xmlns:o="urn:schemas-microsoft-com:office:office" xmlns:r="http://schemas.openxmlformats.org/officeDocument/2006/relationships" xmlns:m="http://schemas.openxmlformats.org/officeDocument/2006/math" xmlns:v="urn:schemas-microsoft-com:vml" xmlns:wp="http://schemas.openxmlformats.org/drawingml/2006/wordprocessingDrawing" xmlns:w10="urn:schemas-microsoft-com:office:word" xmlns:w="http://schemas.openxmlformats.org/wordprocessingml/2006/main" xmlns:wne="http://schemas.microsoft.com/office/word/2006/wordml">
+<w:numbering xmlns:wpc="http://schemas.microsoft.com/office/word/2010/wordprocessingCanvas" xmlns:mc="http://schemas.openxmlformats.org/markup-compatibility/2006" xmlns:o="urn:schemas-microsoft-com:office:office" xmlns:r="http://schemas.openxmlformats.org/officeDocument/2006/relationships" xmlns:m="http://schemas.openxmlformats.org/officeDocument/2006/math" xmlns:v="urn:schemas-microsoft-com:vml" xmlns:wp14="http://schemas.microsoft.com/office/word/2010/wordprocessingDrawing" xmlns:wp="http://schemas.openxmlformats.org/drawingml/2006/wordprocessingDrawing" xmlns:w10="urn:schemas-microsoft-com:office:word" xmlns:w="http://schemas.openxmlformats.org/wordprocessingml/2006/main" xmlns:w14="http://schemas.microsoft.com/office/word/2010/wordml" xmlns:wpg="http://schemas.microsoft.com/office/word/2010/wordprocessingGroup" xmlns:wpi="http://schemas.microsoft.com/office/word/2010/wordprocessingInk" xmlns:wne="http://schemas.microsoft.com/office/word/2006/wordml" xmlns:wps="http://schemas.microsoft.com/office/word/2010/wordprocessingShape" mc:Ignorable="w14 wp14">
   <w:abstractNum w:abstractNumId="0">
     <w:nsid w:val="0EDA0280"/>
     <w:multiLevelType w:val="hybridMultilevel"/>
@@ -6443,7 +8286,7 @@
 </file>
 
 <file path=word/styles.xml><?xml version="1.0" encoding="utf-8"?>
-<w:styles xmlns:r="http://schemas.openxmlformats.org/officeDocument/2006/relationships" xmlns:w="http://schemas.openxmlformats.org/wordprocessingml/2006/main">
+<w:styles xmlns:mc="http://schemas.openxmlformats.org/markup-compatibility/2006" xmlns:r="http://schemas.openxmlformats.org/officeDocument/2006/relationships" xmlns:w="http://schemas.openxmlformats.org/wordprocessingml/2006/main" xmlns:w14="http://schemas.microsoft.com/office/word/2010/wordml" mc:Ignorable="w14">
   <w:docDefaults>
     <w:rPrDefault>
       <w:rPr>
@@ -6664,7 +8507,6 @@
     <w:uiPriority w:val="99"/>
     <w:semiHidden/>
     <w:unhideWhenUsed/>
-    <w:qFormat/>
     <w:tblPr>
       <w:tblInd w:w="0" w:type="dxa"/>
       <w:tblCellMar>
@@ -6830,7 +8672,6 @@
       <w:szCs w:val="24"/>
     </w:rPr>
     <w:tblPr>
-      <w:tblInd w:w="0" w:type="dxa"/>
       <w:tblBorders>
         <w:top w:val="single" w:sz="4" w:space="0" w:color="auto"/>
         <w:left w:val="single" w:sz="4" w:space="0" w:color="auto"/>
@@ -6839,12 +8680,6 @@
         <w:insideH w:val="single" w:sz="4" w:space="0" w:color="auto"/>
         <w:insideV w:val="single" w:sz="4" w:space="0" w:color="auto"/>
       </w:tblBorders>
-      <w:tblCellMar>
-        <w:top w:w="0" w:type="dxa"/>
-        <w:left w:w="108" w:type="dxa"/>
-        <w:bottom w:w="0" w:type="dxa"/>
-        <w:right w:w="108" w:type="dxa"/>
-      </w:tblCellMar>
     </w:tblPr>
   </w:style>
   <w:style w:type="paragraph" w:styleId="ad">
@@ -7453,7 +9288,7 @@
 </file>
 
 <file path=customXml/itemProps1.xml><?xml version="1.0" encoding="utf-8"?>
-<ds:datastoreItem xmlns:ds="http://schemas.openxmlformats.org/officeDocument/2006/customXml" ds:itemID="{90838FEF-7F24-484F-B7F3-D58A8779AB87}">
+<ds:datastoreItem xmlns:ds="http://schemas.openxmlformats.org/officeDocument/2006/customXml" ds:itemID="{DE323212-7EC6-4560-9F35-1134A7AC1BE6}">
   <ds:schemaRefs>
     <ds:schemaRef ds:uri="http://schemas.openxmlformats.org/officeDocument/2006/bibliography"/>
   </ds:schemaRefs>

--- a/Технология разработки ПО/git.docx
+++ b/Технология разработки ПО/git.docx
@@ -330,8 +330,10 @@
           <w:szCs w:val="36"/>
           <w:lang w:val="en-US"/>
         </w:rPr>
-        <w:t>IDEF</w:t>
-      </w:r>
+        <w:t>GIT</w:t>
+      </w:r>
+      <w:bookmarkStart w:id="0" w:name="_GoBack"/>
+      <w:bookmarkEnd w:id="0"/>
       <w:r>
         <w:rPr>
           <w:rFonts w:cs="Times New Roman"/>
@@ -340,7 +342,7 @@
           <w:sz w:val="40"/>
           <w:szCs w:val="36"/>
         </w:rPr>
-        <w:t xml:space="preserve">0 </w:t>
+        <w:t xml:space="preserve"> </w:t>
       </w:r>
     </w:p>
     <w:p>
@@ -889,7 +891,7 @@
           <w:szCs w:val="28"/>
         </w:rPr>
       </w:pPr>
-      <w:bookmarkStart w:id="0" w:name="_Toc220519703"/>
+      <w:bookmarkStart w:id="1" w:name="_Toc220519703"/>
       <w:r>
         <w:rPr>
           <w:sz w:val="44"/>
@@ -912,7 +914,7 @@
         <w:lastRenderedPageBreak/>
         <w:t>Лабораторная работа №3</w:t>
       </w:r>
-      <w:bookmarkEnd w:id="0"/>
+      <w:bookmarkEnd w:id="1"/>
     </w:p>
     <w:p>
       <w:pPr>
@@ -4156,14 +4158,14 @@
           <w:sz w:val="40"/>
         </w:rPr>
       </w:pPr>
-      <w:bookmarkStart w:id="1" w:name="_Toc220519704"/>
+      <w:bookmarkStart w:id="2" w:name="_Toc220519704"/>
       <w:r>
         <w:rPr>
           <w:sz w:val="40"/>
         </w:rPr>
         <w:t>Самостоятельная работа:</w:t>
       </w:r>
-      <w:bookmarkEnd w:id="1"/>
+      <w:bookmarkEnd w:id="2"/>
     </w:p>
     <w:p>
       <w:pPr>
@@ -6035,14 +6037,14 @@
           <w:sz w:val="52"/>
         </w:rPr>
       </w:pPr>
-      <w:bookmarkStart w:id="2" w:name="_Toc220519705"/>
+      <w:bookmarkStart w:id="3" w:name="_Toc220519705"/>
       <w:r>
         <w:rPr>
           <w:sz w:val="52"/>
         </w:rPr>
         <w:t>Лабораторная работа №4</w:t>
       </w:r>
-      <w:bookmarkEnd w:id="2"/>
+      <w:bookmarkEnd w:id="3"/>
     </w:p>
     <w:p>
       <w:pPr>
@@ -6471,14 +6473,14 @@
           <w:sz w:val="44"/>
         </w:rPr>
       </w:pPr>
-      <w:bookmarkStart w:id="3" w:name="_Toc220519706"/>
+      <w:bookmarkStart w:id="4" w:name="_Toc220519706"/>
       <w:r>
         <w:rPr>
           <w:sz w:val="44"/>
         </w:rPr>
         <w:t>Самостоятельная работа:</w:t>
       </w:r>
-      <w:bookmarkEnd w:id="3"/>
+      <w:bookmarkEnd w:id="4"/>
     </w:p>
     <w:p>
       <w:r>
@@ -8101,8 +8103,6 @@
           <w:lang w:val="en-US"/>
         </w:rPr>
       </w:pPr>
-      <w:bookmarkStart w:id="4" w:name="_GoBack"/>
-      <w:bookmarkEnd w:id="4"/>
     </w:p>
     <w:p/>
     <w:sectPr>
@@ -9288,7 +9288,7 @@
 </file>
 
 <file path=customXml/itemProps1.xml><?xml version="1.0" encoding="utf-8"?>
-<ds:datastoreItem xmlns:ds="http://schemas.openxmlformats.org/officeDocument/2006/customXml" ds:itemID="{DE323212-7EC6-4560-9F35-1134A7AC1BE6}">
+<ds:datastoreItem xmlns:ds="http://schemas.openxmlformats.org/officeDocument/2006/customXml" ds:itemID="{B1F97399-D678-4535-B288-E5D3106C575E}">
   <ds:schemaRefs>
     <ds:schemaRef ds:uri="http://schemas.openxmlformats.org/officeDocument/2006/bibliography"/>
   </ds:schemaRefs>

--- a/Технология разработки ПО/git.docx
+++ b/Технология разработки ПО/git.docx
@@ -332,8 +332,6 @@
         </w:rPr>
         <w:t>GIT</w:t>
       </w:r>
-      <w:bookmarkStart w:id="0" w:name="_GoBack"/>
-      <w:bookmarkEnd w:id="0"/>
       <w:r>
         <w:rPr>
           <w:rFonts w:cs="Times New Roman"/>
@@ -590,7 +588,10 @@
               <w:tab w:val="right" w:leader="dot" w:pos="9345"/>
             </w:tabs>
             <w:rPr>
+              <w:rFonts w:asciiTheme="minorHAnsi" w:eastAsiaTheme="minorEastAsia" w:hAnsiTheme="minorHAnsi"/>
               <w:noProof/>
+              <w:sz w:val="22"/>
+              <w:lang w:eastAsia="ru-RU"/>
             </w:rPr>
           </w:pPr>
           <w:r>
@@ -602,7 +603,7 @@
           <w:r>
             <w:fldChar w:fldCharType="separate"/>
           </w:r>
-          <w:hyperlink w:anchor="_Toc220519703" w:history="1">
+          <w:hyperlink w:anchor="_Toc221021458" w:history="1">
             <w:r>
               <w:rPr>
                 <w:rStyle w:val="aa"/>
@@ -629,7 +630,7 @@
                 <w:noProof/>
                 <w:webHidden/>
               </w:rPr>
-              <w:instrText xml:space="preserve"> PAGEREF _Toc220519703 \h </w:instrText>
+              <w:instrText xml:space="preserve"> PAGEREF _Toc221021458 \h </w:instrText>
             </w:r>
             <w:r>
               <w:rPr>
@@ -667,10 +668,13 @@
               <w:tab w:val="right" w:leader="dot" w:pos="9345"/>
             </w:tabs>
             <w:rPr>
+              <w:rFonts w:asciiTheme="minorHAnsi" w:eastAsiaTheme="minorEastAsia" w:hAnsiTheme="minorHAnsi"/>
               <w:noProof/>
+              <w:sz w:val="22"/>
+              <w:lang w:eastAsia="ru-RU"/>
             </w:rPr>
           </w:pPr>
-          <w:hyperlink w:anchor="_Toc220519704" w:history="1">
+          <w:hyperlink w:anchor="_Toc221021459" w:history="1">
             <w:r>
               <w:rPr>
                 <w:rStyle w:val="aa"/>
@@ -697,7 +701,7 @@
                 <w:noProof/>
                 <w:webHidden/>
               </w:rPr>
-              <w:instrText xml:space="preserve"> PAGEREF _Toc220519704 \h </w:instrText>
+              <w:instrText xml:space="preserve"> PAGEREF _Toc221021459 \h </w:instrText>
             </w:r>
             <w:r>
               <w:rPr>
@@ -735,10 +739,13 @@
               <w:tab w:val="right" w:leader="dot" w:pos="9345"/>
             </w:tabs>
             <w:rPr>
+              <w:rFonts w:asciiTheme="minorHAnsi" w:eastAsiaTheme="minorEastAsia" w:hAnsiTheme="minorHAnsi"/>
               <w:noProof/>
+              <w:sz w:val="22"/>
+              <w:lang w:eastAsia="ru-RU"/>
             </w:rPr>
           </w:pPr>
-          <w:hyperlink w:anchor="_Toc220519705" w:history="1">
+          <w:hyperlink w:anchor="_Toc221021460" w:history="1">
             <w:r>
               <w:rPr>
                 <w:rStyle w:val="aa"/>
@@ -765,7 +772,7 @@
                 <w:noProof/>
                 <w:webHidden/>
               </w:rPr>
-              <w:instrText xml:space="preserve"> PAGEREF _Toc220519705 \h </w:instrText>
+              <w:instrText xml:space="preserve"> PAGEREF _Toc221021460 \h </w:instrText>
             </w:r>
             <w:r>
               <w:rPr>
@@ -803,10 +810,13 @@
               <w:tab w:val="right" w:leader="dot" w:pos="9345"/>
             </w:tabs>
             <w:rPr>
+              <w:rFonts w:asciiTheme="minorHAnsi" w:eastAsiaTheme="minorEastAsia" w:hAnsiTheme="minorHAnsi"/>
               <w:noProof/>
+              <w:sz w:val="22"/>
+              <w:lang w:eastAsia="ru-RU"/>
             </w:rPr>
           </w:pPr>
-          <w:hyperlink w:anchor="_Toc220519706" w:history="1">
+          <w:hyperlink w:anchor="_Toc221021461" w:history="1">
             <w:r>
               <w:rPr>
                 <w:rStyle w:val="aa"/>
@@ -833,7 +843,7 @@
                 <w:noProof/>
                 <w:webHidden/>
               </w:rPr>
-              <w:instrText xml:space="preserve"> PAGEREF _Toc220519706 \h </w:instrText>
+              <w:instrText xml:space="preserve"> PAGEREF _Toc221021461 \h </w:instrText>
             </w:r>
             <w:r>
               <w:rPr>
@@ -865,6 +875,148 @@
           </w:hyperlink>
         </w:p>
         <w:p>
+          <w:pPr>
+            <w:pStyle w:val="11"/>
+            <w:tabs>
+              <w:tab w:val="right" w:leader="dot" w:pos="9345"/>
+            </w:tabs>
+            <w:rPr>
+              <w:rFonts w:asciiTheme="minorHAnsi" w:eastAsiaTheme="minorEastAsia" w:hAnsiTheme="minorHAnsi"/>
+              <w:noProof/>
+              <w:sz w:val="22"/>
+              <w:lang w:eastAsia="ru-RU"/>
+            </w:rPr>
+          </w:pPr>
+          <w:hyperlink w:anchor="_Toc221021462" w:history="1">
+            <w:r>
+              <w:rPr>
+                <w:rStyle w:val="aa"/>
+                <w:noProof/>
+              </w:rPr>
+              <w:t>Лабораторная №5</w:t>
+            </w:r>
+            <w:r>
+              <w:rPr>
+                <w:noProof/>
+                <w:webHidden/>
+              </w:rPr>
+              <w:tab/>
+            </w:r>
+            <w:r>
+              <w:rPr>
+                <w:noProof/>
+                <w:webHidden/>
+              </w:rPr>
+              <w:fldChar w:fldCharType="begin"/>
+            </w:r>
+            <w:r>
+              <w:rPr>
+                <w:noProof/>
+                <w:webHidden/>
+              </w:rPr>
+              <w:instrText xml:space="preserve"> PAGEREF _Toc221021462 \h </w:instrText>
+            </w:r>
+            <w:r>
+              <w:rPr>
+                <w:noProof/>
+                <w:webHidden/>
+              </w:rPr>
+            </w:r>
+            <w:r>
+              <w:rPr>
+                <w:noProof/>
+                <w:webHidden/>
+              </w:rPr>
+              <w:fldChar w:fldCharType="separate"/>
+            </w:r>
+            <w:r>
+              <w:rPr>
+                <w:noProof/>
+                <w:webHidden/>
+              </w:rPr>
+              <w:t>19</w:t>
+            </w:r>
+            <w:r>
+              <w:rPr>
+                <w:noProof/>
+                <w:webHidden/>
+              </w:rPr>
+              <w:fldChar w:fldCharType="end"/>
+            </w:r>
+          </w:hyperlink>
+        </w:p>
+        <w:p>
+          <w:pPr>
+            <w:pStyle w:val="11"/>
+            <w:tabs>
+              <w:tab w:val="right" w:leader="dot" w:pos="9345"/>
+            </w:tabs>
+            <w:rPr>
+              <w:rFonts w:asciiTheme="minorHAnsi" w:eastAsiaTheme="minorEastAsia" w:hAnsiTheme="minorHAnsi"/>
+              <w:noProof/>
+              <w:sz w:val="22"/>
+              <w:lang w:eastAsia="ru-RU"/>
+            </w:rPr>
+          </w:pPr>
+          <w:hyperlink w:anchor="_Toc221021463" w:history="1">
+            <w:r>
+              <w:rPr>
+                <w:rStyle w:val="aa"/>
+                <w:noProof/>
+              </w:rPr>
+              <w:t>Лабораторная работа №6</w:t>
+            </w:r>
+            <w:r>
+              <w:rPr>
+                <w:noProof/>
+                <w:webHidden/>
+              </w:rPr>
+              <w:tab/>
+            </w:r>
+            <w:r>
+              <w:rPr>
+                <w:noProof/>
+                <w:webHidden/>
+              </w:rPr>
+              <w:fldChar w:fldCharType="begin"/>
+            </w:r>
+            <w:r>
+              <w:rPr>
+                <w:noProof/>
+                <w:webHidden/>
+              </w:rPr>
+              <w:instrText xml:space="preserve"> PAGEREF _Toc221021463 \h </w:instrText>
+            </w:r>
+            <w:r>
+              <w:rPr>
+                <w:noProof/>
+                <w:webHidden/>
+              </w:rPr>
+            </w:r>
+            <w:r>
+              <w:rPr>
+                <w:noProof/>
+                <w:webHidden/>
+              </w:rPr>
+              <w:fldChar w:fldCharType="separate"/>
+            </w:r>
+            <w:r>
+              <w:rPr>
+                <w:noProof/>
+                <w:webHidden/>
+              </w:rPr>
+              <w:t>20</w:t>
+            </w:r>
+            <w:r>
+              <w:rPr>
+                <w:noProof/>
+                <w:webHidden/>
+              </w:rPr>
+              <w:fldChar w:fldCharType="end"/>
+            </w:r>
+          </w:hyperlink>
+        </w:p>
+        <w:p>
           <w:r>
             <w:fldChar w:fldCharType="end"/>
           </w:r>
@@ -891,7 +1043,6 @@
           <w:szCs w:val="28"/>
         </w:rPr>
       </w:pPr>
-      <w:bookmarkStart w:id="1" w:name="_Toc220519703"/>
       <w:r>
         <w:rPr>
           <w:sz w:val="44"/>
@@ -907,6 +1058,7 @@
           <w:sz w:val="44"/>
         </w:rPr>
       </w:pPr>
+      <w:bookmarkStart w:id="0" w:name="_Toc221021458"/>
       <w:r>
         <w:rPr>
           <w:sz w:val="44"/>
@@ -914,7 +1066,7 @@
         <w:lastRenderedPageBreak/>
         <w:t>Лабораторная работа №3</w:t>
       </w:r>
-      <w:bookmarkEnd w:id="1"/>
+      <w:bookmarkEnd w:id="0"/>
     </w:p>
     <w:p>
       <w:pPr>
@@ -4158,14 +4310,14 @@
           <w:sz w:val="40"/>
         </w:rPr>
       </w:pPr>
-      <w:bookmarkStart w:id="2" w:name="_Toc220519704"/>
+      <w:bookmarkStart w:id="1" w:name="_Toc221021459"/>
       <w:r>
         <w:rPr>
           <w:sz w:val="40"/>
         </w:rPr>
         <w:t>Самостоятельная работа:</w:t>
       </w:r>
-      <w:bookmarkEnd w:id="2"/>
+      <w:bookmarkEnd w:id="1"/>
     </w:p>
     <w:p>
       <w:pPr>
@@ -6037,14 +6189,14 @@
           <w:sz w:val="52"/>
         </w:rPr>
       </w:pPr>
-      <w:bookmarkStart w:id="3" w:name="_Toc220519705"/>
+      <w:bookmarkStart w:id="2" w:name="_Toc221021460"/>
       <w:r>
         <w:rPr>
           <w:sz w:val="52"/>
         </w:rPr>
         <w:t>Лабораторная работа №4</w:t>
       </w:r>
-      <w:bookmarkEnd w:id="3"/>
+      <w:bookmarkEnd w:id="2"/>
     </w:p>
     <w:p>
       <w:pPr>
@@ -6473,14 +6625,14 @@
           <w:sz w:val="44"/>
         </w:rPr>
       </w:pPr>
-      <w:bookmarkStart w:id="4" w:name="_Toc220519706"/>
+      <w:bookmarkStart w:id="3" w:name="_Toc221021461"/>
       <w:r>
         <w:rPr>
           <w:sz w:val="44"/>
         </w:rPr>
         <w:t>Самостоятельная работа:</w:t>
       </w:r>
-      <w:bookmarkEnd w:id="4"/>
+      <w:bookmarkEnd w:id="3"/>
     </w:p>
     <w:p>
       <w:r>
@@ -6787,14 +6939,24 @@
       <w:r>
         <w:t xml:space="preserve"> в качестве </w:t>
       </w:r>
-      <w:proofErr w:type="spellStart"/>
-      <w:r>
-        <w:rPr>
-          <w:lang w:val="en-US"/>
-        </w:rPr>
-        <w:t>orgin</w:t>
-      </w:r>
-      <w:proofErr w:type="spellEnd"/>
+      <w:r>
+        <w:rPr>
+          <w:lang w:val="en-US"/>
+        </w:rPr>
+        <w:t>or</w:t>
+      </w:r>
+      <w:r>
+        <w:rPr>
+          <w:lang w:val="en-US"/>
+        </w:rPr>
+        <w:t>i</w:t>
+      </w:r>
+      <w:r>
+        <w:rPr>
+          <w:lang w:val="en-US"/>
+        </w:rPr>
+        <w:t>gin</w:t>
+      </w:r>
       <w:r>
         <w:t xml:space="preserve"> </w:t>
       </w:r>
@@ -6928,6 +7090,8 @@
           </wp:inline>
         </w:drawing>
       </w:r>
+      <w:bookmarkStart w:id="4" w:name="_GoBack"/>
+      <w:bookmarkEnd w:id="4"/>
     </w:p>
     <w:p>
       <w:r>
@@ -7460,15 +7624,28 @@
         <w:jc w:val="center"/>
         <w:rPr>
           <w:sz w:val="48"/>
-          <w:lang w:val="en-US"/>
-        </w:rPr>
-      </w:pPr>
+        </w:rPr>
+      </w:pPr>
+      <w:bookmarkStart w:id="5" w:name="_Toc221021462"/>
       <w:r>
         <w:rPr>
           <w:sz w:val="48"/>
         </w:rPr>
-        <w:t>Лабораторная №5</w:t>
-      </w:r>
+        <w:t xml:space="preserve">Лабораторная </w:t>
+      </w:r>
+      <w:r>
+        <w:rPr>
+          <w:sz w:val="48"/>
+        </w:rPr>
+        <w:t xml:space="preserve">работа </w:t>
+      </w:r>
+      <w:r>
+        <w:rPr>
+          <w:sz w:val="48"/>
+        </w:rPr>
+        <w:t>№5</w:t>
+      </w:r>
+      <w:bookmarkEnd w:id="5"/>
     </w:p>
     <w:p>
       <w:r>
@@ -7988,12 +8165,14 @@
           <w:sz w:val="48"/>
         </w:rPr>
       </w:pPr>
+      <w:bookmarkStart w:id="6" w:name="_Toc221021463"/>
       <w:r>
         <w:rPr>
           <w:sz w:val="48"/>
         </w:rPr>
         <w:t>Лабораторная работа №6</w:t>
       </w:r>
+      <w:bookmarkEnd w:id="6"/>
     </w:p>
     <w:p>
       <w:r>
@@ -9288,7 +9467,7 @@
 </file>
 
 <file path=customXml/itemProps1.xml><?xml version="1.0" encoding="utf-8"?>
-<ds:datastoreItem xmlns:ds="http://schemas.openxmlformats.org/officeDocument/2006/customXml" ds:itemID="{B1F97399-D678-4535-B288-E5D3106C575E}">
+<ds:datastoreItem xmlns:ds="http://schemas.openxmlformats.org/officeDocument/2006/customXml" ds:itemID="{7F5B8844-D625-44EB-A5DB-843FA4A343A1}">
   <ds:schemaRefs>
     <ds:schemaRef ds:uri="http://schemas.openxmlformats.org/officeDocument/2006/bibliography"/>
   </ds:schemaRefs>

--- a/Технология разработки ПО/git.docx
+++ b/Технология разработки ПО/git.docx
@@ -1,6 +1,6 @@
 
 <file path=word/document.xml><?xml version="1.0" encoding="utf-8"?>
-<w:document xmlns:wpc="http://schemas.microsoft.com/office/word/2010/wordprocessingCanvas" xmlns:mc="http://schemas.openxmlformats.org/markup-compatibility/2006" xmlns:o="urn:schemas-microsoft-com:office:office" xmlns:r="http://schemas.openxmlformats.org/officeDocument/2006/relationships" xmlns:m="http://schemas.openxmlformats.org/officeDocument/2006/math" xmlns:v="urn:schemas-microsoft-com:vml" xmlns:wp14="http://schemas.microsoft.com/office/word/2010/wordprocessingDrawing" xmlns:wp="http://schemas.openxmlformats.org/drawingml/2006/wordprocessingDrawing" xmlns:w10="urn:schemas-microsoft-com:office:word" xmlns:w="http://schemas.openxmlformats.org/wordprocessingml/2006/main" xmlns:w14="http://schemas.microsoft.com/office/word/2010/wordml" xmlns:wpg="http://schemas.microsoft.com/office/word/2010/wordprocessingGroup" xmlns:wpi="http://schemas.microsoft.com/office/word/2010/wordprocessingInk" xmlns:wne="http://schemas.microsoft.com/office/word/2006/wordml" xmlns:wps="http://schemas.microsoft.com/office/word/2010/wordprocessingShape" mc:Ignorable="w14 wp14">
+<w:document xmlns:ve="http://schemas.openxmlformats.org/markup-compatibility/2006" xmlns:o="urn:schemas-microsoft-com:office:office" xmlns:r="http://schemas.openxmlformats.org/officeDocument/2006/relationships" xmlns:m="http://schemas.openxmlformats.org/officeDocument/2006/math" xmlns:v="urn:schemas-microsoft-com:vml" xmlns:wp="http://schemas.openxmlformats.org/drawingml/2006/wordprocessingDrawing" xmlns:w10="urn:schemas-microsoft-com:office:word" xmlns:w="http://schemas.openxmlformats.org/wordprocessingml/2006/main" xmlns:wne="http://schemas.microsoft.com/office/word/2006/wordml">
   <w:body>
     <w:tbl>
       <w:tblPr>
@@ -14,7 +14,7 @@
           <w:insideH w:val="none" w:sz="0" w:space="0" w:color="auto"/>
           <w:insideV w:val="none" w:sz="0" w:space="0" w:color="auto"/>
         </w:tblBorders>
-        <w:tblLook w:val="04A0" w:firstRow="1" w:lastRow="0" w:firstColumn="1" w:lastColumn="0" w:noHBand="0" w:noVBand="1"/>
+        <w:tblLook w:val="04A0"/>
       </w:tblPr>
       <w:tblGrid>
         <w:gridCol w:w="2347"/>
@@ -60,10 +60,10 @@
                           </pic:cNvPicPr>
                         </pic:nvPicPr>
                         <pic:blipFill>
-                          <a:blip r:embed="rId9" cstate="print">
+                          <a:blip r:embed="rId8" cstate="print">
                             <a:extLst>
                               <a:ext uri="{28A0092B-C50C-407E-A947-70E740481C1C}">
-                                <a14:useLocalDpi xmlns:a14="http://schemas.microsoft.com/office/drawing/2010/main" val="0"/>
+                                <a14:useLocalDpi xmlns:a14="http://schemas.microsoft.com/office/drawing/2010/main" xmlns:wps="http://schemas.microsoft.com/office/word/2010/wordprocessingShape" xmlns:wpi="http://schemas.microsoft.com/office/word/2010/wordprocessingInk" xmlns:wpg="http://schemas.microsoft.com/office/word/2010/wordprocessingGroup" xmlns:w14="http://schemas.microsoft.com/office/word/2010/wordml" xmlns:w="http://schemas.openxmlformats.org/wordprocessingml/2006/main" xmlns:w10="urn:schemas-microsoft-com:office:word" xmlns:wp14="http://schemas.microsoft.com/office/word/2010/wordprocessingDrawing" xmlns:v="urn:schemas-microsoft-com:vml" xmlns:o="urn:schemas-microsoft-com:office:office" xmlns:mc="http://schemas.openxmlformats.org/markup-compatibility/2006" xmlns:wpc="http://schemas.microsoft.com/office/word/2010/wordprocessingCanvas" xmlns="" val="0"/>
                               </a:ext>
                             </a:extLst>
                           </a:blip>
@@ -416,23 +416,7 @@
           <w:rFonts w:cs="Times New Roman"/>
           <w:szCs w:val="28"/>
         </w:rPr>
-        <w:t>Студен</w:t>
-      </w:r>
-      <w:proofErr w:type="gramStart"/>
-      <w:r>
-        <w:rPr>
-          <w:rFonts w:cs="Times New Roman"/>
-          <w:szCs w:val="28"/>
-        </w:rPr>
-        <w:t>т(</w:t>
-      </w:r>
-      <w:proofErr w:type="gramEnd"/>
-      <w:r>
-        <w:rPr>
-          <w:rFonts w:cs="Times New Roman"/>
-          <w:szCs w:val="28"/>
-        </w:rPr>
-        <w:t>ка): Перепёлкина Анфиса Александровна</w:t>
+        <w:t>Студент(ка): Перепёлкина Анфиса Александровна</w:t>
       </w:r>
     </w:p>
     <w:p>
@@ -571,7 +555,6 @@
           <w:docPartUnique/>
         </w:docPartObj>
       </w:sdtPr>
-      <w:sdtEndPr/>
       <w:sdtContent>
         <w:p>
           <w:pPr>
@@ -603,7 +586,7 @@
           <w:r>
             <w:fldChar w:fldCharType="separate"/>
           </w:r>
-          <w:hyperlink w:anchor="_Toc221021458" w:history="1">
+          <w:hyperlink w:anchor="_Toc221178984" w:history="1">
             <w:r>
               <w:rPr>
                 <w:rStyle w:val="aa"/>
@@ -630,7 +613,7 @@
                 <w:noProof/>
                 <w:webHidden/>
               </w:rPr>
-              <w:instrText xml:space="preserve"> PAGEREF _Toc221021458 \h </w:instrText>
+              <w:instrText xml:space="preserve"> PAGEREF _Toc221178984 \h </w:instrText>
             </w:r>
             <w:r>
               <w:rPr>
@@ -674,7 +657,7 @@
               <w:lang w:eastAsia="ru-RU"/>
             </w:rPr>
           </w:pPr>
-          <w:hyperlink w:anchor="_Toc221021459" w:history="1">
+          <w:hyperlink w:anchor="_Toc221178985" w:history="1">
             <w:r>
               <w:rPr>
                 <w:rStyle w:val="aa"/>
@@ -701,7 +684,7 @@
                 <w:noProof/>
                 <w:webHidden/>
               </w:rPr>
-              <w:instrText xml:space="preserve"> PAGEREF _Toc221021459 \h </w:instrText>
+              <w:instrText xml:space="preserve"> PAGEREF _Toc221178985 \h </w:instrText>
             </w:r>
             <w:r>
               <w:rPr>
@@ -745,7 +728,7 @@
               <w:lang w:eastAsia="ru-RU"/>
             </w:rPr>
           </w:pPr>
-          <w:hyperlink w:anchor="_Toc221021460" w:history="1">
+          <w:hyperlink w:anchor="_Toc221178986" w:history="1">
             <w:r>
               <w:rPr>
                 <w:rStyle w:val="aa"/>
@@ -772,7 +755,7 @@
                 <w:noProof/>
                 <w:webHidden/>
               </w:rPr>
-              <w:instrText xml:space="preserve"> PAGEREF _Toc221021460 \h </w:instrText>
+              <w:instrText xml:space="preserve"> PAGEREF _Toc221178986 \h </w:instrText>
             </w:r>
             <w:r>
               <w:rPr>
@@ -816,7 +799,7 @@
               <w:lang w:eastAsia="ru-RU"/>
             </w:rPr>
           </w:pPr>
-          <w:hyperlink w:anchor="_Toc221021461" w:history="1">
+          <w:hyperlink w:anchor="_Toc221178987" w:history="1">
             <w:r>
               <w:rPr>
                 <w:rStyle w:val="aa"/>
@@ -843,7 +826,7 @@
                 <w:noProof/>
                 <w:webHidden/>
               </w:rPr>
-              <w:instrText xml:space="preserve"> PAGEREF _Toc221021461 \h </w:instrText>
+              <w:instrText xml:space="preserve"> PAGEREF _Toc221178987 \h </w:instrText>
             </w:r>
             <w:r>
               <w:rPr>
@@ -887,13 +870,13 @@
               <w:lang w:eastAsia="ru-RU"/>
             </w:rPr>
           </w:pPr>
-          <w:hyperlink w:anchor="_Toc221021462" w:history="1">
+          <w:hyperlink w:anchor="_Toc221178988" w:history="1">
             <w:r>
               <w:rPr>
                 <w:rStyle w:val="aa"/>
                 <w:noProof/>
               </w:rPr>
-              <w:t>Лабораторная №5</w:t>
+              <w:t>Лабораторная работа №5</w:t>
             </w:r>
             <w:r>
               <w:rPr>
@@ -914,7 +897,7 @@
                 <w:noProof/>
                 <w:webHidden/>
               </w:rPr>
-              <w:instrText xml:space="preserve"> PAGEREF _Toc221021462 \h </w:instrText>
+              <w:instrText xml:space="preserve"> PAGEREF _Toc221178988 \h </w:instrText>
             </w:r>
             <w:r>
               <w:rPr>
@@ -958,7 +941,7 @@
               <w:lang w:eastAsia="ru-RU"/>
             </w:rPr>
           </w:pPr>
-          <w:hyperlink w:anchor="_Toc221021463" w:history="1">
+          <w:hyperlink w:anchor="_Toc221178989" w:history="1">
             <w:r>
               <w:rPr>
                 <w:rStyle w:val="aa"/>
@@ -985,7 +968,7 @@
                 <w:noProof/>
                 <w:webHidden/>
               </w:rPr>
-              <w:instrText xml:space="preserve"> PAGEREF _Toc221021463 \h </w:instrText>
+              <w:instrText xml:space="preserve"> PAGEREF _Toc221178989 \h </w:instrText>
             </w:r>
             <w:r>
               <w:rPr>
@@ -1058,7 +1041,7 @@
           <w:sz w:val="44"/>
         </w:rPr>
       </w:pPr>
-      <w:bookmarkStart w:id="0" w:name="_Toc221021458"/>
+      <w:bookmarkStart w:id="0" w:name="_Toc221178984"/>
       <w:r>
         <w:rPr>
           <w:sz w:val="44"/>
@@ -1098,10 +1081,10 @@
                     <pic:cNvPicPr/>
                   </pic:nvPicPr>
                   <pic:blipFill rotWithShape="1">
-                    <a:blip r:embed="rId10" cstate="print">
+                    <a:blip r:embed="rId9" cstate="print">
                       <a:extLst>
                         <a:ext uri="{28A0092B-C50C-407E-A947-70E740481C1C}">
-                          <a14:useLocalDpi xmlns:a14="http://schemas.microsoft.com/office/drawing/2010/main" val="0"/>
+                          <a14:useLocalDpi xmlns:a14="http://schemas.microsoft.com/office/drawing/2010/main" xmlns:wps="http://schemas.microsoft.com/office/word/2010/wordprocessingShape" xmlns:wpi="http://schemas.microsoft.com/office/word/2010/wordprocessingInk" xmlns:wpg="http://schemas.microsoft.com/office/word/2010/wordprocessingGroup" xmlns:w14="http://schemas.microsoft.com/office/word/2010/wordml" xmlns:w="http://schemas.openxmlformats.org/wordprocessingml/2006/main" xmlns:w10="urn:schemas-microsoft-com:office:word" xmlns:wp14="http://schemas.microsoft.com/office/word/2010/wordprocessingDrawing" xmlns:v="urn:schemas-microsoft-com:vml" xmlns:o="urn:schemas-microsoft-com:office:office" xmlns:mc="http://schemas.openxmlformats.org/markup-compatibility/2006" xmlns:wpc="http://schemas.microsoft.com/office/word/2010/wordprocessingCanvas" xmlns="" val="0"/>
                         </a:ext>
                       </a:extLst>
                     </a:blip>
@@ -1121,7 +1104,7 @@
                     </a:ln>
                     <a:extLst>
                       <a:ext uri="{53640926-AAD7-44D8-BBD7-CCE9431645EC}">
-                        <a14:shadowObscured xmlns:a14="http://schemas.microsoft.com/office/drawing/2010/main"/>
+                        <a14:shadowObscured xmlns:a14="http://schemas.microsoft.com/office/drawing/2010/main" xmlns:wps="http://schemas.microsoft.com/office/word/2010/wordprocessingShape" xmlns:wpi="http://schemas.microsoft.com/office/word/2010/wordprocessingInk" xmlns:wpg="http://schemas.microsoft.com/office/word/2010/wordprocessingGroup" xmlns:w14="http://schemas.microsoft.com/office/word/2010/wordml" xmlns:w="http://schemas.openxmlformats.org/wordprocessingml/2006/main" xmlns:w10="urn:schemas-microsoft-com:office:word" xmlns:wp14="http://schemas.microsoft.com/office/word/2010/wordprocessingDrawing" xmlns:v="urn:schemas-microsoft-com:vml" xmlns:o="urn:schemas-microsoft-com:office:office" xmlns:mc="http://schemas.openxmlformats.org/markup-compatibility/2006" xmlns:wpc="http://schemas.microsoft.com/office/word/2010/wordprocessingCanvas" xmlns=""/>
                       </a:ext>
                     </a:extLst>
                   </pic:spPr>
@@ -1146,21 +1129,12 @@
           <w:szCs w:val="28"/>
         </w:rPr>
       </w:pPr>
-      <w:proofErr w:type="spellStart"/>
-      <w:r>
-        <w:rPr>
-          <w:rFonts w:cs="Times New Roman"/>
-          <w:szCs w:val="28"/>
-        </w:rPr>
-        <w:t>Линукс</w:t>
-      </w:r>
-      <w:proofErr w:type="spellEnd"/>
-      <w:r>
-        <w:rPr>
-          <w:rFonts w:cs="Times New Roman"/>
-          <w:szCs w:val="28"/>
-        </w:rPr>
-        <w:t xml:space="preserve"> команды</w:t>
+      <w:r>
+        <w:rPr>
+          <w:rFonts w:cs="Times New Roman"/>
+          <w:szCs w:val="28"/>
+        </w:rPr>
+        <w:t>Линукс команды</w:t>
       </w:r>
     </w:p>
     <w:p>
@@ -1205,6 +1179,81 @@
             <wp:extent cx="5940425" cy="824633"/>
             <wp:effectExtent l="0" t="0" r="3175" b="0"/>
             <wp:docPr id="3" name="Рисунок 3"/>
+            <wp:cNvGraphicFramePr>
+              <a:graphicFrameLocks xmlns:a="http://schemas.openxmlformats.org/drawingml/2006/main" noChangeAspect="1"/>
+            </wp:cNvGraphicFramePr>
+            <a:graphic xmlns:a="http://schemas.openxmlformats.org/drawingml/2006/main">
+              <a:graphicData uri="http://schemas.openxmlformats.org/drawingml/2006/picture">
+                <pic:pic xmlns:pic="http://schemas.openxmlformats.org/drawingml/2006/picture">
+                  <pic:nvPicPr>
+                    <pic:cNvPr id="0" name=""/>
+                    <pic:cNvPicPr/>
+                  </pic:nvPicPr>
+                  <pic:blipFill>
+                    <a:blip r:embed="rId10" cstate="print"/>
+                    <a:stretch>
+                      <a:fillRect/>
+                    </a:stretch>
+                  </pic:blipFill>
+                  <pic:spPr>
+                    <a:xfrm>
+                      <a:off x="0" y="0"/>
+                      <a:ext cx="5940425" cy="824633"/>
+                    </a:xfrm>
+                    <a:prstGeom prst="rect">
+                      <a:avLst/>
+                    </a:prstGeom>
+                  </pic:spPr>
+                </pic:pic>
+              </a:graphicData>
+            </a:graphic>
+          </wp:inline>
+        </w:drawing>
+      </w:r>
+    </w:p>
+    <w:p>
+      <w:pPr>
+        <w:rPr>
+          <w:rFonts w:cs="Times New Roman"/>
+          <w:szCs w:val="28"/>
+        </w:rPr>
+      </w:pPr>
+      <w:r>
+        <w:rPr>
+          <w:rFonts w:cs="Times New Roman"/>
+          <w:szCs w:val="28"/>
+          <w:lang w:val="en-US"/>
+        </w:rPr>
+        <w:t>Cd</w:t>
+      </w:r>
+      <w:r>
+        <w:rPr>
+          <w:rFonts w:cs="Times New Roman"/>
+          <w:szCs w:val="28"/>
+        </w:rPr>
+        <w:t xml:space="preserve"> для вывода списка всех файлов </w:t>
+      </w:r>
+    </w:p>
+    <w:p>
+      <w:pPr>
+        <w:rPr>
+          <w:rFonts w:cs="Times New Roman"/>
+          <w:szCs w:val="28"/>
+          <w:lang w:val="en-US"/>
+        </w:rPr>
+      </w:pPr>
+      <w:r>
+        <w:rPr>
+          <w:rFonts w:cs="Times New Roman"/>
+          <w:noProof/>
+          <w:szCs w:val="28"/>
+          <w:lang w:eastAsia="ru-RU"/>
+        </w:rPr>
+        <w:drawing>
+          <wp:inline distT="0" distB="0" distL="0" distR="0">
+            <wp:extent cx="3155950" cy="1473200"/>
+            <wp:effectExtent l="0" t="0" r="6350" b="0"/>
+            <wp:docPr id="4" name="Рисунок 4"/>
             <wp:cNvGraphicFramePr>
               <a:graphicFrameLocks xmlns:a="http://schemas.openxmlformats.org/drawingml/2006/main" noChangeAspect="1"/>
             </wp:cNvGraphicFramePr>
@@ -1224,7 +1273,7 @@
                   <pic:spPr>
                     <a:xfrm>
                       <a:off x="0" y="0"/>
-                      <a:ext cx="5940425" cy="824633"/>
+                      <a:ext cx="3155950" cy="1473200"/>
                     </a:xfrm>
                     <a:prstGeom prst="rect">
                       <a:avLst/>
@@ -1250,36 +1299,62 @@
           <w:szCs w:val="28"/>
           <w:lang w:val="en-US"/>
         </w:rPr>
-        <w:t>Cd</w:t>
-      </w:r>
-      <w:r>
-        <w:rPr>
-          <w:rFonts w:cs="Times New Roman"/>
-          <w:szCs w:val="28"/>
-        </w:rPr>
-        <w:t xml:space="preserve"> для вывода списка всех файлов </w:t>
-      </w:r>
-    </w:p>
-    <w:p>
-      <w:pPr>
-        <w:rPr>
-          <w:rFonts w:cs="Times New Roman"/>
-          <w:szCs w:val="28"/>
-          <w:lang w:val="en-US"/>
-        </w:rPr>
-      </w:pPr>
-      <w:r>
-        <w:rPr>
-          <w:rFonts w:cs="Times New Roman"/>
-          <w:noProof/>
-          <w:szCs w:val="28"/>
+        <w:t>PWD</w:t>
+      </w:r>
+      <w:r>
+        <w:rPr>
+          <w:rFonts w:cs="Times New Roman"/>
+          <w:szCs w:val="28"/>
+        </w:rPr>
+        <w:t xml:space="preserve"> – </w:t>
+      </w:r>
+      <w:r>
+        <w:rPr>
+          <w:rFonts w:cs="Times New Roman"/>
+          <w:szCs w:val="28"/>
+        </w:rPr>
+        <w:t>вывод директории</w:t>
+      </w:r>
+    </w:p>
+    <w:p>
+      <w:pPr>
+        <w:rPr>
+          <w:rFonts w:cs="Times New Roman"/>
+          <w:szCs w:val="28"/>
+        </w:rPr>
+      </w:pPr>
+      <w:r>
+        <w:rPr>
+          <w:rFonts w:cs="Times New Roman"/>
+          <w:szCs w:val="28"/>
+        </w:rPr>
+        <w:t xml:space="preserve">Регистрация </w:t>
+      </w:r>
+      <w:r>
+        <w:rPr>
+          <w:rFonts w:cs="Times New Roman"/>
+          <w:szCs w:val="28"/>
+        </w:rPr>
+        <w:t xml:space="preserve">в сети гит </w:t>
+      </w:r>
+    </w:p>
+    <w:p>
+      <w:pPr>
+        <w:rPr>
+          <w:rFonts w:cs="Times New Roman"/>
+          <w:szCs w:val="28"/>
+        </w:rPr>
+      </w:pPr>
+      <w:r>
+        <w:rPr>
+          <w:noProof/>
           <w:lang w:eastAsia="ru-RU"/>
         </w:rPr>
         <w:drawing>
           <wp:inline distT="0" distB="0" distL="0" distR="0">
-            <wp:extent cx="3155950" cy="1473200"/>
+            <wp:extent cx="4298950" cy="787400"/>
             <wp:effectExtent l="0" t="0" r="6350" b="0"/>
-            <wp:docPr id="4" name="Рисунок 4"/>
+            <wp:docPr id="25" name="Рисунок 25"/>
             <wp:cNvGraphicFramePr>
               <a:graphicFrameLocks xmlns:a="http://schemas.openxmlformats.org/drawingml/2006/main" noChangeAspect="1"/>
             </wp:cNvGraphicFramePr>
@@ -1299,7 +1374,7 @@
                   <pic:spPr>
                     <a:xfrm>
                       <a:off x="0" y="0"/>
-                      <a:ext cx="3155950" cy="1473200"/>
+                      <a:ext cx="4298950" cy="787400"/>
                     </a:xfrm>
                     <a:prstGeom prst="rect">
                       <a:avLst/>
@@ -1311,76 +1386,52 @@
           </wp:inline>
         </w:drawing>
       </w:r>
-    </w:p>
-    <w:p>
-      <w:pPr>
-        <w:rPr>
-          <w:rFonts w:cs="Times New Roman"/>
-          <w:szCs w:val="28"/>
-        </w:rPr>
-      </w:pPr>
-      <w:r>
-        <w:rPr>
-          <w:rFonts w:cs="Times New Roman"/>
-          <w:szCs w:val="28"/>
-          <w:lang w:val="en-US"/>
-        </w:rPr>
-        <w:t>PWD</w:t>
-      </w:r>
-      <w:r>
-        <w:rPr>
-          <w:rFonts w:cs="Times New Roman"/>
-          <w:szCs w:val="28"/>
-        </w:rPr>
-        <w:t xml:space="preserve"> – </w:t>
-      </w:r>
-      <w:r>
-        <w:rPr>
-          <w:rFonts w:cs="Times New Roman"/>
-          <w:szCs w:val="28"/>
-        </w:rPr>
-        <w:t>вывод директории</w:t>
-      </w:r>
-    </w:p>
-    <w:p>
-      <w:pPr>
-        <w:rPr>
-          <w:rFonts w:cs="Times New Roman"/>
-          <w:szCs w:val="28"/>
-        </w:rPr>
-      </w:pPr>
-      <w:r>
-        <w:rPr>
-          <w:rFonts w:cs="Times New Roman"/>
-          <w:szCs w:val="28"/>
-        </w:rPr>
-        <w:t xml:space="preserve">Регистрация </w:t>
-      </w:r>
-      <w:r>
-        <w:rPr>
-          <w:rFonts w:cs="Times New Roman"/>
-          <w:szCs w:val="28"/>
-        </w:rPr>
-        <w:t xml:space="preserve">в сети гит </w:t>
-      </w:r>
-    </w:p>
-    <w:p>
-      <w:pPr>
-        <w:rPr>
-          <w:rFonts w:cs="Times New Roman"/>
-          <w:szCs w:val="28"/>
-        </w:rPr>
-      </w:pPr>
-      <w:r>
-        <w:rPr>
-          <w:noProof/>
-          <w:lang w:eastAsia="ru-RU"/>
-        </w:rPr>
+      <w:r>
+        <w:rPr>
+          <w:rFonts w:cs="Times New Roman"/>
+          <w:noProof/>
+          <w:szCs w:val="28"/>
+          <w:lang w:eastAsia="ru-RU"/>
+        </w:rPr>
+        <w:t xml:space="preserve"> </w:t>
+      </w:r>
+    </w:p>
+    <w:p>
+      <w:pPr>
+        <w:rPr>
+          <w:rFonts w:cs="Times New Roman"/>
+          <w:szCs w:val="28"/>
+        </w:rPr>
+      </w:pPr>
+      <w:r>
+        <w:rPr>
+          <w:rFonts w:cs="Times New Roman"/>
+          <w:szCs w:val="28"/>
+        </w:rPr>
+        <w:t>Инициализация репозитория и проверка пустой он или нет( через –а вывелись скрытые файлы)</w:t>
+      </w:r>
+    </w:p>
+    <w:p>
+      <w:pPr>
+        <w:rPr>
+          <w:rFonts w:cs="Times New Roman"/>
+          <w:szCs w:val="28"/>
+          <w:lang w:val="en-US"/>
+        </w:rPr>
+      </w:pPr>
+      <w:r>
+        <w:rPr>
+          <w:rFonts w:cs="Times New Roman"/>
+          <w:noProof/>
+          <w:szCs w:val="28"/>
+          <w:lang w:eastAsia="ru-RU"/>
+        </w:rPr>
+        <w:lastRenderedPageBreak/>
         <w:drawing>
           <wp:inline distT="0" distB="0" distL="0" distR="0">
-            <wp:extent cx="4298950" cy="787400"/>
-            <wp:effectExtent l="0" t="0" r="6350" b="0"/>
-            <wp:docPr id="25" name="Рисунок 25"/>
+            <wp:extent cx="3790950" cy="1511300"/>
+            <wp:effectExtent l="0" t="0" r="0" b="0"/>
+            <wp:docPr id="6" name="Рисунок 6"/>
             <wp:cNvGraphicFramePr>
               <a:graphicFrameLocks xmlns:a="http://schemas.openxmlformats.org/drawingml/2006/main" noChangeAspect="1"/>
             </wp:cNvGraphicFramePr>
@@ -1400,115 +1451,6 @@
                   <pic:spPr>
                     <a:xfrm>
                       <a:off x="0" y="0"/>
-                      <a:ext cx="4298950" cy="787400"/>
-                    </a:xfrm>
-                    <a:prstGeom prst="rect">
-                      <a:avLst/>
-                    </a:prstGeom>
-                  </pic:spPr>
-                </pic:pic>
-              </a:graphicData>
-            </a:graphic>
-          </wp:inline>
-        </w:drawing>
-      </w:r>
-      <w:r>
-        <w:rPr>
-          <w:rFonts w:cs="Times New Roman"/>
-          <w:noProof/>
-          <w:szCs w:val="28"/>
-          <w:lang w:eastAsia="ru-RU"/>
-        </w:rPr>
-        <w:t xml:space="preserve"> </w:t>
-      </w:r>
-    </w:p>
-    <w:p>
-      <w:pPr>
-        <w:rPr>
-          <w:rFonts w:cs="Times New Roman"/>
-          <w:szCs w:val="28"/>
-        </w:rPr>
-      </w:pPr>
-      <w:r>
-        <w:rPr>
-          <w:rFonts w:cs="Times New Roman"/>
-          <w:szCs w:val="28"/>
-        </w:rPr>
-        <w:t xml:space="preserve">Инициализация </w:t>
-      </w:r>
-      <w:proofErr w:type="spellStart"/>
-      <w:r>
-        <w:rPr>
-          <w:rFonts w:cs="Times New Roman"/>
-          <w:szCs w:val="28"/>
-        </w:rPr>
-        <w:t>репозитория</w:t>
-      </w:r>
-      <w:proofErr w:type="spellEnd"/>
-      <w:r>
-        <w:rPr>
-          <w:rFonts w:cs="Times New Roman"/>
-          <w:szCs w:val="28"/>
-        </w:rPr>
-        <w:t xml:space="preserve"> и проверка пустой он или не</w:t>
-      </w:r>
-      <w:proofErr w:type="gramStart"/>
-      <w:r>
-        <w:rPr>
-          <w:rFonts w:cs="Times New Roman"/>
-          <w:szCs w:val="28"/>
-        </w:rPr>
-        <w:t>т(</w:t>
-      </w:r>
-      <w:proofErr w:type="gramEnd"/>
-      <w:r>
-        <w:rPr>
-          <w:rFonts w:cs="Times New Roman"/>
-          <w:szCs w:val="28"/>
-        </w:rPr>
-        <w:t xml:space="preserve"> через –а вывелись скрытые файлы)</w:t>
-      </w:r>
-    </w:p>
-    <w:p>
-      <w:pPr>
-        <w:rPr>
-          <w:rFonts w:cs="Times New Roman"/>
-          <w:szCs w:val="28"/>
-          <w:lang w:val="en-US"/>
-        </w:rPr>
-      </w:pPr>
-      <w:r>
-        <w:rPr>
-          <w:rFonts w:cs="Times New Roman"/>
-          <w:noProof/>
-          <w:szCs w:val="28"/>
-          <w:lang w:eastAsia="ru-RU"/>
-        </w:rPr>
-        <w:lastRenderedPageBreak/>
-        <w:drawing>
-          <wp:inline distT="0" distB="0" distL="0" distR="0">
-            <wp:extent cx="3790950" cy="1511300"/>
-            <wp:effectExtent l="0" t="0" r="0" b="0"/>
-            <wp:docPr id="6" name="Рисунок 6"/>
-            <wp:cNvGraphicFramePr>
-              <a:graphicFrameLocks xmlns:a="http://schemas.openxmlformats.org/drawingml/2006/main" noChangeAspect="1"/>
-            </wp:cNvGraphicFramePr>
-            <a:graphic xmlns:a="http://schemas.openxmlformats.org/drawingml/2006/main">
-              <a:graphicData uri="http://schemas.openxmlformats.org/drawingml/2006/picture">
-                <pic:pic xmlns:pic="http://schemas.openxmlformats.org/drawingml/2006/picture">
-                  <pic:nvPicPr>
-                    <pic:cNvPr id="0" name=""/>
-                    <pic:cNvPicPr/>
-                  </pic:nvPicPr>
-                  <pic:blipFill>
-                    <a:blip r:embed="rId14" cstate="print"/>
-                    <a:stretch>
-                      <a:fillRect/>
-                    </a:stretch>
-                  </pic:blipFill>
-                  <pic:spPr>
-                    <a:xfrm>
-                      <a:off x="0" y="0"/>
                       <a:ext cx="3790950" cy="1511300"/>
                     </a:xfrm>
                     <a:prstGeom prst="rect">
@@ -1536,7 +1478,6 @@
         </w:rPr>
         <w:t xml:space="preserve">Создаем папку </w:t>
       </w:r>
-      <w:proofErr w:type="spellStart"/>
       <w:r>
         <w:rPr>
           <w:rFonts w:cs="Times New Roman"/>
@@ -1545,7 +1486,6 @@
         </w:rPr>
         <w:t>GitRepo</w:t>
       </w:r>
-      <w:proofErr w:type="spellEnd"/>
       <w:r>
         <w:rPr>
           <w:rFonts w:cs="Times New Roman"/>
@@ -1568,7 +1508,6 @@
         </w:rPr>
         <w:t xml:space="preserve"> и переносим туда папку </w:t>
       </w:r>
-      <w:proofErr w:type="spellStart"/>
       <w:r>
         <w:rPr>
           <w:rFonts w:cs="Times New Roman"/>
@@ -1577,7 +1516,6 @@
         </w:rPr>
         <w:t>tmp</w:t>
       </w:r>
-      <w:proofErr w:type="spellEnd"/>
     </w:p>
     <w:p>
       <w:pPr>
@@ -1609,7 +1547,7 @@
                     <pic:cNvPicPr/>
                   </pic:nvPicPr>
                   <pic:blipFill rotWithShape="1">
-                    <a:blip r:embed="rId15" cstate="print"/>
+                    <a:blip r:embed="rId14" cstate="print"/>
                     <a:srcRect r="44110"/>
                     <a:stretch/>
                   </pic:blipFill>
@@ -1626,7 +1564,7 @@
                     </a:ln>
                     <a:extLst>
                       <a:ext uri="{53640926-AAD7-44D8-BBD7-CCE9431645EC}">
-                        <a14:shadowObscured xmlns:a14="http://schemas.microsoft.com/office/drawing/2010/main"/>
+                        <a14:shadowObscured xmlns:a14="http://schemas.microsoft.com/office/drawing/2010/main" xmlns:wps="http://schemas.microsoft.com/office/word/2010/wordprocessingShape" xmlns:wpi="http://schemas.microsoft.com/office/word/2010/wordprocessingInk" xmlns:wpg="http://schemas.microsoft.com/office/word/2010/wordprocessingGroup" xmlns:w14="http://schemas.microsoft.com/office/word/2010/wordml" xmlns:w="http://schemas.openxmlformats.org/wordprocessingml/2006/main" xmlns:w10="urn:schemas-microsoft-com:office:word" xmlns:wp14="http://schemas.microsoft.com/office/word/2010/wordprocessingDrawing" xmlns:v="urn:schemas-microsoft-com:vml" xmlns:o="urn:schemas-microsoft-com:office:office" xmlns:mc="http://schemas.openxmlformats.org/markup-compatibility/2006" xmlns:wpc="http://schemas.microsoft.com/office/word/2010/wordprocessingCanvas" xmlns=""/>
                       </a:ext>
                     </a:extLst>
                   </pic:spPr>
@@ -1658,7 +1596,6 @@
         </w:rPr>
         <w:t xml:space="preserve">Переходим к папке </w:t>
       </w:r>
-      <w:proofErr w:type="spellStart"/>
       <w:r>
         <w:rPr>
           <w:rFonts w:cs="Times New Roman"/>
@@ -1667,7 +1604,6 @@
         </w:rPr>
         <w:t>tmp</w:t>
       </w:r>
-      <w:proofErr w:type="spellEnd"/>
       <w:r>
         <w:rPr>
           <w:rFonts w:cs="Times New Roman"/>
@@ -1695,6 +1631,240 @@
             <wp:extent cx="4819650" cy="1676400"/>
             <wp:effectExtent l="0" t="0" r="0" b="0"/>
             <wp:docPr id="9" name="Рисунок 9"/>
+            <wp:cNvGraphicFramePr>
+              <a:graphicFrameLocks xmlns:a="http://schemas.openxmlformats.org/drawingml/2006/main" noChangeAspect="1"/>
+            </wp:cNvGraphicFramePr>
+            <a:graphic xmlns:a="http://schemas.openxmlformats.org/drawingml/2006/main">
+              <a:graphicData uri="http://schemas.openxmlformats.org/drawingml/2006/picture">
+                <pic:pic xmlns:pic="http://schemas.openxmlformats.org/drawingml/2006/picture">
+                  <pic:nvPicPr>
+                    <pic:cNvPr id="0" name=""/>
+                    <pic:cNvPicPr/>
+                  </pic:nvPicPr>
+                  <pic:blipFill>
+                    <a:blip r:embed="rId15" cstate="print"/>
+                    <a:stretch>
+                      <a:fillRect/>
+                    </a:stretch>
+                  </pic:blipFill>
+                  <pic:spPr>
+                    <a:xfrm>
+                      <a:off x="0" y="0"/>
+                      <a:ext cx="4819650" cy="1676400"/>
+                    </a:xfrm>
+                    <a:prstGeom prst="rect">
+                      <a:avLst/>
+                    </a:prstGeom>
+                  </pic:spPr>
+                </pic:pic>
+              </a:graphicData>
+            </a:graphic>
+          </wp:inline>
+        </w:drawing>
+      </w:r>
+    </w:p>
+    <w:p>
+      <w:pPr>
+        <w:rPr>
+          <w:rFonts w:cs="Times New Roman"/>
+          <w:szCs w:val="28"/>
+        </w:rPr>
+      </w:pPr>
+      <w:r>
+        <w:rPr>
+          <w:rFonts w:cs="Times New Roman"/>
+          <w:szCs w:val="28"/>
+          <w:lang w:val="en-US"/>
+        </w:rPr>
+        <w:t>GitBash</w:t>
+      </w:r>
+      <w:r>
+        <w:rPr>
+          <w:rFonts w:cs="Times New Roman"/>
+          <w:szCs w:val="28"/>
+        </w:rPr>
+        <w:t xml:space="preserve"> – консольный интерфейс(линуксный) взаимодействия с ядром</w:t>
+      </w:r>
+    </w:p>
+    <w:p>
+      <w:pPr>
+        <w:rPr>
+          <w:rFonts w:cs="Times New Roman"/>
+          <w:szCs w:val="28"/>
+        </w:rPr>
+      </w:pPr>
+      <w:r>
+        <w:rPr>
+          <w:rFonts w:cs="Times New Roman"/>
+          <w:szCs w:val="28"/>
+        </w:rPr>
+        <w:t>Повседневные команды :</w:t>
+      </w:r>
+    </w:p>
+    <w:p>
+      <w:pPr>
+        <w:rPr>
+          <w:rFonts w:cs="Times New Roman"/>
+          <w:szCs w:val="28"/>
+        </w:rPr>
+      </w:pPr>
+      <w:r>
+        <w:rPr>
+          <w:rFonts w:cs="Times New Roman"/>
+          <w:szCs w:val="28"/>
+          <w:lang w:val="en-US"/>
+        </w:rPr>
+        <w:t>Git</w:t>
+      </w:r>
+      <w:r>
+        <w:rPr>
+          <w:rFonts w:cs="Times New Roman"/>
+          <w:szCs w:val="28"/>
+        </w:rPr>
+        <w:t xml:space="preserve"> </w:t>
+      </w:r>
+      <w:r>
+        <w:rPr>
+          <w:rFonts w:cs="Times New Roman"/>
+          <w:szCs w:val="28"/>
+          <w:lang w:val="en-US"/>
+        </w:rPr>
+        <w:t>init</w:t>
+      </w:r>
+      <w:r>
+        <w:rPr>
+          <w:rFonts w:cs="Times New Roman"/>
+          <w:szCs w:val="28"/>
+        </w:rPr>
+        <w:t xml:space="preserve"> – инизиализация проекта</w:t>
+      </w:r>
+    </w:p>
+    <w:p>
+      <w:pPr>
+        <w:rPr>
+          <w:rFonts w:cs="Times New Roman"/>
+          <w:szCs w:val="28"/>
+        </w:rPr>
+      </w:pPr>
+      <w:r>
+        <w:rPr>
+          <w:rFonts w:cs="Times New Roman"/>
+          <w:szCs w:val="28"/>
+          <w:lang w:val="en-US"/>
+        </w:rPr>
+        <w:t>Git</w:t>
+      </w:r>
+      <w:r>
+        <w:rPr>
+          <w:rFonts w:cs="Times New Roman"/>
+          <w:szCs w:val="28"/>
+        </w:rPr>
+        <w:t xml:space="preserve"> </w:t>
+      </w:r>
+      <w:r>
+        <w:rPr>
+          <w:rFonts w:cs="Times New Roman"/>
+          <w:szCs w:val="28"/>
+          <w:lang w:val="en-US"/>
+        </w:rPr>
+        <w:t>status</w:t>
+      </w:r>
+      <w:r>
+        <w:rPr>
+          <w:rFonts w:cs="Times New Roman"/>
+          <w:szCs w:val="28"/>
+        </w:rPr>
+        <w:t xml:space="preserve"> – просмотр текущего статуса репозитория</w:t>
+      </w:r>
+    </w:p>
+    <w:p>
+      <w:pPr>
+        <w:rPr>
+          <w:rFonts w:cs="Times New Roman"/>
+          <w:szCs w:val="28"/>
+        </w:rPr>
+      </w:pPr>
+      <w:r>
+        <w:rPr>
+          <w:rFonts w:cs="Times New Roman"/>
+          <w:szCs w:val="28"/>
+          <w:lang w:val="en-US"/>
+        </w:rPr>
+        <w:t>Global</w:t>
+      </w:r>
+      <w:r>
+        <w:rPr>
+          <w:rFonts w:cs="Times New Roman"/>
+          <w:szCs w:val="28"/>
+        </w:rPr>
+        <w:t xml:space="preserve"> – для настройки общих параметров</w:t>
+      </w:r>
+    </w:p>
+    <w:p>
+      <w:pPr>
+        <w:rPr>
+          <w:rFonts w:cs="Times New Roman"/>
+          <w:szCs w:val="28"/>
+        </w:rPr>
+      </w:pPr>
+      <w:r>
+        <w:rPr>
+          <w:rFonts w:cs="Times New Roman"/>
+          <w:szCs w:val="28"/>
+        </w:rPr>
+        <w:t xml:space="preserve">Создаем файл </w:t>
+      </w:r>
+      <w:r>
+        <w:rPr>
+          <w:rFonts w:cs="Times New Roman"/>
+          <w:szCs w:val="28"/>
+          <w:lang w:val="en-US"/>
+        </w:rPr>
+        <w:t>README</w:t>
+      </w:r>
+      <w:r>
+        <w:rPr>
+          <w:rFonts w:cs="Times New Roman"/>
+          <w:szCs w:val="28"/>
+        </w:rPr>
+        <w:t>.</w:t>
+      </w:r>
+      <w:r>
+        <w:rPr>
+          <w:rFonts w:cs="Times New Roman"/>
+          <w:szCs w:val="28"/>
+          <w:lang w:val="en-US"/>
+        </w:rPr>
+        <w:t>md</w:t>
+      </w:r>
+      <w:r>
+        <w:rPr>
+          <w:rFonts w:cs="Times New Roman"/>
+          <w:szCs w:val="28"/>
+        </w:rPr>
+        <w:t xml:space="preserve"> в папке репозитория</w:t>
+      </w:r>
+    </w:p>
+    <w:p>
+      <w:pPr>
+        <w:rPr>
+          <w:rFonts w:cs="Times New Roman"/>
+          <w:szCs w:val="28"/>
+          <w:lang w:val="en-US"/>
+        </w:rPr>
+      </w:pPr>
+      <w:r>
+        <w:rPr>
+          <w:rFonts w:cs="Times New Roman"/>
+          <w:noProof/>
+          <w:szCs w:val="28"/>
+          <w:lang w:eastAsia="ru-RU"/>
+        </w:rPr>
+        <w:drawing>
+          <wp:inline distT="0" distB="0" distL="0" distR="0">
+            <wp:extent cx="2425700" cy="1206500"/>
+            <wp:effectExtent l="0" t="0" r="0" b="0"/>
+            <wp:docPr id="11" name="Рисунок 11"/>
             <wp:cNvGraphicFramePr>
               <a:graphicFrameLocks xmlns:a="http://schemas.openxmlformats.org/drawingml/2006/main" noChangeAspect="1"/>
             </wp:cNvGraphicFramePr>
@@ -1714,7 +1884,7 @@
                   <pic:spPr>
                     <a:xfrm>
                       <a:off x="0" y="0"/>
-                      <a:ext cx="4819650" cy="1676400"/>
+                      <a:ext cx="2425700" cy="1206500"/>
                     </a:xfrm>
                     <a:prstGeom prst="rect">
                       <a:avLst/>
@@ -1732,83 +1902,17 @@
         <w:rPr>
           <w:rFonts w:cs="Times New Roman"/>
           <w:szCs w:val="28"/>
-        </w:rPr>
-      </w:pPr>
-      <w:proofErr w:type="spellStart"/>
-      <w:r>
-        <w:rPr>
-          <w:rFonts w:cs="Times New Roman"/>
-          <w:szCs w:val="28"/>
-          <w:lang w:val="en-US"/>
-        </w:rPr>
-        <w:t>GitBash</w:t>
-      </w:r>
-      <w:proofErr w:type="spellEnd"/>
-      <w:r>
-        <w:rPr>
-          <w:rFonts w:cs="Times New Roman"/>
-          <w:szCs w:val="28"/>
-        </w:rPr>
-        <w:t xml:space="preserve"> – консольный </w:t>
-      </w:r>
-      <w:proofErr w:type="gramStart"/>
-      <w:r>
-        <w:rPr>
-          <w:rFonts w:cs="Times New Roman"/>
-          <w:szCs w:val="28"/>
-        </w:rPr>
-        <w:t>интерфейс(</w:t>
-      </w:r>
-      <w:proofErr w:type="spellStart"/>
-      <w:proofErr w:type="gramEnd"/>
-      <w:r>
-        <w:rPr>
-          <w:rFonts w:cs="Times New Roman"/>
-          <w:szCs w:val="28"/>
-        </w:rPr>
-        <w:t>линуксный</w:t>
-      </w:r>
-      <w:proofErr w:type="spellEnd"/>
-      <w:r>
-        <w:rPr>
-          <w:rFonts w:cs="Times New Roman"/>
-          <w:szCs w:val="28"/>
-        </w:rPr>
-        <w:t>) взаимодействия с ядром</w:t>
-      </w:r>
-    </w:p>
-    <w:p>
-      <w:pPr>
-        <w:rPr>
-          <w:rFonts w:cs="Times New Roman"/>
-          <w:szCs w:val="28"/>
-        </w:rPr>
-      </w:pPr>
-      <w:r>
-        <w:rPr>
-          <w:rFonts w:cs="Times New Roman"/>
-          <w:szCs w:val="28"/>
-        </w:rPr>
-        <w:t>Повседневные команды</w:t>
-      </w:r>
-      <w:proofErr w:type="gramStart"/>
-      <w:r>
-        <w:rPr>
-          <w:rFonts w:cs="Times New Roman"/>
-          <w:szCs w:val="28"/>
-        </w:rPr>
-        <w:t xml:space="preserve"> :</w:t>
-      </w:r>
-      <w:proofErr w:type="gramEnd"/>
-    </w:p>
-    <w:p>
-      <w:pPr>
-        <w:rPr>
-          <w:rFonts w:cs="Times New Roman"/>
-          <w:szCs w:val="28"/>
-        </w:rPr>
-      </w:pPr>
-      <w:proofErr w:type="spellStart"/>
+          <w:lang w:val="en-US"/>
+        </w:rPr>
+      </w:pPr>
+    </w:p>
+    <w:p>
+      <w:pPr>
+        <w:rPr>
+          <w:rFonts w:cs="Times New Roman"/>
+          <w:szCs w:val="28"/>
+        </w:rPr>
+      </w:pPr>
       <w:r>
         <w:rPr>
           <w:rFonts w:cs="Times New Roman"/>
@@ -1817,7 +1921,6 @@
         </w:rPr>
         <w:t>Git</w:t>
       </w:r>
-      <w:proofErr w:type="spellEnd"/>
       <w:r>
         <w:rPr>
           <w:rFonts w:cs="Times New Roman"/>
@@ -1825,125 +1928,65 @@
         </w:rPr>
         <w:t xml:space="preserve"> </w:t>
       </w:r>
-      <w:proofErr w:type="spellStart"/>
-      <w:r>
-        <w:rPr>
-          <w:rFonts w:cs="Times New Roman"/>
-          <w:szCs w:val="28"/>
-          <w:lang w:val="en-US"/>
-        </w:rPr>
-        <w:t>init</w:t>
-      </w:r>
-      <w:proofErr w:type="spellEnd"/>
-      <w:r>
-        <w:rPr>
-          <w:rFonts w:cs="Times New Roman"/>
-          <w:szCs w:val="28"/>
-        </w:rPr>
-        <w:t xml:space="preserve"> – </w:t>
-      </w:r>
-      <w:proofErr w:type="spellStart"/>
-      <w:r>
-        <w:rPr>
-          <w:rFonts w:cs="Times New Roman"/>
-          <w:szCs w:val="28"/>
-        </w:rPr>
-        <w:t>инизиализация</w:t>
-      </w:r>
-      <w:proofErr w:type="spellEnd"/>
-      <w:r>
-        <w:rPr>
-          <w:rFonts w:cs="Times New Roman"/>
-          <w:szCs w:val="28"/>
-        </w:rPr>
-        <w:t xml:space="preserve"> проекта</w:t>
-      </w:r>
-    </w:p>
-    <w:p>
-      <w:pPr>
-        <w:rPr>
-          <w:rFonts w:cs="Times New Roman"/>
-          <w:szCs w:val="28"/>
-        </w:rPr>
-      </w:pPr>
-      <w:proofErr w:type="spellStart"/>
-      <w:r>
-        <w:rPr>
-          <w:rFonts w:cs="Times New Roman"/>
-          <w:szCs w:val="28"/>
-          <w:lang w:val="en-US"/>
-        </w:rPr>
-        <w:t>Git</w:t>
-      </w:r>
-      <w:proofErr w:type="spellEnd"/>
-      <w:r>
-        <w:rPr>
-          <w:rFonts w:cs="Times New Roman"/>
-          <w:szCs w:val="28"/>
-        </w:rPr>
-        <w:t xml:space="preserve"> </w:t>
-      </w:r>
-      <w:r>
-        <w:rPr>
-          <w:rFonts w:cs="Times New Roman"/>
-          <w:szCs w:val="28"/>
-          <w:lang w:val="en-US"/>
-        </w:rPr>
-        <w:t>status</w:t>
-      </w:r>
-      <w:r>
-        <w:rPr>
-          <w:rFonts w:cs="Times New Roman"/>
-          <w:szCs w:val="28"/>
-        </w:rPr>
-        <w:t xml:space="preserve"> – просмотр текущего статуса </w:t>
-      </w:r>
-      <w:proofErr w:type="spellStart"/>
-      <w:r>
-        <w:rPr>
-          <w:rFonts w:cs="Times New Roman"/>
-          <w:szCs w:val="28"/>
-        </w:rPr>
-        <w:t>репозитория</w:t>
-      </w:r>
-      <w:proofErr w:type="spellEnd"/>
-    </w:p>
-    <w:p>
-      <w:pPr>
-        <w:rPr>
-          <w:rFonts w:cs="Times New Roman"/>
-          <w:szCs w:val="28"/>
-        </w:rPr>
-      </w:pPr>
-      <w:r>
-        <w:rPr>
-          <w:rFonts w:cs="Times New Roman"/>
-          <w:szCs w:val="28"/>
-          <w:lang w:val="en-US"/>
-        </w:rPr>
-        <w:t>Global</w:t>
-      </w:r>
-      <w:r>
-        <w:rPr>
-          <w:rFonts w:cs="Times New Roman"/>
-          <w:szCs w:val="28"/>
-        </w:rPr>
-        <w:t xml:space="preserve"> – для настройки общих параметров</w:t>
-      </w:r>
-    </w:p>
-    <w:p>
-      <w:pPr>
-        <w:rPr>
-          <w:rFonts w:cs="Times New Roman"/>
-          <w:szCs w:val="28"/>
-        </w:rPr>
-      </w:pPr>
-      <w:r>
-        <w:rPr>
-          <w:rFonts w:cs="Times New Roman"/>
-          <w:szCs w:val="28"/>
-        </w:rPr>
-        <w:t xml:space="preserve">Создаем файл </w:t>
+      <w:r>
+        <w:rPr>
+          <w:rFonts w:cs="Times New Roman"/>
+          <w:szCs w:val="28"/>
+          <w:lang w:val="en-US"/>
+        </w:rPr>
+        <w:t>add</w:t>
+      </w:r>
+      <w:r>
+        <w:rPr>
+          <w:rFonts w:cs="Times New Roman"/>
+          <w:szCs w:val="28"/>
+        </w:rPr>
+        <w:t xml:space="preserve"> – передает файл в систему </w:t>
+      </w:r>
+      <w:r>
+        <w:rPr>
+          <w:rFonts w:cs="Times New Roman"/>
+          <w:szCs w:val="28"/>
+          <w:lang w:val="en-US"/>
+        </w:rPr>
+        <w:t>git</w:t>
+      </w:r>
+      <w:r>
+        <w:rPr>
+          <w:rFonts w:cs="Times New Roman"/>
+          <w:szCs w:val="28"/>
+        </w:rPr>
+        <w:t xml:space="preserve"> (файл теперь отслеживается системой), в подготовленное состояние (</w:t>
+      </w:r>
+      <w:r>
+        <w:rPr>
+          <w:rFonts w:cs="Times New Roman"/>
+          <w:szCs w:val="28"/>
+          <w:lang w:val="en-US"/>
+        </w:rPr>
+        <w:t>staged</w:t>
+      </w:r>
+      <w:r>
+        <w:rPr>
+          <w:rFonts w:cs="Times New Roman"/>
+          <w:szCs w:val="28"/>
+        </w:rPr>
+        <w:t>)</w:t>
+      </w:r>
+    </w:p>
+    <w:p>
+      <w:pPr>
+        <w:rPr>
+          <w:rFonts w:cs="Times New Roman"/>
+          <w:szCs w:val="28"/>
+        </w:rPr>
+      </w:pPr>
+      <w:r>
+        <w:rPr>
+          <w:rFonts w:cs="Times New Roman"/>
+          <w:szCs w:val="28"/>
+        </w:rPr>
+        <w:t xml:space="preserve">После добавления </w:t>
       </w:r>
       <w:r>
         <w:rPr>
@@ -1958,32 +2001,30 @@
           <w:rFonts w:cs="Times New Roman"/>
           <w:szCs w:val="28"/>
         </w:rPr>
-        <w:t>.</w:t>
-      </w:r>
-      <w:r>
-        <w:rPr>
-          <w:rFonts w:cs="Times New Roman"/>
-          <w:szCs w:val="28"/>
-          <w:lang w:val="en-US"/>
-        </w:rPr>
-        <w:t>md</w:t>
-      </w:r>
-      <w:r>
-        <w:rPr>
-          <w:rFonts w:cs="Times New Roman"/>
-          <w:szCs w:val="28"/>
-        </w:rPr>
-        <w:t xml:space="preserve"> в папке </w:t>
-      </w:r>
-      <w:proofErr w:type="spellStart"/>
-      <w:r>
-        <w:rPr>
-          <w:rFonts w:cs="Times New Roman"/>
-          <w:szCs w:val="28"/>
-        </w:rPr>
-        <w:t>репозитория</w:t>
-      </w:r>
-      <w:proofErr w:type="spellEnd"/>
+        <w:t xml:space="preserve"> проверяем заново статус репозитория и видим, что</w:t>
+      </w:r>
+      <w:r>
+        <w:rPr>
+          <w:rFonts w:cs="Times New Roman"/>
+          <w:szCs w:val="28"/>
+        </w:rPr>
+        <w:t xml:space="preserve"> появился</w:t>
+      </w:r>
+      <w:r>
+        <w:rPr>
+          <w:rFonts w:cs="Times New Roman"/>
+          <w:szCs w:val="28"/>
+          <w:lang w:val="en-US"/>
+        </w:rPr>
+        <w:t>i</w:t>
+      </w:r>
+      <w:r>
+        <w:rPr>
+          <w:rFonts w:cs="Times New Roman"/>
+          <w:szCs w:val="28"/>
+        </w:rPr>
+        <w:t xml:space="preserve"> неотслеживаемый файл</w:t>
+      </w:r>
     </w:p>
     <w:p>
       <w:pPr>
@@ -2002,9 +2043,9 @@
         </w:rPr>
         <w:drawing>
           <wp:inline distT="0" distB="0" distL="0" distR="0">
-            <wp:extent cx="2425700" cy="1206500"/>
+            <wp:extent cx="5581650" cy="1816100"/>
             <wp:effectExtent l="0" t="0" r="0" b="0"/>
-            <wp:docPr id="11" name="Рисунок 11"/>
+            <wp:docPr id="12" name="Рисунок 12"/>
             <wp:cNvGraphicFramePr>
               <a:graphicFrameLocks xmlns:a="http://schemas.openxmlformats.org/drawingml/2006/main" noChangeAspect="1"/>
             </wp:cNvGraphicFramePr>
@@ -2024,7 +2065,7 @@
                   <pic:spPr>
                     <a:xfrm>
                       <a:off x="0" y="0"/>
-                      <a:ext cx="2425700" cy="1206500"/>
+                      <a:ext cx="5581650" cy="1816100"/>
                     </a:xfrm>
                     <a:prstGeom prst="rect">
                       <a:avLst/>
@@ -2042,18 +2083,15 @@
         <w:rPr>
           <w:rFonts w:cs="Times New Roman"/>
           <w:szCs w:val="28"/>
-          <w:lang w:val="en-US"/>
-        </w:rPr>
-      </w:pPr>
-    </w:p>
-    <w:p>
-      <w:pPr>
-        <w:rPr>
-          <w:rFonts w:cs="Times New Roman"/>
-          <w:szCs w:val="28"/>
-        </w:rPr>
-      </w:pPr>
-      <w:proofErr w:type="spellStart"/>
+        </w:rPr>
+      </w:pPr>
+      <w:r>
+        <w:rPr>
+          <w:rFonts w:cs="Times New Roman"/>
+          <w:szCs w:val="28"/>
+        </w:rPr>
+        <w:t xml:space="preserve">Командой </w:t>
+      </w:r>
       <w:r>
         <w:rPr>
           <w:rFonts w:cs="Times New Roman"/>
@@ -2062,7 +2100,6 @@
         </w:rPr>
         <w:t>Git</w:t>
       </w:r>
-      <w:proofErr w:type="spellEnd"/>
       <w:r>
         <w:rPr>
           <w:rFonts w:cs="Times New Roman"/>
@@ -2083,127 +2120,7 @@
           <w:rFonts w:cs="Times New Roman"/>
           <w:szCs w:val="28"/>
         </w:rPr>
-        <w:t xml:space="preserve"> – передает файл в систему </w:t>
-      </w:r>
-      <w:proofErr w:type="spellStart"/>
-      <w:r>
-        <w:rPr>
-          <w:rFonts w:cs="Times New Roman"/>
-          <w:szCs w:val="28"/>
-          <w:lang w:val="en-US"/>
-        </w:rPr>
-        <w:t>git</w:t>
-      </w:r>
-      <w:proofErr w:type="spellEnd"/>
-      <w:r>
-        <w:rPr>
-          <w:rFonts w:cs="Times New Roman"/>
-          <w:szCs w:val="28"/>
-        </w:rPr>
-        <w:t xml:space="preserve"> (файл теперь отслеживается системой), в подготовленное состояние (</w:t>
-      </w:r>
-      <w:r>
-        <w:rPr>
-          <w:rFonts w:cs="Times New Roman"/>
-          <w:szCs w:val="28"/>
-          <w:lang w:val="en-US"/>
-        </w:rPr>
-        <w:t>staged</w:t>
-      </w:r>
-      <w:r>
-        <w:rPr>
-          <w:rFonts w:cs="Times New Roman"/>
-          <w:szCs w:val="28"/>
-        </w:rPr>
-        <w:t>)</w:t>
-      </w:r>
-    </w:p>
-    <w:p>
-      <w:pPr>
-        <w:rPr>
-          <w:rFonts w:cs="Times New Roman"/>
-          <w:szCs w:val="28"/>
-        </w:rPr>
-      </w:pPr>
-      <w:r>
-        <w:rPr>
-          <w:rFonts w:cs="Times New Roman"/>
-          <w:szCs w:val="28"/>
-        </w:rPr>
-        <w:t xml:space="preserve">После добавления </w:t>
-      </w:r>
-      <w:r>
-        <w:rPr>
-          <w:rFonts w:cs="Times New Roman"/>
-          <w:szCs w:val="28"/>
-          <w:lang w:val="en-US"/>
-        </w:rPr>
-        <w:t>README</w:t>
-      </w:r>
-      <w:r>
-        <w:rPr>
-          <w:rFonts w:cs="Times New Roman"/>
-          <w:szCs w:val="28"/>
-        </w:rPr>
-        <w:t xml:space="preserve"> проверяем заново статус </w:t>
-      </w:r>
-      <w:proofErr w:type="spellStart"/>
-      <w:r>
-        <w:rPr>
-          <w:rFonts w:cs="Times New Roman"/>
-          <w:szCs w:val="28"/>
-        </w:rPr>
-        <w:t>репозитория</w:t>
-      </w:r>
-      <w:proofErr w:type="spellEnd"/>
-      <w:r>
-        <w:rPr>
-          <w:rFonts w:cs="Times New Roman"/>
-          <w:szCs w:val="28"/>
-        </w:rPr>
-        <w:t xml:space="preserve"> и видим, что</w:t>
-      </w:r>
-      <w:r>
-        <w:rPr>
-          <w:rFonts w:cs="Times New Roman"/>
-          <w:szCs w:val="28"/>
-        </w:rPr>
-        <w:t xml:space="preserve"> появился</w:t>
-      </w:r>
-      <w:proofErr w:type="spellStart"/>
-      <w:proofErr w:type="gramStart"/>
-      <w:r>
-        <w:rPr>
-          <w:rFonts w:cs="Times New Roman"/>
-          <w:szCs w:val="28"/>
-          <w:lang w:val="en-US"/>
-        </w:rPr>
-        <w:t>i</w:t>
-      </w:r>
-      <w:proofErr w:type="spellEnd"/>
-      <w:proofErr w:type="gramEnd"/>
-      <w:r>
-        <w:rPr>
-          <w:rFonts w:cs="Times New Roman"/>
-          <w:szCs w:val="28"/>
-        </w:rPr>
-        <w:t xml:space="preserve"> </w:t>
-      </w:r>
-      <w:proofErr w:type="spellStart"/>
-      <w:r>
-        <w:rPr>
-          <w:rFonts w:cs="Times New Roman"/>
-          <w:szCs w:val="28"/>
-        </w:rPr>
-        <w:t>неотслеживаемый</w:t>
-      </w:r>
-      <w:proofErr w:type="spellEnd"/>
-      <w:r>
-        <w:rPr>
-          <w:rFonts w:cs="Times New Roman"/>
-          <w:szCs w:val="28"/>
-        </w:rPr>
-        <w:t xml:space="preserve"> файл</w:t>
+        <w:t xml:space="preserve"> . и “показываем” гиту наш новый файл </w:t>
       </w:r>
     </w:p>
     <w:p>
@@ -2223,9 +2140,9 @@
         </w:rPr>
         <w:drawing>
           <wp:inline distT="0" distB="0" distL="0" distR="0">
-            <wp:extent cx="5581650" cy="1816100"/>
-            <wp:effectExtent l="0" t="0" r="0" b="0"/>
-            <wp:docPr id="12" name="Рисунок 12"/>
+            <wp:extent cx="3746500" cy="1593850"/>
+            <wp:effectExtent l="0" t="0" r="6350" b="6350"/>
+            <wp:docPr id="13" name="Рисунок 13"/>
             <wp:cNvGraphicFramePr>
               <a:graphicFrameLocks xmlns:a="http://schemas.openxmlformats.org/drawingml/2006/main" noChangeAspect="1"/>
             </wp:cNvGraphicFramePr>
@@ -2245,105 +2162,6 @@
                   <pic:spPr>
                     <a:xfrm>
                       <a:off x="0" y="0"/>
-                      <a:ext cx="5581650" cy="1816100"/>
-                    </a:xfrm>
-                    <a:prstGeom prst="rect">
-                      <a:avLst/>
-                    </a:prstGeom>
-                  </pic:spPr>
-                </pic:pic>
-              </a:graphicData>
-            </a:graphic>
-          </wp:inline>
-        </w:drawing>
-      </w:r>
-    </w:p>
-    <w:p>
-      <w:pPr>
-        <w:rPr>
-          <w:rFonts w:cs="Times New Roman"/>
-          <w:szCs w:val="28"/>
-        </w:rPr>
-      </w:pPr>
-      <w:r>
-        <w:rPr>
-          <w:rFonts w:cs="Times New Roman"/>
-          <w:szCs w:val="28"/>
-        </w:rPr>
-        <w:t xml:space="preserve">Командой </w:t>
-      </w:r>
-      <w:proofErr w:type="spellStart"/>
-      <w:r>
-        <w:rPr>
-          <w:rFonts w:cs="Times New Roman"/>
-          <w:szCs w:val="28"/>
-          <w:lang w:val="en-US"/>
-        </w:rPr>
-        <w:t>Git</w:t>
-      </w:r>
-      <w:proofErr w:type="spellEnd"/>
-      <w:r>
-        <w:rPr>
-          <w:rFonts w:cs="Times New Roman"/>
-          <w:szCs w:val="28"/>
-        </w:rPr>
-        <w:t xml:space="preserve"> </w:t>
-      </w:r>
-      <w:r>
-        <w:rPr>
-          <w:rFonts w:cs="Times New Roman"/>
-          <w:szCs w:val="28"/>
-          <w:lang w:val="en-US"/>
-        </w:rPr>
-        <w:t>add</w:t>
-      </w:r>
-      <w:r>
-        <w:rPr>
-          <w:rFonts w:cs="Times New Roman"/>
-          <w:szCs w:val="28"/>
-        </w:rPr>
-        <w:t xml:space="preserve"> . и “показываем” гиту наш новый файл </w:t>
-      </w:r>
-    </w:p>
-    <w:p>
-      <w:pPr>
-        <w:rPr>
-          <w:rFonts w:cs="Times New Roman"/>
-          <w:szCs w:val="28"/>
-          <w:lang w:val="en-US"/>
-        </w:rPr>
-      </w:pPr>
-      <w:r>
-        <w:rPr>
-          <w:rFonts w:cs="Times New Roman"/>
-          <w:noProof/>
-          <w:szCs w:val="28"/>
-          <w:lang w:eastAsia="ru-RU"/>
-        </w:rPr>
-        <w:drawing>
-          <wp:inline distT="0" distB="0" distL="0" distR="0">
-            <wp:extent cx="3746500" cy="1593850"/>
-            <wp:effectExtent l="0" t="0" r="6350" b="6350"/>
-            <wp:docPr id="13" name="Рисунок 13"/>
-            <wp:cNvGraphicFramePr>
-              <a:graphicFrameLocks xmlns:a="http://schemas.openxmlformats.org/drawingml/2006/main" noChangeAspect="1"/>
-            </wp:cNvGraphicFramePr>
-            <a:graphic xmlns:a="http://schemas.openxmlformats.org/drawingml/2006/main">
-              <a:graphicData uri="http://schemas.openxmlformats.org/drawingml/2006/picture">
-                <pic:pic xmlns:pic="http://schemas.openxmlformats.org/drawingml/2006/picture">
-                  <pic:nvPicPr>
-                    <pic:cNvPr id="0" name=""/>
-                    <pic:cNvPicPr/>
-                  </pic:nvPicPr>
-                  <pic:blipFill>
-                    <a:blip r:embed="rId19" cstate="print"/>
-                    <a:stretch>
-                      <a:fillRect/>
-                    </a:stretch>
-                  </pic:blipFill>
-                  <pic:spPr>
-                    <a:xfrm>
-                      <a:off x="0" y="0"/>
                       <a:ext cx="3746500" cy="1593850"/>
                     </a:xfrm>
                     <a:prstGeom prst="rect">
@@ -2364,31 +2182,21 @@
           <w:szCs w:val="28"/>
         </w:rPr>
       </w:pPr>
-      <w:proofErr w:type="spellStart"/>
-      <w:r>
-        <w:rPr>
-          <w:rFonts w:cs="Times New Roman"/>
-          <w:szCs w:val="28"/>
-        </w:rPr>
-        <w:t>Коммитимм</w:t>
-      </w:r>
-      <w:proofErr w:type="spellEnd"/>
-      <w:r>
-        <w:rPr>
-          <w:rFonts w:cs="Times New Roman"/>
-          <w:szCs w:val="28"/>
-        </w:rPr>
-        <w:t xml:space="preserve"> наши действия, с обязательным комментарием к нему </w:t>
-      </w:r>
-    </w:p>
-    <w:p>
-      <w:pPr>
-        <w:rPr>
-          <w:rFonts w:cs="Times New Roman"/>
-          <w:szCs w:val="28"/>
-        </w:rPr>
-      </w:pPr>
-      <w:proofErr w:type="spellStart"/>
+      <w:r>
+        <w:rPr>
+          <w:rFonts w:cs="Times New Roman"/>
+          <w:szCs w:val="28"/>
+        </w:rPr>
+        <w:t xml:space="preserve">Коммитимм наши действия, с обязательным комментарием к нему </w:t>
+      </w:r>
+    </w:p>
+    <w:p>
+      <w:pPr>
+        <w:rPr>
+          <w:rFonts w:cs="Times New Roman"/>
+          <w:szCs w:val="28"/>
+        </w:rPr>
+      </w:pPr>
       <w:r>
         <w:rPr>
           <w:rFonts w:cs="Times New Roman"/>
@@ -2397,7 +2205,6 @@
         </w:rPr>
         <w:t>Git</w:t>
       </w:r>
-      <w:proofErr w:type="spellEnd"/>
       <w:r>
         <w:rPr>
           <w:rFonts w:cs="Times New Roman"/>
@@ -2418,23 +2225,7 @@
           <w:rFonts w:cs="Times New Roman"/>
           <w:szCs w:val="28"/>
         </w:rPr>
-        <w:t xml:space="preserve"> - - для создания </w:t>
-      </w:r>
-      <w:proofErr w:type="spellStart"/>
-      <w:r>
-        <w:rPr>
-          <w:rFonts w:cs="Times New Roman"/>
-          <w:szCs w:val="28"/>
-        </w:rPr>
-        <w:t>коммита</w:t>
-      </w:r>
-      <w:proofErr w:type="spellEnd"/>
-      <w:r>
-        <w:rPr>
-          <w:rFonts w:cs="Times New Roman"/>
-          <w:szCs w:val="28"/>
-        </w:rPr>
-        <w:t xml:space="preserve"> (-</w:t>
+        <w:t xml:space="preserve"> - - для создания коммита (-</w:t>
       </w:r>
       <w:r>
         <w:rPr>
@@ -2449,33 +2240,16 @@
           <w:rFonts w:cs="Times New Roman"/>
           <w:szCs w:val="28"/>
         </w:rPr>
-        <w:t xml:space="preserve"> далее пишем текст нашего </w:t>
-      </w:r>
-      <w:proofErr w:type="spellStart"/>
-      <w:r>
-        <w:rPr>
-          <w:rFonts w:cs="Times New Roman"/>
-          <w:szCs w:val="28"/>
-        </w:rPr>
-        <w:t>коммита</w:t>
-      </w:r>
-      <w:proofErr w:type="spellEnd"/>
-      <w:r>
-        <w:rPr>
-          <w:rFonts w:cs="Times New Roman"/>
-          <w:szCs w:val="28"/>
-        </w:rPr>
-        <w:t xml:space="preserve"> в “”)</w:t>
-      </w:r>
-    </w:p>
-    <w:p>
-      <w:pPr>
-        <w:rPr>
-          <w:rFonts w:cs="Times New Roman"/>
-          <w:szCs w:val="28"/>
-        </w:rPr>
-      </w:pPr>
-      <w:proofErr w:type="spellStart"/>
+        <w:t xml:space="preserve"> далее пишем текст нашего коммита в “”)</w:t>
+      </w:r>
+    </w:p>
+    <w:p>
+      <w:pPr>
+        <w:rPr>
+          <w:rFonts w:cs="Times New Roman"/>
+          <w:szCs w:val="28"/>
+        </w:rPr>
+      </w:pPr>
       <w:r>
         <w:rPr>
           <w:rFonts w:cs="Times New Roman"/>
@@ -2484,7 +2258,6 @@
         </w:rPr>
         <w:t>Git</w:t>
       </w:r>
-      <w:proofErr w:type="spellEnd"/>
       <w:r>
         <w:rPr>
           <w:rFonts w:cs="Times New Roman"/>
@@ -2543,15 +2316,7 @@
           <w:rFonts w:cs="Times New Roman"/>
           <w:szCs w:val="28"/>
         </w:rPr>
-        <w:t xml:space="preserve">   </w:t>
-      </w:r>
-      <w:proofErr w:type="gramStart"/>
-      <w:r>
-        <w:rPr>
-          <w:rFonts w:cs="Times New Roman"/>
-          <w:szCs w:val="28"/>
-        </w:rPr>
-        <w:t xml:space="preserve">-&gt; </w:t>
+        <w:t xml:space="preserve">   -&gt; </w:t>
       </w:r>
       <w:r>
         <w:rPr>
@@ -2568,7 +2333,6 @@
         </w:rPr>
         <w:t>q</w:t>
       </w:r>
-      <w:proofErr w:type="gramEnd"/>
     </w:p>
     <w:p>
       <w:pPr>
@@ -2584,7 +2348,6 @@
         </w:rPr>
         <w:t xml:space="preserve">         -&gt;: </w:t>
       </w:r>
-      <w:proofErr w:type="spellStart"/>
       <w:r>
         <w:rPr>
           <w:rFonts w:cs="Times New Roman"/>
@@ -2593,7 +2356,6 @@
         </w:rPr>
         <w:t>wq</w:t>
       </w:r>
-      <w:proofErr w:type="spellEnd"/>
       <w:r>
         <w:rPr>
           <w:rFonts w:cs="Times New Roman"/>
@@ -2650,23 +2412,7 @@
           <w:rFonts w:cs="Times New Roman"/>
           <w:szCs w:val="28"/>
         </w:rPr>
-        <w:t xml:space="preserve">Выйти </w:t>
-      </w:r>
-      <w:proofErr w:type="gramStart"/>
-      <w:r>
-        <w:rPr>
-          <w:rFonts w:cs="Times New Roman"/>
-          <w:szCs w:val="28"/>
-        </w:rPr>
-        <w:t>без</w:t>
-      </w:r>
-      <w:proofErr w:type="gramEnd"/>
-      <w:r>
-        <w:rPr>
-          <w:rFonts w:cs="Times New Roman"/>
-          <w:szCs w:val="28"/>
-        </w:rPr>
-        <w:t xml:space="preserve"> сохранении</w:t>
+        <w:t>Выйти без сохранении</w:t>
       </w:r>
     </w:p>
     <w:p>
@@ -2682,17 +2428,8 @@
           <w:szCs w:val="28"/>
         </w:rPr>
         <w:br w:type="textWrapping" w:clear="all"/>
-        <w:t xml:space="preserve">Заново проверяем статус </w:t>
-      </w:r>
-      <w:proofErr w:type="spellStart"/>
-      <w:r>
-        <w:rPr>
-          <w:rFonts w:cs="Times New Roman"/>
-          <w:szCs w:val="28"/>
-        </w:rPr>
-        <w:t>репозитория</w:t>
-      </w:r>
-      <w:proofErr w:type="spellEnd"/>
+        <w:t>Заново проверяем статус репозитория</w:t>
+      </w:r>
     </w:p>
     <w:p>
       <w:pPr>
@@ -2733,10 +2470,10 @@
                     <pic:cNvPicPr/>
                   </pic:nvPicPr>
                   <pic:blipFill>
-                    <a:blip r:embed="rId20" cstate="print">
+                    <a:blip r:embed="rId19" cstate="print">
                       <a:extLst>
                         <a:ext uri="{28A0092B-C50C-407E-A947-70E740481C1C}">
-                          <a14:useLocalDpi xmlns:a14="http://schemas.microsoft.com/office/drawing/2010/main" val="0"/>
+                          <a14:useLocalDpi xmlns:a14="http://schemas.microsoft.com/office/drawing/2010/main" xmlns:wps="http://schemas.microsoft.com/office/word/2010/wordprocessingShape" xmlns:wpi="http://schemas.microsoft.com/office/word/2010/wordprocessingInk" xmlns:wpg="http://schemas.microsoft.com/office/word/2010/wordprocessingGroup" xmlns:w14="http://schemas.microsoft.com/office/word/2010/wordml" xmlns:w="http://schemas.openxmlformats.org/wordprocessingml/2006/main" xmlns:w10="urn:schemas-microsoft-com:office:word" xmlns:wp14="http://schemas.microsoft.com/office/word/2010/wordprocessingDrawing" xmlns:v="urn:schemas-microsoft-com:vml" xmlns:o="urn:schemas-microsoft-com:office:office" xmlns:mc="http://schemas.openxmlformats.org/markup-compatibility/2006" xmlns:wpc="http://schemas.microsoft.com/office/word/2010/wordprocessingCanvas" xmlns="" val="0"/>
                         </a:ext>
                       </a:extLst>
                     </a:blip>
@@ -2808,7 +2545,7 @@
                     <pic:cNvPicPr/>
                   </pic:nvPicPr>
                   <pic:blipFill>
-                    <a:blip r:embed="rId21" cstate="print"/>
+                    <a:blip r:embed="rId20" cstate="print"/>
                     <a:stretch>
                       <a:fillRect/>
                     </a:stretch>
@@ -2914,7 +2651,7 @@
                     <pic:cNvPicPr/>
                   </pic:nvPicPr>
                   <pic:blipFill rotWithShape="1">
-                    <a:blip r:embed="rId22" cstate="print"/>
+                    <a:blip r:embed="rId21" cstate="print"/>
                     <a:srcRect l="3591" r="41137" b="55760"/>
                     <a:stretch/>
                   </pic:blipFill>
@@ -2931,7 +2668,7 @@
                     </a:ln>
                     <a:extLst>
                       <a:ext uri="{53640926-AAD7-44D8-BBD7-CCE9431645EC}">
-                        <a14:shadowObscured xmlns:a14="http://schemas.microsoft.com/office/drawing/2010/main"/>
+                        <a14:shadowObscured xmlns:a14="http://schemas.microsoft.com/office/drawing/2010/main" xmlns:wps="http://schemas.microsoft.com/office/word/2010/wordprocessingShape" xmlns:wpi="http://schemas.microsoft.com/office/word/2010/wordprocessingInk" xmlns:wpg="http://schemas.microsoft.com/office/word/2010/wordprocessingGroup" xmlns:w14="http://schemas.microsoft.com/office/word/2010/wordml" xmlns:w="http://schemas.openxmlformats.org/wordprocessingml/2006/main" xmlns:w10="urn:schemas-microsoft-com:office:word" xmlns:wp14="http://schemas.microsoft.com/office/word/2010/wordprocessingDrawing" xmlns:v="urn:schemas-microsoft-com:vml" xmlns:o="urn:schemas-microsoft-com:office:office" xmlns:mc="http://schemas.openxmlformats.org/markup-compatibility/2006" xmlns:wpc="http://schemas.microsoft.com/office/word/2010/wordprocessingCanvas" xmlns=""/>
                       </a:ext>
                     </a:extLst>
                   </pic:spPr>
@@ -2949,7 +2686,6 @@
           <w:szCs w:val="28"/>
         </w:rPr>
       </w:pPr>
-      <w:proofErr w:type="spellStart"/>
       <w:r>
         <w:rPr>
           <w:rFonts w:cs="Times New Roman"/>
@@ -2958,7 +2694,6 @@
         </w:rPr>
         <w:t>Git</w:t>
       </w:r>
-      <w:proofErr w:type="spellEnd"/>
       <w:r>
         <w:rPr>
           <w:rFonts w:cs="Times New Roman"/>
@@ -2979,40 +2714,15 @@
           <w:rFonts w:cs="Times New Roman"/>
           <w:szCs w:val="28"/>
         </w:rPr>
-        <w:t xml:space="preserve"> </w:t>
-      </w:r>
-      <w:proofErr w:type="gramStart"/>
-      <w:r>
-        <w:rPr>
-          <w:rFonts w:cs="Times New Roman"/>
-          <w:szCs w:val="28"/>
-        </w:rPr>
-        <w:t xml:space="preserve">-  </w:t>
-      </w:r>
-      <w:r>
-        <w:rPr>
-          <w:rFonts w:cs="Times New Roman"/>
-          <w:szCs w:val="28"/>
-        </w:rPr>
-        <w:t>просмотр</w:t>
-      </w:r>
-      <w:proofErr w:type="gramEnd"/>
-      <w:r>
-        <w:rPr>
-          <w:rFonts w:cs="Times New Roman"/>
-          <w:szCs w:val="28"/>
-        </w:rPr>
-        <w:t xml:space="preserve"> всех </w:t>
-      </w:r>
-      <w:proofErr w:type="spellStart"/>
-      <w:r>
-        <w:rPr>
-          <w:rFonts w:cs="Times New Roman"/>
-          <w:szCs w:val="28"/>
-        </w:rPr>
-        <w:t>коммитов</w:t>
-      </w:r>
-      <w:proofErr w:type="spellEnd"/>
+        <w:t xml:space="preserve"> -  </w:t>
+      </w:r>
+      <w:r>
+        <w:rPr>
+          <w:rFonts w:cs="Times New Roman"/>
+          <w:szCs w:val="28"/>
+        </w:rPr>
+        <w:t>просмотр всех коммитов</w:t>
+      </w:r>
     </w:p>
     <w:p>
       <w:pPr>
@@ -3032,6 +2742,145 @@
             <wp:extent cx="5816600" cy="2076450"/>
             <wp:effectExtent l="0" t="0" r="0" b="0"/>
             <wp:docPr id="2" name="Рисунок 2"/>
+            <wp:cNvGraphicFramePr>
+              <a:graphicFrameLocks xmlns:a="http://schemas.openxmlformats.org/drawingml/2006/main" noChangeAspect="1"/>
+            </wp:cNvGraphicFramePr>
+            <a:graphic xmlns:a="http://schemas.openxmlformats.org/drawingml/2006/main">
+              <a:graphicData uri="http://schemas.openxmlformats.org/drawingml/2006/picture">
+                <pic:pic xmlns:pic="http://schemas.openxmlformats.org/drawingml/2006/picture">
+                  <pic:nvPicPr>
+                    <pic:cNvPr id="0" name=""/>
+                    <pic:cNvPicPr/>
+                  </pic:nvPicPr>
+                  <pic:blipFill>
+                    <a:blip r:embed="rId22" cstate="print"/>
+                    <a:stretch>
+                      <a:fillRect/>
+                    </a:stretch>
+                  </pic:blipFill>
+                  <pic:spPr>
+                    <a:xfrm>
+                      <a:off x="0" y="0"/>
+                      <a:ext cx="5816600" cy="2076450"/>
+                    </a:xfrm>
+                    <a:prstGeom prst="rect">
+                      <a:avLst/>
+                    </a:prstGeom>
+                  </pic:spPr>
+                </pic:pic>
+              </a:graphicData>
+            </a:graphic>
+          </wp:inline>
+        </w:drawing>
+      </w:r>
+    </w:p>
+    <w:p>
+      <w:pPr>
+        <w:rPr>
+          <w:rFonts w:cs="Times New Roman"/>
+          <w:szCs w:val="28"/>
+        </w:rPr>
+      </w:pPr>
+      <w:r>
+        <w:rPr>
+          <w:rFonts w:cs="Times New Roman"/>
+          <w:szCs w:val="28"/>
+        </w:rPr>
+        <w:t xml:space="preserve">Создаем новый текстовый файл в папке </w:t>
+      </w:r>
+      <w:r>
+        <w:rPr>
+          <w:rFonts w:cs="Times New Roman"/>
+          <w:szCs w:val="28"/>
+          <w:lang w:val="en-US"/>
+        </w:rPr>
+        <w:t>tmp</w:t>
+      </w:r>
+      <w:r>
+        <w:rPr>
+          <w:rFonts w:cs="Times New Roman"/>
+          <w:szCs w:val="28"/>
+        </w:rPr>
+        <w:t xml:space="preserve"> </w:t>
+      </w:r>
+      <w:r>
+        <w:rPr>
+          <w:rFonts w:cs="Times New Roman"/>
+          <w:szCs w:val="28"/>
+        </w:rPr>
+        <w:t xml:space="preserve"> </w:t>
+      </w:r>
+      <w:r>
+        <w:rPr>
+          <w:rFonts w:cs="Times New Roman"/>
+          <w:szCs w:val="28"/>
+        </w:rPr>
+        <w:t>“</w:t>
+      </w:r>
+      <w:r>
+        <w:rPr>
+          <w:rFonts w:cs="Times New Roman"/>
+          <w:szCs w:val="28"/>
+          <w:lang w:val="en-US"/>
+        </w:rPr>
+        <w:t>test</w:t>
+      </w:r>
+      <w:r>
+        <w:rPr>
+          <w:rFonts w:cs="Times New Roman"/>
+          <w:szCs w:val="28"/>
+        </w:rPr>
+        <w:t>.</w:t>
+      </w:r>
+      <w:r>
+        <w:rPr>
+          <w:rFonts w:cs="Times New Roman"/>
+          <w:szCs w:val="28"/>
+          <w:lang w:val="en-US"/>
+        </w:rPr>
+        <w:t>txt</w:t>
+      </w:r>
+      <w:r>
+        <w:rPr>
+          <w:rFonts w:cs="Times New Roman"/>
+          <w:szCs w:val="28"/>
+        </w:rPr>
+        <w:t xml:space="preserve">” </w:t>
+      </w:r>
+      <w:r>
+        <w:rPr>
+          <w:rFonts w:cs="Times New Roman"/>
+          <w:szCs w:val="28"/>
+        </w:rPr>
+        <w:t xml:space="preserve">пишем в нем слово </w:t>
+      </w:r>
+      <w:r>
+        <w:rPr>
+          <w:rFonts w:cs="Times New Roman"/>
+          <w:szCs w:val="28"/>
+          <w:lang w:val="en-US"/>
+        </w:rPr>
+        <w:t>TEST</w:t>
+      </w:r>
+    </w:p>
+    <w:p>
+      <w:pPr>
+        <w:rPr>
+          <w:rFonts w:cs="Times New Roman"/>
+          <w:szCs w:val="28"/>
+          <w:lang w:val="en-US"/>
+        </w:rPr>
+      </w:pPr>
+      <w:r>
+        <w:rPr>
+          <w:noProof/>
+          <w:lang w:eastAsia="ru-RU"/>
+        </w:rPr>
+        <w:drawing>
+          <wp:inline distT="0" distB="0" distL="0" distR="0">
+            <wp:extent cx="3092450" cy="1333500"/>
+            <wp:effectExtent l="0" t="0" r="0" b="0"/>
+            <wp:docPr id="8" name="Рисунок 8"/>
             <wp:cNvGraphicFramePr>
               <a:graphicFrameLocks xmlns:a="http://schemas.openxmlformats.org/drawingml/2006/main" noChangeAspect="1"/>
             </wp:cNvGraphicFramePr>
@@ -3051,7 +2900,7 @@
                   <pic:spPr>
                     <a:xfrm>
                       <a:off x="0" y="0"/>
-                      <a:ext cx="5816600" cy="2076450"/>
+                      <a:ext cx="3092450" cy="1333500"/>
                     </a:xfrm>
                     <a:prstGeom prst="rect">
                       <a:avLst/>
@@ -3076,83 +2925,8 @@
           <w:rFonts w:cs="Times New Roman"/>
           <w:szCs w:val="28"/>
         </w:rPr>
-        <w:t xml:space="preserve">Создаем новый текстовый файл в папке </w:t>
-      </w:r>
-      <w:proofErr w:type="spellStart"/>
-      <w:r>
-        <w:rPr>
-          <w:rFonts w:cs="Times New Roman"/>
-          <w:szCs w:val="28"/>
-          <w:lang w:val="en-US"/>
-        </w:rPr>
-        <w:t>tmp</w:t>
-      </w:r>
-      <w:proofErr w:type="spellEnd"/>
-      <w:r>
-        <w:rPr>
-          <w:rFonts w:cs="Times New Roman"/>
-          <w:szCs w:val="28"/>
-        </w:rPr>
-        <w:t xml:space="preserve"> </w:t>
-      </w:r>
-      <w:r>
-        <w:rPr>
-          <w:rFonts w:cs="Times New Roman"/>
-          <w:szCs w:val="28"/>
-        </w:rPr>
-        <w:t xml:space="preserve"> </w:t>
-      </w:r>
-      <w:r>
-        <w:rPr>
-          <w:rFonts w:cs="Times New Roman"/>
-          <w:szCs w:val="28"/>
-        </w:rPr>
-        <w:t>“</w:t>
-      </w:r>
-      <w:r>
-        <w:rPr>
-          <w:rFonts w:cs="Times New Roman"/>
-          <w:szCs w:val="28"/>
-          <w:lang w:val="en-US"/>
-        </w:rPr>
-        <w:t>test</w:t>
-      </w:r>
-      <w:r>
-        <w:rPr>
-          <w:rFonts w:cs="Times New Roman"/>
-          <w:szCs w:val="28"/>
-        </w:rPr>
-        <w:t>.</w:t>
-      </w:r>
-      <w:r>
-        <w:rPr>
-          <w:rFonts w:cs="Times New Roman"/>
-          <w:szCs w:val="28"/>
-          <w:lang w:val="en-US"/>
-        </w:rPr>
-        <w:t>txt</w:t>
-      </w:r>
-      <w:r>
-        <w:rPr>
-          <w:rFonts w:cs="Times New Roman"/>
-          <w:szCs w:val="28"/>
-        </w:rPr>
-        <w:t xml:space="preserve">” </w:t>
-      </w:r>
-      <w:r>
-        <w:rPr>
-          <w:rFonts w:cs="Times New Roman"/>
-          <w:szCs w:val="28"/>
-        </w:rPr>
-        <w:t xml:space="preserve">пишем в нем слово </w:t>
-      </w:r>
-      <w:r>
-        <w:rPr>
-          <w:rFonts w:cs="Times New Roman"/>
-          <w:szCs w:val="28"/>
-          <w:lang w:val="en-US"/>
-        </w:rPr>
-        <w:t>TEST</w:t>
+        <w:lastRenderedPageBreak/>
+        <w:t>Добавляем файлы под контроль гита</w:t>
       </w:r>
     </w:p>
     <w:p>
@@ -3170,9 +2944,9 @@
         </w:rPr>
         <w:drawing>
           <wp:inline distT="0" distB="0" distL="0" distR="0">
-            <wp:extent cx="3092450" cy="1333500"/>
-            <wp:effectExtent l="0" t="0" r="0" b="0"/>
-            <wp:docPr id="8" name="Рисунок 8"/>
+            <wp:extent cx="5886450" cy="2965450"/>
+            <wp:effectExtent l="0" t="0" r="0" b="6350"/>
+            <wp:docPr id="10" name="Рисунок 10"/>
             <wp:cNvGraphicFramePr>
               <a:graphicFrameLocks xmlns:a="http://schemas.openxmlformats.org/drawingml/2006/main" noChangeAspect="1"/>
             </wp:cNvGraphicFramePr>
@@ -3192,7 +2966,7 @@
                   <pic:spPr>
                     <a:xfrm>
                       <a:off x="0" y="0"/>
-                      <a:ext cx="3092450" cy="1333500"/>
+                      <a:ext cx="5886450" cy="2965450"/>
                     </a:xfrm>
                     <a:prstGeom prst="rect">
                       <a:avLst/>
@@ -3217,16 +2991,14 @@
           <w:rFonts w:cs="Times New Roman"/>
           <w:szCs w:val="28"/>
         </w:rPr>
-        <w:lastRenderedPageBreak/>
-        <w:t>Добавляем файлы под контроль гита</w:t>
-      </w:r>
-    </w:p>
-    <w:p>
-      <w:pPr>
-        <w:rPr>
-          <w:rFonts w:cs="Times New Roman"/>
-          <w:szCs w:val="28"/>
-          <w:lang w:val="en-US"/>
+        <w:t>Фиксируем изменения (коммитим)</w:t>
+      </w:r>
+    </w:p>
+    <w:p>
+      <w:pPr>
+        <w:rPr>
+          <w:rFonts w:cs="Times New Roman"/>
+          <w:szCs w:val="28"/>
         </w:rPr>
       </w:pPr>
       <w:r>
@@ -3236,9 +3008,9 @@
         </w:rPr>
         <w:drawing>
           <wp:inline distT="0" distB="0" distL="0" distR="0">
-            <wp:extent cx="5886450" cy="2965450"/>
+            <wp:extent cx="4324350" cy="1174750"/>
             <wp:effectExtent l="0" t="0" r="0" b="6350"/>
-            <wp:docPr id="10" name="Рисунок 10"/>
+            <wp:docPr id="17" name="Рисунок 17"/>
             <wp:cNvGraphicFramePr>
               <a:graphicFrameLocks xmlns:a="http://schemas.openxmlformats.org/drawingml/2006/main" noChangeAspect="1"/>
             </wp:cNvGraphicFramePr>
@@ -3258,7 +3030,7 @@
                   <pic:spPr>
                     <a:xfrm>
                       <a:off x="0" y="0"/>
-                      <a:ext cx="5886450" cy="2965450"/>
+                      <a:ext cx="4324350" cy="1174750"/>
                     </a:xfrm>
                     <a:prstGeom prst="rect">
                       <a:avLst/>
@@ -3283,23 +3055,7 @@
           <w:rFonts w:cs="Times New Roman"/>
           <w:szCs w:val="28"/>
         </w:rPr>
-        <w:t>Фиксируем изменения (</w:t>
-      </w:r>
-      <w:proofErr w:type="spellStart"/>
-      <w:r>
-        <w:rPr>
-          <w:rFonts w:cs="Times New Roman"/>
-          <w:szCs w:val="28"/>
-        </w:rPr>
-        <w:t>коммитим</w:t>
-      </w:r>
-      <w:proofErr w:type="spellEnd"/>
-      <w:r>
-        <w:rPr>
-          <w:rFonts w:cs="Times New Roman"/>
-          <w:szCs w:val="28"/>
-        </w:rPr>
-        <w:t>)</w:t>
+        <w:t>Смотрим историю коммитов</w:t>
       </w:r>
     </w:p>
     <w:p>
@@ -3316,9 +3072,9 @@
         </w:rPr>
         <w:drawing>
           <wp:inline distT="0" distB="0" distL="0" distR="0">
-            <wp:extent cx="4324350" cy="1174750"/>
-            <wp:effectExtent l="0" t="0" r="0" b="6350"/>
-            <wp:docPr id="17" name="Рисунок 17"/>
+            <wp:extent cx="4749800" cy="3359150"/>
+            <wp:effectExtent l="0" t="0" r="0" b="0"/>
+            <wp:docPr id="18" name="Рисунок 18"/>
             <wp:cNvGraphicFramePr>
               <a:graphicFrameLocks xmlns:a="http://schemas.openxmlformats.org/drawingml/2006/main" noChangeAspect="1"/>
             </wp:cNvGraphicFramePr>
@@ -3338,79 +3094,6 @@
                   <pic:spPr>
                     <a:xfrm>
                       <a:off x="0" y="0"/>
-                      <a:ext cx="4324350" cy="1174750"/>
-                    </a:xfrm>
-                    <a:prstGeom prst="rect">
-                      <a:avLst/>
-                    </a:prstGeom>
-                  </pic:spPr>
-                </pic:pic>
-              </a:graphicData>
-            </a:graphic>
-          </wp:inline>
-        </w:drawing>
-      </w:r>
-    </w:p>
-    <w:p>
-      <w:pPr>
-        <w:rPr>
-          <w:rFonts w:cs="Times New Roman"/>
-          <w:szCs w:val="28"/>
-        </w:rPr>
-      </w:pPr>
-      <w:r>
-        <w:rPr>
-          <w:rFonts w:cs="Times New Roman"/>
-          <w:szCs w:val="28"/>
-        </w:rPr>
-        <w:t xml:space="preserve">Смотрим историю </w:t>
-      </w:r>
-      <w:proofErr w:type="spellStart"/>
-      <w:r>
-        <w:rPr>
-          <w:rFonts w:cs="Times New Roman"/>
-          <w:szCs w:val="28"/>
-        </w:rPr>
-        <w:t>коммитов</w:t>
-      </w:r>
-      <w:proofErr w:type="spellEnd"/>
-    </w:p>
-    <w:p>
-      <w:pPr>
-        <w:rPr>
-          <w:rFonts w:cs="Times New Roman"/>
-          <w:szCs w:val="28"/>
-        </w:rPr>
-      </w:pPr>
-      <w:r>
-        <w:rPr>
-          <w:noProof/>
-          <w:lang w:eastAsia="ru-RU"/>
-        </w:rPr>
-        <w:drawing>
-          <wp:inline distT="0" distB="0" distL="0" distR="0">
-            <wp:extent cx="4749800" cy="3359150"/>
-            <wp:effectExtent l="0" t="0" r="0" b="0"/>
-            <wp:docPr id="18" name="Рисунок 18"/>
-            <wp:cNvGraphicFramePr>
-              <a:graphicFrameLocks xmlns:a="http://schemas.openxmlformats.org/drawingml/2006/main" noChangeAspect="1"/>
-            </wp:cNvGraphicFramePr>
-            <a:graphic xmlns:a="http://schemas.openxmlformats.org/drawingml/2006/main">
-              <a:graphicData uri="http://schemas.openxmlformats.org/drawingml/2006/picture">
-                <pic:pic xmlns:pic="http://schemas.openxmlformats.org/drawingml/2006/picture">
-                  <pic:nvPicPr>
-                    <pic:cNvPr id="0" name=""/>
-                    <pic:cNvPicPr/>
-                  </pic:nvPicPr>
-                  <pic:blipFill>
-                    <a:blip r:embed="rId27" cstate="print"/>
-                    <a:stretch>
-                      <a:fillRect/>
-                    </a:stretch>
-                  </pic:blipFill>
-                  <pic:spPr>
-                    <a:xfrm>
-                      <a:off x="0" y="0"/>
                       <a:ext cx="4749800" cy="3359150"/>
                     </a:xfrm>
                     <a:prstGeom prst="rect">
@@ -3505,17 +3188,8 @@
           <w:rFonts w:cs="Times New Roman"/>
           <w:szCs w:val="28"/>
         </w:rPr>
-        <w:t xml:space="preserve">Просматриваем статус </w:t>
-      </w:r>
-      <w:proofErr w:type="spellStart"/>
-      <w:r>
-        <w:rPr>
-          <w:rFonts w:cs="Times New Roman"/>
-          <w:szCs w:val="28"/>
-        </w:rPr>
-        <w:t>репозитория</w:t>
-      </w:r>
-      <w:proofErr w:type="spellEnd"/>
+        <w:t>Просматриваем статус репозитория</w:t>
+      </w:r>
     </w:p>
     <w:p>
       <w:pPr>
@@ -3546,7 +3220,7 @@
                     <pic:cNvPicPr/>
                   </pic:nvPicPr>
                   <pic:blipFill rotWithShape="1">
-                    <a:blip r:embed="rId28" cstate="print"/>
+                    <a:blip r:embed="rId27" cstate="print"/>
                     <a:srcRect t="48405"/>
                     <a:stretch/>
                   </pic:blipFill>
@@ -3563,7 +3237,7 @@
                     </a:ln>
                     <a:extLst>
                       <a:ext uri="{53640926-AAD7-44D8-BBD7-CCE9431645EC}">
-                        <a14:shadowObscured xmlns:a14="http://schemas.microsoft.com/office/drawing/2010/main"/>
+                        <a14:shadowObscured xmlns:a14="http://schemas.microsoft.com/office/drawing/2010/main" xmlns:wps="http://schemas.microsoft.com/office/word/2010/wordprocessingShape" xmlns:wpi="http://schemas.microsoft.com/office/word/2010/wordprocessingInk" xmlns:wpg="http://schemas.microsoft.com/office/word/2010/wordprocessingGroup" xmlns:w14="http://schemas.microsoft.com/office/word/2010/wordml" xmlns:w="http://schemas.openxmlformats.org/wordprocessingml/2006/main" xmlns:w10="urn:schemas-microsoft-com:office:word" xmlns:wp14="http://schemas.microsoft.com/office/word/2010/wordprocessingDrawing" xmlns:v="urn:schemas-microsoft-com:vml" xmlns:o="urn:schemas-microsoft-com:office:office" xmlns:mc="http://schemas.openxmlformats.org/markup-compatibility/2006" xmlns:wpc="http://schemas.microsoft.com/office/word/2010/wordprocessingCanvas" xmlns=""/>
                       </a:ext>
                     </a:extLst>
                   </pic:spPr>
@@ -3586,23 +3260,7 @@
           <w:rFonts w:cs="Times New Roman"/>
           <w:szCs w:val="28"/>
         </w:rPr>
-        <w:t xml:space="preserve">Чтобы уж точно все </w:t>
-      </w:r>
-      <w:proofErr w:type="gramStart"/>
-      <w:r>
-        <w:rPr>
-          <w:rFonts w:cs="Times New Roman"/>
-          <w:szCs w:val="28"/>
-        </w:rPr>
-        <w:t>сработало</w:t>
-      </w:r>
-      <w:proofErr w:type="gramEnd"/>
-      <w:r>
-        <w:rPr>
-          <w:rFonts w:cs="Times New Roman"/>
-          <w:szCs w:val="28"/>
-        </w:rPr>
-        <w:t xml:space="preserve"> добавляем под контроль гита текущие измененные файлы</w:t>
+        <w:t>Чтобы уж точно все сработало добавляем под контроль гита текущие измененные файлы</w:t>
       </w:r>
     </w:p>
     <w:p>
@@ -3623,6 +3281,116 @@
             <wp:extent cx="5499100" cy="2463800"/>
             <wp:effectExtent l="0" t="0" r="6350" b="0"/>
             <wp:docPr id="20" name="Рисунок 20"/>
+            <wp:cNvGraphicFramePr>
+              <a:graphicFrameLocks xmlns:a="http://schemas.openxmlformats.org/drawingml/2006/main" noChangeAspect="1"/>
+            </wp:cNvGraphicFramePr>
+            <a:graphic xmlns:a="http://schemas.openxmlformats.org/drawingml/2006/main">
+              <a:graphicData uri="http://schemas.openxmlformats.org/drawingml/2006/picture">
+                <pic:pic xmlns:pic="http://schemas.openxmlformats.org/drawingml/2006/picture">
+                  <pic:nvPicPr>
+                    <pic:cNvPr id="0" name=""/>
+                    <pic:cNvPicPr/>
+                  </pic:nvPicPr>
+                  <pic:blipFill>
+                    <a:blip r:embed="rId28" cstate="print"/>
+                    <a:stretch>
+                      <a:fillRect/>
+                    </a:stretch>
+                  </pic:blipFill>
+                  <pic:spPr>
+                    <a:xfrm>
+                      <a:off x="0" y="0"/>
+                      <a:ext cx="5499100" cy="2463800"/>
+                    </a:xfrm>
+                    <a:prstGeom prst="rect">
+                      <a:avLst/>
+                    </a:prstGeom>
+                  </pic:spPr>
+                </pic:pic>
+              </a:graphicData>
+            </a:graphic>
+          </wp:inline>
+        </w:drawing>
+      </w:r>
+    </w:p>
+    <w:p>
+      <w:pPr>
+        <w:rPr>
+          <w:rFonts w:cs="Times New Roman"/>
+          <w:szCs w:val="28"/>
+        </w:rPr>
+      </w:pPr>
+      <w:r>
+        <w:rPr>
+          <w:rFonts w:cs="Times New Roman"/>
+          <w:szCs w:val="28"/>
+          <w:lang w:val="en-US"/>
+        </w:rPr>
+        <w:t>Git</w:t>
+      </w:r>
+      <w:r>
+        <w:rPr>
+          <w:rFonts w:cs="Times New Roman"/>
+          <w:szCs w:val="28"/>
+        </w:rPr>
+        <w:t xml:space="preserve"> </w:t>
+      </w:r>
+      <w:r>
+        <w:rPr>
+          <w:rFonts w:cs="Times New Roman"/>
+          <w:szCs w:val="28"/>
+          <w:lang w:val="en-US"/>
+        </w:rPr>
+        <w:t>reset</w:t>
+      </w:r>
+      <w:r>
+        <w:rPr>
+          <w:rFonts w:cs="Times New Roman"/>
+          <w:szCs w:val="28"/>
+        </w:rPr>
+        <w:t xml:space="preserve"> </w:t>
+      </w:r>
+      <w:r>
+        <w:rPr>
+          <w:rFonts w:cs="Times New Roman"/>
+          <w:szCs w:val="28"/>
+          <w:lang w:val="en-US"/>
+        </w:rPr>
+        <w:t>HEAD</w:t>
+      </w:r>
+      <w:r>
+        <w:rPr>
+          <w:rFonts w:cs="Times New Roman"/>
+          <w:szCs w:val="28"/>
+        </w:rPr>
+        <w:t xml:space="preserve"> – возвращает </w:t>
+      </w:r>
+      <w:r>
+        <w:rPr>
+          <w:rFonts w:cs="Times New Roman"/>
+          <w:szCs w:val="28"/>
+        </w:rPr>
+        <w:t>в состояние до индексации</w:t>
+      </w:r>
+    </w:p>
+    <w:p>
+      <w:pPr>
+        <w:rPr>
+          <w:rFonts w:cs="Times New Roman"/>
+          <w:szCs w:val="28"/>
+          <w:lang w:val="en-US"/>
+        </w:rPr>
+      </w:pPr>
+      <w:r>
+        <w:rPr>
+          <w:noProof/>
+          <w:lang w:eastAsia="ru-RU"/>
+        </w:rPr>
+        <w:drawing>
+          <wp:inline distT="0" distB="0" distL="0" distR="0">
+            <wp:extent cx="3752850" cy="825500"/>
+            <wp:effectExtent l="0" t="0" r="0" b="0"/>
+            <wp:docPr id="21" name="Рисунок 21"/>
             <wp:cNvGraphicFramePr>
               <a:graphicFrameLocks xmlns:a="http://schemas.openxmlformats.org/drawingml/2006/main" noChangeAspect="1"/>
             </wp:cNvGraphicFramePr>
@@ -3642,7 +3410,7 @@
                   <pic:spPr>
                     <a:xfrm>
                       <a:off x="0" y="0"/>
-                      <a:ext cx="5499100" cy="2463800"/>
+                      <a:ext cx="3752850" cy="825500"/>
                     </a:xfrm>
                     <a:prstGeom prst="rect">
                       <a:avLst/>
@@ -3662,7 +3430,6 @@
           <w:szCs w:val="28"/>
         </w:rPr>
       </w:pPr>
-      <w:proofErr w:type="spellStart"/>
       <w:r>
         <w:rPr>
           <w:rFonts w:cs="Times New Roman"/>
@@ -3671,7 +3438,6 @@
         </w:rPr>
         <w:t>Git</w:t>
       </w:r>
-      <w:proofErr w:type="spellEnd"/>
       <w:r>
         <w:rPr>
           <w:rFonts w:cs="Times New Roman"/>
@@ -3685,7 +3451,22 @@
           <w:szCs w:val="28"/>
           <w:lang w:val="en-US"/>
         </w:rPr>
-        <w:t>reset</w:t>
+        <w:t>checkout</w:t>
+      </w:r>
+      <w:r>
+        <w:rPr>
+          <w:rFonts w:cs="Times New Roman"/>
+          <w:szCs w:val="28"/>
+        </w:rPr>
+        <w:t xml:space="preserve"> “</w:t>
+      </w:r>
+      <w:r>
+        <w:rPr>
+          <w:rFonts w:cs="Times New Roman"/>
+          <w:szCs w:val="28"/>
+          <w:lang w:val="en-US"/>
+        </w:rPr>
+        <w:t>name</w:t>
       </w:r>
       <w:r>
         <w:rPr>
@@ -3700,29 +3481,42 @@
           <w:szCs w:val="28"/>
           <w:lang w:val="en-US"/>
         </w:rPr>
-        <w:t>HEAD</w:t>
-      </w:r>
-      <w:r>
-        <w:rPr>
-          <w:rFonts w:cs="Times New Roman"/>
-          <w:szCs w:val="28"/>
-        </w:rPr>
-        <w:t xml:space="preserve"> – возвращает </w:t>
-      </w:r>
-      <w:r>
-        <w:rPr>
-          <w:rFonts w:cs="Times New Roman"/>
-          <w:szCs w:val="28"/>
-        </w:rPr>
-        <w:t>в состояние до индексации</w:t>
-      </w:r>
-    </w:p>
-    <w:p>
-      <w:pPr>
-        <w:rPr>
-          <w:rFonts w:cs="Times New Roman"/>
-          <w:szCs w:val="28"/>
-          <w:lang w:val="en-US"/>
+        <w:t>file</w:t>
+      </w:r>
+      <w:r>
+        <w:rPr>
+          <w:rFonts w:cs="Times New Roman"/>
+          <w:szCs w:val="28"/>
+        </w:rPr>
+        <w:t xml:space="preserve">” </w:t>
+      </w:r>
+      <w:r>
+        <w:rPr>
+          <w:rFonts w:cs="Times New Roman"/>
+          <w:szCs w:val="28"/>
+        </w:rPr>
+        <w:t xml:space="preserve">- </w:t>
+      </w:r>
+      <w:r>
+        <w:rPr>
+          <w:rFonts w:cs="Times New Roman"/>
+          <w:szCs w:val="28"/>
+        </w:rPr>
+        <w:t>возвращаем в состояние до изменений</w:t>
+      </w:r>
+      <w:r>
+        <w:rPr>
+          <w:rFonts w:cs="Times New Roman"/>
+          <w:szCs w:val="28"/>
+        </w:rPr>
+        <w:t xml:space="preserve"> (поэтапно)</w:t>
+      </w:r>
+    </w:p>
+    <w:p>
+      <w:pPr>
+        <w:rPr>
+          <w:rFonts w:cs="Times New Roman"/>
+          <w:szCs w:val="28"/>
         </w:rPr>
       </w:pPr>
       <w:r>
@@ -3732,9 +3526,9 @@
         </w:rPr>
         <w:drawing>
           <wp:inline distT="0" distB="0" distL="0" distR="0">
-            <wp:extent cx="3752850" cy="825500"/>
-            <wp:effectExtent l="0" t="0" r="0" b="0"/>
-            <wp:docPr id="21" name="Рисунок 21"/>
+            <wp:extent cx="4679950" cy="1060450"/>
+            <wp:effectExtent l="0" t="0" r="6350" b="6350"/>
+            <wp:docPr id="22" name="Рисунок 22"/>
             <wp:cNvGraphicFramePr>
               <a:graphicFrameLocks xmlns:a="http://schemas.openxmlformats.org/drawingml/2006/main" noChangeAspect="1"/>
             </wp:cNvGraphicFramePr>
@@ -3754,7 +3548,7 @@
                   <pic:spPr>
                     <a:xfrm>
                       <a:off x="0" y="0"/>
-                      <a:ext cx="3752850" cy="825500"/>
+                      <a:ext cx="4679950" cy="1060450"/>
                     </a:xfrm>
                     <a:prstGeom prst="rect">
                       <a:avLst/>
@@ -3774,20 +3568,43 @@
           <w:szCs w:val="28"/>
         </w:rPr>
       </w:pPr>
-      <w:proofErr w:type="spellStart"/>
-      <w:r>
-        <w:rPr>
-          <w:rFonts w:cs="Times New Roman"/>
-          <w:szCs w:val="28"/>
-          <w:lang w:val="en-US"/>
-        </w:rPr>
-        <w:t>Git</w:t>
-      </w:r>
-      <w:proofErr w:type="spellEnd"/>
-      <w:r>
-        <w:rPr>
-          <w:rFonts w:cs="Times New Roman"/>
-          <w:szCs w:val="28"/>
+      <w:r>
+        <w:rPr>
+          <w:rFonts w:cs="Times New Roman"/>
+          <w:szCs w:val="28"/>
+        </w:rPr>
+        <w:t>Добавляем опять изменений (удаляем опять файл тест, и меняем рэдми)</w:t>
+      </w:r>
+    </w:p>
+    <w:p>
+      <w:pPr>
+        <w:rPr>
+          <w:rFonts w:cs="Times New Roman"/>
+          <w:szCs w:val="28"/>
+          <w:lang w:val="en-US"/>
+        </w:rPr>
+      </w:pPr>
+      <w:r>
+        <w:rPr>
+          <w:rFonts w:cs="Times New Roman"/>
+          <w:szCs w:val="28"/>
+          <w:lang w:val="en-US"/>
+        </w:rPr>
+        <w:lastRenderedPageBreak/>
+        <w:t xml:space="preserve">Git reset –hard HEAD – </w:t>
+      </w:r>
+      <w:r>
+        <w:rPr>
+          <w:rFonts w:cs="Times New Roman"/>
+          <w:szCs w:val="28"/>
+        </w:rPr>
+        <w:t>откат</w:t>
+      </w:r>
+      <w:r>
+        <w:rPr>
+          <w:rFonts w:cs="Times New Roman"/>
+          <w:szCs w:val="28"/>
+          <w:lang w:val="en-US"/>
         </w:rPr>
         <w:t xml:space="preserve"> </w:t>
       </w:r>
@@ -3795,29 +3612,14 @@
         <w:rPr>
           <w:rFonts w:cs="Times New Roman"/>
           <w:szCs w:val="28"/>
-          <w:lang w:val="en-US"/>
-        </w:rPr>
-        <w:t>checkout</w:t>
-      </w:r>
-      <w:r>
-        <w:rPr>
-          <w:rFonts w:cs="Times New Roman"/>
-          <w:szCs w:val="28"/>
-        </w:rPr>
-        <w:t xml:space="preserve"> “</w:t>
-      </w:r>
-      <w:r>
-        <w:rPr>
-          <w:rFonts w:cs="Times New Roman"/>
-          <w:szCs w:val="28"/>
-          <w:lang w:val="en-US"/>
-        </w:rPr>
-        <w:t>name</w:t>
-      </w:r>
-      <w:r>
-        <w:rPr>
-          <w:rFonts w:cs="Times New Roman"/>
-          <w:szCs w:val="28"/>
+        </w:rPr>
+        <w:t>до</w:t>
+      </w:r>
+      <w:r>
+        <w:rPr>
+          <w:rFonts w:cs="Times New Roman"/>
+          <w:szCs w:val="28"/>
+          <w:lang w:val="en-US"/>
         </w:rPr>
         <w:t xml:space="preserve"> </w:t>
       </w:r>
@@ -3825,37 +3627,8 @@
         <w:rPr>
           <w:rFonts w:cs="Times New Roman"/>
           <w:szCs w:val="28"/>
-          <w:lang w:val="en-US"/>
-        </w:rPr>
-        <w:t>file</w:t>
-      </w:r>
-      <w:r>
-        <w:rPr>
-          <w:rFonts w:cs="Times New Roman"/>
-          <w:szCs w:val="28"/>
-        </w:rPr>
-        <w:t xml:space="preserve">” </w:t>
-      </w:r>
-      <w:r>
-        <w:rPr>
-          <w:rFonts w:cs="Times New Roman"/>
-          <w:szCs w:val="28"/>
-        </w:rPr>
-        <w:t xml:space="preserve">- </w:t>
-      </w:r>
-      <w:r>
-        <w:rPr>
-          <w:rFonts w:cs="Times New Roman"/>
-          <w:szCs w:val="28"/>
-        </w:rPr>
-        <w:t>возвращаем в состояние до изменений</w:t>
-      </w:r>
-      <w:r>
-        <w:rPr>
-          <w:rFonts w:cs="Times New Roman"/>
-          <w:szCs w:val="28"/>
-        </w:rPr>
-        <w:t xml:space="preserve"> (поэтапно)</w:t>
+        </w:rPr>
+        <w:t>коммиста</w:t>
       </w:r>
     </w:p>
     <w:p>
@@ -3872,9 +3645,9 @@
         </w:rPr>
         <w:drawing>
           <wp:inline distT="0" distB="0" distL="0" distR="0">
-            <wp:extent cx="4679950" cy="1060450"/>
-            <wp:effectExtent l="0" t="0" r="6350" b="6350"/>
-            <wp:docPr id="22" name="Рисунок 22"/>
+            <wp:extent cx="5124450" cy="933207"/>
+            <wp:effectExtent l="0" t="0" r="0" b="635"/>
+            <wp:docPr id="23" name="Рисунок 23"/>
             <wp:cNvGraphicFramePr>
               <a:graphicFrameLocks xmlns:a="http://schemas.openxmlformats.org/drawingml/2006/main" noChangeAspect="1"/>
             </wp:cNvGraphicFramePr>
@@ -3894,7 +3667,7 @@
                   <pic:spPr>
                     <a:xfrm>
                       <a:off x="0" y="0"/>
-                      <a:ext cx="4679950" cy="1060450"/>
+                      <a:ext cx="5124450" cy="933207"/>
                     </a:xfrm>
                     <a:prstGeom prst="rect">
                       <a:avLst/>
@@ -3919,64 +3692,35 @@
           <w:rFonts w:cs="Times New Roman"/>
           <w:szCs w:val="28"/>
         </w:rPr>
-        <w:t xml:space="preserve">Добавляем опять изменений (удаляем опять файл тест, и меняем </w:t>
-      </w:r>
-      <w:proofErr w:type="spellStart"/>
-      <w:r>
-        <w:rPr>
-          <w:rFonts w:cs="Times New Roman"/>
-          <w:szCs w:val="28"/>
-        </w:rPr>
-        <w:t>рэдми</w:t>
-      </w:r>
-      <w:proofErr w:type="spellEnd"/>
-      <w:r>
-        <w:rPr>
-          <w:rFonts w:cs="Times New Roman"/>
-          <w:szCs w:val="28"/>
-        </w:rPr>
-        <w:t>)</w:t>
-      </w:r>
-    </w:p>
-    <w:p>
-      <w:pPr>
-        <w:rPr>
-          <w:rFonts w:cs="Times New Roman"/>
-          <w:szCs w:val="28"/>
-          <w:lang w:val="en-US"/>
-        </w:rPr>
-      </w:pPr>
-      <w:proofErr w:type="spellStart"/>
-      <w:r>
-        <w:rPr>
-          <w:rFonts w:cs="Times New Roman"/>
-          <w:szCs w:val="28"/>
-          <w:lang w:val="en-US"/>
-        </w:rPr>
-        <w:lastRenderedPageBreak/>
+        <w:t>Пробуем откатиться не на последний коммит а на какой то другой</w:t>
+      </w:r>
+    </w:p>
+    <w:p>
+      <w:pPr>
+        <w:rPr>
+          <w:rFonts w:cs="Times New Roman"/>
+          <w:szCs w:val="28"/>
+        </w:rPr>
+      </w:pPr>
+      <w:r>
+        <w:rPr>
+          <w:rFonts w:cs="Times New Roman"/>
+          <w:szCs w:val="28"/>
+        </w:rPr>
+        <w:t xml:space="preserve">Для этого через </w:t>
+      </w:r>
+      <w:r>
+        <w:rPr>
+          <w:rFonts w:cs="Times New Roman"/>
+          <w:szCs w:val="28"/>
+          <w:lang w:val="en-US"/>
+        </w:rPr>
         <w:t>Git</w:t>
       </w:r>
-      <w:proofErr w:type="spellEnd"/>
-      <w:r>
-        <w:rPr>
-          <w:rFonts w:cs="Times New Roman"/>
-          <w:szCs w:val="28"/>
-          <w:lang w:val="en-US"/>
-        </w:rPr>
-        <w:t xml:space="preserve"> reset –hard HEAD – </w:t>
-      </w:r>
-      <w:r>
-        <w:rPr>
-          <w:rFonts w:cs="Times New Roman"/>
-          <w:szCs w:val="28"/>
-        </w:rPr>
-        <w:t>откат</w:t>
-      </w:r>
-      <w:r>
-        <w:rPr>
-          <w:rFonts w:cs="Times New Roman"/>
-          <w:szCs w:val="28"/>
-          <w:lang w:val="en-US"/>
+      <w:r>
+        <w:rPr>
+          <w:rFonts w:cs="Times New Roman"/>
+          <w:szCs w:val="28"/>
         </w:rPr>
         <w:t xml:space="preserve"> </w:t>
       </w:r>
@@ -3984,26 +3728,45 @@
         <w:rPr>
           <w:rFonts w:cs="Times New Roman"/>
           <w:szCs w:val="28"/>
-        </w:rPr>
-        <w:t>до</w:t>
-      </w:r>
-      <w:r>
-        <w:rPr>
-          <w:rFonts w:cs="Times New Roman"/>
-          <w:szCs w:val="28"/>
-          <w:lang w:val="en-US"/>
-        </w:rPr>
-        <w:t xml:space="preserve"> </w:t>
-      </w:r>
-      <w:proofErr w:type="spellStart"/>
-      <w:r>
-        <w:rPr>
-          <w:rFonts w:cs="Times New Roman"/>
-          <w:szCs w:val="28"/>
-        </w:rPr>
-        <w:t>коммиста</w:t>
-      </w:r>
-      <w:proofErr w:type="spellEnd"/>
+          <w:lang w:val="en-US"/>
+        </w:rPr>
+        <w:t>log</w:t>
+      </w:r>
+      <w:r>
+        <w:rPr>
+          <w:rFonts w:cs="Times New Roman"/>
+          <w:szCs w:val="28"/>
+        </w:rPr>
+        <w:t xml:space="preserve"> смотрим индефикатор коммита и выполняем </w:t>
+      </w:r>
+      <w:r>
+        <w:rPr>
+          <w:rFonts w:cs="Times New Roman"/>
+          <w:szCs w:val="28"/>
+        </w:rPr>
+        <w:t xml:space="preserve">git reset </w:t>
+      </w:r>
+      <w:r>
+        <w:rPr>
+          <w:rFonts w:cs="Times New Roman"/>
+          <w:szCs w:val="28"/>
+        </w:rPr>
+        <w:t>–</w:t>
+      </w:r>
+      <w:r>
+        <w:rPr>
+          <w:rFonts w:cs="Times New Roman"/>
+          <w:szCs w:val="28"/>
+        </w:rPr>
+        <w:t>hard</w:t>
+      </w:r>
+      <w:r>
+        <w:rPr>
+          <w:rFonts w:cs="Times New Roman"/>
+          <w:szCs w:val="28"/>
+        </w:rPr>
+        <w:t xml:space="preserve"> «индефикатор коммита»</w:t>
+      </w:r>
     </w:p>
     <w:p>
       <w:pPr>
@@ -4019,9 +3782,9 @@
         </w:rPr>
         <w:drawing>
           <wp:inline distT="0" distB="0" distL="0" distR="0">
-            <wp:extent cx="5124450" cy="933207"/>
-            <wp:effectExtent l="0" t="0" r="0" b="635"/>
-            <wp:docPr id="23" name="Рисунок 23"/>
+            <wp:extent cx="4775200" cy="2889250"/>
+            <wp:effectExtent l="0" t="0" r="6350" b="6350"/>
+            <wp:docPr id="24" name="Рисунок 24"/>
             <wp:cNvGraphicFramePr>
               <a:graphicFrameLocks xmlns:a="http://schemas.openxmlformats.org/drawingml/2006/main" noChangeAspect="1"/>
             </wp:cNvGraphicFramePr>
@@ -4041,7 +3804,7 @@
                   <pic:spPr>
                     <a:xfrm>
                       <a:off x="0" y="0"/>
-                      <a:ext cx="5124450" cy="933207"/>
+                      <a:ext cx="4775200" cy="2889250"/>
                     </a:xfrm>
                     <a:prstGeom prst="rect">
                       <a:avLst/>
@@ -4056,201 +3819,49 @@
     </w:p>
     <w:p>
       <w:pPr>
-        <w:rPr>
-          <w:rFonts w:cs="Times New Roman"/>
-          <w:szCs w:val="28"/>
-        </w:rPr>
-      </w:pPr>
-      <w:r>
-        <w:rPr>
-          <w:rFonts w:cs="Times New Roman"/>
-          <w:szCs w:val="28"/>
-        </w:rPr>
-        <w:t xml:space="preserve">Пробуем откатиться не на последний </w:t>
-      </w:r>
-      <w:proofErr w:type="spellStart"/>
-      <w:proofErr w:type="gramStart"/>
-      <w:r>
-        <w:rPr>
-          <w:rFonts w:cs="Times New Roman"/>
-          <w:szCs w:val="28"/>
-        </w:rPr>
-        <w:t>коммит</w:t>
-      </w:r>
-      <w:proofErr w:type="spellEnd"/>
-      <w:proofErr w:type="gramEnd"/>
-      <w:r>
-        <w:rPr>
-          <w:rFonts w:cs="Times New Roman"/>
-          <w:szCs w:val="28"/>
-        </w:rPr>
-        <w:t xml:space="preserve"> а на какой то другой</w:t>
-      </w:r>
-    </w:p>
-    <w:p>
-      <w:pPr>
-        <w:rPr>
-          <w:rFonts w:cs="Times New Roman"/>
-          <w:szCs w:val="28"/>
-        </w:rPr>
-      </w:pPr>
-      <w:r>
-        <w:rPr>
-          <w:rFonts w:cs="Times New Roman"/>
-          <w:szCs w:val="28"/>
-        </w:rPr>
-        <w:t xml:space="preserve">Для этого через </w:t>
-      </w:r>
-      <w:proofErr w:type="spellStart"/>
-      <w:r>
-        <w:rPr>
-          <w:rFonts w:cs="Times New Roman"/>
-          <w:szCs w:val="28"/>
-          <w:lang w:val="en-US"/>
-        </w:rPr>
-        <w:t>Git</w:t>
-      </w:r>
-      <w:proofErr w:type="spellEnd"/>
-      <w:r>
-        <w:rPr>
-          <w:rFonts w:cs="Times New Roman"/>
-          <w:szCs w:val="28"/>
-        </w:rPr>
-        <w:t xml:space="preserve"> </w:t>
-      </w:r>
-      <w:r>
-        <w:rPr>
-          <w:rFonts w:cs="Times New Roman"/>
-          <w:szCs w:val="28"/>
-          <w:lang w:val="en-US"/>
-        </w:rPr>
-        <w:t>log</w:t>
-      </w:r>
-      <w:r>
-        <w:rPr>
-          <w:rFonts w:cs="Times New Roman"/>
-          <w:szCs w:val="28"/>
-        </w:rPr>
-        <w:t xml:space="preserve"> смотрим </w:t>
-      </w:r>
-      <w:proofErr w:type="spellStart"/>
-      <w:r>
-        <w:rPr>
-          <w:rFonts w:cs="Times New Roman"/>
-          <w:szCs w:val="28"/>
-        </w:rPr>
-        <w:t>индефикатор</w:t>
-      </w:r>
-      <w:proofErr w:type="spellEnd"/>
-      <w:r>
-        <w:rPr>
-          <w:rFonts w:cs="Times New Roman"/>
-          <w:szCs w:val="28"/>
-        </w:rPr>
-        <w:t xml:space="preserve"> </w:t>
-      </w:r>
-      <w:proofErr w:type="spellStart"/>
-      <w:r>
-        <w:rPr>
-          <w:rFonts w:cs="Times New Roman"/>
-          <w:szCs w:val="28"/>
-        </w:rPr>
-        <w:t>коммита</w:t>
-      </w:r>
-      <w:proofErr w:type="spellEnd"/>
-      <w:r>
-        <w:rPr>
-          <w:rFonts w:cs="Times New Roman"/>
-          <w:szCs w:val="28"/>
-        </w:rPr>
-        <w:t xml:space="preserve"> и выполняем </w:t>
-      </w:r>
-      <w:proofErr w:type="spellStart"/>
-      <w:r>
-        <w:rPr>
-          <w:rFonts w:cs="Times New Roman"/>
-          <w:szCs w:val="28"/>
-        </w:rPr>
-        <w:t>git</w:t>
-      </w:r>
-      <w:proofErr w:type="spellEnd"/>
-      <w:r>
-        <w:rPr>
-          <w:rFonts w:cs="Times New Roman"/>
-          <w:szCs w:val="28"/>
-        </w:rPr>
-        <w:t xml:space="preserve"> </w:t>
-      </w:r>
-      <w:proofErr w:type="spellStart"/>
-      <w:r>
-        <w:rPr>
-          <w:rFonts w:cs="Times New Roman"/>
-          <w:szCs w:val="28"/>
-        </w:rPr>
-        <w:t>reset</w:t>
-      </w:r>
-      <w:proofErr w:type="spellEnd"/>
-      <w:r>
-        <w:rPr>
-          <w:rFonts w:cs="Times New Roman"/>
-          <w:szCs w:val="28"/>
-        </w:rPr>
-        <w:t xml:space="preserve"> </w:t>
-      </w:r>
-      <w:r>
-        <w:rPr>
-          <w:rFonts w:cs="Times New Roman"/>
-          <w:szCs w:val="28"/>
-        </w:rPr>
-        <w:t>–</w:t>
-      </w:r>
-      <w:proofErr w:type="spellStart"/>
-      <w:r>
-        <w:rPr>
-          <w:rFonts w:cs="Times New Roman"/>
-          <w:szCs w:val="28"/>
-        </w:rPr>
-        <w:t>hard</w:t>
-      </w:r>
-      <w:proofErr w:type="spellEnd"/>
-      <w:r>
-        <w:rPr>
-          <w:rFonts w:cs="Times New Roman"/>
-          <w:szCs w:val="28"/>
-        </w:rPr>
-        <w:t xml:space="preserve"> «</w:t>
-      </w:r>
-      <w:proofErr w:type="spellStart"/>
-      <w:r>
-        <w:rPr>
-          <w:rFonts w:cs="Times New Roman"/>
-          <w:szCs w:val="28"/>
-        </w:rPr>
-        <w:t>индефикатор</w:t>
-      </w:r>
-      <w:proofErr w:type="spellEnd"/>
-      <w:r>
-        <w:rPr>
-          <w:rFonts w:cs="Times New Roman"/>
-          <w:szCs w:val="28"/>
-        </w:rPr>
-        <w:t xml:space="preserve"> </w:t>
-      </w:r>
-      <w:proofErr w:type="spellStart"/>
-      <w:r>
-        <w:rPr>
-          <w:rFonts w:cs="Times New Roman"/>
-          <w:szCs w:val="28"/>
-        </w:rPr>
-        <w:t>коммита</w:t>
-      </w:r>
-      <w:proofErr w:type="spellEnd"/>
-      <w:r>
-        <w:rPr>
-          <w:rFonts w:cs="Times New Roman"/>
-          <w:szCs w:val="28"/>
-        </w:rPr>
-        <w:t>»</w:t>
+        <w:pStyle w:val="2"/>
+        <w:jc w:val="center"/>
+        <w:rPr>
+          <w:sz w:val="40"/>
+        </w:rPr>
+      </w:pPr>
+      <w:bookmarkStart w:id="1" w:name="_Toc221178985"/>
+      <w:r>
+        <w:rPr>
+          <w:sz w:val="40"/>
+        </w:rPr>
+        <w:t>Самостоятельная работа:</w:t>
+      </w:r>
+      <w:bookmarkEnd w:id="1"/>
+    </w:p>
+    <w:p>
+      <w:pPr>
+        <w:rPr>
+          <w:rFonts w:cs="Times New Roman"/>
+          <w:szCs w:val="28"/>
+        </w:rPr>
+      </w:pPr>
+      <w:r>
+        <w:rPr>
+          <w:rFonts w:cs="Times New Roman"/>
+          <w:szCs w:val="28"/>
+        </w:rPr>
+        <w:t xml:space="preserve">Создаем папку для репозитория, переходим в эту папку через команду </w:t>
+      </w:r>
+      <w:r>
+        <w:rPr>
+          <w:rFonts w:cs="Times New Roman"/>
+          <w:szCs w:val="28"/>
+          <w:lang w:val="en-US"/>
+        </w:rPr>
+        <w:t>cd</w:t>
+      </w:r>
+      <w:r>
+        <w:rPr>
+          <w:rFonts w:cs="Times New Roman"/>
+          <w:szCs w:val="28"/>
+        </w:rPr>
+        <w:t xml:space="preserve">  и  инициализируем репозиторий.</w:t>
       </w:r>
     </w:p>
     <w:p>
@@ -4267,9 +3878,9 @@
         </w:rPr>
         <w:drawing>
           <wp:inline distT="0" distB="0" distL="0" distR="0">
-            <wp:extent cx="4775200" cy="2889250"/>
-            <wp:effectExtent l="0" t="0" r="6350" b="6350"/>
-            <wp:docPr id="24" name="Рисунок 24"/>
+            <wp:extent cx="5257800" cy="533400"/>
+            <wp:effectExtent l="0" t="0" r="0" b="0"/>
+            <wp:docPr id="26" name="Рисунок 26"/>
             <wp:cNvGraphicFramePr>
               <a:graphicFrameLocks xmlns:a="http://schemas.openxmlformats.org/drawingml/2006/main" noChangeAspect="1"/>
             </wp:cNvGraphicFramePr>
@@ -4289,7 +3900,7 @@
                   <pic:spPr>
                     <a:xfrm>
                       <a:off x="0" y="0"/>
-                      <a:ext cx="4775200" cy="2889250"/>
+                      <a:ext cx="5257800" cy="533400"/>
                     </a:xfrm>
                     <a:prstGeom prst="rect">
                       <a:avLst/>
@@ -4304,75 +3915,26 @@
     </w:p>
     <w:p>
       <w:pPr>
-        <w:pStyle w:val="2"/>
-        <w:jc w:val="center"/>
-        <w:rPr>
-          <w:sz w:val="40"/>
-        </w:rPr>
-      </w:pPr>
-      <w:bookmarkStart w:id="1" w:name="_Toc221021459"/>
-      <w:r>
-        <w:rPr>
-          <w:sz w:val="40"/>
-        </w:rPr>
-        <w:t>Самостоятельная работа:</w:t>
-      </w:r>
-      <w:bookmarkEnd w:id="1"/>
-    </w:p>
-    <w:p>
-      <w:pPr>
-        <w:rPr>
-          <w:rFonts w:cs="Times New Roman"/>
-          <w:szCs w:val="28"/>
-        </w:rPr>
-      </w:pPr>
-      <w:r>
-        <w:rPr>
-          <w:rFonts w:cs="Times New Roman"/>
-          <w:szCs w:val="28"/>
-        </w:rPr>
-        <w:t xml:space="preserve">Создаем папку для </w:t>
-      </w:r>
-      <w:proofErr w:type="spellStart"/>
-      <w:r>
-        <w:rPr>
-          <w:rFonts w:cs="Times New Roman"/>
-          <w:szCs w:val="28"/>
-        </w:rPr>
-        <w:t>репозитория</w:t>
-      </w:r>
-      <w:proofErr w:type="spellEnd"/>
-      <w:r>
-        <w:rPr>
-          <w:rFonts w:cs="Times New Roman"/>
-          <w:szCs w:val="28"/>
-        </w:rPr>
-        <w:t xml:space="preserve">, переходим в эту папку через команду </w:t>
-      </w:r>
-      <w:r>
-        <w:rPr>
-          <w:rFonts w:cs="Times New Roman"/>
-          <w:szCs w:val="28"/>
-          <w:lang w:val="en-US"/>
-        </w:rPr>
-        <w:t>cd</w:t>
-      </w:r>
-      <w:r>
-        <w:rPr>
-          <w:rFonts w:cs="Times New Roman"/>
-          <w:szCs w:val="28"/>
-        </w:rPr>
-        <w:t xml:space="preserve">  и  инициализируем </w:t>
-      </w:r>
-      <w:proofErr w:type="spellStart"/>
-      <w:r>
-        <w:rPr>
-          <w:rFonts w:cs="Times New Roman"/>
-          <w:szCs w:val="28"/>
-        </w:rPr>
-        <w:t>репозиторий</w:t>
-      </w:r>
-      <w:proofErr w:type="spellEnd"/>
+        <w:rPr>
+          <w:rFonts w:cs="Times New Roman"/>
+          <w:szCs w:val="28"/>
+        </w:rPr>
+      </w:pPr>
+      <w:r>
+        <w:rPr>
+          <w:rFonts w:cs="Times New Roman"/>
+          <w:szCs w:val="28"/>
+        </w:rPr>
+        <w:t xml:space="preserve">Добавляем в папку файл </w:t>
+      </w:r>
+      <w:r>
+        <w:rPr>
+          <w:rFonts w:cs="Times New Roman"/>
+          <w:szCs w:val="28"/>
+          <w:lang w:val="en-US"/>
+        </w:rPr>
+        <w:t>README</w:t>
+      </w:r>
       <w:r>
         <w:rPr>
           <w:rFonts w:cs="Times New Roman"/>
@@ -4380,12 +3942,35 @@
         </w:rPr>
         <w:t>.</w:t>
       </w:r>
-    </w:p>
-    <w:p>
-      <w:pPr>
-        <w:rPr>
-          <w:rFonts w:cs="Times New Roman"/>
-          <w:szCs w:val="28"/>
+      <w:r>
+        <w:rPr>
+          <w:rFonts w:cs="Times New Roman"/>
+          <w:szCs w:val="28"/>
+          <w:lang w:val="en-US"/>
+        </w:rPr>
+        <w:t>md</w:t>
+      </w:r>
+      <w:r>
+        <w:rPr>
+          <w:rFonts w:cs="Times New Roman"/>
+          <w:szCs w:val="28"/>
+        </w:rPr>
+        <w:t xml:space="preserve"> </w:t>
+      </w:r>
+      <w:r>
+        <w:rPr>
+          <w:rFonts w:cs="Times New Roman"/>
+          <w:szCs w:val="28"/>
+        </w:rPr>
+        <w:t>и пишем в нем «всем привет, чудесного дня!!!»</w:t>
+      </w:r>
+    </w:p>
+    <w:p>
+      <w:pPr>
+        <w:rPr>
+          <w:rFonts w:cs="Times New Roman"/>
+          <w:szCs w:val="28"/>
+          <w:lang w:val="en-US"/>
         </w:rPr>
       </w:pPr>
       <w:r>
@@ -4395,9 +3980,9 @@
         </w:rPr>
         <w:drawing>
           <wp:inline distT="0" distB="0" distL="0" distR="0">
-            <wp:extent cx="5257800" cy="533400"/>
+            <wp:extent cx="4275667" cy="1282700"/>
             <wp:effectExtent l="0" t="0" r="0" b="0"/>
-            <wp:docPr id="26" name="Рисунок 26"/>
+            <wp:docPr id="27" name="Рисунок 27"/>
             <wp:cNvGraphicFramePr>
               <a:graphicFrameLocks xmlns:a="http://schemas.openxmlformats.org/drawingml/2006/main" noChangeAspect="1"/>
             </wp:cNvGraphicFramePr>
@@ -4417,7 +4002,7 @@
                   <pic:spPr>
                     <a:xfrm>
                       <a:off x="0" y="0"/>
-                      <a:ext cx="5257800" cy="533400"/>
+                      <a:ext cx="4275667" cy="1282700"/>
                     </a:xfrm>
                     <a:prstGeom prst="rect">
                       <a:avLst/>
@@ -4442,30 +4027,16 @@
           <w:rFonts w:cs="Times New Roman"/>
           <w:szCs w:val="28"/>
         </w:rPr>
-        <w:t xml:space="preserve">Добавляем в папку файл </w:t>
-      </w:r>
-      <w:r>
-        <w:rPr>
-          <w:rFonts w:cs="Times New Roman"/>
-          <w:szCs w:val="28"/>
-          <w:lang w:val="en-US"/>
-        </w:rPr>
-        <w:t>README</w:t>
-      </w:r>
-      <w:r>
-        <w:rPr>
-          <w:rFonts w:cs="Times New Roman"/>
-          <w:szCs w:val="28"/>
-        </w:rPr>
-        <w:t>.</w:t>
-      </w:r>
-      <w:r>
-        <w:rPr>
-          <w:rFonts w:cs="Times New Roman"/>
-          <w:szCs w:val="28"/>
-          <w:lang w:val="en-US"/>
-        </w:rPr>
-        <w:t>md</w:t>
+        <w:lastRenderedPageBreak/>
+        <w:t xml:space="preserve">Выполняем команду </w:t>
+      </w:r>
+      <w:r>
+        <w:rPr>
+          <w:rFonts w:cs="Times New Roman"/>
+          <w:szCs w:val="28"/>
+          <w:lang w:val="en-US"/>
+        </w:rPr>
+        <w:t>git</w:t>
       </w:r>
       <w:r>
         <w:rPr>
@@ -4478,8 +4049,67 @@
         <w:rPr>
           <w:rFonts w:cs="Times New Roman"/>
           <w:szCs w:val="28"/>
-        </w:rPr>
-        <w:t>и пишем в нем «всем привет, чудесного дня!!!»</w:t>
+          <w:lang w:val="en-US"/>
+        </w:rPr>
+        <w:t>status</w:t>
+      </w:r>
+      <w:r>
+        <w:rPr>
+          <w:rFonts w:cs="Times New Roman"/>
+          <w:szCs w:val="28"/>
+        </w:rPr>
+        <w:t xml:space="preserve"> </w:t>
+      </w:r>
+      <w:r>
+        <w:rPr>
+          <w:rFonts w:cs="Times New Roman"/>
+          <w:szCs w:val="28"/>
+        </w:rPr>
+        <w:t>для просмотра текущего статуса проекта</w:t>
+      </w:r>
+      <w:r>
+        <w:rPr>
+          <w:rFonts w:cs="Times New Roman"/>
+          <w:szCs w:val="28"/>
+        </w:rPr>
+        <w:t xml:space="preserve">, </w:t>
+      </w:r>
+      <w:r>
+        <w:rPr>
+          <w:rFonts w:cs="Times New Roman"/>
+          <w:szCs w:val="28"/>
+        </w:rPr>
+        <w:t xml:space="preserve">видим что файл находится в неотслеживаемом состоянии, для того чтобы он изменил свое состояние до отслеживаемого изменяемого выполняем команду </w:t>
+      </w:r>
+      <w:r>
+        <w:rPr>
+          <w:rFonts w:cs="Times New Roman"/>
+          <w:szCs w:val="28"/>
+          <w:lang w:val="en-US"/>
+        </w:rPr>
+        <w:t>git</w:t>
+      </w:r>
+      <w:r>
+        <w:rPr>
+          <w:rFonts w:cs="Times New Roman"/>
+          <w:szCs w:val="28"/>
+        </w:rPr>
+        <w:t xml:space="preserve"> </w:t>
+      </w:r>
+      <w:r>
+        <w:rPr>
+          <w:rFonts w:cs="Times New Roman"/>
+          <w:szCs w:val="28"/>
+          <w:lang w:val="en-US"/>
+        </w:rPr>
+        <w:t>add</w:t>
+      </w:r>
+      <w:r>
+        <w:rPr>
+          <w:rFonts w:cs="Times New Roman"/>
+          <w:szCs w:val="28"/>
+        </w:rPr>
+        <w:t xml:space="preserve"> * </w:t>
       </w:r>
     </w:p>
     <w:p>
@@ -4497,9 +4127,9 @@
         </w:rPr>
         <w:drawing>
           <wp:inline distT="0" distB="0" distL="0" distR="0">
-            <wp:extent cx="4275667" cy="1282700"/>
-            <wp:effectExtent l="0" t="0" r="0" b="0"/>
-            <wp:docPr id="27" name="Рисунок 27"/>
+            <wp:extent cx="5461000" cy="3155950"/>
+            <wp:effectExtent l="0" t="0" r="6350" b="6350"/>
+            <wp:docPr id="28" name="Рисунок 28"/>
             <wp:cNvGraphicFramePr>
               <a:graphicFrameLocks xmlns:a="http://schemas.openxmlformats.org/drawingml/2006/main" noChangeAspect="1"/>
             </wp:cNvGraphicFramePr>
@@ -4519,7 +4149,7 @@
                   <pic:spPr>
                     <a:xfrm>
                       <a:off x="0" y="0"/>
-                      <a:ext cx="4275667" cy="1282700"/>
+                      <a:ext cx="5461000" cy="3155950"/>
                     </a:xfrm>
                     <a:prstGeom prst="rect">
                       <a:avLst/>
@@ -4544,10 +4174,8 @@
           <w:rFonts w:cs="Times New Roman"/>
           <w:szCs w:val="28"/>
         </w:rPr>
-        <w:lastRenderedPageBreak/>
-        <w:t xml:space="preserve">Выполняем команду </w:t>
-      </w:r>
-      <w:proofErr w:type="spellStart"/>
+        <w:t xml:space="preserve">Сохраняем изменения через команду </w:t>
+      </w:r>
       <w:r>
         <w:rPr>
           <w:rFonts w:cs="Times New Roman"/>
@@ -4556,7 +4184,6 @@
         </w:rPr>
         <w:t>git</w:t>
       </w:r>
-      <w:proofErr w:type="spellEnd"/>
       <w:r>
         <w:rPr>
           <w:rFonts w:cs="Times New Roman"/>
@@ -4570,107 +4197,66 @@
           <w:szCs w:val="28"/>
           <w:lang w:val="en-US"/>
         </w:rPr>
-        <w:t>status</w:t>
-      </w:r>
-      <w:r>
-        <w:rPr>
-          <w:rFonts w:cs="Times New Roman"/>
-          <w:szCs w:val="28"/>
-        </w:rPr>
-        <w:t xml:space="preserve"> </w:t>
-      </w:r>
-      <w:r>
-        <w:rPr>
-          <w:rFonts w:cs="Times New Roman"/>
-          <w:szCs w:val="28"/>
-        </w:rPr>
-        <w:t>для просмотра текущего статуса проекта</w:t>
-      </w:r>
-      <w:r>
-        <w:rPr>
-          <w:rFonts w:cs="Times New Roman"/>
-          <w:szCs w:val="28"/>
-        </w:rPr>
-        <w:t xml:space="preserve">, </w:t>
-      </w:r>
-      <w:r>
-        <w:rPr>
-          <w:rFonts w:cs="Times New Roman"/>
-          <w:szCs w:val="28"/>
-        </w:rPr>
-        <w:t xml:space="preserve">видим что файл находится в </w:t>
-      </w:r>
-      <w:proofErr w:type="spellStart"/>
-      <w:r>
-        <w:rPr>
-          <w:rFonts w:cs="Times New Roman"/>
-          <w:szCs w:val="28"/>
-        </w:rPr>
-        <w:t>неотслеживаемом</w:t>
-      </w:r>
-      <w:proofErr w:type="spellEnd"/>
-      <w:r>
-        <w:rPr>
-          <w:rFonts w:cs="Times New Roman"/>
-          <w:szCs w:val="28"/>
-        </w:rPr>
-        <w:t xml:space="preserve"> состоянии, для того чтобы он изменил свое состояние </w:t>
-      </w:r>
-      <w:proofErr w:type="gramStart"/>
-      <w:r>
-        <w:rPr>
-          <w:rFonts w:cs="Times New Roman"/>
-          <w:szCs w:val="28"/>
-        </w:rPr>
-        <w:t>до</w:t>
-      </w:r>
-      <w:proofErr w:type="gramEnd"/>
-      <w:r>
-        <w:rPr>
-          <w:rFonts w:cs="Times New Roman"/>
-          <w:szCs w:val="28"/>
-        </w:rPr>
-        <w:t xml:space="preserve"> отслеживаемого изменяемого выполняем команду </w:t>
-      </w:r>
-      <w:proofErr w:type="spellStart"/>
-      <w:r>
-        <w:rPr>
-          <w:rFonts w:cs="Times New Roman"/>
-          <w:szCs w:val="28"/>
-          <w:lang w:val="en-US"/>
-        </w:rPr>
-        <w:t>git</w:t>
-      </w:r>
-      <w:proofErr w:type="spellEnd"/>
-      <w:r>
-        <w:rPr>
-          <w:rFonts w:cs="Times New Roman"/>
-          <w:szCs w:val="28"/>
-        </w:rPr>
-        <w:t xml:space="preserve"> </w:t>
-      </w:r>
-      <w:r>
-        <w:rPr>
-          <w:rFonts w:cs="Times New Roman"/>
-          <w:szCs w:val="28"/>
-          <w:lang w:val="en-US"/>
-        </w:rPr>
-        <w:t>add</w:t>
-      </w:r>
-      <w:r>
-        <w:rPr>
-          <w:rFonts w:cs="Times New Roman"/>
-          <w:szCs w:val="28"/>
-        </w:rPr>
-        <w:t xml:space="preserve"> * </w:t>
-      </w:r>
-    </w:p>
-    <w:p>
-      <w:pPr>
-        <w:rPr>
-          <w:rFonts w:cs="Times New Roman"/>
-          <w:szCs w:val="28"/>
-          <w:lang w:val="en-US"/>
+        <w:t>commit</w:t>
+      </w:r>
+      <w:r>
+        <w:rPr>
+          <w:rFonts w:cs="Times New Roman"/>
+          <w:szCs w:val="28"/>
+        </w:rPr>
+        <w:t xml:space="preserve"> –</w:t>
+      </w:r>
+      <w:r>
+        <w:rPr>
+          <w:rFonts w:cs="Times New Roman"/>
+          <w:szCs w:val="28"/>
+          <w:lang w:val="en-US"/>
+        </w:rPr>
+        <w:t>m</w:t>
+      </w:r>
+      <w:r>
+        <w:rPr>
+          <w:rFonts w:cs="Times New Roman"/>
+          <w:szCs w:val="28"/>
+        </w:rPr>
+        <w:t xml:space="preserve"> “</w:t>
+      </w:r>
+      <w:r>
+        <w:rPr>
+          <w:rFonts w:cs="Times New Roman"/>
+          <w:szCs w:val="28"/>
+          <w:lang w:val="en-US"/>
+        </w:rPr>
+        <w:t>README</w:t>
+      </w:r>
+      <w:r>
+        <w:rPr>
+          <w:rFonts w:cs="Times New Roman"/>
+          <w:szCs w:val="28"/>
+        </w:rPr>
+        <w:t>.</w:t>
+      </w:r>
+      <w:r>
+        <w:rPr>
+          <w:rFonts w:cs="Times New Roman"/>
+          <w:szCs w:val="28"/>
+          <w:lang w:val="en-US"/>
+        </w:rPr>
+        <w:t>md</w:t>
+      </w:r>
+      <w:r>
+        <w:rPr>
+          <w:rFonts w:cs="Times New Roman"/>
+          <w:szCs w:val="28"/>
+        </w:rPr>
+        <w:t>”</w:t>
+      </w:r>
+    </w:p>
+    <w:p>
+      <w:pPr>
+        <w:rPr>
+          <w:rFonts w:cs="Times New Roman"/>
+          <w:szCs w:val="28"/>
         </w:rPr>
       </w:pPr>
       <w:r>
@@ -4680,9 +4266,9 @@
         </w:rPr>
         <w:drawing>
           <wp:inline distT="0" distB="0" distL="0" distR="0">
-            <wp:extent cx="5461000" cy="3155950"/>
-            <wp:effectExtent l="0" t="0" r="6350" b="6350"/>
-            <wp:docPr id="28" name="Рисунок 28"/>
+            <wp:extent cx="5289550" cy="940892"/>
+            <wp:effectExtent l="0" t="0" r="6350" b="0"/>
+            <wp:docPr id="30" name="Рисунок 30"/>
             <wp:cNvGraphicFramePr>
               <a:graphicFrameLocks xmlns:a="http://schemas.openxmlformats.org/drawingml/2006/main" noChangeAspect="1"/>
             </wp:cNvGraphicFramePr>
@@ -4702,7 +4288,7 @@
                   <pic:spPr>
                     <a:xfrm>
                       <a:off x="0" y="0"/>
-                      <a:ext cx="5461000" cy="3155950"/>
+                      <a:ext cx="5289550" cy="940892"/>
                     </a:xfrm>
                     <a:prstGeom prst="rect">
                       <a:avLst/>
@@ -4727,103 +4313,28 @@
           <w:rFonts w:cs="Times New Roman"/>
           <w:szCs w:val="28"/>
         </w:rPr>
-        <w:t xml:space="preserve">Сохраняем изменения через команду </w:t>
-      </w:r>
-      <w:proofErr w:type="spellStart"/>
-      <w:r>
-        <w:rPr>
-          <w:rFonts w:cs="Times New Roman"/>
-          <w:szCs w:val="28"/>
-          <w:lang w:val="en-US"/>
-        </w:rPr>
-        <w:t>git</w:t>
-      </w:r>
-      <w:proofErr w:type="spellEnd"/>
-      <w:r>
-        <w:rPr>
-          <w:rFonts w:cs="Times New Roman"/>
-          <w:szCs w:val="28"/>
-        </w:rPr>
-        <w:t xml:space="preserve"> </w:t>
-      </w:r>
-      <w:r>
-        <w:rPr>
-          <w:rFonts w:cs="Times New Roman"/>
-          <w:szCs w:val="28"/>
-          <w:lang w:val="en-US"/>
-        </w:rPr>
-        <w:t>commit</w:t>
-      </w:r>
-      <w:r>
-        <w:rPr>
-          <w:rFonts w:cs="Times New Roman"/>
-          <w:szCs w:val="28"/>
-        </w:rPr>
-        <w:t xml:space="preserve"> –</w:t>
-      </w:r>
-      <w:r>
-        <w:rPr>
-          <w:rFonts w:cs="Times New Roman"/>
-          <w:szCs w:val="28"/>
-          <w:lang w:val="en-US"/>
-        </w:rPr>
-        <w:t>m</w:t>
-      </w:r>
-      <w:r>
-        <w:rPr>
-          <w:rFonts w:cs="Times New Roman"/>
-          <w:szCs w:val="28"/>
-        </w:rPr>
-        <w:t xml:space="preserve"> “</w:t>
-      </w:r>
-      <w:r>
-        <w:rPr>
-          <w:rFonts w:cs="Times New Roman"/>
-          <w:szCs w:val="28"/>
-          <w:lang w:val="en-US"/>
-        </w:rPr>
-        <w:t>README</w:t>
-      </w:r>
-      <w:r>
-        <w:rPr>
-          <w:rFonts w:cs="Times New Roman"/>
-          <w:szCs w:val="28"/>
-        </w:rPr>
-        <w:t>.</w:t>
-      </w:r>
-      <w:r>
-        <w:rPr>
-          <w:rFonts w:cs="Times New Roman"/>
-          <w:szCs w:val="28"/>
-          <w:lang w:val="en-US"/>
-        </w:rPr>
-        <w:t>md</w:t>
-      </w:r>
-      <w:r>
-        <w:rPr>
-          <w:rFonts w:cs="Times New Roman"/>
-          <w:szCs w:val="28"/>
-        </w:rPr>
-        <w:t>”</w:t>
-      </w:r>
-    </w:p>
-    <w:p>
-      <w:pPr>
-        <w:rPr>
-          <w:rFonts w:cs="Times New Roman"/>
-          <w:szCs w:val="28"/>
-        </w:rPr>
-      </w:pPr>
-      <w:r>
-        <w:rPr>
-          <w:noProof/>
-          <w:lang w:eastAsia="ru-RU"/>
-        </w:rPr>
+        <w:t>коммитим по заданию</w:t>
+      </w:r>
+    </w:p>
+    <w:p>
+      <w:pPr>
+        <w:rPr>
+          <w:rFonts w:cs="Times New Roman"/>
+          <w:szCs w:val="28"/>
+          <w:lang w:val="en-US"/>
+        </w:rPr>
+      </w:pPr>
+      <w:r>
+        <w:rPr>
+          <w:noProof/>
+          <w:lang w:eastAsia="ru-RU"/>
+        </w:rPr>
+        <w:lastRenderedPageBreak/>
         <w:drawing>
           <wp:inline distT="0" distB="0" distL="0" distR="0">
-            <wp:extent cx="5289550" cy="940892"/>
-            <wp:effectExtent l="0" t="0" r="6350" b="0"/>
-            <wp:docPr id="30" name="Рисунок 30"/>
+            <wp:extent cx="3968750" cy="3183783"/>
+            <wp:effectExtent l="19050" t="0" r="0" b="0"/>
+            <wp:docPr id="31" name="Рисунок 31"/>
             <wp:cNvGraphicFramePr>
               <a:graphicFrameLocks xmlns:a="http://schemas.openxmlformats.org/drawingml/2006/main" noChangeAspect="1"/>
             </wp:cNvGraphicFramePr>
@@ -4843,81 +4354,6 @@
                   <pic:spPr>
                     <a:xfrm>
                       <a:off x="0" y="0"/>
-                      <a:ext cx="5289550" cy="940892"/>
-                    </a:xfrm>
-                    <a:prstGeom prst="rect">
-                      <a:avLst/>
-                    </a:prstGeom>
-                  </pic:spPr>
-                </pic:pic>
-              </a:graphicData>
-            </a:graphic>
-          </wp:inline>
-        </w:drawing>
-      </w:r>
-    </w:p>
-    <w:p>
-      <w:pPr>
-        <w:rPr>
-          <w:rFonts w:cs="Times New Roman"/>
-          <w:szCs w:val="28"/>
-        </w:rPr>
-      </w:pPr>
-      <w:proofErr w:type="spellStart"/>
-      <w:r>
-        <w:rPr>
-          <w:rFonts w:cs="Times New Roman"/>
-          <w:szCs w:val="28"/>
-        </w:rPr>
-        <w:t>коммитим</w:t>
-      </w:r>
-      <w:proofErr w:type="spellEnd"/>
-      <w:r>
-        <w:rPr>
-          <w:rFonts w:cs="Times New Roman"/>
-          <w:szCs w:val="28"/>
-        </w:rPr>
-        <w:t xml:space="preserve"> по заданию</w:t>
-      </w:r>
-    </w:p>
-    <w:p>
-      <w:pPr>
-        <w:rPr>
-          <w:rFonts w:cs="Times New Roman"/>
-          <w:szCs w:val="28"/>
-          <w:lang w:val="en-US"/>
-        </w:rPr>
-      </w:pPr>
-      <w:r>
-        <w:rPr>
-          <w:noProof/>
-          <w:lang w:eastAsia="ru-RU"/>
-        </w:rPr>
-        <w:lastRenderedPageBreak/>
-        <w:drawing>
-          <wp:inline distT="0" distB="0" distL="0" distR="0">
-            <wp:extent cx="3968750" cy="3183783"/>
-            <wp:effectExtent l="19050" t="0" r="0" b="0"/>
-            <wp:docPr id="31" name="Рисунок 31"/>
-            <wp:cNvGraphicFramePr>
-              <a:graphicFrameLocks xmlns:a="http://schemas.openxmlformats.org/drawingml/2006/main" noChangeAspect="1"/>
-            </wp:cNvGraphicFramePr>
-            <a:graphic xmlns:a="http://schemas.openxmlformats.org/drawingml/2006/main">
-              <a:graphicData uri="http://schemas.openxmlformats.org/drawingml/2006/picture">
-                <pic:pic xmlns:pic="http://schemas.openxmlformats.org/drawingml/2006/picture">
-                  <pic:nvPicPr>
-                    <pic:cNvPr id="0" name=""/>
-                    <pic:cNvPicPr/>
-                  </pic:nvPicPr>
-                  <pic:blipFill>
-                    <a:blip r:embed="rId38" cstate="print"/>
-                    <a:stretch>
-                      <a:fillRect/>
-                    </a:stretch>
-                  </pic:blipFill>
-                  <pic:spPr>
-                    <a:xfrm>
-                      <a:off x="0" y="0"/>
                       <a:ext cx="3968750" cy="3183783"/>
                     </a:xfrm>
                     <a:prstGeom prst="rect">
@@ -4943,41 +4379,8 @@
           <w:rFonts w:cs="Times New Roman"/>
           <w:szCs w:val="28"/>
         </w:rPr>
-        <w:t xml:space="preserve">После выполнения всех </w:t>
-      </w:r>
-      <w:proofErr w:type="spellStart"/>
-      <w:r>
-        <w:rPr>
-          <w:rFonts w:cs="Times New Roman"/>
-          <w:szCs w:val="28"/>
-        </w:rPr>
-        <w:t>коммитов</w:t>
-      </w:r>
-      <w:proofErr w:type="spellEnd"/>
-      <w:r>
-        <w:rPr>
-          <w:rFonts w:cs="Times New Roman"/>
-          <w:szCs w:val="28"/>
-        </w:rPr>
-        <w:t xml:space="preserve"> просматриваем список этих </w:t>
-      </w:r>
-      <w:proofErr w:type="spellStart"/>
-      <w:r>
-        <w:rPr>
-          <w:rFonts w:cs="Times New Roman"/>
-          <w:szCs w:val="28"/>
-        </w:rPr>
-        <w:t>коммитов</w:t>
-      </w:r>
-      <w:proofErr w:type="spellEnd"/>
-      <w:r>
-        <w:rPr>
-          <w:rFonts w:cs="Times New Roman"/>
-          <w:szCs w:val="28"/>
-        </w:rPr>
-        <w:t xml:space="preserve"> через команды </w:t>
-      </w:r>
-      <w:proofErr w:type="spellStart"/>
+        <w:t xml:space="preserve">После выполнения всех коммитов просматриваем список этих коммитов через команды </w:t>
+      </w:r>
       <w:r>
         <w:rPr>
           <w:rFonts w:cs="Times New Roman"/>
@@ -4986,7 +4389,6 @@
         </w:rPr>
         <w:t>git</w:t>
       </w:r>
-      <w:proofErr w:type="spellEnd"/>
       <w:r>
         <w:rPr>
           <w:rFonts w:cs="Times New Roman"/>
@@ -5034,7 +4436,7 @@
                     </pic:cNvPicPr>
                   </pic:nvPicPr>
                   <pic:blipFill>
-                    <a:blip r:embed="rId39" cstate="print"/>
+                    <a:blip r:embed="rId38" cstate="print"/>
                     <a:srcRect/>
                     <a:stretch>
                       <a:fillRect/>
@@ -5075,25 +4477,8 @@
           <w:rFonts w:cs="Times New Roman"/>
           <w:szCs w:val="28"/>
         </w:rPr>
-        <w:t xml:space="preserve">Через </w:t>
-      </w:r>
-      <w:proofErr w:type="spellStart"/>
-      <w:r>
-        <w:rPr>
-          <w:rFonts w:cs="Times New Roman"/>
-          <w:szCs w:val="28"/>
-        </w:rPr>
-        <w:t>коману</w:t>
-      </w:r>
-      <w:proofErr w:type="spellEnd"/>
-      <w:r>
-        <w:rPr>
-          <w:rFonts w:cs="Times New Roman"/>
-          <w:szCs w:val="28"/>
-        </w:rPr>
-        <w:t xml:space="preserve"> </w:t>
-      </w:r>
-      <w:proofErr w:type="spellStart"/>
+        <w:t xml:space="preserve">Через коману </w:t>
+      </w:r>
       <w:r>
         <w:rPr>
           <w:rFonts w:cs="Times New Roman"/>
@@ -5102,7 +4487,6 @@
         </w:rPr>
         <w:t>mkdir</w:t>
       </w:r>
-      <w:proofErr w:type="spellEnd"/>
       <w:r>
         <w:rPr>
           <w:rFonts w:cs="Times New Roman"/>
@@ -5151,7 +4535,7 @@
                     </pic:cNvPicPr>
                   </pic:nvPicPr>
                   <pic:blipFill>
-                    <a:blip r:embed="rId40" cstate="print"/>
+                    <a:blip r:embed="rId39" cstate="print"/>
                     <a:srcRect/>
                     <a:stretch>
                       <a:fillRect/>
@@ -5194,7 +4578,6 @@
         </w:rPr>
         <w:t xml:space="preserve">Через команду </w:t>
       </w:r>
-      <w:proofErr w:type="spellStart"/>
       <w:r>
         <w:rPr>
           <w:rFonts w:cs="Times New Roman"/>
@@ -5203,7 +4586,6 @@
         </w:rPr>
         <w:t>rm</w:t>
       </w:r>
-      <w:proofErr w:type="spellEnd"/>
       <w:r>
         <w:rPr>
           <w:rFonts w:cs="Times New Roman"/>
@@ -5252,7 +4634,7 @@
                     </pic:cNvPicPr>
                   </pic:nvPicPr>
                   <pic:blipFill>
-                    <a:blip r:embed="rId41" cstate="print"/>
+                    <a:blip r:embed="rId40" cstate="print"/>
                     <a:srcRect/>
                     <a:stretch>
                       <a:fillRect/>
@@ -5295,7 +4677,6 @@
         </w:rPr>
         <w:t xml:space="preserve">Через команду </w:t>
       </w:r>
-      <w:proofErr w:type="spellStart"/>
       <w:r>
         <w:rPr>
           <w:rFonts w:cs="Times New Roman"/>
@@ -5304,7 +4685,6 @@
         </w:rPr>
         <w:t>rmdir</w:t>
       </w:r>
-      <w:proofErr w:type="spellEnd"/>
       <w:r>
         <w:rPr>
           <w:rFonts w:cs="Times New Roman"/>
@@ -5353,7 +4733,7 @@
                     </pic:cNvPicPr>
                   </pic:nvPicPr>
                   <pic:blipFill>
-                    <a:blip r:embed="rId42" cstate="print"/>
+                    <a:blip r:embed="rId41" cstate="print"/>
                     <a:srcRect/>
                     <a:stretch>
                       <a:fillRect/>
@@ -5409,39 +4789,7 @@
           <w:rFonts w:cs="Times New Roman"/>
           <w:szCs w:val="28"/>
         </w:rPr>
-        <w:t xml:space="preserve">%H — полный </w:t>
-      </w:r>
-      <w:proofErr w:type="spellStart"/>
-      <w:r>
-        <w:rPr>
-          <w:rFonts w:cs="Times New Roman"/>
-          <w:szCs w:val="28"/>
-        </w:rPr>
-        <w:t>хэш</w:t>
-      </w:r>
-      <w:proofErr w:type="spellEnd"/>
-      <w:r>
-        <w:rPr>
-          <w:rFonts w:cs="Times New Roman"/>
-          <w:szCs w:val="28"/>
-        </w:rPr>
-        <w:t xml:space="preserve"> </w:t>
-      </w:r>
-      <w:proofErr w:type="spellStart"/>
-      <w:r>
-        <w:rPr>
-          <w:rFonts w:cs="Times New Roman"/>
-          <w:szCs w:val="28"/>
-        </w:rPr>
-        <w:t>коммита</w:t>
-      </w:r>
-      <w:proofErr w:type="spellEnd"/>
-      <w:r>
-        <w:rPr>
-          <w:rFonts w:cs="Times New Roman"/>
-          <w:szCs w:val="28"/>
-        </w:rPr>
-        <w:t>;</w:t>
+        <w:t>%H — полный хэш коммита;</w:t>
       </w:r>
     </w:p>
     <w:p>
@@ -5463,250 +4811,74 @@
           <w:rFonts w:cs="Times New Roman"/>
           <w:szCs w:val="28"/>
         </w:rPr>
-        <w:t xml:space="preserve">— </w:t>
-      </w:r>
-      <w:proofErr w:type="gramStart"/>
-      <w:r>
-        <w:rPr>
-          <w:rFonts w:cs="Times New Roman"/>
-          <w:szCs w:val="28"/>
-        </w:rPr>
-        <w:t>сокращённый</w:t>
-      </w:r>
-      <w:proofErr w:type="gramEnd"/>
-      <w:r>
-        <w:rPr>
-          <w:rFonts w:cs="Times New Roman"/>
-          <w:szCs w:val="28"/>
-        </w:rPr>
-        <w:t xml:space="preserve"> </w:t>
-      </w:r>
-      <w:proofErr w:type="spellStart"/>
-      <w:r>
-        <w:rPr>
-          <w:rFonts w:cs="Times New Roman"/>
-          <w:szCs w:val="28"/>
-        </w:rPr>
-        <w:t>хэш</w:t>
-      </w:r>
-      <w:proofErr w:type="spellEnd"/>
-      <w:r>
-        <w:rPr>
-          <w:rFonts w:cs="Times New Roman"/>
-          <w:szCs w:val="28"/>
-        </w:rPr>
-        <w:t xml:space="preserve"> (7 символов);</w:t>
-      </w:r>
-    </w:p>
-    <w:p>
-      <w:pPr>
-        <w:rPr>
-          <w:rFonts w:cs="Times New Roman"/>
-          <w:szCs w:val="28"/>
-        </w:rPr>
-      </w:pPr>
-      <w:r>
-        <w:rPr>
-          <w:rFonts w:cs="Times New Roman"/>
-          <w:szCs w:val="28"/>
-        </w:rPr>
-        <w:t>%</w:t>
-      </w:r>
-      <w:proofErr w:type="spellStart"/>
-      <w:r>
-        <w:rPr>
-          <w:rFonts w:cs="Times New Roman"/>
-          <w:szCs w:val="28"/>
-        </w:rPr>
-        <w:t>an</w:t>
-      </w:r>
-      <w:proofErr w:type="spellEnd"/>
-      <w:r>
-        <w:rPr>
-          <w:rFonts w:cs="Times New Roman"/>
-          <w:szCs w:val="28"/>
-        </w:rPr>
-        <w:t xml:space="preserve"> — имя автора;</w:t>
-      </w:r>
-    </w:p>
-    <w:p>
-      <w:pPr>
-        <w:rPr>
-          <w:rFonts w:cs="Times New Roman"/>
-          <w:szCs w:val="28"/>
-        </w:rPr>
-      </w:pPr>
-      <w:r>
-        <w:rPr>
-          <w:rFonts w:cs="Times New Roman"/>
-          <w:szCs w:val="28"/>
-        </w:rPr>
-        <w:t>%</w:t>
-      </w:r>
-      <w:proofErr w:type="spellStart"/>
-      <w:r>
-        <w:rPr>
-          <w:rFonts w:cs="Times New Roman"/>
-          <w:szCs w:val="28"/>
-        </w:rPr>
-        <w:t>ae</w:t>
-      </w:r>
-      <w:proofErr w:type="spellEnd"/>
-      <w:r>
-        <w:rPr>
-          <w:rFonts w:cs="Times New Roman"/>
-          <w:szCs w:val="28"/>
-        </w:rPr>
-        <w:t xml:space="preserve"> — </w:t>
-      </w:r>
-      <w:proofErr w:type="spellStart"/>
-      <w:r>
-        <w:rPr>
-          <w:rFonts w:cs="Times New Roman"/>
-          <w:szCs w:val="28"/>
-        </w:rPr>
-        <w:t>email</w:t>
-      </w:r>
-      <w:proofErr w:type="spellEnd"/>
-      <w:r>
-        <w:rPr>
-          <w:rFonts w:cs="Times New Roman"/>
-          <w:szCs w:val="28"/>
-        </w:rPr>
-        <w:t xml:space="preserve"> автора;</w:t>
-      </w:r>
-    </w:p>
-    <w:p>
-      <w:pPr>
-        <w:rPr>
-          <w:rFonts w:cs="Times New Roman"/>
-          <w:szCs w:val="28"/>
-        </w:rPr>
-      </w:pPr>
-      <w:r>
-        <w:rPr>
-          <w:rFonts w:cs="Times New Roman"/>
-          <w:szCs w:val="28"/>
-        </w:rPr>
-        <w:t>%</w:t>
-      </w:r>
-      <w:proofErr w:type="spellStart"/>
-      <w:r>
-        <w:rPr>
-          <w:rFonts w:cs="Times New Roman"/>
-          <w:szCs w:val="28"/>
-        </w:rPr>
-        <w:t>cn</w:t>
-      </w:r>
-      <w:proofErr w:type="spellEnd"/>
-      <w:r>
-        <w:rPr>
-          <w:rFonts w:cs="Times New Roman"/>
-          <w:szCs w:val="28"/>
-        </w:rPr>
-        <w:t xml:space="preserve"> — имя </w:t>
-      </w:r>
-      <w:proofErr w:type="spellStart"/>
-      <w:r>
-        <w:rPr>
-          <w:rFonts w:cs="Times New Roman"/>
-          <w:szCs w:val="28"/>
-        </w:rPr>
-        <w:t>ком</w:t>
-      </w:r>
-      <w:r>
-        <w:rPr>
-          <w:rFonts w:cs="Times New Roman"/>
-          <w:szCs w:val="28"/>
-        </w:rPr>
-        <w:t>миттера</w:t>
-      </w:r>
-      <w:proofErr w:type="spellEnd"/>
-      <w:r>
-        <w:rPr>
-          <w:rFonts w:cs="Times New Roman"/>
-          <w:szCs w:val="28"/>
-        </w:rPr>
-        <w:t xml:space="preserve"> (того, кто </w:t>
-      </w:r>
-      <w:proofErr w:type="spellStart"/>
-      <w:r>
-        <w:rPr>
-          <w:rFonts w:cs="Times New Roman"/>
-          <w:szCs w:val="28"/>
-        </w:rPr>
-        <w:t>закоммитил</w:t>
-      </w:r>
-      <w:proofErr w:type="spellEnd"/>
-      <w:r>
-        <w:rPr>
-          <w:rFonts w:cs="Times New Roman"/>
-          <w:szCs w:val="28"/>
-        </w:rPr>
-        <w:t>);</w:t>
-      </w:r>
-    </w:p>
-    <w:p>
-      <w:pPr>
-        <w:rPr>
-          <w:rFonts w:cs="Times New Roman"/>
-          <w:szCs w:val="28"/>
-        </w:rPr>
-      </w:pPr>
-      <w:r>
-        <w:rPr>
-          <w:rFonts w:cs="Times New Roman"/>
-          <w:szCs w:val="28"/>
-        </w:rPr>
-        <w:t>%</w:t>
-      </w:r>
-      <w:proofErr w:type="spellStart"/>
-      <w:r>
-        <w:rPr>
-          <w:rFonts w:cs="Times New Roman"/>
-          <w:szCs w:val="28"/>
-        </w:rPr>
-        <w:t>ce</w:t>
-      </w:r>
-      <w:proofErr w:type="spellEnd"/>
-      <w:r>
-        <w:rPr>
-          <w:rFonts w:cs="Times New Roman"/>
-          <w:szCs w:val="28"/>
-        </w:rPr>
-        <w:t xml:space="preserve"> — </w:t>
-      </w:r>
-      <w:proofErr w:type="spellStart"/>
-      <w:r>
-        <w:rPr>
-          <w:rFonts w:cs="Times New Roman"/>
-          <w:szCs w:val="28"/>
-        </w:rPr>
-        <w:t>email</w:t>
-      </w:r>
-      <w:proofErr w:type="spellEnd"/>
-      <w:r>
-        <w:rPr>
-          <w:rFonts w:cs="Times New Roman"/>
-          <w:szCs w:val="28"/>
-        </w:rPr>
-        <w:t xml:space="preserve"> </w:t>
-      </w:r>
-      <w:proofErr w:type="spellStart"/>
-      <w:r>
-        <w:rPr>
-          <w:rFonts w:cs="Times New Roman"/>
-          <w:szCs w:val="28"/>
-        </w:rPr>
-        <w:t>коммиттера</w:t>
-      </w:r>
-      <w:proofErr w:type="spellEnd"/>
-      <w:r>
-        <w:rPr>
-          <w:rFonts w:cs="Times New Roman"/>
-          <w:szCs w:val="28"/>
-        </w:rPr>
-        <w:t>;</w:t>
+        <w:t>— сокращённый хэш (7 символов);</w:t>
+      </w:r>
+    </w:p>
+    <w:p>
+      <w:pPr>
+        <w:rPr>
+          <w:rFonts w:cs="Times New Roman"/>
+          <w:szCs w:val="28"/>
+        </w:rPr>
+      </w:pPr>
+      <w:r>
+        <w:rPr>
+          <w:rFonts w:cs="Times New Roman"/>
+          <w:szCs w:val="28"/>
+        </w:rPr>
+        <w:t>%an — имя автора;</w:t>
+      </w:r>
+    </w:p>
+    <w:p>
+      <w:pPr>
+        <w:rPr>
+          <w:rFonts w:cs="Times New Roman"/>
+          <w:szCs w:val="28"/>
+        </w:rPr>
+      </w:pPr>
+      <w:r>
+        <w:rPr>
+          <w:rFonts w:cs="Times New Roman"/>
+          <w:szCs w:val="28"/>
+        </w:rPr>
+        <w:t>%ae — email автора;</w:t>
+      </w:r>
+    </w:p>
+    <w:p>
+      <w:pPr>
+        <w:rPr>
+          <w:rFonts w:cs="Times New Roman"/>
+          <w:szCs w:val="28"/>
+        </w:rPr>
+      </w:pPr>
+      <w:r>
+        <w:rPr>
+          <w:rFonts w:cs="Times New Roman"/>
+          <w:szCs w:val="28"/>
+        </w:rPr>
+        <w:t>%cn — имя ком</w:t>
+      </w:r>
+      <w:r>
+        <w:rPr>
+          <w:rFonts w:cs="Times New Roman"/>
+          <w:szCs w:val="28"/>
+        </w:rPr>
+        <w:t>миттера (того, кто закоммитил);</w:t>
+      </w:r>
+    </w:p>
+    <w:p>
+      <w:pPr>
+        <w:rPr>
+          <w:rFonts w:cs="Times New Roman"/>
+          <w:szCs w:val="28"/>
+        </w:rPr>
+      </w:pPr>
+      <w:r>
+        <w:rPr>
+          <w:rFonts w:cs="Times New Roman"/>
+          <w:szCs w:val="28"/>
+        </w:rPr>
+        <w:t>%ce — email коммиттера;</w:t>
       </w:r>
     </w:p>
     <w:p>
@@ -5722,147 +4894,51 @@
           <w:szCs w:val="28"/>
         </w:rPr>
         <w:lastRenderedPageBreak/>
-        <w:t>%</w:t>
-      </w:r>
-      <w:proofErr w:type="spellStart"/>
-      <w:r>
-        <w:rPr>
-          <w:rFonts w:cs="Times New Roman"/>
-          <w:szCs w:val="28"/>
-        </w:rPr>
-        <w:t>ad</w:t>
-      </w:r>
-      <w:proofErr w:type="spellEnd"/>
-      <w:r>
-        <w:rPr>
-          <w:rFonts w:cs="Times New Roman"/>
-          <w:szCs w:val="28"/>
-        </w:rPr>
-        <w:t xml:space="preserve"> </w:t>
-      </w:r>
-      <w:r>
-        <w:rPr>
-          <w:rFonts w:cs="Times New Roman"/>
-          <w:szCs w:val="28"/>
-        </w:rPr>
-        <w:t xml:space="preserve">— дата автора (в формате </w:t>
-      </w:r>
-      <w:proofErr w:type="spellStart"/>
-      <w:r>
-        <w:rPr>
-          <w:rFonts w:cs="Times New Roman"/>
-          <w:szCs w:val="28"/>
-        </w:rPr>
-        <w:t>repo</w:t>
-      </w:r>
-      <w:proofErr w:type="spellEnd"/>
-      <w:r>
-        <w:rPr>
-          <w:rFonts w:cs="Times New Roman"/>
-          <w:szCs w:val="28"/>
-        </w:rPr>
-        <w:t>);</w:t>
-      </w:r>
-    </w:p>
-    <w:p>
-      <w:pPr>
-        <w:rPr>
-          <w:rFonts w:cs="Times New Roman"/>
-          <w:szCs w:val="28"/>
-        </w:rPr>
-      </w:pPr>
-      <w:r>
-        <w:rPr>
-          <w:rFonts w:cs="Times New Roman"/>
-          <w:szCs w:val="28"/>
-        </w:rPr>
-        <w:t>%</w:t>
-      </w:r>
-      <w:proofErr w:type="spellStart"/>
-      <w:r>
-        <w:rPr>
-          <w:rFonts w:cs="Times New Roman"/>
-          <w:szCs w:val="28"/>
-        </w:rPr>
-        <w:t>cd</w:t>
-      </w:r>
-      <w:proofErr w:type="spellEnd"/>
-      <w:r>
-        <w:rPr>
-          <w:rFonts w:cs="Times New Roman"/>
-          <w:szCs w:val="28"/>
-        </w:rPr>
-        <w:t xml:space="preserve"> — да</w:t>
-      </w:r>
-      <w:r>
-        <w:rPr>
-          <w:rFonts w:cs="Times New Roman"/>
-          <w:szCs w:val="28"/>
-        </w:rPr>
-        <w:t xml:space="preserve">та </w:t>
-      </w:r>
-      <w:proofErr w:type="spellStart"/>
-      <w:r>
-        <w:rPr>
-          <w:rFonts w:cs="Times New Roman"/>
-          <w:szCs w:val="28"/>
-        </w:rPr>
-        <w:t>коммиттера</w:t>
-      </w:r>
-      <w:proofErr w:type="spellEnd"/>
-      <w:r>
-        <w:rPr>
-          <w:rFonts w:cs="Times New Roman"/>
-          <w:szCs w:val="28"/>
-        </w:rPr>
-        <w:t xml:space="preserve"> (в формате </w:t>
-      </w:r>
-      <w:proofErr w:type="spellStart"/>
-      <w:r>
-        <w:rPr>
-          <w:rFonts w:cs="Times New Roman"/>
-          <w:szCs w:val="28"/>
-        </w:rPr>
-        <w:t>repo</w:t>
-      </w:r>
-      <w:proofErr w:type="spellEnd"/>
-      <w:r>
-        <w:rPr>
-          <w:rFonts w:cs="Times New Roman"/>
-          <w:szCs w:val="28"/>
-        </w:rPr>
-        <w:t>);</w:t>
-      </w:r>
-    </w:p>
-    <w:p>
-      <w:pPr>
-        <w:rPr>
-          <w:rFonts w:cs="Times New Roman"/>
-          <w:szCs w:val="28"/>
-        </w:rPr>
-      </w:pPr>
-      <w:r>
-        <w:rPr>
-          <w:rFonts w:cs="Times New Roman"/>
-          <w:szCs w:val="28"/>
-        </w:rPr>
-        <w:t>%</w:t>
-      </w:r>
-      <w:proofErr w:type="spellStart"/>
-      <w:r>
-        <w:rPr>
-          <w:rFonts w:cs="Times New Roman"/>
-          <w:szCs w:val="28"/>
-        </w:rPr>
-        <w:t>ar</w:t>
-      </w:r>
-      <w:proofErr w:type="spellEnd"/>
-      <w:r>
-        <w:rPr>
-          <w:rFonts w:cs="Times New Roman"/>
-          <w:szCs w:val="28"/>
-        </w:rPr>
-        <w:t xml:space="preserve"> — относительная </w:t>
+        <w:t xml:space="preserve">%ad </w:t>
+      </w:r>
+      <w:r>
+        <w:rPr>
+          <w:rFonts w:cs="Times New Roman"/>
+          <w:szCs w:val="28"/>
+        </w:rPr>
+        <w:t>— дата автора (в формате repo);</w:t>
+      </w:r>
+    </w:p>
+    <w:p>
+      <w:pPr>
+        <w:rPr>
+          <w:rFonts w:cs="Times New Roman"/>
+          <w:szCs w:val="28"/>
+        </w:rPr>
+      </w:pPr>
+      <w:r>
+        <w:rPr>
+          <w:rFonts w:cs="Times New Roman"/>
+          <w:szCs w:val="28"/>
+        </w:rPr>
+        <w:t>%cd — да</w:t>
+      </w:r>
+      <w:r>
+        <w:rPr>
+          <w:rFonts w:cs="Times New Roman"/>
+          <w:szCs w:val="28"/>
+        </w:rPr>
+        <w:t>та коммиттера (в формате repo);</w:t>
+      </w:r>
+    </w:p>
+    <w:p>
+      <w:pPr>
+        <w:rPr>
+          <w:rFonts w:cs="Times New Roman"/>
+          <w:szCs w:val="28"/>
+        </w:rPr>
+      </w:pPr>
+      <w:r>
+        <w:rPr>
+          <w:rFonts w:cs="Times New Roman"/>
+          <w:szCs w:val="28"/>
+        </w:rPr>
+        <w:t xml:space="preserve">%ar — относительная </w:t>
       </w:r>
       <w:r>
         <w:rPr>
@@ -5891,39 +4967,7 @@
           <w:rFonts w:cs="Times New Roman"/>
           <w:szCs w:val="28"/>
         </w:rPr>
-        <w:t xml:space="preserve"> — сообщение </w:t>
-      </w:r>
-      <w:proofErr w:type="spellStart"/>
-      <w:r>
-        <w:rPr>
-          <w:rFonts w:cs="Times New Roman"/>
-          <w:szCs w:val="28"/>
-        </w:rPr>
-        <w:t>коммита</w:t>
-      </w:r>
-      <w:proofErr w:type="spellEnd"/>
-      <w:r>
-        <w:rPr>
-          <w:rFonts w:cs="Times New Roman"/>
-          <w:szCs w:val="28"/>
-        </w:rPr>
-        <w:t xml:space="preserve"> (</w:t>
-      </w:r>
-      <w:proofErr w:type="spellStart"/>
-      <w:r>
-        <w:rPr>
-          <w:rFonts w:cs="Times New Roman"/>
-          <w:szCs w:val="28"/>
-        </w:rPr>
-        <w:t>subject</w:t>
-      </w:r>
-      <w:proofErr w:type="spellEnd"/>
-      <w:r>
-        <w:rPr>
-          <w:rFonts w:cs="Times New Roman"/>
-          <w:szCs w:val="28"/>
-        </w:rPr>
-        <w:t>);</w:t>
+        <w:t xml:space="preserve"> — сообщение коммита (subject);</w:t>
       </w:r>
     </w:p>
     <w:p>
@@ -5945,93 +4989,29 @@
           <w:rFonts w:cs="Times New Roman"/>
           <w:szCs w:val="28"/>
         </w:rPr>
-        <w:t xml:space="preserve"> тело сообщения </w:t>
-      </w:r>
-      <w:proofErr w:type="spellStart"/>
-      <w:r>
-        <w:rPr>
-          <w:rFonts w:cs="Times New Roman"/>
-          <w:szCs w:val="28"/>
-        </w:rPr>
-        <w:t>коммита</w:t>
-      </w:r>
-      <w:proofErr w:type="spellEnd"/>
-      <w:r>
-        <w:rPr>
-          <w:rFonts w:cs="Times New Roman"/>
-          <w:szCs w:val="28"/>
-        </w:rPr>
-        <w:t xml:space="preserve"> (</w:t>
-      </w:r>
-      <w:proofErr w:type="spellStart"/>
-      <w:r>
-        <w:rPr>
-          <w:rFonts w:cs="Times New Roman"/>
-          <w:szCs w:val="28"/>
-        </w:rPr>
-        <w:t>body</w:t>
-      </w:r>
-      <w:proofErr w:type="spellEnd"/>
-      <w:r>
-        <w:rPr>
-          <w:rFonts w:cs="Times New Roman"/>
-          <w:szCs w:val="28"/>
-        </w:rPr>
-        <w:t>);</w:t>
-      </w:r>
-    </w:p>
-    <w:p>
-      <w:pPr>
-        <w:rPr>
-          <w:rFonts w:cs="Times New Roman"/>
-          <w:szCs w:val="28"/>
-        </w:rPr>
-      </w:pPr>
-      <w:r>
-        <w:rPr>
-          <w:rFonts w:cs="Times New Roman"/>
-          <w:szCs w:val="28"/>
-        </w:rPr>
-        <w:t xml:space="preserve">%d — </w:t>
-      </w:r>
-      <w:proofErr w:type="spellStart"/>
-      <w:r>
-        <w:rPr>
-          <w:rFonts w:cs="Times New Roman"/>
-          <w:szCs w:val="28"/>
-        </w:rPr>
-        <w:t>рефер</w:t>
-      </w:r>
-      <w:r>
-        <w:rPr>
-          <w:rFonts w:cs="Times New Roman"/>
-          <w:szCs w:val="28"/>
-        </w:rPr>
-        <w:t>енсы</w:t>
-      </w:r>
-      <w:proofErr w:type="spellEnd"/>
-      <w:r>
-        <w:rPr>
-          <w:rFonts w:cs="Times New Roman"/>
-          <w:szCs w:val="28"/>
-        </w:rPr>
-        <w:t xml:space="preserve"> (ветки, теги) для </w:t>
-      </w:r>
-      <w:proofErr w:type="spellStart"/>
-      <w:r>
-        <w:rPr>
-          <w:rFonts w:cs="Times New Roman"/>
-          <w:szCs w:val="28"/>
-        </w:rPr>
-        <w:t>коммита</w:t>
-      </w:r>
-      <w:proofErr w:type="spellEnd"/>
-      <w:r>
-        <w:rPr>
-          <w:rFonts w:cs="Times New Roman"/>
-          <w:szCs w:val="28"/>
-        </w:rPr>
-        <w:t>;</w:t>
+        <w:t xml:space="preserve"> тело сообщения коммита (body);</w:t>
+      </w:r>
+    </w:p>
+    <w:p>
+      <w:pPr>
+        <w:rPr>
+          <w:rFonts w:cs="Times New Roman"/>
+          <w:szCs w:val="28"/>
+        </w:rPr>
+      </w:pPr>
+      <w:r>
+        <w:rPr>
+          <w:rFonts w:cs="Times New Roman"/>
+          <w:szCs w:val="28"/>
+        </w:rPr>
+        <w:t>%d — рефер</w:t>
+      </w:r>
+      <w:r>
+        <w:rPr>
+          <w:rFonts w:cs="Times New Roman"/>
+          <w:szCs w:val="28"/>
+        </w:rPr>
+        <w:t>енсы (ветки, теги) для коммита;</w:t>
       </w:r>
     </w:p>
     <w:p>
@@ -6076,49 +5056,8 @@
           <w:rFonts w:cs="Times New Roman"/>
           <w:szCs w:val="28"/>
         </w:rPr>
-        <w:t xml:space="preserve">Командой </w:t>
-      </w:r>
-      <w:proofErr w:type="spellStart"/>
-      <w:r>
-        <w:rPr>
-          <w:rFonts w:cs="Times New Roman"/>
-          <w:szCs w:val="28"/>
-        </w:rPr>
-        <w:t>нже</w:t>
-      </w:r>
-      <w:proofErr w:type="spellEnd"/>
-      <w:r>
-        <w:rPr>
-          <w:rFonts w:cs="Times New Roman"/>
-          <w:szCs w:val="28"/>
-        </w:rPr>
-        <w:t xml:space="preserve"> я </w:t>
-      </w:r>
-      <w:proofErr w:type="gramStart"/>
-      <w:r>
-        <w:rPr>
-          <w:rFonts w:cs="Times New Roman"/>
-          <w:szCs w:val="28"/>
-        </w:rPr>
-        <w:t>вывела</w:t>
-      </w:r>
-      <w:proofErr w:type="gramEnd"/>
-      <w:r>
-        <w:rPr>
-          <w:rFonts w:cs="Times New Roman"/>
-          <w:szCs w:val="28"/>
-        </w:rPr>
-        <w:t xml:space="preserve"> кратки однострочный список </w:t>
-      </w:r>
-      <w:proofErr w:type="spellStart"/>
-      <w:r>
-        <w:rPr>
-          <w:rFonts w:cs="Times New Roman"/>
-          <w:szCs w:val="28"/>
-        </w:rPr>
-        <w:t>коммитов</w:t>
-      </w:r>
-      <w:proofErr w:type="spellEnd"/>
+        <w:t>Командой нже я вывела кратки однострочный список коммитов</w:t>
+      </w:r>
     </w:p>
     <w:p>
       <w:pPr>
@@ -6152,7 +5091,7 @@
                     </pic:cNvPicPr>
                   </pic:nvPicPr>
                   <pic:blipFill>
-                    <a:blip r:embed="rId43" cstate="print"/>
+                    <a:blip r:embed="rId42" cstate="print"/>
                     <a:srcRect/>
                     <a:stretch>
                       <a:fillRect/>
@@ -6189,7 +5128,7 @@
           <w:sz w:val="52"/>
         </w:rPr>
       </w:pPr>
-      <w:bookmarkStart w:id="2" w:name="_Toc221021460"/>
+      <w:bookmarkStart w:id="2" w:name="_Toc221178986"/>
       <w:r>
         <w:rPr>
           <w:sz w:val="52"/>
@@ -6227,7 +5166,7 @@
                     </pic:cNvPicPr>
                   </pic:nvPicPr>
                   <pic:blipFill>
-                    <a:blip r:embed="rId44" cstate="print"/>
+                    <a:blip r:embed="rId43" cstate="print"/>
                     <a:srcRect/>
                     <a:stretch>
                       <a:fillRect/>
@@ -6284,7 +5223,7 @@
                     <pic:cNvPicPr/>
                   </pic:nvPicPr>
                   <pic:blipFill>
-                    <a:blip r:embed="rId45" cstate="print"/>
+                    <a:blip r:embed="rId44" cstate="print"/>
                     <a:stretch>
                       <a:fillRect/>
                     </a:stretch>
@@ -6321,6 +5260,54 @@
             <wp:extent cx="5940425" cy="4266634"/>
             <wp:effectExtent l="0" t="0" r="3175" b="635"/>
             <wp:docPr id="37" name="Рисунок 16"/>
+            <wp:cNvGraphicFramePr>
+              <a:graphicFrameLocks xmlns:a="http://schemas.openxmlformats.org/drawingml/2006/main" noChangeAspect="1"/>
+            </wp:cNvGraphicFramePr>
+            <a:graphic xmlns:a="http://schemas.openxmlformats.org/drawingml/2006/main">
+              <a:graphicData uri="http://schemas.openxmlformats.org/drawingml/2006/picture">
+                <pic:pic xmlns:pic="http://schemas.openxmlformats.org/drawingml/2006/picture">
+                  <pic:nvPicPr>
+                    <pic:cNvPr id="0" name=""/>
+                    <pic:cNvPicPr/>
+                  </pic:nvPicPr>
+                  <pic:blipFill>
+                    <a:blip r:embed="rId45" cstate="print"/>
+                    <a:stretch>
+                      <a:fillRect/>
+                    </a:stretch>
+                  </pic:blipFill>
+                  <pic:spPr>
+                    <a:xfrm>
+                      <a:off x="0" y="0"/>
+                      <a:ext cx="5940425" cy="4266634"/>
+                    </a:xfrm>
+                    <a:prstGeom prst="rect">
+                      <a:avLst/>
+                    </a:prstGeom>
+                  </pic:spPr>
+                </pic:pic>
+              </a:graphicData>
+            </a:graphic>
+          </wp:inline>
+        </w:drawing>
+      </w:r>
+    </w:p>
+    <w:p>
+      <w:pPr>
+        <w:rPr>
+          <w:lang w:val="en-US"/>
+        </w:rPr>
+      </w:pPr>
+      <w:r>
+        <w:rPr>
+          <w:noProof/>
+          <w:lang w:eastAsia="ru-RU"/>
+        </w:rPr>
+        <w:drawing>
+          <wp:inline distT="0" distB="0" distL="0" distR="0">
+            <wp:extent cx="5940425" cy="1137933"/>
+            <wp:effectExtent l="0" t="0" r="3175" b="5080"/>
+            <wp:docPr id="38" name="Рисунок 17"/>
             <wp:cNvGraphicFramePr>
               <a:graphicFrameLocks xmlns:a="http://schemas.openxmlformats.org/drawingml/2006/main" noChangeAspect="1"/>
             </wp:cNvGraphicFramePr>
@@ -6340,7 +5327,7 @@
                   <pic:spPr>
                     <a:xfrm>
                       <a:off x="0" y="0"/>
-                      <a:ext cx="5940425" cy="4266634"/>
+                      <a:ext cx="5940425" cy="1137933"/>
                     </a:xfrm>
                     <a:prstGeom prst="rect">
                       <a:avLst/>
@@ -6364,11 +5351,12 @@
           <w:noProof/>
           <w:lang w:eastAsia="ru-RU"/>
         </w:rPr>
+        <w:lastRenderedPageBreak/>
         <w:drawing>
           <wp:inline distT="0" distB="0" distL="0" distR="0">
-            <wp:extent cx="5940425" cy="1137933"/>
-            <wp:effectExtent l="0" t="0" r="3175" b="5080"/>
-            <wp:docPr id="38" name="Рисунок 17"/>
+            <wp:extent cx="5940425" cy="1925166"/>
+            <wp:effectExtent l="0" t="0" r="3175" b="0"/>
+            <wp:docPr id="39" name="Рисунок 18"/>
             <wp:cNvGraphicFramePr>
               <a:graphicFrameLocks xmlns:a="http://schemas.openxmlformats.org/drawingml/2006/main" noChangeAspect="1"/>
             </wp:cNvGraphicFramePr>
@@ -6388,55 +5376,6 @@
                   <pic:spPr>
                     <a:xfrm>
                       <a:off x="0" y="0"/>
-                      <a:ext cx="5940425" cy="1137933"/>
-                    </a:xfrm>
-                    <a:prstGeom prst="rect">
-                      <a:avLst/>
-                    </a:prstGeom>
-                  </pic:spPr>
-                </pic:pic>
-              </a:graphicData>
-            </a:graphic>
-          </wp:inline>
-        </w:drawing>
-      </w:r>
-    </w:p>
-    <w:p>
-      <w:pPr>
-        <w:rPr>
-          <w:lang w:val="en-US"/>
-        </w:rPr>
-      </w:pPr>
-      <w:r>
-        <w:rPr>
-          <w:noProof/>
-          <w:lang w:eastAsia="ru-RU"/>
-        </w:rPr>
-        <w:lastRenderedPageBreak/>
-        <w:drawing>
-          <wp:inline distT="0" distB="0" distL="0" distR="0">
-            <wp:extent cx="5940425" cy="1925166"/>
-            <wp:effectExtent l="0" t="0" r="3175" b="0"/>
-            <wp:docPr id="39" name="Рисунок 18"/>
-            <wp:cNvGraphicFramePr>
-              <a:graphicFrameLocks xmlns:a="http://schemas.openxmlformats.org/drawingml/2006/main" noChangeAspect="1"/>
-            </wp:cNvGraphicFramePr>
-            <a:graphic xmlns:a="http://schemas.openxmlformats.org/drawingml/2006/main">
-              <a:graphicData uri="http://schemas.openxmlformats.org/drawingml/2006/picture">
-                <pic:pic xmlns:pic="http://schemas.openxmlformats.org/drawingml/2006/picture">
-                  <pic:nvPicPr>
-                    <pic:cNvPr id="0" name=""/>
-                    <pic:cNvPicPr/>
-                  </pic:nvPicPr>
-                  <pic:blipFill>
-                    <a:blip r:embed="rId48" cstate="print"/>
-                    <a:stretch>
-                      <a:fillRect/>
-                    </a:stretch>
-                  </pic:blipFill>
-                  <pic:spPr>
-                    <a:xfrm>
-                      <a:off x="0" y="0"/>
                       <a:ext cx="5940425" cy="1925166"/>
                     </a:xfrm>
                     <a:prstGeom prst="rect">
@@ -6479,7 +5418,7 @@
                     </pic:cNvPicPr>
                   </pic:nvPicPr>
                   <pic:blipFill>
-                    <a:blip r:embed="rId49" cstate="print"/>
+                    <a:blip r:embed="rId48" cstate="print"/>
                     <a:srcRect/>
                     <a:stretch>
                       <a:fillRect/>
@@ -6519,28 +5458,16 @@
         <w:t xml:space="preserve"> – </w:t>
       </w:r>
       <w:r>
-        <w:t xml:space="preserve">для </w:t>
-      </w:r>
-      <w:proofErr w:type="gramStart"/>
-      <w:r>
-        <w:t>того ,</w:t>
-      </w:r>
-      <w:proofErr w:type="gramEnd"/>
-      <w:r>
-        <w:t xml:space="preserve"> чтобы смотреть </w:t>
-      </w:r>
-    </w:p>
-    <w:p>
-      <w:proofErr w:type="spellStart"/>
-      <w:proofErr w:type="gramStart"/>
+        <w:t xml:space="preserve">для того , чтобы смотреть </w:t>
+      </w:r>
+    </w:p>
+    <w:p>
       <w:r>
         <w:rPr>
           <w:lang w:val="en-US"/>
         </w:rPr>
         <w:t>git</w:t>
       </w:r>
-      <w:proofErr w:type="spellEnd"/>
-      <w:proofErr w:type="gramEnd"/>
       <w:r>
         <w:t xml:space="preserve"> </w:t>
       </w:r>
@@ -6552,16 +5479,12 @@
       </w:r>
     </w:p>
     <w:p>
-      <w:proofErr w:type="spellStart"/>
-      <w:proofErr w:type="gramStart"/>
       <w:r>
         <w:rPr>
           <w:lang w:val="en-US"/>
         </w:rPr>
         <w:t>git</w:t>
       </w:r>
-      <w:proofErr w:type="spellEnd"/>
-      <w:proofErr w:type="gramEnd"/>
       <w:r>
         <w:t xml:space="preserve"> </w:t>
       </w:r>
@@ -6576,14 +5499,12 @@
       <w:r>
         <w:t xml:space="preserve"> </w:t>
       </w:r>
-      <w:proofErr w:type="spellStart"/>
       <w:r>
         <w:rPr>
           <w:lang w:val="en-US"/>
         </w:rPr>
         <w:t>Git</w:t>
       </w:r>
-      <w:proofErr w:type="spellEnd"/>
       <w:r>
         <w:t xml:space="preserve"> </w:t>
       </w:r>
@@ -6606,15 +5527,7 @@
         <w:t xml:space="preserve"> – </w:t>
       </w:r>
       <w:r>
-        <w:t xml:space="preserve">команда для отвязки от одного </w:t>
-      </w:r>
-      <w:proofErr w:type="spellStart"/>
-      <w:r>
-        <w:t>репозитория</w:t>
-      </w:r>
-      <w:proofErr w:type="spellEnd"/>
-      <w:r>
-        <w:t xml:space="preserve"> к другому </w:t>
+        <w:t xml:space="preserve">команда для отвязки от одного репозитория к другому </w:t>
       </w:r>
     </w:p>
     <w:p>
@@ -6625,7 +5538,7 @@
           <w:sz w:val="44"/>
         </w:rPr>
       </w:pPr>
-      <w:bookmarkStart w:id="3" w:name="_Toc221021461"/>
+      <w:bookmarkStart w:id="3" w:name="_Toc221178987"/>
       <w:r>
         <w:rPr>
           <w:sz w:val="44"/>
@@ -6636,15 +5549,7 @@
     </w:p>
     <w:p>
       <w:r>
-        <w:t xml:space="preserve">Создаем </w:t>
-      </w:r>
-      <w:proofErr w:type="spellStart"/>
-      <w:r>
-        <w:t>репозиторий</w:t>
-      </w:r>
-      <w:proofErr w:type="spellEnd"/>
-      <w:r>
-        <w:t xml:space="preserve"> на компьютере и инициализируем его</w:t>
+        <w:t>Создаем репозиторий на компьютере и инициализируем его</w:t>
       </w:r>
     </w:p>
     <w:p>
@@ -6671,7 +5576,7 @@
                     </pic:cNvPicPr>
                   </pic:nvPicPr>
                   <pic:blipFill>
-                    <a:blip r:embed="rId50" cstate="print"/>
+                    <a:blip r:embed="rId49" cstate="print"/>
                     <a:srcRect/>
                     <a:stretch>
                       <a:fillRect/>
@@ -6709,15 +5614,7 @@
         <w:t>ы</w:t>
       </w:r>
       <w:r>
-        <w:t xml:space="preserve">м </w:t>
-      </w:r>
-      <w:proofErr w:type="spellStart"/>
-      <w:r>
-        <w:t>репозиторием</w:t>
-      </w:r>
-      <w:proofErr w:type="spellEnd"/>
-      <w:r>
-        <w:t xml:space="preserve"> и</w:t>
+        <w:t>м репозиторием и</w:t>
       </w:r>
       <w:r>
         <w:t xml:space="preserve"> проверяем </w:t>
@@ -6745,7 +5642,7 @@
                     </pic:cNvPicPr>
                   </pic:nvPicPr>
                   <pic:blipFill>
-                    <a:blip r:embed="rId51" cstate="print"/>
+                    <a:blip r:embed="rId50" cstate="print"/>
                     <a:srcRect/>
                     <a:stretch>
                       <a:fillRect/>
@@ -6776,13 +5673,8 @@
     </w:p>
     <w:p>
       <w:r>
-        <w:t xml:space="preserve">Скачиваем данные из </w:t>
-      </w:r>
-      <w:proofErr w:type="spellStart"/>
-      <w:r>
-        <w:t>гитхаба</w:t>
-      </w:r>
-      <w:proofErr w:type="spellEnd"/>
+        <w:t>Скачиваем данные из гитхаба</w:t>
+      </w:r>
     </w:p>
     <w:p>
       <w:r>
@@ -6808,7 +5700,7 @@
                     </pic:cNvPicPr>
                   </pic:nvPicPr>
                   <pic:blipFill>
-                    <a:blip r:embed="rId52" cstate="print"/>
+                    <a:blip r:embed="rId51" cstate="print"/>
                     <a:srcRect/>
                     <a:stretch>
                       <a:fillRect/>
@@ -6839,23 +5731,7 @@
     </w:p>
     <w:p>
       <w:r>
-        <w:t xml:space="preserve">И </w:t>
-      </w:r>
-      <w:proofErr w:type="gramStart"/>
-      <w:r>
-        <w:t>видим</w:t>
-      </w:r>
-      <w:proofErr w:type="gramEnd"/>
-      <w:r>
-        <w:t xml:space="preserve"> что все данные из первого </w:t>
-      </w:r>
-      <w:proofErr w:type="spellStart"/>
-      <w:r>
-        <w:t>репозитория</w:t>
-      </w:r>
-      <w:proofErr w:type="spellEnd"/>
-      <w:r>
-        <w:t xml:space="preserve"> перенеслись во второй</w:t>
+        <w:t>И видим что все данные из первого репозитория перенеслись во второй</w:t>
       </w:r>
     </w:p>
     <w:p>
@@ -6882,7 +5758,7 @@
                     </pic:cNvPicPr>
                   </pic:nvPicPr>
                   <pic:blipFill>
-                    <a:blip r:embed="rId53" cstate="print"/>
+                    <a:blip r:embed="rId52" cstate="print"/>
                     <a:srcRect/>
                     <a:stretch>
                       <a:fillRect/>
@@ -6913,31 +5789,7 @@
     </w:p>
     <w:p>
       <w:r>
-        <w:t xml:space="preserve">Создаем </w:t>
-      </w:r>
-      <w:proofErr w:type="spellStart"/>
-      <w:r>
-        <w:t>репозиторий</w:t>
-      </w:r>
-      <w:proofErr w:type="spellEnd"/>
-      <w:r>
-        <w:t xml:space="preserve"> А в </w:t>
-      </w:r>
-      <w:proofErr w:type="spellStart"/>
-      <w:r>
-        <w:t>гитхабе</w:t>
-      </w:r>
-      <w:proofErr w:type="spellEnd"/>
-      <w:r>
-        <w:t xml:space="preserve"> и </w:t>
-      </w:r>
-      <w:proofErr w:type="spellStart"/>
-      <w:r>
-        <w:t>добавлем</w:t>
-      </w:r>
-      <w:proofErr w:type="spellEnd"/>
-      <w:r>
-        <w:t xml:space="preserve"> в качестве </w:t>
+        <w:t xml:space="preserve">Создаем репозиторий А в гитхабе и добавлем в качестве </w:t>
       </w:r>
       <w:r>
         <w:rPr>
@@ -6961,29 +5813,14 @@
         <w:t xml:space="preserve"> </w:t>
       </w:r>
       <w:r>
-        <w:t xml:space="preserve">для первого </w:t>
-      </w:r>
-      <w:proofErr w:type="spellStart"/>
-      <w:r>
-        <w:t>репозитория</w:t>
-      </w:r>
-      <w:proofErr w:type="spellEnd"/>
-      <w:proofErr w:type="gramStart"/>
-      <w:r>
-        <w:t xml:space="preserve"> ,</w:t>
-      </w:r>
-      <w:proofErr w:type="gramEnd"/>
-      <w:r>
-        <w:t xml:space="preserve"> предварительно удалив предыдущий </w:t>
-      </w:r>
-      <w:proofErr w:type="spellStart"/>
+        <w:t xml:space="preserve">для первого репозитория , предварительно удалив предыдущий </w:t>
+      </w:r>
       <w:r>
         <w:rPr>
           <w:lang w:val="en-US"/>
         </w:rPr>
         <w:t>orgin</w:t>
       </w:r>
-      <w:proofErr w:type="spellEnd"/>
     </w:p>
     <w:p>
       <w:r>
@@ -7009,7 +5846,7 @@
                     </pic:cNvPicPr>
                   </pic:nvPicPr>
                   <pic:blipFill>
-                    <a:blip r:embed="rId54" cstate="print"/>
+                    <a:blip r:embed="rId53" cstate="print"/>
                     <a:srcRect/>
                     <a:stretch>
                       <a:fillRect/>
@@ -7062,7 +5899,7 @@
                     </pic:cNvPicPr>
                   </pic:nvPicPr>
                   <pic:blipFill>
-                    <a:blip r:embed="rId55" cstate="print"/>
+                    <a:blip r:embed="rId54" cstate="print"/>
                     <a:srcRect/>
                     <a:stretch>
                       <a:fillRect/>
@@ -7090,25 +5927,10 @@
           </wp:inline>
         </w:drawing>
       </w:r>
-      <w:bookmarkStart w:id="4" w:name="_GoBack"/>
-      <w:bookmarkEnd w:id="4"/>
-    </w:p>
-    <w:p>
-      <w:r>
-        <w:t xml:space="preserve">Отправляем данные в </w:t>
-      </w:r>
-      <w:proofErr w:type="spellStart"/>
-      <w:r>
-        <w:t>репозиторий</w:t>
-      </w:r>
-      <w:proofErr w:type="spellEnd"/>
-      <w:proofErr w:type="gramStart"/>
-      <w:r>
-        <w:t xml:space="preserve"> А</w:t>
-      </w:r>
-      <w:proofErr w:type="gramEnd"/>
-      <w:r>
-        <w:t xml:space="preserve"> </w:t>
+    </w:p>
+    <w:p>
+      <w:r>
+        <w:t xml:space="preserve">Отправляем данные в репозиторий А </w:t>
       </w:r>
       <w:r>
         <w:t>и клонируем его себе</w:t>
@@ -7140,7 +5962,7 @@
                     </pic:cNvPicPr>
                   </pic:nvPicPr>
                   <pic:blipFill>
-                    <a:blip r:embed="rId56" cstate="print"/>
+                    <a:blip r:embed="rId55" cstate="print"/>
                     <a:srcRect/>
                     <a:stretch>
                       <a:fillRect/>
@@ -7201,7 +6023,7 @@
                     </pic:cNvPicPr>
                   </pic:nvPicPr>
                   <pic:blipFill>
-                    <a:blip r:embed="rId57" cstate="print"/>
+                    <a:blip r:embed="rId56" cstate="print"/>
                     <a:srcRect/>
                     <a:stretch>
                       <a:fillRect/>
@@ -7232,22 +6054,9 @@
     </w:p>
     <w:p>
       <w:r>
-        <w:t xml:space="preserve">Ссылка на </w:t>
-      </w:r>
-      <w:proofErr w:type="spellStart"/>
-      <w:r>
-        <w:t>репозиторий</w:t>
-      </w:r>
-      <w:proofErr w:type="spellEnd"/>
-      <w:proofErr w:type="gramStart"/>
-      <w:r>
-        <w:t xml:space="preserve"> А</w:t>
-      </w:r>
-      <w:proofErr w:type="gramEnd"/>
-      <w:r>
-        <w:t xml:space="preserve"> </w:t>
-      </w:r>
-      <w:hyperlink r:id="rId58" w:history="1">
+        <w:t xml:space="preserve">Ссылка на репозиторий А </w:t>
+      </w:r>
+      <w:hyperlink r:id="rId57" w:history="1">
         <w:r>
           <w:rPr>
             <w:rStyle w:val="aa"/>
@@ -7302,7 +6111,7 @@
                     </pic:cNvPicPr>
                   </pic:nvPicPr>
                   <pic:blipFill>
-                    <a:blip r:embed="rId59" cstate="print"/>
+                    <a:blip r:embed="rId58" cstate="print"/>
                     <a:srcRect/>
                     <a:stretch>
                       <a:fillRect/>
@@ -7425,7 +6234,7 @@
                     </pic:cNvPicPr>
                   </pic:nvPicPr>
                   <pic:blipFill>
-                    <a:blip r:embed="rId60" cstate="print"/>
+                    <a:blip r:embed="rId59" cstate="print"/>
                     <a:srcRect/>
                     <a:stretch>
                       <a:fillRect/>
@@ -7484,7 +6293,7 @@
                     </pic:cNvPicPr>
                   </pic:nvPicPr>
                   <pic:blipFill>
-                    <a:blip r:embed="rId61" cstate="print"/>
+                    <a:blip r:embed="rId60" cstate="print"/>
                     <a:srcRect/>
                     <a:stretch>
                       <a:fillRect/>
@@ -7551,7 +6360,7 @@
                     </pic:cNvPicPr>
                   </pic:nvPicPr>
                   <pic:blipFill>
-                    <a:blip r:embed="rId62" cstate="print"/>
+                    <a:blip r:embed="rId61" cstate="print"/>
                     <a:srcRect/>
                     <a:stretch>
                       <a:fillRect/>
@@ -7588,7 +6397,7 @@
         </w:rPr>
         <w:t xml:space="preserve">Ссылка на репозиторий </w:t>
       </w:r>
-      <w:hyperlink r:id="rId63" w:history="1">
+      <w:hyperlink r:id="rId62" w:history="1">
         <w:r>
           <w:rPr>
             <w:rStyle w:val="aa"/>
@@ -7626,7 +6435,7 @@
           <w:sz w:val="48"/>
         </w:rPr>
       </w:pPr>
-      <w:bookmarkStart w:id="5" w:name="_Toc221021462"/>
+      <w:bookmarkStart w:id="4" w:name="_Toc221178988"/>
       <w:r>
         <w:rPr>
           <w:sz w:val="48"/>
@@ -7645,25 +6454,12 @@
         </w:rPr>
         <w:t>№5</w:t>
       </w:r>
-      <w:bookmarkEnd w:id="5"/>
-    </w:p>
-    <w:p>
-      <w:r>
-        <w:t xml:space="preserve">Работа с </w:t>
-      </w:r>
-      <w:proofErr w:type="gramStart"/>
-      <w:r>
-        <w:t>удаленными</w:t>
-      </w:r>
-      <w:proofErr w:type="gramEnd"/>
-      <w:r>
-        <w:t xml:space="preserve"> </w:t>
-      </w:r>
-      <w:proofErr w:type="spellStart"/>
-      <w:r>
-        <w:t>репзиториями</w:t>
-      </w:r>
-      <w:proofErr w:type="spellEnd"/>
+      <w:bookmarkEnd w:id="4"/>
+    </w:p>
+    <w:p>
+      <w:r>
+        <w:t>Работа с удаленными репзиториями</w:t>
+      </w:r>
     </w:p>
     <w:p>
       <w:r>
@@ -7672,7 +6468,7 @@
           <w:lang w:eastAsia="ru-RU"/>
         </w:rPr>
         <w:drawing>
-          <wp:inline distT="0" distB="0" distL="0" distR="0" wp14:anchorId="08606C56" wp14:editId="06C2EFD8">
+          <wp:inline distT="0" distB="0" distL="0" distR="0">
             <wp:extent cx="5940425" cy="1190660"/>
             <wp:effectExtent l="0" t="0" r="0" b="0"/>
             <wp:docPr id="40" name="Рисунок 40"/>
@@ -7687,7 +6483,7 @@
                     <pic:cNvPicPr/>
                   </pic:nvPicPr>
                   <pic:blipFill>
-                    <a:blip r:embed="rId64"/>
+                    <a:blip r:embed="rId63" cstate="print"/>
                     <a:stretch>
                       <a:fillRect/>
                     </a:stretch>
@@ -7715,7 +6511,7 @@
           <w:lang w:eastAsia="ru-RU"/>
         </w:rPr>
         <w:drawing>
-          <wp:inline distT="0" distB="0" distL="0" distR="0" wp14:anchorId="06631B56" wp14:editId="231C5E61">
+          <wp:inline distT="0" distB="0" distL="0" distR="0">
             <wp:extent cx="3663950" cy="1149350"/>
             <wp:effectExtent l="0" t="0" r="0" b="0"/>
             <wp:docPr id="41" name="Рисунок 41"/>
@@ -7730,7 +6526,7 @@
                     <pic:cNvPicPr/>
                   </pic:nvPicPr>
                   <pic:blipFill>
-                    <a:blip r:embed="rId65"/>
+                    <a:blip r:embed="rId64" cstate="print"/>
                     <a:stretch>
                       <a:fillRect/>
                     </a:stretch>
@@ -7752,14 +6548,12 @@
       </w:r>
     </w:p>
     <w:p>
-      <w:proofErr w:type="spellStart"/>
       <w:r>
         <w:rPr>
           <w:lang w:val="en-US"/>
         </w:rPr>
         <w:t>Git</w:t>
       </w:r>
-      <w:proofErr w:type="spellEnd"/>
       <w:r>
         <w:t xml:space="preserve"> </w:t>
       </w:r>
@@ -7782,13 +6576,8 @@
         <w:t xml:space="preserve"> </w:t>
       </w:r>
       <w:r>
-        <w:t xml:space="preserve">название паки и путь папки – для связи </w:t>
-      </w:r>
-      <w:proofErr w:type="spellStart"/>
-      <w:r>
-        <w:t>репозитория</w:t>
-      </w:r>
-      <w:proofErr w:type="spellEnd"/>
+        <w:t>название паки и путь папки – для связи репозитория</w:t>
+      </w:r>
     </w:p>
     <w:p>
       <w:r>
@@ -7797,7 +6586,7 @@
           <w:lang w:eastAsia="ru-RU"/>
         </w:rPr>
         <w:drawing>
-          <wp:inline distT="0" distB="0" distL="0" distR="0" wp14:anchorId="00DDEFC2" wp14:editId="5D43A384">
+          <wp:inline distT="0" distB="0" distL="0" distR="0">
             <wp:extent cx="3657600" cy="406400"/>
             <wp:effectExtent l="0" t="0" r="0" b="0"/>
             <wp:docPr id="47" name="Рисунок 47"/>
@@ -7812,7 +6601,7 @@
                     <pic:cNvPicPr/>
                   </pic:nvPicPr>
                   <pic:blipFill>
-                    <a:blip r:embed="rId66"/>
+                    <a:blip r:embed="rId65" cstate="print"/>
                     <a:stretch>
                       <a:fillRect/>
                     </a:stretch>
@@ -7839,20 +6628,12 @@
           <w:lang w:val="en-US"/>
         </w:rPr>
       </w:pPr>
-      <w:proofErr w:type="spellStart"/>
       <w:r>
         <w:rPr>
           <w:lang w:val="en-US"/>
         </w:rPr>
         <w:lastRenderedPageBreak/>
-        <w:t>Git</w:t>
-      </w:r>
-      <w:proofErr w:type="spellEnd"/>
-      <w:r>
-        <w:rPr>
-          <w:lang w:val="en-US"/>
-        </w:rPr>
-        <w:t xml:space="preserve"> remote – </w:t>
+        <w:t xml:space="preserve">Git remote – </w:t>
       </w:r>
       <w:r>
         <w:t>выводит связи</w:t>
@@ -7870,7 +6651,7 @@
           <w:lang w:eastAsia="ru-RU"/>
         </w:rPr>
         <w:drawing>
-          <wp:inline distT="0" distB="0" distL="0" distR="0" wp14:anchorId="7E3A4233" wp14:editId="1C0A87BB">
+          <wp:inline distT="0" distB="0" distL="0" distR="0">
             <wp:extent cx="3778250" cy="996950"/>
             <wp:effectExtent l="0" t="0" r="0" b="0"/>
             <wp:docPr id="53" name="Рисунок 53"/>
@@ -7885,7 +6666,7 @@
                     <pic:cNvPicPr/>
                   </pic:nvPicPr>
                   <pic:blipFill>
-                    <a:blip r:embed="rId67"/>
+                    <a:blip r:embed="rId66" cstate="print"/>
                     <a:stretch>
                       <a:fillRect/>
                     </a:stretch>
@@ -7907,14 +6688,12 @@
       </w:r>
     </w:p>
     <w:p>
-      <w:proofErr w:type="spellStart"/>
       <w:r>
         <w:rPr>
           <w:lang w:val="en-US"/>
         </w:rPr>
         <w:t>Git</w:t>
       </w:r>
-      <w:proofErr w:type="spellEnd"/>
       <w:r>
         <w:t xml:space="preserve"> </w:t>
       </w:r>
@@ -7937,15 +6716,7 @@
         <w:t xml:space="preserve"> </w:t>
       </w:r>
       <w:r>
-        <w:t xml:space="preserve">переносит данные из </w:t>
-      </w:r>
-      <w:proofErr w:type="spellStart"/>
-      <w:r>
-        <w:t>заданой</w:t>
-      </w:r>
-      <w:proofErr w:type="spellEnd"/>
-      <w:r>
-        <w:t xml:space="preserve"> папки</w:t>
+        <w:t>переносит данные из заданой папки</w:t>
       </w:r>
     </w:p>
     <w:p>
@@ -8073,7 +6844,7 @@
           <w:lang w:eastAsia="ru-RU"/>
         </w:rPr>
         <w:drawing>
-          <wp:inline distT="0" distB="0" distL="0" distR="0" wp14:anchorId="2D744B49" wp14:editId="76EDF3B1">
+          <wp:inline distT="0" distB="0" distL="0" distR="0">
             <wp:extent cx="5270500" cy="1822450"/>
             <wp:effectExtent l="0" t="0" r="6350" b="6350"/>
             <wp:docPr id="54" name="Рисунок 54"/>
@@ -8088,7 +6859,7 @@
                     <pic:cNvPicPr/>
                   </pic:nvPicPr>
                   <pic:blipFill>
-                    <a:blip r:embed="rId68"/>
+                    <a:blip r:embed="rId67" cstate="print"/>
                     <a:stretch>
                       <a:fillRect/>
                     </a:stretch>
@@ -8121,7 +6892,7 @@
           <w:lang w:eastAsia="ru-RU"/>
         </w:rPr>
         <w:drawing>
-          <wp:inline distT="0" distB="0" distL="0" distR="0" wp14:anchorId="71C96E7A" wp14:editId="367AAFA9">
+          <wp:inline distT="0" distB="0" distL="0" distR="0">
             <wp:extent cx="3898900" cy="501650"/>
             <wp:effectExtent l="0" t="0" r="6350" b="0"/>
             <wp:docPr id="56" name="Рисунок 56"/>
@@ -8136,7 +6907,7 @@
                     <pic:cNvPicPr/>
                   </pic:nvPicPr>
                   <pic:blipFill>
-                    <a:blip r:embed="rId69"/>
+                    <a:blip r:embed="rId68" cstate="print"/>
                     <a:stretch>
                       <a:fillRect/>
                     </a:stretch>
@@ -8165,14 +6936,14 @@
           <w:sz w:val="48"/>
         </w:rPr>
       </w:pPr>
-      <w:bookmarkStart w:id="6" w:name="_Toc221021463"/>
+      <w:bookmarkStart w:id="5" w:name="_Toc221178989"/>
       <w:r>
         <w:rPr>
           <w:sz w:val="48"/>
         </w:rPr>
         <w:t>Лабораторная работа №6</w:t>
       </w:r>
-      <w:bookmarkEnd w:id="6"/>
+      <w:bookmarkEnd w:id="5"/>
     </w:p>
     <w:p>
       <w:r>
@@ -8191,7 +6962,7 @@
           <w:lang w:eastAsia="ru-RU"/>
         </w:rPr>
         <w:drawing>
-          <wp:inline distT="0" distB="0" distL="0" distR="0" wp14:anchorId="794B9FC2" wp14:editId="68F8504D">
+          <wp:inline distT="0" distB="0" distL="0" distR="0">
             <wp:extent cx="5772150" cy="2413000"/>
             <wp:effectExtent l="0" t="0" r="0" b="6350"/>
             <wp:docPr id="57" name="Рисунок 57"/>
@@ -8206,7 +6977,7 @@
                     <pic:cNvPicPr/>
                   </pic:nvPicPr>
                   <pic:blipFill>
-                    <a:blip r:embed="rId70"/>
+                    <a:blip r:embed="rId69" cstate="print"/>
                     <a:stretch>
                       <a:fillRect/>
                     </a:stretch>
@@ -8240,7 +7011,7 @@
         </w:rPr>
         <w:lastRenderedPageBreak/>
         <w:drawing>
-          <wp:inline distT="0" distB="0" distL="0" distR="0" wp14:anchorId="79B17CC9" wp14:editId="771DD406">
+          <wp:inline distT="0" distB="0" distL="0" distR="0">
             <wp:extent cx="5746750" cy="2082800"/>
             <wp:effectExtent l="0" t="0" r="6350" b="0"/>
             <wp:docPr id="59" name="Рисунок 59"/>
@@ -8255,7 +7026,7 @@
                     <pic:cNvPicPr/>
                   </pic:nvPicPr>
                   <pic:blipFill>
-                    <a:blip r:embed="rId71"/>
+                    <a:blip r:embed="rId70" cstate="print"/>
                     <a:stretch>
                       <a:fillRect/>
                     </a:stretch>
@@ -8279,6 +7050,146 @@
     <w:p>
       <w:pPr>
         <w:rPr>
+          <w:rFonts w:cs="Times New Roman"/>
+          <w:sz w:val="24"/>
+          <w:szCs w:val="24"/>
+        </w:rPr>
+      </w:pPr>
+      <w:r>
+        <w:rPr>
+          <w:rFonts w:cs="Times New Roman"/>
+          <w:sz w:val="24"/>
+          <w:szCs w:val="24"/>
+        </w:rPr>
+        <w:t>Просмотр списка коммитов</w:t>
+      </w:r>
+    </w:p>
+    <w:p>
+      <w:pPr>
+        <w:rPr>
+          <w:lang w:val="en-US"/>
+        </w:rPr>
+      </w:pPr>
+      <w:r>
+        <w:rPr>
+          <w:noProof/>
+          <w:lang w:eastAsia="ru-RU"/>
+        </w:rPr>
+        <w:drawing>
+          <wp:inline distT="0" distB="0" distL="0" distR="0">
+            <wp:extent cx="4610100" cy="590550"/>
+            <wp:effectExtent l="0" t="0" r="0" b="0"/>
+            <wp:docPr id="60" name="Рисунок 60"/>
+            <wp:cNvGraphicFramePr>
+              <a:graphicFrameLocks xmlns:a="http://schemas.openxmlformats.org/drawingml/2006/main" noChangeAspect="1"/>
+            </wp:cNvGraphicFramePr>
+            <a:graphic xmlns:a="http://schemas.openxmlformats.org/drawingml/2006/main">
+              <a:graphicData uri="http://schemas.openxmlformats.org/drawingml/2006/picture">
+                <pic:pic xmlns:pic="http://schemas.openxmlformats.org/drawingml/2006/picture">
+                  <pic:nvPicPr>
+                    <pic:cNvPr id="0" name=""/>
+                    <pic:cNvPicPr/>
+                  </pic:nvPicPr>
+                  <pic:blipFill>
+                    <a:blip r:embed="rId71" cstate="print"/>
+                    <a:stretch>
+                      <a:fillRect/>
+                    </a:stretch>
+                  </pic:blipFill>
+                  <pic:spPr>
+                    <a:xfrm>
+                      <a:off x="0" y="0"/>
+                      <a:ext cx="4610100" cy="590550"/>
+                    </a:xfrm>
+                    <a:prstGeom prst="rect">
+                      <a:avLst/>
+                    </a:prstGeom>
+                  </pic:spPr>
+                </pic:pic>
+              </a:graphicData>
+            </a:graphic>
+          </wp:inline>
+        </w:drawing>
+      </w:r>
+    </w:p>
+    <w:p>
+      <w:pPr>
+        <w:rPr>
+          <w:rFonts w:cs="Times New Roman"/>
+          <w:sz w:val="24"/>
+          <w:szCs w:val="24"/>
+          <w:lang w:val="en-US"/>
+        </w:rPr>
+      </w:pPr>
+      <w:r>
+        <w:rPr>
+          <w:rFonts w:cs="Times New Roman"/>
+          <w:sz w:val="24"/>
+          <w:szCs w:val="24"/>
+        </w:rPr>
+        <w:t>Создание тега 1.1 для старого коммита</w:t>
+      </w:r>
+    </w:p>
+    <w:p>
+      <w:pPr>
+        <w:rPr>
+          <w:lang w:val="en-US"/>
+        </w:rPr>
+      </w:pPr>
+      <w:r>
+        <w:rPr>
+          <w:noProof/>
+          <w:lang w:eastAsia="ru-RU"/>
+        </w:rPr>
+        <w:drawing>
+          <wp:inline distT="0" distB="0" distL="0" distR="0">
+            <wp:extent cx="4254500" cy="469900"/>
+            <wp:effectExtent l="0" t="0" r="0" b="6350"/>
+            <wp:docPr id="62" name="Рисунок 62"/>
+            <wp:cNvGraphicFramePr>
+              <a:graphicFrameLocks xmlns:a="http://schemas.openxmlformats.org/drawingml/2006/main" noChangeAspect="1"/>
+            </wp:cNvGraphicFramePr>
+            <a:graphic xmlns:a="http://schemas.openxmlformats.org/drawingml/2006/main">
+              <a:graphicData uri="http://schemas.openxmlformats.org/drawingml/2006/picture">
+                <pic:pic xmlns:pic="http://schemas.openxmlformats.org/drawingml/2006/picture">
+                  <pic:nvPicPr>
+                    <pic:cNvPr id="0" name=""/>
+                    <pic:cNvPicPr/>
+                  </pic:nvPicPr>
+                  <pic:blipFill>
+                    <a:blip r:embed="rId72" cstate="print"/>
+                    <a:stretch>
+                      <a:fillRect/>
+                    </a:stretch>
+                  </pic:blipFill>
+                  <pic:spPr>
+                    <a:xfrm>
+                      <a:off x="0" y="0"/>
+                      <a:ext cx="4254500" cy="469900"/>
+                    </a:xfrm>
+                    <a:prstGeom prst="rect">
+                      <a:avLst/>
+                    </a:prstGeom>
+                  </pic:spPr>
+                </pic:pic>
+              </a:graphicData>
+            </a:graphic>
+          </wp:inline>
+        </w:drawing>
+      </w:r>
+    </w:p>
+    <w:p>
+      <w:pPr>
+        <w:rPr>
+          <w:lang w:val="en-US"/>
+        </w:rPr>
+      </w:pPr>
+      <w:bookmarkStart w:id="6" w:name="_GoBack"/>
+      <w:bookmarkEnd w:id="6"/>
+    </w:p>
+    <w:p>
+      <w:pPr>
+        <w:rPr>
           <w:lang w:val="en-US"/>
         </w:rPr>
       </w:pPr>
@@ -8295,7 +7206,7 @@
 </file>
 
 <file path=word/endnotes.xml><?xml version="1.0" encoding="utf-8"?>
-<w:endnotes xmlns:wpc="http://schemas.microsoft.com/office/word/2010/wordprocessingCanvas" xmlns:mc="http://schemas.openxmlformats.org/markup-compatibility/2006" xmlns:o="urn:schemas-microsoft-com:office:office" xmlns:r="http://schemas.openxmlformats.org/officeDocument/2006/relationships" xmlns:m="http://schemas.openxmlformats.org/officeDocument/2006/math" xmlns:v="urn:schemas-microsoft-com:vml" xmlns:wp14="http://schemas.microsoft.com/office/word/2010/wordprocessingDrawing" xmlns:wp="http://schemas.openxmlformats.org/drawingml/2006/wordprocessingDrawing" xmlns:w10="urn:schemas-microsoft-com:office:word" xmlns:w="http://schemas.openxmlformats.org/wordprocessingml/2006/main" xmlns:w14="http://schemas.microsoft.com/office/word/2010/wordml" xmlns:wpg="http://schemas.microsoft.com/office/word/2010/wordprocessingGroup" xmlns:wpi="http://schemas.microsoft.com/office/word/2010/wordprocessingInk" xmlns:wne="http://schemas.microsoft.com/office/word/2006/wordml" xmlns:wps="http://schemas.microsoft.com/office/word/2010/wordprocessingShape" mc:Ignorable="w14 wp14">
+<w:endnotes xmlns:ve="http://schemas.openxmlformats.org/markup-compatibility/2006" xmlns:o="urn:schemas-microsoft-com:office:office" xmlns:r="http://schemas.openxmlformats.org/officeDocument/2006/relationships" xmlns:m="http://schemas.openxmlformats.org/officeDocument/2006/math" xmlns:v="urn:schemas-microsoft-com:vml" xmlns:wp="http://schemas.openxmlformats.org/drawingml/2006/wordprocessingDrawing" xmlns:w10="urn:schemas-microsoft-com:office:word" xmlns:w="http://schemas.openxmlformats.org/wordprocessingml/2006/main" xmlns:wne="http://schemas.microsoft.com/office/word/2006/wordml">
   <w:endnote w:type="separator" w:id="-1">
     <w:p>
       <w:pPr>
@@ -8320,7 +7231,7 @@
 </file>
 
 <file path=word/footnotes.xml><?xml version="1.0" encoding="utf-8"?>
-<w:footnotes xmlns:wpc="http://schemas.microsoft.com/office/word/2010/wordprocessingCanvas" xmlns:mc="http://schemas.openxmlformats.org/markup-compatibility/2006" xmlns:o="urn:schemas-microsoft-com:office:office" xmlns:r="http://schemas.openxmlformats.org/officeDocument/2006/relationships" xmlns:m="http://schemas.openxmlformats.org/officeDocument/2006/math" xmlns:v="urn:schemas-microsoft-com:vml" xmlns:wp14="http://schemas.microsoft.com/office/word/2010/wordprocessingDrawing" xmlns:wp="http://schemas.openxmlformats.org/drawingml/2006/wordprocessingDrawing" xmlns:w10="urn:schemas-microsoft-com:office:word" xmlns:w="http://schemas.openxmlformats.org/wordprocessingml/2006/main" xmlns:w14="http://schemas.microsoft.com/office/word/2010/wordml" xmlns:wpg="http://schemas.microsoft.com/office/word/2010/wordprocessingGroup" xmlns:wpi="http://schemas.microsoft.com/office/word/2010/wordprocessingInk" xmlns:wne="http://schemas.microsoft.com/office/word/2006/wordml" xmlns:wps="http://schemas.microsoft.com/office/word/2010/wordprocessingShape" mc:Ignorable="w14 wp14">
+<w:footnotes xmlns:ve="http://schemas.openxmlformats.org/markup-compatibility/2006" xmlns:o="urn:schemas-microsoft-com:office:office" xmlns:r="http://schemas.openxmlformats.org/officeDocument/2006/relationships" xmlns:m="http://schemas.openxmlformats.org/officeDocument/2006/math" xmlns:v="urn:schemas-microsoft-com:vml" xmlns:wp="http://schemas.openxmlformats.org/drawingml/2006/wordprocessingDrawing" xmlns:w10="urn:schemas-microsoft-com:office:word" xmlns:w="http://schemas.openxmlformats.org/wordprocessingml/2006/main" xmlns:wne="http://schemas.microsoft.com/office/word/2006/wordml">
   <w:footnote w:type="separator" w:id="-1">
     <w:p>
       <w:pPr>
@@ -8345,7 +7256,7 @@
 </file>
 
 <file path=word/numbering.xml><?xml version="1.0" encoding="utf-8"?>
-<w:numbering xmlns:wpc="http://schemas.microsoft.com/office/word/2010/wordprocessingCanvas" xmlns:mc="http://schemas.openxmlformats.org/markup-compatibility/2006" xmlns:o="urn:schemas-microsoft-com:office:office" xmlns:r="http://schemas.openxmlformats.org/officeDocument/2006/relationships" xmlns:m="http://schemas.openxmlformats.org/officeDocument/2006/math" xmlns:v="urn:schemas-microsoft-com:vml" xmlns:wp14="http://schemas.microsoft.com/office/word/2010/wordprocessingDrawing" xmlns:wp="http://schemas.openxmlformats.org/drawingml/2006/wordprocessingDrawing" xmlns:w10="urn:schemas-microsoft-com:office:word" xmlns:w="http://schemas.openxmlformats.org/wordprocessingml/2006/main" xmlns:w14="http://schemas.microsoft.com/office/word/2010/wordml" xmlns:wpg="http://schemas.microsoft.com/office/word/2010/wordprocessingGroup" xmlns:wpi="http://schemas.microsoft.com/office/word/2010/wordprocessingInk" xmlns:wne="http://schemas.microsoft.com/office/word/2006/wordml" xmlns:wps="http://schemas.microsoft.com/office/word/2010/wordprocessingShape" mc:Ignorable="w14 wp14">
+<w:numbering xmlns:ve="http://schemas.openxmlformats.org/markup-compatibility/2006" xmlns:o="urn:schemas-microsoft-com:office:office" xmlns:r="http://schemas.openxmlformats.org/officeDocument/2006/relationships" xmlns:m="http://schemas.openxmlformats.org/officeDocument/2006/math" xmlns:v="urn:schemas-microsoft-com:vml" xmlns:wp="http://schemas.openxmlformats.org/drawingml/2006/wordprocessingDrawing" xmlns:w10="urn:schemas-microsoft-com:office:word" xmlns:w="http://schemas.openxmlformats.org/wordprocessingml/2006/main" xmlns:wne="http://schemas.microsoft.com/office/word/2006/wordml">
   <w:abstractNum w:abstractNumId="0">
     <w:nsid w:val="0EDA0280"/>
     <w:multiLevelType w:val="hybridMultilevel"/>
@@ -8458,14 +7369,130 @@
       </w:rPr>
     </w:lvl>
   </w:abstractNum>
+  <w:abstractNum w:abstractNumId="1">
+    <w:nsid w:val="483D15C1"/>
+    <w:multiLevelType w:val="hybridMultilevel"/>
+    <w:tmpl w:val="9692C44E"/>
+    <w:lvl w:ilvl="0" w:tplc="04190001">
+      <w:start w:val="1"/>
+      <w:numFmt w:val="bullet"/>
+      <w:lvlText w:val=""/>
+      <w:lvlJc w:val="left"/>
+      <w:pPr>
+        <w:ind w:left="720" w:hanging="360"/>
+      </w:pPr>
+      <w:rPr>
+        <w:rFonts w:ascii="Symbol" w:hAnsi="Symbol" w:hint="default"/>
+      </w:rPr>
+    </w:lvl>
+    <w:lvl w:ilvl="1" w:tplc="04190003">
+      <w:start w:val="1"/>
+      <w:numFmt w:val="bullet"/>
+      <w:lvlText w:val="o"/>
+      <w:lvlJc w:val="left"/>
+      <w:pPr>
+        <w:ind w:left="1440" w:hanging="360"/>
+      </w:pPr>
+      <w:rPr>
+        <w:rFonts w:ascii="Courier New" w:hAnsi="Courier New" w:cs="Courier New" w:hint="default"/>
+      </w:rPr>
+    </w:lvl>
+    <w:lvl w:ilvl="2" w:tplc="04190005">
+      <w:start w:val="1"/>
+      <w:numFmt w:val="bullet"/>
+      <w:lvlText w:val=""/>
+      <w:lvlJc w:val="left"/>
+      <w:pPr>
+        <w:ind w:left="2160" w:hanging="360"/>
+      </w:pPr>
+      <w:rPr>
+        <w:rFonts w:ascii="Wingdings" w:hAnsi="Wingdings" w:hint="default"/>
+      </w:rPr>
+    </w:lvl>
+    <w:lvl w:ilvl="3" w:tplc="04190001">
+      <w:start w:val="1"/>
+      <w:numFmt w:val="bullet"/>
+      <w:lvlText w:val=""/>
+      <w:lvlJc w:val="left"/>
+      <w:pPr>
+        <w:ind w:left="2880" w:hanging="360"/>
+      </w:pPr>
+      <w:rPr>
+        <w:rFonts w:ascii="Symbol" w:hAnsi="Symbol" w:hint="default"/>
+      </w:rPr>
+    </w:lvl>
+    <w:lvl w:ilvl="4" w:tplc="04190003">
+      <w:start w:val="1"/>
+      <w:numFmt w:val="bullet"/>
+      <w:lvlText w:val="o"/>
+      <w:lvlJc w:val="left"/>
+      <w:pPr>
+        <w:ind w:left="3600" w:hanging="360"/>
+      </w:pPr>
+      <w:rPr>
+        <w:rFonts w:ascii="Courier New" w:hAnsi="Courier New" w:cs="Courier New" w:hint="default"/>
+      </w:rPr>
+    </w:lvl>
+    <w:lvl w:ilvl="5" w:tplc="04190005">
+      <w:start w:val="1"/>
+      <w:numFmt w:val="bullet"/>
+      <w:lvlText w:val=""/>
+      <w:lvlJc w:val="left"/>
+      <w:pPr>
+        <w:ind w:left="4320" w:hanging="360"/>
+      </w:pPr>
+      <w:rPr>
+        <w:rFonts w:ascii="Wingdings" w:hAnsi="Wingdings" w:hint="default"/>
+      </w:rPr>
+    </w:lvl>
+    <w:lvl w:ilvl="6" w:tplc="04190001">
+      <w:start w:val="1"/>
+      <w:numFmt w:val="bullet"/>
+      <w:lvlText w:val=""/>
+      <w:lvlJc w:val="left"/>
+      <w:pPr>
+        <w:ind w:left="5040" w:hanging="360"/>
+      </w:pPr>
+      <w:rPr>
+        <w:rFonts w:ascii="Symbol" w:hAnsi="Symbol" w:hint="default"/>
+      </w:rPr>
+    </w:lvl>
+    <w:lvl w:ilvl="7" w:tplc="04190003">
+      <w:start w:val="1"/>
+      <w:numFmt w:val="bullet"/>
+      <w:lvlText w:val="o"/>
+      <w:lvlJc w:val="left"/>
+      <w:pPr>
+        <w:ind w:left="5760" w:hanging="360"/>
+      </w:pPr>
+      <w:rPr>
+        <w:rFonts w:ascii="Courier New" w:hAnsi="Courier New" w:cs="Courier New" w:hint="default"/>
+      </w:rPr>
+    </w:lvl>
+    <w:lvl w:ilvl="8" w:tplc="04190005">
+      <w:start w:val="1"/>
+      <w:numFmt w:val="bullet"/>
+      <w:lvlText w:val=""/>
+      <w:lvlJc w:val="left"/>
+      <w:pPr>
+        <w:ind w:left="6480" w:hanging="360"/>
+      </w:pPr>
+      <w:rPr>
+        <w:rFonts w:ascii="Wingdings" w:hAnsi="Wingdings" w:hint="default"/>
+      </w:rPr>
+    </w:lvl>
+  </w:abstractNum>
   <w:num w:numId="1">
     <w:abstractNumId w:val="0"/>
+  </w:num>
+  <w:num w:numId="2">
+    <w:abstractNumId w:val="1"/>
   </w:num>
 </w:numbering>
 </file>
 
 <file path=word/styles.xml><?xml version="1.0" encoding="utf-8"?>
-<w:styles xmlns:mc="http://schemas.openxmlformats.org/markup-compatibility/2006" xmlns:r="http://schemas.openxmlformats.org/officeDocument/2006/relationships" xmlns:w="http://schemas.openxmlformats.org/wordprocessingml/2006/main" xmlns:w14="http://schemas.microsoft.com/office/word/2010/wordml" mc:Ignorable="w14">
+<w:styles xmlns:r="http://schemas.openxmlformats.org/officeDocument/2006/relationships" xmlns:w="http://schemas.openxmlformats.org/wordprocessingml/2006/main">
   <w:docDefaults>
     <w:rPrDefault>
       <w:rPr>
@@ -8686,6 +7713,7 @@
     <w:uiPriority w:val="99"/>
     <w:semiHidden/>
     <w:unhideWhenUsed/>
+    <w:qFormat/>
     <w:tblPr>
       <w:tblInd w:w="0" w:type="dxa"/>
       <w:tblCellMar>
@@ -8851,6 +7879,7 @@
       <w:szCs w:val="24"/>
     </w:rPr>
     <w:tblPr>
+      <w:tblInd w:w="0" w:type="dxa"/>
       <w:tblBorders>
         <w:top w:val="single" w:sz="4" w:space="0" w:color="auto"/>
         <w:left w:val="single" w:sz="4" w:space="0" w:color="auto"/>
@@ -8859,6 +7888,12 @@
         <w:insideH w:val="single" w:sz="4" w:space="0" w:color="auto"/>
         <w:insideV w:val="single" w:sz="4" w:space="0" w:color="auto"/>
       </w:tblBorders>
+      <w:tblCellMar>
+        <w:top w:w="0" w:type="dxa"/>
+        <w:left w:w="108" w:type="dxa"/>
+        <w:bottom w:w="0" w:type="dxa"/>
+        <w:right w:w="108" w:type="dxa"/>
+      </w:tblCellMar>
     </w:tblPr>
   </w:style>
   <w:style w:type="paragraph" w:styleId="ad">
@@ -9467,7 +8502,7 @@
 </file>
 
 <file path=customXml/itemProps1.xml><?xml version="1.0" encoding="utf-8"?>
-<ds:datastoreItem xmlns:ds="http://schemas.openxmlformats.org/officeDocument/2006/customXml" ds:itemID="{7F5B8844-D625-44EB-A5DB-843FA4A343A1}">
+<ds:datastoreItem xmlns:ds="http://schemas.openxmlformats.org/officeDocument/2006/customXml" ds:itemID="{2C1A6A71-3C28-489E-99D7-6B226791FF3A}">
   <ds:schemaRefs>
     <ds:schemaRef ds:uri="http://schemas.openxmlformats.org/officeDocument/2006/bibliography"/>
   </ds:schemaRefs>

--- a/Технология разработки ПО/git.docx
+++ b/Технология разработки ПО/git.docx
@@ -586,7 +586,7 @@
           <w:r>
             <w:fldChar w:fldCharType="separate"/>
           </w:r>
-          <w:hyperlink w:anchor="_Toc221178984" w:history="1">
+          <w:hyperlink w:anchor="_Toc221021458" w:history="1">
             <w:r>
               <w:rPr>
                 <w:rStyle w:val="aa"/>
@@ -613,7 +613,7 @@
                 <w:noProof/>
                 <w:webHidden/>
               </w:rPr>
-              <w:instrText xml:space="preserve"> PAGEREF _Toc221178984 \h </w:instrText>
+              <w:instrText xml:space="preserve"> PAGEREF _Toc221021458 \h </w:instrText>
             </w:r>
             <w:r>
               <w:rPr>
@@ -657,7 +657,7 @@
               <w:lang w:eastAsia="ru-RU"/>
             </w:rPr>
           </w:pPr>
-          <w:hyperlink w:anchor="_Toc221178985" w:history="1">
+          <w:hyperlink w:anchor="_Toc221021459" w:history="1">
             <w:r>
               <w:rPr>
                 <w:rStyle w:val="aa"/>
@@ -684,7 +684,7 @@
                 <w:noProof/>
                 <w:webHidden/>
               </w:rPr>
-              <w:instrText xml:space="preserve"> PAGEREF _Toc221178985 \h </w:instrText>
+              <w:instrText xml:space="preserve"> PAGEREF _Toc221021459 \h </w:instrText>
             </w:r>
             <w:r>
               <w:rPr>
@@ -728,7 +728,7 @@
               <w:lang w:eastAsia="ru-RU"/>
             </w:rPr>
           </w:pPr>
-          <w:hyperlink w:anchor="_Toc221178986" w:history="1">
+          <w:hyperlink w:anchor="_Toc221021460" w:history="1">
             <w:r>
               <w:rPr>
                 <w:rStyle w:val="aa"/>
@@ -755,7 +755,7 @@
                 <w:noProof/>
                 <w:webHidden/>
               </w:rPr>
-              <w:instrText xml:space="preserve"> PAGEREF _Toc221178986 \h </w:instrText>
+              <w:instrText xml:space="preserve"> PAGEREF _Toc221021460 \h </w:instrText>
             </w:r>
             <w:r>
               <w:rPr>
@@ -799,7 +799,7 @@
               <w:lang w:eastAsia="ru-RU"/>
             </w:rPr>
           </w:pPr>
-          <w:hyperlink w:anchor="_Toc221178987" w:history="1">
+          <w:hyperlink w:anchor="_Toc221021461" w:history="1">
             <w:r>
               <w:rPr>
                 <w:rStyle w:val="aa"/>
@@ -826,7 +826,7 @@
                 <w:noProof/>
                 <w:webHidden/>
               </w:rPr>
-              <w:instrText xml:space="preserve"> PAGEREF _Toc221178987 \h </w:instrText>
+              <w:instrText xml:space="preserve"> PAGEREF _Toc221021461 \h </w:instrText>
             </w:r>
             <w:r>
               <w:rPr>
@@ -870,13 +870,13 @@
               <w:lang w:eastAsia="ru-RU"/>
             </w:rPr>
           </w:pPr>
-          <w:hyperlink w:anchor="_Toc221178988" w:history="1">
+          <w:hyperlink w:anchor="_Toc221021462" w:history="1">
             <w:r>
               <w:rPr>
                 <w:rStyle w:val="aa"/>
                 <w:noProof/>
               </w:rPr>
-              <w:t>Лабораторная работа №5</w:t>
+              <w:t>Лабораторная №5</w:t>
             </w:r>
             <w:r>
               <w:rPr>
@@ -897,7 +897,7 @@
                 <w:noProof/>
                 <w:webHidden/>
               </w:rPr>
-              <w:instrText xml:space="preserve"> PAGEREF _Toc221178988 \h </w:instrText>
+              <w:instrText xml:space="preserve"> PAGEREF _Toc221021462 \h </w:instrText>
             </w:r>
             <w:r>
               <w:rPr>
@@ -941,7 +941,7 @@
               <w:lang w:eastAsia="ru-RU"/>
             </w:rPr>
           </w:pPr>
-          <w:hyperlink w:anchor="_Toc221178989" w:history="1">
+          <w:hyperlink w:anchor="_Toc221021463" w:history="1">
             <w:r>
               <w:rPr>
                 <w:rStyle w:val="aa"/>
@@ -968,7 +968,7 @@
                 <w:noProof/>
                 <w:webHidden/>
               </w:rPr>
-              <w:instrText xml:space="preserve"> PAGEREF _Toc221178989 \h </w:instrText>
+              <w:instrText xml:space="preserve"> PAGEREF _Toc221021463 \h </w:instrText>
             </w:r>
             <w:r>
               <w:rPr>
@@ -1041,15 +1041,21 @@
           <w:sz w:val="44"/>
         </w:rPr>
       </w:pPr>
-      <w:bookmarkStart w:id="0" w:name="_Toc221178984"/>
+      <w:bookmarkStart w:id="0" w:name="_Toc221021458"/>
       <w:r>
         <w:rPr>
           <w:sz w:val="44"/>
         </w:rPr>
         <w:lastRenderedPageBreak/>
-        <w:t>Лабораторная работа №3</w:t>
+        <w:t>Лабораторная работа №</w:t>
       </w:r>
       <w:bookmarkEnd w:id="0"/>
+      <w:r>
+        <w:rPr>
+          <w:sz w:val="44"/>
+        </w:rPr>
+        <w:t>2</w:t>
+      </w:r>
     </w:p>
     <w:p>
       <w:pPr>
@@ -1850,6 +1856,68 @@
         <w:rPr>
           <w:rFonts w:cs="Times New Roman"/>
           <w:szCs w:val="28"/>
+        </w:rPr>
+      </w:pPr>
+    </w:p>
+    <w:p>
+      <w:pPr>
+        <w:rPr>
+          <w:rFonts w:cs="Times New Roman"/>
+          <w:szCs w:val="28"/>
+        </w:rPr>
+      </w:pPr>
+    </w:p>
+    <w:p>
+      <w:pPr>
+        <w:rPr>
+          <w:rFonts w:cs="Times New Roman"/>
+          <w:szCs w:val="28"/>
+        </w:rPr>
+      </w:pPr>
+    </w:p>
+    <w:p>
+      <w:pPr>
+        <w:rPr>
+          <w:rFonts w:cs="Times New Roman"/>
+          <w:szCs w:val="28"/>
+        </w:rPr>
+      </w:pPr>
+    </w:p>
+    <w:p>
+      <w:pPr>
+        <w:pStyle w:val="1"/>
+        <w:jc w:val="center"/>
+        <w:rPr>
+          <w:sz w:val="44"/>
+        </w:rPr>
+      </w:pPr>
+      <w:r>
+        <w:rPr>
+          <w:sz w:val="44"/>
+        </w:rPr>
+        <w:lastRenderedPageBreak/>
+        <w:t>Лабораторная работа №</w:t>
+      </w:r>
+      <w:r>
+        <w:rPr>
+          <w:sz w:val="44"/>
+        </w:rPr>
+        <w:t>3</w:t>
+      </w:r>
+    </w:p>
+    <w:p>
+      <w:pPr>
+        <w:rPr>
+          <w:rFonts w:cs="Times New Roman"/>
+          <w:szCs w:val="28"/>
+        </w:rPr>
+      </w:pPr>
+    </w:p>
+    <w:p>
+      <w:pPr>
+        <w:rPr>
+          <w:rFonts w:cs="Times New Roman"/>
+          <w:szCs w:val="28"/>
           <w:lang w:val="en-US"/>
         </w:rPr>
       </w:pPr>
@@ -2309,6 +2377,7 @@
           <w:szCs w:val="28"/>
           <w:lang w:val="en-US"/>
         </w:rPr>
+        <w:lastRenderedPageBreak/>
         <w:t>Esc</w:t>
       </w:r>
       <w:r>
@@ -2445,7 +2514,6 @@
           <w:szCs w:val="28"/>
           <w:lang w:eastAsia="ru-RU"/>
         </w:rPr>
-        <w:lastRenderedPageBreak/>
         <w:drawing>
           <wp:anchor distT="0" distB="0" distL="114300" distR="114300" simplePos="0" relativeHeight="251658240" behindDoc="0" locked="0" layoutInCell="1" allowOverlap="1">
             <wp:simplePos x="0" y="0"/>
@@ -2737,6 +2805,7 @@
           <w:noProof/>
           <w:lang w:eastAsia="ru-RU"/>
         </w:rPr>
+        <w:lastRenderedPageBreak/>
         <w:drawing>
           <wp:inline distT="0" distB="0" distL="0" distR="0">
             <wp:extent cx="5816600" cy="2076450"/>
@@ -2925,7 +2994,6 @@
           <w:rFonts w:cs="Times New Roman"/>
           <w:szCs w:val="28"/>
         </w:rPr>
-        <w:lastRenderedPageBreak/>
         <w:t>Добавляем файлы под контроль гита</w:t>
       </w:r>
     </w:p>
@@ -3006,6 +3074,7 @@
           <w:noProof/>
           <w:lang w:eastAsia="ru-RU"/>
         </w:rPr>
+        <w:lastRenderedPageBreak/>
         <w:drawing>
           <wp:inline distT="0" distB="0" distL="0" distR="0">
             <wp:extent cx="4324350" cy="1174750"/>
@@ -3119,7 +3188,6 @@
           <w:rFonts w:cs="Times New Roman"/>
           <w:szCs w:val="28"/>
         </w:rPr>
-        <w:lastRenderedPageBreak/>
         <w:t xml:space="preserve">Изменяем содержимое файла </w:t>
       </w:r>
       <w:r>
@@ -3276,6 +3344,7 @@
           <w:noProof/>
           <w:lang w:eastAsia="ru-RU"/>
         </w:rPr>
+        <w:lastRenderedPageBreak/>
         <w:drawing>
           <wp:inline distT="0" distB="0" distL="0" distR="0">
             <wp:extent cx="5499100" cy="2463800"/>
@@ -3590,7 +3659,6 @@
           <w:szCs w:val="28"/>
           <w:lang w:val="en-US"/>
         </w:rPr>
-        <w:lastRenderedPageBreak/>
         <w:t xml:space="preserve">Git reset –hard HEAD – </w:t>
       </w:r>
       <w:r>
@@ -3780,6 +3848,7 @@
           <w:noProof/>
           <w:lang w:eastAsia="ru-RU"/>
         </w:rPr>
+        <w:lastRenderedPageBreak/>
         <w:drawing>
           <wp:inline distT="0" distB="0" distL="0" distR="0">
             <wp:extent cx="4775200" cy="2889250"/>
@@ -3825,7 +3894,7 @@
           <w:sz w:val="40"/>
         </w:rPr>
       </w:pPr>
-      <w:bookmarkStart w:id="1" w:name="_Toc221178985"/>
+      <w:bookmarkStart w:id="1" w:name="_Toc221021459"/>
       <w:r>
         <w:rPr>
           <w:sz w:val="40"/>
@@ -4027,104 +4096,104 @@
           <w:rFonts w:cs="Times New Roman"/>
           <w:szCs w:val="28"/>
         </w:rPr>
+        <w:t xml:space="preserve">Выполняем команду </w:t>
+      </w:r>
+      <w:r>
+        <w:rPr>
+          <w:rFonts w:cs="Times New Roman"/>
+          <w:szCs w:val="28"/>
+          <w:lang w:val="en-US"/>
+        </w:rPr>
+        <w:t>git</w:t>
+      </w:r>
+      <w:r>
+        <w:rPr>
+          <w:rFonts w:cs="Times New Roman"/>
+          <w:szCs w:val="28"/>
+        </w:rPr>
+        <w:t xml:space="preserve"> </w:t>
+      </w:r>
+      <w:r>
+        <w:rPr>
+          <w:rFonts w:cs="Times New Roman"/>
+          <w:szCs w:val="28"/>
+          <w:lang w:val="en-US"/>
+        </w:rPr>
+        <w:t>status</w:t>
+      </w:r>
+      <w:r>
+        <w:rPr>
+          <w:rFonts w:cs="Times New Roman"/>
+          <w:szCs w:val="28"/>
+        </w:rPr>
+        <w:t xml:space="preserve"> </w:t>
+      </w:r>
+      <w:r>
+        <w:rPr>
+          <w:rFonts w:cs="Times New Roman"/>
+          <w:szCs w:val="28"/>
+        </w:rPr>
+        <w:t>для просмотра текущего статуса проекта</w:t>
+      </w:r>
+      <w:r>
+        <w:rPr>
+          <w:rFonts w:cs="Times New Roman"/>
+          <w:szCs w:val="28"/>
+        </w:rPr>
+        <w:t xml:space="preserve">, </w:t>
+      </w:r>
+      <w:r>
+        <w:rPr>
+          <w:rFonts w:cs="Times New Roman"/>
+          <w:szCs w:val="28"/>
+        </w:rPr>
+        <w:t xml:space="preserve">видим что файл находится в неотслеживаемом состоянии, для того чтобы он изменил свое состояние до отслеживаемого изменяемого выполняем команду </w:t>
+      </w:r>
+      <w:r>
+        <w:rPr>
+          <w:rFonts w:cs="Times New Roman"/>
+          <w:szCs w:val="28"/>
+          <w:lang w:val="en-US"/>
+        </w:rPr>
+        <w:t>git</w:t>
+      </w:r>
+      <w:r>
+        <w:rPr>
+          <w:rFonts w:cs="Times New Roman"/>
+          <w:szCs w:val="28"/>
+        </w:rPr>
+        <w:t xml:space="preserve"> </w:t>
+      </w:r>
+      <w:r>
+        <w:rPr>
+          <w:rFonts w:cs="Times New Roman"/>
+          <w:szCs w:val="28"/>
+          <w:lang w:val="en-US"/>
+        </w:rPr>
+        <w:t>add</w:t>
+      </w:r>
+      <w:r>
+        <w:rPr>
+          <w:rFonts w:cs="Times New Roman"/>
+          <w:szCs w:val="28"/>
+        </w:rPr>
+        <w:t xml:space="preserve"> * </w:t>
+      </w:r>
+    </w:p>
+    <w:p>
+      <w:pPr>
+        <w:rPr>
+          <w:rFonts w:cs="Times New Roman"/>
+          <w:szCs w:val="28"/>
+          <w:lang w:val="en-US"/>
+        </w:rPr>
+      </w:pPr>
+      <w:r>
+        <w:rPr>
+          <w:noProof/>
+          <w:lang w:eastAsia="ru-RU"/>
+        </w:rPr>
         <w:lastRenderedPageBreak/>
-        <w:t xml:space="preserve">Выполняем команду </w:t>
-      </w:r>
-      <w:r>
-        <w:rPr>
-          <w:rFonts w:cs="Times New Roman"/>
-          <w:szCs w:val="28"/>
-          <w:lang w:val="en-US"/>
-        </w:rPr>
-        <w:t>git</w:t>
-      </w:r>
-      <w:r>
-        <w:rPr>
-          <w:rFonts w:cs="Times New Roman"/>
-          <w:szCs w:val="28"/>
-        </w:rPr>
-        <w:t xml:space="preserve"> </w:t>
-      </w:r>
-      <w:r>
-        <w:rPr>
-          <w:rFonts w:cs="Times New Roman"/>
-          <w:szCs w:val="28"/>
-          <w:lang w:val="en-US"/>
-        </w:rPr>
-        <w:t>status</w:t>
-      </w:r>
-      <w:r>
-        <w:rPr>
-          <w:rFonts w:cs="Times New Roman"/>
-          <w:szCs w:val="28"/>
-        </w:rPr>
-        <w:t xml:space="preserve"> </w:t>
-      </w:r>
-      <w:r>
-        <w:rPr>
-          <w:rFonts w:cs="Times New Roman"/>
-          <w:szCs w:val="28"/>
-        </w:rPr>
-        <w:t>для просмотра текущего статуса проекта</w:t>
-      </w:r>
-      <w:r>
-        <w:rPr>
-          <w:rFonts w:cs="Times New Roman"/>
-          <w:szCs w:val="28"/>
-        </w:rPr>
-        <w:t xml:space="preserve">, </w:t>
-      </w:r>
-      <w:r>
-        <w:rPr>
-          <w:rFonts w:cs="Times New Roman"/>
-          <w:szCs w:val="28"/>
-        </w:rPr>
-        <w:t xml:space="preserve">видим что файл находится в неотслеживаемом состоянии, для того чтобы он изменил свое состояние до отслеживаемого изменяемого выполняем команду </w:t>
-      </w:r>
-      <w:r>
-        <w:rPr>
-          <w:rFonts w:cs="Times New Roman"/>
-          <w:szCs w:val="28"/>
-          <w:lang w:val="en-US"/>
-        </w:rPr>
-        <w:t>git</w:t>
-      </w:r>
-      <w:r>
-        <w:rPr>
-          <w:rFonts w:cs="Times New Roman"/>
-          <w:szCs w:val="28"/>
-        </w:rPr>
-        <w:t xml:space="preserve"> </w:t>
-      </w:r>
-      <w:r>
-        <w:rPr>
-          <w:rFonts w:cs="Times New Roman"/>
-          <w:szCs w:val="28"/>
-          <w:lang w:val="en-US"/>
-        </w:rPr>
-        <w:t>add</w:t>
-      </w:r>
-      <w:r>
-        <w:rPr>
-          <w:rFonts w:cs="Times New Roman"/>
-          <w:szCs w:val="28"/>
-        </w:rPr>
-        <w:t xml:space="preserve"> * </w:t>
-      </w:r>
-    </w:p>
-    <w:p>
-      <w:pPr>
-        <w:rPr>
-          <w:rFonts w:cs="Times New Roman"/>
-          <w:szCs w:val="28"/>
-          <w:lang w:val="en-US"/>
-        </w:rPr>
-      </w:pPr>
-      <w:r>
-        <w:rPr>
-          <w:noProof/>
-          <w:lang w:eastAsia="ru-RU"/>
-        </w:rPr>
         <w:drawing>
           <wp:inline distT="0" distB="0" distL="0" distR="0">
             <wp:extent cx="5461000" cy="3155950"/>
@@ -4329,7 +4398,6 @@
           <w:noProof/>
           <w:lang w:eastAsia="ru-RU"/>
         </w:rPr>
-        <w:lastRenderedPageBreak/>
         <w:drawing>
           <wp:inline distT="0" distB="0" distL="0" distR="0">
             <wp:extent cx="3968750" cy="3183783"/>
@@ -4379,6 +4447,7 @@
           <w:rFonts w:cs="Times New Roman"/>
           <w:szCs w:val="28"/>
         </w:rPr>
+        <w:lastRenderedPageBreak/>
         <w:t xml:space="preserve">После выполнения всех коммитов просматриваем список этих коммитов через команды </w:t>
       </w:r>
       <w:r>
@@ -4516,7 +4585,6 @@
           <w:szCs w:val="28"/>
           <w:lang w:eastAsia="ru-RU"/>
         </w:rPr>
-        <w:lastRenderedPageBreak/>
         <w:drawing>
           <wp:inline distT="0" distB="0" distL="0" distR="0">
             <wp:extent cx="5940425" cy="1993169"/>
@@ -4715,6 +4783,7 @@
           <w:szCs w:val="28"/>
           <w:lang w:eastAsia="ru-RU"/>
         </w:rPr>
+        <w:lastRenderedPageBreak/>
         <w:drawing>
           <wp:inline distT="0" distB="0" distL="0" distR="0">
             <wp:extent cx="5143500" cy="2012950"/>
@@ -4893,7 +4962,6 @@
           <w:rFonts w:cs="Times New Roman"/>
           <w:szCs w:val="28"/>
         </w:rPr>
-        <w:lastRenderedPageBreak/>
         <w:t xml:space="preserve">%ad </w:t>
       </w:r>
       <w:r>
@@ -5128,11 +5196,12 @@
           <w:sz w:val="52"/>
         </w:rPr>
       </w:pPr>
-      <w:bookmarkStart w:id="2" w:name="_Toc221178986"/>
+      <w:bookmarkStart w:id="2" w:name="_Toc221021460"/>
       <w:r>
         <w:rPr>
           <w:sz w:val="52"/>
         </w:rPr>
+        <w:lastRenderedPageBreak/>
         <w:t>Лабораторная работа №4</w:t>
       </w:r>
       <w:bookmarkEnd w:id="2"/>
@@ -5206,7 +5275,6 @@
           <w:noProof/>
           <w:lang w:eastAsia="ru-RU"/>
         </w:rPr>
-        <w:lastRenderedPageBreak/>
         <w:drawing>
           <wp:inline distT="0" distB="0" distL="0" distR="0">
             <wp:extent cx="5940425" cy="2733859"/>
@@ -5303,6 +5371,7 @@
           <w:noProof/>
           <w:lang w:eastAsia="ru-RU"/>
         </w:rPr>
+        <w:lastRenderedPageBreak/>
         <w:drawing>
           <wp:inline distT="0" distB="0" distL="0" distR="0">
             <wp:extent cx="5940425" cy="1137933"/>
@@ -5351,7 +5420,6 @@
           <w:noProof/>
           <w:lang w:eastAsia="ru-RU"/>
         </w:rPr>
-        <w:lastRenderedPageBreak/>
         <w:drawing>
           <wp:inline distT="0" distB="0" distL="0" distR="0">
             <wp:extent cx="5940425" cy="1925166"/>
@@ -5538,7 +5606,7 @@
           <w:sz w:val="44"/>
         </w:rPr>
       </w:pPr>
-      <w:bookmarkStart w:id="3" w:name="_Toc221178987"/>
+      <w:bookmarkStart w:id="3" w:name="_Toc221021461"/>
       <w:r>
         <w:rPr>
           <w:sz w:val="44"/>
@@ -5558,6 +5626,7 @@
           <w:noProof/>
           <w:lang w:eastAsia="ru-RU"/>
         </w:rPr>
+        <w:lastRenderedPageBreak/>
         <w:drawing>
           <wp:inline distT="0" distB="0" distL="0" distR="0">
             <wp:extent cx="5940425" cy="2321920"/>
@@ -5828,6 +5897,7 @@
           <w:noProof/>
           <w:lang w:eastAsia="ru-RU"/>
         </w:rPr>
+        <w:lastRenderedPageBreak/>
         <w:drawing>
           <wp:inline distT="0" distB="0" distL="0" distR="0">
             <wp:extent cx="4013200" cy="473079"/>
@@ -5943,7 +6013,6 @@
           <w:noProof/>
           <w:lang w:eastAsia="ru-RU"/>
         </w:rPr>
-        <w:lastRenderedPageBreak/>
         <w:drawing>
           <wp:inline distT="0" distB="0" distL="0" distR="0">
             <wp:extent cx="3714750" cy="1458157"/>
@@ -6200,7 +6269,6 @@
           <w:noProof/>
           <w:lang w:eastAsia="ru-RU"/>
         </w:rPr>
-        <w:lastRenderedPageBreak/>
         <w:t>Делаем несколько коммитиво и пушим в гитхаб</w:t>
       </w:r>
     </w:p>
@@ -6275,6 +6343,7 @@
           <w:noProof/>
           <w:lang w:eastAsia="ru-RU"/>
         </w:rPr>
+        <w:lastRenderedPageBreak/>
         <w:drawing>
           <wp:inline distT="0" distB="0" distL="0" distR="0">
             <wp:extent cx="5940425" cy="1856041"/>
@@ -6334,7 +6403,6 @@
           <w:noProof/>
           <w:lang w:eastAsia="ru-RU"/>
         </w:rPr>
-        <w:lastRenderedPageBreak/>
         <w:t xml:space="preserve">Проверяем в гит хабе коммиты </w:t>
       </w:r>
       <w:r>
@@ -6435,7 +6503,7 @@
           <w:sz w:val="48"/>
         </w:rPr>
       </w:pPr>
-      <w:bookmarkStart w:id="4" w:name="_Toc221178988"/>
+      <w:bookmarkStart w:id="4" w:name="_Toc221021462"/>
       <w:r>
         <w:rPr>
           <w:sz w:val="48"/>
@@ -6510,6 +6578,7 @@
           <w:noProof/>
           <w:lang w:eastAsia="ru-RU"/>
         </w:rPr>
+        <w:lastRenderedPageBreak/>
         <w:drawing>
           <wp:inline distT="0" distB="0" distL="0" distR="0">
             <wp:extent cx="3663950" cy="1149350"/>
@@ -6632,7 +6701,6 @@
         <w:rPr>
           <w:lang w:val="en-US"/>
         </w:rPr>
-        <w:lastRenderedPageBreak/>
         <w:t xml:space="preserve">Git remote – </w:t>
       </w:r>
       <w:r>
@@ -6936,7 +7004,7 @@
           <w:sz w:val="48"/>
         </w:rPr>
       </w:pPr>
-      <w:bookmarkStart w:id="5" w:name="_Toc221178989"/>
+      <w:bookmarkStart w:id="5" w:name="_Toc221021463"/>
       <w:r>
         <w:rPr>
           <w:sz w:val="48"/>
@@ -6961,6 +7029,7 @@
           <w:noProof/>
           <w:lang w:eastAsia="ru-RU"/>
         </w:rPr>
+        <w:lastRenderedPageBreak/>
         <w:drawing>
           <wp:inline distT="0" distB="0" distL="0" distR="0">
             <wp:extent cx="5772150" cy="2413000"/>
@@ -7009,7 +7078,6 @@
           <w:noProof/>
           <w:lang w:eastAsia="ru-RU"/>
         </w:rPr>
-        <w:lastRenderedPageBreak/>
         <w:drawing>
           <wp:inline distT="0" distB="0" distL="0" distR="0">
             <wp:extent cx="5746750" cy="2082800"/>
@@ -7184,15 +7252,2116 @@
           <w:lang w:val="en-US"/>
         </w:rPr>
       </w:pPr>
+    </w:p>
+    <w:p>
+      <w:pPr>
+        <w:pStyle w:val="1"/>
+        <w:jc w:val="center"/>
+        <w:rPr>
+          <w:sz w:val="40"/>
+        </w:rPr>
+      </w:pPr>
+      <w:r>
+        <w:rPr>
+          <w:sz w:val="40"/>
+        </w:rPr>
+        <w:lastRenderedPageBreak/>
+        <w:t>Лабораторная работа №7</w:t>
+      </w:r>
+    </w:p>
+    <w:p>
+      <w:r>
+        <w:t xml:space="preserve">Создаем папку для репозитория </w:t>
+      </w:r>
+      <w:r>
+        <w:rPr>
+          <w:noProof/>
+          <w:lang w:eastAsia="ru-RU"/>
+        </w:rPr>
+        <w:drawing>
+          <wp:inline distT="0" distB="0" distL="0" distR="0">
+            <wp:extent cx="4896091" cy="2234375"/>
+            <wp:effectExtent l="0" t="0" r="0" b="0"/>
+            <wp:docPr id="63" name="Рисунок 63"/>
+            <wp:cNvGraphicFramePr>
+              <a:graphicFrameLocks xmlns:a="http://schemas.openxmlformats.org/drawingml/2006/main" noChangeAspect="1"/>
+            </wp:cNvGraphicFramePr>
+            <a:graphic xmlns:a="http://schemas.openxmlformats.org/drawingml/2006/main">
+              <a:graphicData uri="http://schemas.openxmlformats.org/drawingml/2006/picture">
+                <pic:pic xmlns:pic="http://schemas.openxmlformats.org/drawingml/2006/picture">
+                  <pic:nvPicPr>
+                    <pic:cNvPr id="0" name=""/>
+                    <pic:cNvPicPr/>
+                  </pic:nvPicPr>
+                  <pic:blipFill>
+                    <a:blip r:embed="rId73" cstate="print"/>
+                    <a:stretch>
+                      <a:fillRect/>
+                    </a:stretch>
+                  </pic:blipFill>
+                  <pic:spPr>
+                    <a:xfrm>
+                      <a:off x="0" y="0"/>
+                      <a:ext cx="4899824" cy="2236078"/>
+                    </a:xfrm>
+                    <a:prstGeom prst="rect">
+                      <a:avLst/>
+                    </a:prstGeom>
+                  </pic:spPr>
+                </pic:pic>
+              </a:graphicData>
+            </a:graphic>
+          </wp:inline>
+        </w:drawing>
+      </w:r>
+    </w:p>
+    <w:p>
+      <w:r>
+        <w:t>Инициализируем репозиторий</w:t>
+      </w:r>
+    </w:p>
+    <w:p>
+      <w:r>
+        <w:rPr>
+          <w:noProof/>
+          <w:lang w:eastAsia="ru-RU"/>
+        </w:rPr>
+        <w:drawing>
+          <wp:inline distT="0" distB="0" distL="0" distR="0">
+            <wp:extent cx="4768770" cy="977969"/>
+            <wp:effectExtent l="0" t="0" r="0" b="0"/>
+            <wp:docPr id="65" name="Рисунок 65"/>
+            <wp:cNvGraphicFramePr>
+              <a:graphicFrameLocks xmlns:a="http://schemas.openxmlformats.org/drawingml/2006/main" noChangeAspect="1"/>
+            </wp:cNvGraphicFramePr>
+            <a:graphic xmlns:a="http://schemas.openxmlformats.org/drawingml/2006/main">
+              <a:graphicData uri="http://schemas.openxmlformats.org/drawingml/2006/picture">
+                <pic:pic xmlns:pic="http://schemas.openxmlformats.org/drawingml/2006/picture">
+                  <pic:nvPicPr>
+                    <pic:cNvPr id="0" name=""/>
+                    <pic:cNvPicPr/>
+                  </pic:nvPicPr>
+                  <pic:blipFill>
+                    <a:blip r:embed="rId74" cstate="print"/>
+                    <a:stretch>
+                      <a:fillRect/>
+                    </a:stretch>
+                  </pic:blipFill>
+                  <pic:spPr>
+                    <a:xfrm>
+                      <a:off x="0" y="0"/>
+                      <a:ext cx="4780180" cy="980309"/>
+                    </a:xfrm>
+                    <a:prstGeom prst="rect">
+                      <a:avLst/>
+                    </a:prstGeom>
+                  </pic:spPr>
+                </pic:pic>
+              </a:graphicData>
+            </a:graphic>
+          </wp:inline>
+        </w:drawing>
+      </w:r>
+    </w:p>
+    <w:p>
+      <w:r>
+        <w:t>Проверяем есть ли у нас какие то коммиты и какая ветка</w:t>
+      </w:r>
+    </w:p>
+    <w:p>
+      <w:r>
+        <w:rPr>
+          <w:noProof/>
+          <w:lang w:eastAsia="ru-RU"/>
+        </w:rPr>
+        <w:drawing>
+          <wp:inline distT="0" distB="0" distL="0" distR="0">
+            <wp:extent cx="5940425" cy="1336580"/>
+            <wp:effectExtent l="0" t="0" r="0" b="0"/>
+            <wp:docPr id="66" name="Рисунок 66"/>
+            <wp:cNvGraphicFramePr>
+              <a:graphicFrameLocks xmlns:a="http://schemas.openxmlformats.org/drawingml/2006/main" noChangeAspect="1"/>
+            </wp:cNvGraphicFramePr>
+            <a:graphic xmlns:a="http://schemas.openxmlformats.org/drawingml/2006/main">
+              <a:graphicData uri="http://schemas.openxmlformats.org/drawingml/2006/picture">
+                <pic:pic xmlns:pic="http://schemas.openxmlformats.org/drawingml/2006/picture">
+                  <pic:nvPicPr>
+                    <pic:cNvPr id="0" name=""/>
+                    <pic:cNvPicPr/>
+                  </pic:nvPicPr>
+                  <pic:blipFill>
+                    <a:blip r:embed="rId75" cstate="print"/>
+                    <a:stretch>
+                      <a:fillRect/>
+                    </a:stretch>
+                  </pic:blipFill>
+                  <pic:spPr>
+                    <a:xfrm>
+                      <a:off x="0" y="0"/>
+                      <a:ext cx="5940425" cy="1336580"/>
+                    </a:xfrm>
+                    <a:prstGeom prst="rect">
+                      <a:avLst/>
+                    </a:prstGeom>
+                  </pic:spPr>
+                </pic:pic>
+              </a:graphicData>
+            </a:graphic>
+          </wp:inline>
+        </w:drawing>
+      </w:r>
+    </w:p>
+    <w:p>
+      <w:r>
+        <w:t xml:space="preserve">Создаем файл </w:t>
+      </w:r>
+      <w:r>
+        <w:rPr>
+          <w:lang w:val="en-US"/>
+        </w:rPr>
+        <w:t>Readme</w:t>
+      </w:r>
+      <w:r>
+        <w:t xml:space="preserve"> </w:t>
+      </w:r>
+    </w:p>
+    <w:p>
+      <w:r>
+        <w:t xml:space="preserve">И добавляем ее в контроль </w:t>
+      </w:r>
+      <w:r>
+        <w:rPr>
+          <w:lang w:val="en-US"/>
+        </w:rPr>
+        <w:t>git</w:t>
+      </w:r>
+      <w:r>
+        <w:t xml:space="preserve"> </w:t>
+      </w:r>
+      <w:r>
+        <w:t>и коммитим</w:t>
+      </w:r>
+    </w:p>
+    <w:p>
+      <w:r>
+        <w:rPr>
+          <w:noProof/>
+          <w:lang w:eastAsia="ru-RU"/>
+        </w:rPr>
+        <w:drawing>
+          <wp:inline distT="0" distB="0" distL="0" distR="0">
+            <wp:extent cx="5940425" cy="1551169"/>
+            <wp:effectExtent l="0" t="0" r="0" b="0"/>
+            <wp:docPr id="67" name="Рисунок 67"/>
+            <wp:cNvGraphicFramePr>
+              <a:graphicFrameLocks xmlns:a="http://schemas.openxmlformats.org/drawingml/2006/main" noChangeAspect="1"/>
+            </wp:cNvGraphicFramePr>
+            <a:graphic xmlns:a="http://schemas.openxmlformats.org/drawingml/2006/main">
+              <a:graphicData uri="http://schemas.openxmlformats.org/drawingml/2006/picture">
+                <pic:pic xmlns:pic="http://schemas.openxmlformats.org/drawingml/2006/picture">
+                  <pic:nvPicPr>
+                    <pic:cNvPr id="0" name=""/>
+                    <pic:cNvPicPr/>
+                  </pic:nvPicPr>
+                  <pic:blipFill>
+                    <a:blip r:embed="rId76" cstate="print"/>
+                    <a:stretch>
+                      <a:fillRect/>
+                    </a:stretch>
+                  </pic:blipFill>
+                  <pic:spPr>
+                    <a:xfrm>
+                      <a:off x="0" y="0"/>
+                      <a:ext cx="5940425" cy="1551169"/>
+                    </a:xfrm>
+                    <a:prstGeom prst="rect">
+                      <a:avLst/>
+                    </a:prstGeom>
+                  </pic:spPr>
+                </pic:pic>
+              </a:graphicData>
+            </a:graphic>
+          </wp:inline>
+        </w:drawing>
+      </w:r>
+    </w:p>
+    <w:p>
+      <w:r>
+        <w:t>Проверяем статус репозитория и в какой ветке находимся</w:t>
+      </w:r>
+    </w:p>
+    <w:p>
+      <w:r>
+        <w:rPr>
+          <w:noProof/>
+          <w:lang w:eastAsia="ru-RU"/>
+        </w:rPr>
+        <w:lastRenderedPageBreak/>
+        <w:drawing>
+          <wp:inline distT="0" distB="0" distL="0" distR="0">
+            <wp:extent cx="5940425" cy="965649"/>
+            <wp:effectExtent l="0" t="0" r="0" b="0"/>
+            <wp:docPr id="68" name="Рисунок 68"/>
+            <wp:cNvGraphicFramePr>
+              <a:graphicFrameLocks xmlns:a="http://schemas.openxmlformats.org/drawingml/2006/main" noChangeAspect="1"/>
+            </wp:cNvGraphicFramePr>
+            <a:graphic xmlns:a="http://schemas.openxmlformats.org/drawingml/2006/main">
+              <a:graphicData uri="http://schemas.openxmlformats.org/drawingml/2006/picture">
+                <pic:pic xmlns:pic="http://schemas.openxmlformats.org/drawingml/2006/picture">
+                  <pic:nvPicPr>
+                    <pic:cNvPr id="0" name=""/>
+                    <pic:cNvPicPr/>
+                  </pic:nvPicPr>
+                  <pic:blipFill>
+                    <a:blip r:embed="rId77" cstate="print"/>
+                    <a:stretch>
+                      <a:fillRect/>
+                    </a:stretch>
+                  </pic:blipFill>
+                  <pic:spPr>
+                    <a:xfrm>
+                      <a:off x="0" y="0"/>
+                      <a:ext cx="5940425" cy="965649"/>
+                    </a:xfrm>
+                    <a:prstGeom prst="rect">
+                      <a:avLst/>
+                    </a:prstGeom>
+                  </pic:spPr>
+                </pic:pic>
+              </a:graphicData>
+            </a:graphic>
+          </wp:inline>
+        </w:drawing>
+      </w:r>
+    </w:p>
+    <w:p>
+      <w:r>
+        <w:t>Смотрим список коммитов</w:t>
+      </w:r>
+    </w:p>
+    <w:p>
+      <w:r>
+        <w:rPr>
+          <w:noProof/>
+          <w:lang w:eastAsia="ru-RU"/>
+        </w:rPr>
+        <w:drawing>
+          <wp:inline distT="0" distB="0" distL="0" distR="0">
+            <wp:extent cx="5940425" cy="1222542"/>
+            <wp:effectExtent l="0" t="0" r="0" b="0"/>
+            <wp:docPr id="69" name="Рисунок 69"/>
+            <wp:cNvGraphicFramePr>
+              <a:graphicFrameLocks xmlns:a="http://schemas.openxmlformats.org/drawingml/2006/main" noChangeAspect="1"/>
+            </wp:cNvGraphicFramePr>
+            <a:graphic xmlns:a="http://schemas.openxmlformats.org/drawingml/2006/main">
+              <a:graphicData uri="http://schemas.openxmlformats.org/drawingml/2006/picture">
+                <pic:pic xmlns:pic="http://schemas.openxmlformats.org/drawingml/2006/picture">
+                  <pic:nvPicPr>
+                    <pic:cNvPr id="0" name=""/>
+                    <pic:cNvPicPr/>
+                  </pic:nvPicPr>
+                  <pic:blipFill>
+                    <a:blip r:embed="rId78" cstate="print"/>
+                    <a:stretch>
+                      <a:fillRect/>
+                    </a:stretch>
+                  </pic:blipFill>
+                  <pic:spPr>
+                    <a:xfrm>
+                      <a:off x="0" y="0"/>
+                      <a:ext cx="5940425" cy="1222542"/>
+                    </a:xfrm>
+                    <a:prstGeom prst="rect">
+                      <a:avLst/>
+                    </a:prstGeom>
+                  </pic:spPr>
+                </pic:pic>
+              </a:graphicData>
+            </a:graphic>
+          </wp:inline>
+        </w:drawing>
+      </w:r>
+    </w:p>
+    <w:p>
+      <w:r>
+        <w:t>Создаем новую ветку</w:t>
+      </w:r>
+    </w:p>
+    <w:p>
+      <w:pPr>
+        <w:rPr>
+          <w:lang w:val="en-US"/>
+        </w:rPr>
+      </w:pPr>
+      <w:r>
+        <w:rPr>
+          <w:noProof/>
+          <w:lang w:eastAsia="ru-RU"/>
+        </w:rPr>
+        <w:drawing>
+          <wp:inline distT="0" distB="0" distL="0" distR="0">
+            <wp:extent cx="5254906" cy="1235491"/>
+            <wp:effectExtent l="0" t="0" r="0" b="0"/>
+            <wp:docPr id="70" name="Рисунок 70"/>
+            <wp:cNvGraphicFramePr>
+              <a:graphicFrameLocks xmlns:a="http://schemas.openxmlformats.org/drawingml/2006/main" noChangeAspect="1"/>
+            </wp:cNvGraphicFramePr>
+            <a:graphic xmlns:a="http://schemas.openxmlformats.org/drawingml/2006/main">
+              <a:graphicData uri="http://schemas.openxmlformats.org/drawingml/2006/picture">
+                <pic:pic xmlns:pic="http://schemas.openxmlformats.org/drawingml/2006/picture">
+                  <pic:nvPicPr>
+                    <pic:cNvPr id="0" name=""/>
+                    <pic:cNvPicPr/>
+                  </pic:nvPicPr>
+                  <pic:blipFill>
+                    <a:blip r:embed="rId79" cstate="print"/>
+                    <a:stretch>
+                      <a:fillRect/>
+                    </a:stretch>
+                  </pic:blipFill>
+                  <pic:spPr>
+                    <a:xfrm>
+                      <a:off x="0" y="0"/>
+                      <a:ext cx="5262121" cy="1237187"/>
+                    </a:xfrm>
+                    <a:prstGeom prst="rect">
+                      <a:avLst/>
+                    </a:prstGeom>
+                  </pic:spPr>
+                </pic:pic>
+              </a:graphicData>
+            </a:graphic>
+          </wp:inline>
+        </w:drawing>
+      </w:r>
+    </w:p>
+    <w:p>
+      <w:r>
+        <w:t>И переходим в эту ветку</w:t>
+      </w:r>
+    </w:p>
+    <w:p>
+      <w:r>
+        <w:rPr>
+          <w:noProof/>
+          <w:lang w:eastAsia="ru-RU"/>
+        </w:rPr>
+        <w:drawing>
+          <wp:inline distT="0" distB="0" distL="0" distR="0">
+            <wp:extent cx="5940425" cy="1705060"/>
+            <wp:effectExtent l="0" t="0" r="0" b="0"/>
+            <wp:docPr id="71" name="Рисунок 71"/>
+            <wp:cNvGraphicFramePr>
+              <a:graphicFrameLocks xmlns:a="http://schemas.openxmlformats.org/drawingml/2006/main" noChangeAspect="1"/>
+            </wp:cNvGraphicFramePr>
+            <a:graphic xmlns:a="http://schemas.openxmlformats.org/drawingml/2006/main">
+              <a:graphicData uri="http://schemas.openxmlformats.org/drawingml/2006/picture">
+                <pic:pic xmlns:pic="http://schemas.openxmlformats.org/drawingml/2006/picture">
+                  <pic:nvPicPr>
+                    <pic:cNvPr id="0" name=""/>
+                    <pic:cNvPicPr/>
+                  </pic:nvPicPr>
+                  <pic:blipFill>
+                    <a:blip r:embed="rId80" cstate="print"/>
+                    <a:stretch>
+                      <a:fillRect/>
+                    </a:stretch>
+                  </pic:blipFill>
+                  <pic:spPr>
+                    <a:xfrm>
+                      <a:off x="0" y="0"/>
+                      <a:ext cx="5940425" cy="1705060"/>
+                    </a:xfrm>
+                    <a:prstGeom prst="rect">
+                      <a:avLst/>
+                    </a:prstGeom>
+                  </pic:spPr>
+                </pic:pic>
+              </a:graphicData>
+            </a:graphic>
+          </wp:inline>
+        </w:drawing>
+      </w:r>
+    </w:p>
+    <w:p>
+      <w:r>
+        <w:t xml:space="preserve">Меняем файл </w:t>
+      </w:r>
+      <w:r>
+        <w:rPr>
+          <w:lang w:val="en-US"/>
+        </w:rPr>
+        <w:t>README</w:t>
+      </w:r>
+      <w:r>
+        <w:t xml:space="preserve"> и коммитим в ветке </w:t>
+      </w:r>
+      <w:r>
+        <w:rPr>
+          <w:lang w:val="en-US"/>
+        </w:rPr>
+        <w:t>testing</w:t>
+      </w:r>
+    </w:p>
+    <w:p>
+      <w:pPr>
+        <w:rPr>
+          <w:lang w:val="en-US"/>
+        </w:rPr>
+      </w:pPr>
+      <w:r>
+        <w:rPr>
+          <w:noProof/>
+          <w:lang w:eastAsia="ru-RU"/>
+        </w:rPr>
+        <w:drawing>
+          <wp:inline distT="0" distB="0" distL="0" distR="0">
+            <wp:extent cx="5940425" cy="1225607"/>
+            <wp:effectExtent l="0" t="0" r="0" b="0"/>
+            <wp:docPr id="72" name="Рисунок 72"/>
+            <wp:cNvGraphicFramePr>
+              <a:graphicFrameLocks xmlns:a="http://schemas.openxmlformats.org/drawingml/2006/main" noChangeAspect="1"/>
+            </wp:cNvGraphicFramePr>
+            <a:graphic xmlns:a="http://schemas.openxmlformats.org/drawingml/2006/main">
+              <a:graphicData uri="http://schemas.openxmlformats.org/drawingml/2006/picture">
+                <pic:pic xmlns:pic="http://schemas.openxmlformats.org/drawingml/2006/picture">
+                  <pic:nvPicPr>
+                    <pic:cNvPr id="0" name=""/>
+                    <pic:cNvPicPr/>
+                  </pic:nvPicPr>
+                  <pic:blipFill>
+                    <a:blip r:embed="rId81" cstate="print"/>
+                    <a:stretch>
+                      <a:fillRect/>
+                    </a:stretch>
+                  </pic:blipFill>
+                  <pic:spPr>
+                    <a:xfrm>
+                      <a:off x="0" y="0"/>
+                      <a:ext cx="5940425" cy="1225607"/>
+                    </a:xfrm>
+                    <a:prstGeom prst="rect">
+                      <a:avLst/>
+                    </a:prstGeom>
+                  </pic:spPr>
+                </pic:pic>
+              </a:graphicData>
+            </a:graphic>
+          </wp:inline>
+        </w:drawing>
+      </w:r>
+    </w:p>
+    <w:p>
+      <w:r>
+        <w:t xml:space="preserve">Проверяем коммиты и видим что </w:t>
+      </w:r>
+      <w:r>
+        <w:t>коммиты находятся в разных ветках</w:t>
+      </w:r>
+    </w:p>
+    <w:p>
+      <w:r>
+        <w:rPr>
+          <w:noProof/>
+          <w:lang w:eastAsia="ru-RU"/>
+        </w:rPr>
+        <w:lastRenderedPageBreak/>
+        <w:drawing>
+          <wp:inline distT="0" distB="0" distL="0" distR="0">
+            <wp:extent cx="5940425" cy="2003644"/>
+            <wp:effectExtent l="0" t="0" r="0" b="0"/>
+            <wp:docPr id="73" name="Рисунок 73"/>
+            <wp:cNvGraphicFramePr>
+              <a:graphicFrameLocks xmlns:a="http://schemas.openxmlformats.org/drawingml/2006/main" noChangeAspect="1"/>
+            </wp:cNvGraphicFramePr>
+            <a:graphic xmlns:a="http://schemas.openxmlformats.org/drawingml/2006/main">
+              <a:graphicData uri="http://schemas.openxmlformats.org/drawingml/2006/picture">
+                <pic:pic xmlns:pic="http://schemas.openxmlformats.org/drawingml/2006/picture">
+                  <pic:nvPicPr>
+                    <pic:cNvPr id="0" name=""/>
+                    <pic:cNvPicPr/>
+                  </pic:nvPicPr>
+                  <pic:blipFill>
+                    <a:blip r:embed="rId82" cstate="print"/>
+                    <a:stretch>
+                      <a:fillRect/>
+                    </a:stretch>
+                  </pic:blipFill>
+                  <pic:spPr>
+                    <a:xfrm>
+                      <a:off x="0" y="0"/>
+                      <a:ext cx="5940425" cy="2003644"/>
+                    </a:xfrm>
+                    <a:prstGeom prst="rect">
+                      <a:avLst/>
+                    </a:prstGeom>
+                  </pic:spPr>
+                </pic:pic>
+              </a:graphicData>
+            </a:graphic>
+          </wp:inline>
+        </w:drawing>
+      </w:r>
+    </w:p>
+    <w:p>
+      <w:r>
+        <w:t>Переходим в ветку мастер и смотрим коммиты</w:t>
+      </w:r>
+    </w:p>
+    <w:p>
+      <w:r>
+        <w:rPr>
+          <w:noProof/>
+          <w:lang w:eastAsia="ru-RU"/>
+        </w:rPr>
+        <w:drawing>
+          <wp:inline distT="0" distB="0" distL="0" distR="0">
+            <wp:extent cx="5048509" cy="1638384"/>
+            <wp:effectExtent l="0" t="0" r="0" b="0"/>
+            <wp:docPr id="74" name="Рисунок 74"/>
+            <wp:cNvGraphicFramePr>
+              <a:graphicFrameLocks xmlns:a="http://schemas.openxmlformats.org/drawingml/2006/main" noChangeAspect="1"/>
+            </wp:cNvGraphicFramePr>
+            <a:graphic xmlns:a="http://schemas.openxmlformats.org/drawingml/2006/main">
+              <a:graphicData uri="http://schemas.openxmlformats.org/drawingml/2006/picture">
+                <pic:pic xmlns:pic="http://schemas.openxmlformats.org/drawingml/2006/picture">
+                  <pic:nvPicPr>
+                    <pic:cNvPr id="0" name=""/>
+                    <pic:cNvPicPr/>
+                  </pic:nvPicPr>
+                  <pic:blipFill>
+                    <a:blip r:embed="rId83" cstate="print"/>
+                    <a:stretch>
+                      <a:fillRect/>
+                    </a:stretch>
+                  </pic:blipFill>
+                  <pic:spPr>
+                    <a:xfrm>
+                      <a:off x="0" y="0"/>
+                      <a:ext cx="5048509" cy="1638384"/>
+                    </a:xfrm>
+                    <a:prstGeom prst="rect">
+                      <a:avLst/>
+                    </a:prstGeom>
+                  </pic:spPr>
+                </pic:pic>
+              </a:graphicData>
+            </a:graphic>
+          </wp:inline>
+        </w:drawing>
+      </w:r>
+    </w:p>
+    <w:p>
+      <w:r>
+        <w:t>Видим что отображаются коммиты только которые были сделаны в этой ветке</w:t>
+      </w:r>
+    </w:p>
+    <w:p>
+      <w:r>
+        <w:t xml:space="preserve">Добавляем новый файл и передаем под контроль гита в ветке </w:t>
+      </w:r>
+      <w:r>
+        <w:rPr>
+          <w:lang w:val="en-US"/>
+        </w:rPr>
+        <w:t>master</w:t>
+      </w:r>
+    </w:p>
+    <w:p>
+      <w:pPr>
+        <w:rPr>
+          <w:lang w:val="en-US"/>
+        </w:rPr>
+      </w:pPr>
+      <w:r>
+        <w:rPr>
+          <w:noProof/>
+          <w:lang w:eastAsia="ru-RU"/>
+        </w:rPr>
+        <w:drawing>
+          <wp:inline distT="0" distB="0" distL="0" distR="0">
+            <wp:extent cx="5940425" cy="676452"/>
+            <wp:effectExtent l="0" t="0" r="0" b="0"/>
+            <wp:docPr id="76" name="Рисунок 76"/>
+            <wp:cNvGraphicFramePr>
+              <a:graphicFrameLocks xmlns:a="http://schemas.openxmlformats.org/drawingml/2006/main" noChangeAspect="1"/>
+            </wp:cNvGraphicFramePr>
+            <a:graphic xmlns:a="http://schemas.openxmlformats.org/drawingml/2006/main">
+              <a:graphicData uri="http://schemas.openxmlformats.org/drawingml/2006/picture">
+                <pic:pic xmlns:pic="http://schemas.openxmlformats.org/drawingml/2006/picture">
+                  <pic:nvPicPr>
+                    <pic:cNvPr id="0" name=""/>
+                    <pic:cNvPicPr/>
+                  </pic:nvPicPr>
+                  <pic:blipFill>
+                    <a:blip r:embed="rId84" cstate="print"/>
+                    <a:stretch>
+                      <a:fillRect/>
+                    </a:stretch>
+                  </pic:blipFill>
+                  <pic:spPr>
+                    <a:xfrm>
+                      <a:off x="0" y="0"/>
+                      <a:ext cx="5940425" cy="676452"/>
+                    </a:xfrm>
+                    <a:prstGeom prst="rect">
+                      <a:avLst/>
+                    </a:prstGeom>
+                  </pic:spPr>
+                </pic:pic>
+              </a:graphicData>
+            </a:graphic>
+          </wp:inline>
+        </w:drawing>
+      </w:r>
+    </w:p>
+    <w:p>
+      <w:r>
+        <w:t>Коммитим и смотрим список коммитов, видим что добавился новый коммит</w:t>
+      </w:r>
+    </w:p>
+    <w:p>
+      <w:r>
+        <w:rPr>
+          <w:noProof/>
+          <w:lang w:eastAsia="ru-RU"/>
+        </w:rPr>
+        <w:lastRenderedPageBreak/>
+        <w:drawing>
+          <wp:inline distT="0" distB="0" distL="0" distR="0">
+            <wp:extent cx="5940425" cy="2995657"/>
+            <wp:effectExtent l="0" t="0" r="0" b="0"/>
+            <wp:docPr id="75" name="Рисунок 75"/>
+            <wp:cNvGraphicFramePr>
+              <a:graphicFrameLocks xmlns:a="http://schemas.openxmlformats.org/drawingml/2006/main" noChangeAspect="1"/>
+            </wp:cNvGraphicFramePr>
+            <a:graphic xmlns:a="http://schemas.openxmlformats.org/drawingml/2006/main">
+              <a:graphicData uri="http://schemas.openxmlformats.org/drawingml/2006/picture">
+                <pic:pic xmlns:pic="http://schemas.openxmlformats.org/drawingml/2006/picture">
+                  <pic:nvPicPr>
+                    <pic:cNvPr id="0" name=""/>
+                    <pic:cNvPicPr/>
+                  </pic:nvPicPr>
+                  <pic:blipFill>
+                    <a:blip r:embed="rId85" cstate="print"/>
+                    <a:stretch>
+                      <a:fillRect/>
+                    </a:stretch>
+                  </pic:blipFill>
+                  <pic:spPr>
+                    <a:xfrm>
+                      <a:off x="0" y="0"/>
+                      <a:ext cx="5940425" cy="2995657"/>
+                    </a:xfrm>
+                    <a:prstGeom prst="rect">
+                      <a:avLst/>
+                    </a:prstGeom>
+                  </pic:spPr>
+                </pic:pic>
+              </a:graphicData>
+            </a:graphic>
+          </wp:inline>
+        </w:drawing>
+      </w:r>
+    </w:p>
+    <w:p>
+      <w:r>
+        <w:t xml:space="preserve">Переходим в ветку </w:t>
+      </w:r>
+      <w:r>
+        <w:rPr>
+          <w:lang w:val="en-US"/>
+        </w:rPr>
+        <w:t>testing</w:t>
+      </w:r>
+      <w:r>
+        <w:t xml:space="preserve"> </w:t>
+      </w:r>
+      <w:r>
+        <w:t>и видим что ничего не поменялось в этой ветке, так и осталось 2 коммита</w:t>
+      </w:r>
+    </w:p>
+    <w:p>
+      <w:r>
+        <w:rPr>
+          <w:noProof/>
+          <w:lang w:eastAsia="ru-RU"/>
+        </w:rPr>
+        <w:drawing>
+          <wp:inline distT="0" distB="0" distL="0" distR="0">
+            <wp:extent cx="5434166" cy="2505919"/>
+            <wp:effectExtent l="0" t="0" r="0" b="0"/>
+            <wp:docPr id="77" name="Рисунок 77"/>
+            <wp:cNvGraphicFramePr>
+              <a:graphicFrameLocks xmlns:a="http://schemas.openxmlformats.org/drawingml/2006/main" noChangeAspect="1"/>
+            </wp:cNvGraphicFramePr>
+            <a:graphic xmlns:a="http://schemas.openxmlformats.org/drawingml/2006/main">
+              <a:graphicData uri="http://schemas.openxmlformats.org/drawingml/2006/picture">
+                <pic:pic xmlns:pic="http://schemas.openxmlformats.org/drawingml/2006/picture">
+                  <pic:nvPicPr>
+                    <pic:cNvPr id="0" name=""/>
+                    <pic:cNvPicPr/>
+                  </pic:nvPicPr>
+                  <pic:blipFill>
+                    <a:blip r:embed="rId86" cstate="print"/>
+                    <a:stretch>
+                      <a:fillRect/>
+                    </a:stretch>
+                  </pic:blipFill>
+                  <pic:spPr>
+                    <a:xfrm>
+                      <a:off x="0" y="0"/>
+                      <a:ext cx="5438063" cy="2507716"/>
+                    </a:xfrm>
+                    <a:prstGeom prst="rect">
+                      <a:avLst/>
+                    </a:prstGeom>
+                  </pic:spPr>
+                </pic:pic>
+              </a:graphicData>
+            </a:graphic>
+          </wp:inline>
+        </w:drawing>
+      </w:r>
+    </w:p>
+    <w:p>
+      <w:pPr>
+        <w:rPr>
+          <w:noProof/>
+          <w:lang w:eastAsia="ru-RU"/>
+        </w:rPr>
+      </w:pPr>
+      <w:r>
+        <w:t xml:space="preserve">Создаем новую ветку </w:t>
+      </w:r>
+      <w:r>
+        <w:rPr>
+          <w:noProof/>
+          <w:lang w:eastAsia="ru-RU"/>
+        </w:rPr>
+        <w:t xml:space="preserve"> </w:t>
+      </w:r>
+      <w:r>
+        <w:rPr>
+          <w:noProof/>
+          <w:lang w:eastAsia="ru-RU"/>
+        </w:rPr>
+        <w:t xml:space="preserve">перед этим перейдя в ветку </w:t>
+      </w:r>
+      <w:r>
+        <w:rPr>
+          <w:noProof/>
+          <w:lang w:val="en-US" w:eastAsia="ru-RU"/>
+        </w:rPr>
+        <w:t>master</w:t>
+      </w:r>
+    </w:p>
+    <w:p>
+      <w:r>
+        <w:rPr>
+          <w:noProof/>
+          <w:lang w:eastAsia="ru-RU"/>
+        </w:rPr>
+        <w:drawing>
+          <wp:inline distT="0" distB="0" distL="0" distR="0">
+            <wp:extent cx="5237544" cy="1163839"/>
+            <wp:effectExtent l="0" t="0" r="0" b="0"/>
+            <wp:docPr id="83" name="Рисунок 83"/>
+            <wp:cNvGraphicFramePr>
+              <a:graphicFrameLocks xmlns:a="http://schemas.openxmlformats.org/drawingml/2006/main" noChangeAspect="1"/>
+            </wp:cNvGraphicFramePr>
+            <a:graphic xmlns:a="http://schemas.openxmlformats.org/drawingml/2006/main">
+              <a:graphicData uri="http://schemas.openxmlformats.org/drawingml/2006/picture">
+                <pic:pic xmlns:pic="http://schemas.openxmlformats.org/drawingml/2006/picture">
+                  <pic:nvPicPr>
+                    <pic:cNvPr id="0" name=""/>
+                    <pic:cNvPicPr/>
+                  </pic:nvPicPr>
+                  <pic:blipFill>
+                    <a:blip r:embed="rId87" cstate="print"/>
+                    <a:stretch>
+                      <a:fillRect/>
+                    </a:stretch>
+                  </pic:blipFill>
+                  <pic:spPr>
+                    <a:xfrm>
+                      <a:off x="0" y="0"/>
+                      <a:ext cx="5239848" cy="1164351"/>
+                    </a:xfrm>
+                    <a:prstGeom prst="rect">
+                      <a:avLst/>
+                    </a:prstGeom>
+                  </pic:spPr>
+                </pic:pic>
+              </a:graphicData>
+            </a:graphic>
+          </wp:inline>
+        </w:drawing>
+      </w:r>
+    </w:p>
+    <w:p>
+      <w:pPr>
+        <w:rPr>
+          <w:lang w:val="en-US"/>
+        </w:rPr>
+      </w:pPr>
+      <w:r>
+        <w:t xml:space="preserve">Переходим в эту ветку </w:t>
+      </w:r>
+    </w:p>
+    <w:p>
+      <w:pPr>
+        <w:rPr>
+          <w:lang w:val="en-US"/>
+        </w:rPr>
+      </w:pPr>
+      <w:r>
+        <w:rPr>
+          <w:noProof/>
+          <w:lang w:eastAsia="ru-RU"/>
+        </w:rPr>
+        <w:drawing>
+          <wp:inline distT="0" distB="0" distL="0" distR="0">
+            <wp:extent cx="5185458" cy="595667"/>
+            <wp:effectExtent l="0" t="0" r="0" b="0"/>
+            <wp:docPr id="86" name="Рисунок 86"/>
+            <wp:cNvGraphicFramePr>
+              <a:graphicFrameLocks xmlns:a="http://schemas.openxmlformats.org/drawingml/2006/main" noChangeAspect="1"/>
+            </wp:cNvGraphicFramePr>
+            <a:graphic xmlns:a="http://schemas.openxmlformats.org/drawingml/2006/main">
+              <a:graphicData uri="http://schemas.openxmlformats.org/drawingml/2006/picture">
+                <pic:pic xmlns:pic="http://schemas.openxmlformats.org/drawingml/2006/picture">
+                  <pic:nvPicPr>
+                    <pic:cNvPr id="0" name=""/>
+                    <pic:cNvPicPr/>
+                  </pic:nvPicPr>
+                  <pic:blipFill>
+                    <a:blip r:embed="rId88" cstate="print"/>
+                    <a:stretch>
+                      <a:fillRect/>
+                    </a:stretch>
+                  </pic:blipFill>
+                  <pic:spPr>
+                    <a:xfrm>
+                      <a:off x="0" y="0"/>
+                      <a:ext cx="5187739" cy="595929"/>
+                    </a:xfrm>
+                    <a:prstGeom prst="rect">
+                      <a:avLst/>
+                    </a:prstGeom>
+                  </pic:spPr>
+                </pic:pic>
+              </a:graphicData>
+            </a:graphic>
+          </wp:inline>
+        </w:drawing>
+      </w:r>
+    </w:p>
+    <w:p>
+      <w:r>
+        <w:lastRenderedPageBreak/>
+        <w:t xml:space="preserve">Меняем файл </w:t>
+      </w:r>
+      <w:r>
+        <w:rPr>
+          <w:lang w:val="en-US"/>
+        </w:rPr>
+        <w:t>index</w:t>
+      </w:r>
+      <w:r>
+        <w:t xml:space="preserve"> </w:t>
+      </w:r>
+      <w:r>
+        <w:t xml:space="preserve">и смотрим статус </w:t>
+      </w:r>
+    </w:p>
+    <w:p>
+      <w:r>
+        <w:rPr>
+          <w:noProof/>
+          <w:lang w:eastAsia="ru-RU"/>
+        </w:rPr>
+        <w:drawing>
+          <wp:inline distT="0" distB="0" distL="0" distR="0">
+            <wp:extent cx="5940425" cy="1110956"/>
+            <wp:effectExtent l="0" t="0" r="0" b="0"/>
+            <wp:docPr id="87" name="Рисунок 87"/>
+            <wp:cNvGraphicFramePr>
+              <a:graphicFrameLocks xmlns:a="http://schemas.openxmlformats.org/drawingml/2006/main" noChangeAspect="1"/>
+            </wp:cNvGraphicFramePr>
+            <a:graphic xmlns:a="http://schemas.openxmlformats.org/drawingml/2006/main">
+              <a:graphicData uri="http://schemas.openxmlformats.org/drawingml/2006/picture">
+                <pic:pic xmlns:pic="http://schemas.openxmlformats.org/drawingml/2006/picture">
+                  <pic:nvPicPr>
+                    <pic:cNvPr id="0" name=""/>
+                    <pic:cNvPicPr/>
+                  </pic:nvPicPr>
+                  <pic:blipFill>
+                    <a:blip r:embed="rId89" cstate="print"/>
+                    <a:stretch>
+                      <a:fillRect/>
+                    </a:stretch>
+                  </pic:blipFill>
+                  <pic:spPr>
+                    <a:xfrm>
+                      <a:off x="0" y="0"/>
+                      <a:ext cx="5940425" cy="1110956"/>
+                    </a:xfrm>
+                    <a:prstGeom prst="rect">
+                      <a:avLst/>
+                    </a:prstGeom>
+                  </pic:spPr>
+                </pic:pic>
+              </a:graphicData>
+            </a:graphic>
+          </wp:inline>
+        </w:drawing>
+      </w:r>
+    </w:p>
+    <w:p>
+      <w:r>
+        <w:t>Добавляем изменения под контроль гита и коммитим</w:t>
+      </w:r>
+    </w:p>
+    <w:p>
+      <w:pPr>
+        <w:rPr>
+          <w:lang w:val="en-US"/>
+        </w:rPr>
+      </w:pPr>
+      <w:r>
+        <w:rPr>
+          <w:noProof/>
+          <w:lang w:eastAsia="ru-RU"/>
+        </w:rPr>
+        <w:drawing>
+          <wp:inline distT="0" distB="0" distL="0" distR="0">
+            <wp:extent cx="5940425" cy="1269138"/>
+            <wp:effectExtent l="0" t="0" r="0" b="0"/>
+            <wp:docPr id="88" name="Рисунок 88"/>
+            <wp:cNvGraphicFramePr>
+              <a:graphicFrameLocks xmlns:a="http://schemas.openxmlformats.org/drawingml/2006/main" noChangeAspect="1"/>
+            </wp:cNvGraphicFramePr>
+            <a:graphic xmlns:a="http://schemas.openxmlformats.org/drawingml/2006/main">
+              <a:graphicData uri="http://schemas.openxmlformats.org/drawingml/2006/picture">
+                <pic:pic xmlns:pic="http://schemas.openxmlformats.org/drawingml/2006/picture">
+                  <pic:nvPicPr>
+                    <pic:cNvPr id="0" name=""/>
+                    <pic:cNvPicPr/>
+                  </pic:nvPicPr>
+                  <pic:blipFill>
+                    <a:blip r:embed="rId90" cstate="print"/>
+                    <a:stretch>
+                      <a:fillRect/>
+                    </a:stretch>
+                  </pic:blipFill>
+                  <pic:spPr>
+                    <a:xfrm>
+                      <a:off x="0" y="0"/>
+                      <a:ext cx="5940425" cy="1269138"/>
+                    </a:xfrm>
+                    <a:prstGeom prst="rect">
+                      <a:avLst/>
+                    </a:prstGeom>
+                  </pic:spPr>
+                </pic:pic>
+              </a:graphicData>
+            </a:graphic>
+          </wp:inline>
+        </w:drawing>
+      </w:r>
+    </w:p>
+    <w:p>
+      <w:r>
+        <w:t xml:space="preserve">Список коммитов и видим что в нашей новой ветке сохранились все коммиты из </w:t>
+      </w:r>
+      <w:r>
+        <w:rPr>
+          <w:lang w:val="en-US"/>
+        </w:rPr>
+        <w:t>master</w:t>
+      </w:r>
+      <w:r>
+        <w:t xml:space="preserve"> </w:t>
+      </w:r>
+      <w:r>
+        <w:t>и новый наш</w:t>
+      </w:r>
+    </w:p>
+    <w:p>
+      <w:pPr>
+        <w:rPr>
+          <w:lang w:val="en-US"/>
+        </w:rPr>
+      </w:pPr>
+      <w:r>
+        <w:rPr>
+          <w:noProof/>
+          <w:lang w:eastAsia="ru-RU"/>
+        </w:rPr>
+        <w:drawing>
+          <wp:inline distT="0" distB="0" distL="0" distR="0">
+            <wp:extent cx="5940425" cy="3343290"/>
+            <wp:effectExtent l="0" t="0" r="0" b="0"/>
+            <wp:docPr id="89" name="Рисунок 89"/>
+            <wp:cNvGraphicFramePr>
+              <a:graphicFrameLocks xmlns:a="http://schemas.openxmlformats.org/drawingml/2006/main" noChangeAspect="1"/>
+            </wp:cNvGraphicFramePr>
+            <a:graphic xmlns:a="http://schemas.openxmlformats.org/drawingml/2006/main">
+              <a:graphicData uri="http://schemas.openxmlformats.org/drawingml/2006/picture">
+                <pic:pic xmlns:pic="http://schemas.openxmlformats.org/drawingml/2006/picture">
+                  <pic:nvPicPr>
+                    <pic:cNvPr id="0" name=""/>
+                    <pic:cNvPicPr/>
+                  </pic:nvPicPr>
+                  <pic:blipFill>
+                    <a:blip r:embed="rId91" cstate="print"/>
+                    <a:stretch>
+                      <a:fillRect/>
+                    </a:stretch>
+                  </pic:blipFill>
+                  <pic:spPr>
+                    <a:xfrm>
+                      <a:off x="0" y="0"/>
+                      <a:ext cx="5940425" cy="3343290"/>
+                    </a:xfrm>
+                    <a:prstGeom prst="rect">
+                      <a:avLst/>
+                    </a:prstGeom>
+                  </pic:spPr>
+                </pic:pic>
+              </a:graphicData>
+            </a:graphic>
+          </wp:inline>
+        </w:drawing>
+      </w:r>
+    </w:p>
+    <w:p>
+      <w:pPr>
+        <w:rPr>
+          <w:noProof/>
+          <w:lang w:eastAsia="ru-RU"/>
+        </w:rPr>
+      </w:pPr>
+      <w:r>
+        <w:rPr>
+          <w:noProof/>
+          <w:lang w:eastAsia="ru-RU"/>
+        </w:rPr>
+        <w:t xml:space="preserve">Переходим в ветку </w:t>
+      </w:r>
+      <w:r>
+        <w:rPr>
+          <w:noProof/>
+          <w:lang w:val="en-US" w:eastAsia="ru-RU"/>
+        </w:rPr>
+        <w:t>Master</w:t>
+      </w:r>
+      <w:r>
+        <w:rPr>
+          <w:noProof/>
+          <w:lang w:eastAsia="ru-RU"/>
+        </w:rPr>
+        <w:t xml:space="preserve"> </w:t>
+      </w:r>
+      <w:r>
+        <w:rPr>
+          <w:noProof/>
+          <w:lang w:eastAsia="ru-RU"/>
+        </w:rPr>
+        <w:t>и выводим список коммитов, видим что прошлый коммит который был создан в новой ветке не отображается</w:t>
+      </w:r>
+    </w:p>
+    <w:p>
+      <w:r>
+        <w:rPr>
+          <w:noProof/>
+          <w:lang w:eastAsia="ru-RU"/>
+        </w:rPr>
+        <w:lastRenderedPageBreak/>
+        <w:drawing>
+          <wp:inline distT="0" distB="0" distL="0" distR="0">
+            <wp:extent cx="4641448" cy="2006712"/>
+            <wp:effectExtent l="0" t="0" r="0" b="0"/>
+            <wp:docPr id="90" name="Рисунок 90"/>
+            <wp:cNvGraphicFramePr>
+              <a:graphicFrameLocks xmlns:a="http://schemas.openxmlformats.org/drawingml/2006/main" noChangeAspect="1"/>
+            </wp:cNvGraphicFramePr>
+            <a:graphic xmlns:a="http://schemas.openxmlformats.org/drawingml/2006/main">
+              <a:graphicData uri="http://schemas.openxmlformats.org/drawingml/2006/picture">
+                <pic:pic xmlns:pic="http://schemas.openxmlformats.org/drawingml/2006/picture">
+                  <pic:nvPicPr>
+                    <pic:cNvPr id="0" name=""/>
+                    <pic:cNvPicPr/>
+                  </pic:nvPicPr>
+                  <pic:blipFill>
+                    <a:blip r:embed="rId92" cstate="print"/>
+                    <a:stretch>
+                      <a:fillRect/>
+                    </a:stretch>
+                  </pic:blipFill>
+                  <pic:spPr>
+                    <a:xfrm>
+                      <a:off x="0" y="0"/>
+                      <a:ext cx="4643490" cy="2007595"/>
+                    </a:xfrm>
+                    <a:prstGeom prst="rect">
+                      <a:avLst/>
+                    </a:prstGeom>
+                  </pic:spPr>
+                </pic:pic>
+              </a:graphicData>
+            </a:graphic>
+          </wp:inline>
+        </w:drawing>
+      </w:r>
+    </w:p>
+    <w:p>
+      <w:r>
+        <w:t>Объединяем с доп веткой</w:t>
+      </w:r>
+    </w:p>
+    <w:p>
+      <w:pPr>
+        <w:rPr>
+          <w:lang w:val="en-US"/>
+        </w:rPr>
+      </w:pPr>
+      <w:r>
+        <w:rPr>
+          <w:noProof/>
+          <w:lang w:eastAsia="ru-RU"/>
+        </w:rPr>
+        <w:drawing>
+          <wp:inline distT="0" distB="0" distL="0" distR="0">
+            <wp:extent cx="5940425" cy="1315735"/>
+            <wp:effectExtent l="0" t="0" r="0" b="0"/>
+            <wp:docPr id="91" name="Рисунок 91"/>
+            <wp:cNvGraphicFramePr>
+              <a:graphicFrameLocks xmlns:a="http://schemas.openxmlformats.org/drawingml/2006/main" noChangeAspect="1"/>
+            </wp:cNvGraphicFramePr>
+            <a:graphic xmlns:a="http://schemas.openxmlformats.org/drawingml/2006/main">
+              <a:graphicData uri="http://schemas.openxmlformats.org/drawingml/2006/picture">
+                <pic:pic xmlns:pic="http://schemas.openxmlformats.org/drawingml/2006/picture">
+                  <pic:nvPicPr>
+                    <pic:cNvPr id="0" name=""/>
+                    <pic:cNvPicPr/>
+                  </pic:nvPicPr>
+                  <pic:blipFill>
+                    <a:blip r:embed="rId93" cstate="print"/>
+                    <a:stretch>
+                      <a:fillRect/>
+                    </a:stretch>
+                  </pic:blipFill>
+                  <pic:spPr>
+                    <a:xfrm>
+                      <a:off x="0" y="0"/>
+                      <a:ext cx="5940425" cy="1315735"/>
+                    </a:xfrm>
+                    <a:prstGeom prst="rect">
+                      <a:avLst/>
+                    </a:prstGeom>
+                  </pic:spPr>
+                </pic:pic>
+              </a:graphicData>
+            </a:graphic>
+          </wp:inline>
+        </w:drawing>
+      </w:r>
+    </w:p>
+    <w:p>
+      <w:r>
+        <w:t>Переходим в папку и смотрим что индекс изменился</w:t>
+      </w:r>
+      <w:r>
+        <w:t>, а до этого он был без дополнительной надписи которую мы коммитили в другой ветке с которой объединили</w:t>
+      </w:r>
+      <w:r>
+        <w:t xml:space="preserve"> </w:t>
+      </w:r>
+    </w:p>
+    <w:p>
+      <w:r>
+        <w:t>Смотрим список коммитов и видим что теперь 3 коммита</w:t>
+      </w:r>
+      <w:r>
+        <w:t xml:space="preserve"> </w:t>
+      </w:r>
+      <w:r>
+        <w:t>и один из них после объединения двух веток</w:t>
+      </w:r>
+    </w:p>
+    <w:p>
+      <w:pPr>
+        <w:rPr>
+          <w:lang w:val="en-US"/>
+        </w:rPr>
+      </w:pPr>
+      <w:r>
+        <w:rPr>
+          <w:noProof/>
+          <w:lang w:eastAsia="ru-RU"/>
+        </w:rPr>
+        <w:drawing>
+          <wp:inline distT="0" distB="0" distL="0" distR="0">
+            <wp:extent cx="5940425" cy="2849123"/>
+            <wp:effectExtent l="0" t="0" r="0" b="0"/>
+            <wp:docPr id="92" name="Рисунок 92"/>
+            <wp:cNvGraphicFramePr>
+              <a:graphicFrameLocks xmlns:a="http://schemas.openxmlformats.org/drawingml/2006/main" noChangeAspect="1"/>
+            </wp:cNvGraphicFramePr>
+            <a:graphic xmlns:a="http://schemas.openxmlformats.org/drawingml/2006/main">
+              <a:graphicData uri="http://schemas.openxmlformats.org/drawingml/2006/picture">
+                <pic:pic xmlns:pic="http://schemas.openxmlformats.org/drawingml/2006/picture">
+                  <pic:nvPicPr>
+                    <pic:cNvPr id="0" name=""/>
+                    <pic:cNvPicPr/>
+                  </pic:nvPicPr>
+                  <pic:blipFill>
+                    <a:blip r:embed="rId94" cstate="print"/>
+                    <a:stretch>
+                      <a:fillRect/>
+                    </a:stretch>
+                  </pic:blipFill>
+                  <pic:spPr>
+                    <a:xfrm>
+                      <a:off x="0" y="0"/>
+                      <a:ext cx="5940425" cy="2849123"/>
+                    </a:xfrm>
+                    <a:prstGeom prst="rect">
+                      <a:avLst/>
+                    </a:prstGeom>
+                  </pic:spPr>
+                </pic:pic>
+              </a:graphicData>
+            </a:graphic>
+          </wp:inline>
+        </w:drawing>
+      </w:r>
+    </w:p>
+    <w:p/>
+    <w:p/>
+    <w:p>
+      <w:r>
+        <w:lastRenderedPageBreak/>
+        <w:t xml:space="preserve">Переходим в ветку </w:t>
+      </w:r>
+      <w:r>
+        <w:rPr>
+          <w:lang w:val="en-US"/>
+        </w:rPr>
+        <w:t>testing</w:t>
+      </w:r>
+      <w:r>
+        <w:t xml:space="preserve"> </w:t>
+      </w:r>
+      <w:r>
+        <w:t>и просматриваем коммиты</w:t>
+      </w:r>
+    </w:p>
+    <w:p>
+      <w:r>
+        <w:rPr>
+          <w:noProof/>
+          <w:lang w:eastAsia="ru-RU"/>
+        </w:rPr>
+        <w:drawing>
+          <wp:inline distT="0" distB="0" distL="0" distR="0">
+            <wp:extent cx="5940425" cy="2661512"/>
+            <wp:effectExtent l="0" t="0" r="0" b="0"/>
+            <wp:docPr id="93" name="Рисунок 93"/>
+            <wp:cNvGraphicFramePr>
+              <a:graphicFrameLocks xmlns:a="http://schemas.openxmlformats.org/drawingml/2006/main" noChangeAspect="1"/>
+            </wp:cNvGraphicFramePr>
+            <a:graphic xmlns:a="http://schemas.openxmlformats.org/drawingml/2006/main">
+              <a:graphicData uri="http://schemas.openxmlformats.org/drawingml/2006/picture">
+                <pic:pic xmlns:pic="http://schemas.openxmlformats.org/drawingml/2006/picture">
+                  <pic:nvPicPr>
+                    <pic:cNvPr id="0" name=""/>
+                    <pic:cNvPicPr/>
+                  </pic:nvPicPr>
+                  <pic:blipFill>
+                    <a:blip r:embed="rId95" cstate="print"/>
+                    <a:stretch>
+                      <a:fillRect/>
+                    </a:stretch>
+                  </pic:blipFill>
+                  <pic:spPr>
+                    <a:xfrm>
+                      <a:off x="0" y="0"/>
+                      <a:ext cx="5940425" cy="2661512"/>
+                    </a:xfrm>
+                    <a:prstGeom prst="rect">
+                      <a:avLst/>
+                    </a:prstGeom>
+                  </pic:spPr>
+                </pic:pic>
+              </a:graphicData>
+            </a:graphic>
+          </wp:inline>
+        </w:drawing>
+      </w:r>
+    </w:p>
+    <w:p>
+      <w:r>
+        <w:t xml:space="preserve">Переходим обратно в ветку </w:t>
+      </w:r>
+      <w:r>
+        <w:rPr>
+          <w:lang w:val="en-US"/>
+        </w:rPr>
+        <w:t>master</w:t>
+      </w:r>
+      <w:r>
+        <w:t xml:space="preserve"> </w:t>
+      </w:r>
+      <w:r>
+        <w:t xml:space="preserve">и сливаем с веткой </w:t>
+      </w:r>
+      <w:r>
+        <w:rPr>
+          <w:lang w:val="en-US"/>
+        </w:rPr>
+        <w:t>testing</w:t>
+      </w:r>
+    </w:p>
+    <w:p>
+      <w:r>
+        <w:rPr>
+          <w:noProof/>
+          <w:lang w:eastAsia="ru-RU"/>
+        </w:rPr>
+        <w:drawing>
+          <wp:inline distT="0" distB="0" distL="0" distR="0">
+            <wp:extent cx="5940425" cy="1172267"/>
+            <wp:effectExtent l="0" t="0" r="0" b="0"/>
+            <wp:docPr id="94" name="Рисунок 94"/>
+            <wp:cNvGraphicFramePr>
+              <a:graphicFrameLocks xmlns:a="http://schemas.openxmlformats.org/drawingml/2006/main" noChangeAspect="1"/>
+            </wp:cNvGraphicFramePr>
+            <a:graphic xmlns:a="http://schemas.openxmlformats.org/drawingml/2006/main">
+              <a:graphicData uri="http://schemas.openxmlformats.org/drawingml/2006/picture">
+                <pic:pic xmlns:pic="http://schemas.openxmlformats.org/drawingml/2006/picture">
+                  <pic:nvPicPr>
+                    <pic:cNvPr id="0" name=""/>
+                    <pic:cNvPicPr/>
+                  </pic:nvPicPr>
+                  <pic:blipFill>
+                    <a:blip r:embed="rId96" cstate="print"/>
+                    <a:stretch>
+                      <a:fillRect/>
+                    </a:stretch>
+                  </pic:blipFill>
+                  <pic:spPr>
+                    <a:xfrm>
+                      <a:off x="0" y="0"/>
+                      <a:ext cx="5940425" cy="1172267"/>
+                    </a:xfrm>
+                    <a:prstGeom prst="rect">
+                      <a:avLst/>
+                    </a:prstGeom>
+                  </pic:spPr>
+                </pic:pic>
+              </a:graphicData>
+            </a:graphic>
+          </wp:inline>
+        </w:drawing>
+      </w:r>
+    </w:p>
+    <w:p>
+      <w:r>
+        <w:t>После чего открывается текстовый редактор</w:t>
+      </w:r>
+    </w:p>
+    <w:p>
+      <w:pPr>
+        <w:rPr>
+          <w:lang w:val="en-US"/>
+        </w:rPr>
+      </w:pPr>
+      <w:r>
+        <w:rPr>
+          <w:noProof/>
+          <w:lang w:eastAsia="ru-RU"/>
+        </w:rPr>
+        <w:drawing>
+          <wp:inline distT="0" distB="0" distL="0" distR="0">
+            <wp:extent cx="5940425" cy="3481853"/>
+            <wp:effectExtent l="0" t="0" r="0" b="0"/>
+            <wp:docPr id="95" name="Рисунок 95"/>
+            <wp:cNvGraphicFramePr>
+              <a:graphicFrameLocks xmlns:a="http://schemas.openxmlformats.org/drawingml/2006/main" noChangeAspect="1"/>
+            </wp:cNvGraphicFramePr>
+            <a:graphic xmlns:a="http://schemas.openxmlformats.org/drawingml/2006/main">
+              <a:graphicData uri="http://schemas.openxmlformats.org/drawingml/2006/picture">
+                <pic:pic xmlns:pic="http://schemas.openxmlformats.org/drawingml/2006/picture">
+                  <pic:nvPicPr>
+                    <pic:cNvPr id="0" name=""/>
+                    <pic:cNvPicPr/>
+                  </pic:nvPicPr>
+                  <pic:blipFill>
+                    <a:blip r:embed="rId97" cstate="print"/>
+                    <a:stretch>
+                      <a:fillRect/>
+                    </a:stretch>
+                  </pic:blipFill>
+                  <pic:spPr>
+                    <a:xfrm>
+                      <a:off x="0" y="0"/>
+                      <a:ext cx="5940425" cy="3481853"/>
+                    </a:xfrm>
+                    <a:prstGeom prst="rect">
+                      <a:avLst/>
+                    </a:prstGeom>
+                  </pic:spPr>
+                </pic:pic>
+              </a:graphicData>
+            </a:graphic>
+          </wp:inline>
+        </w:drawing>
+      </w:r>
+    </w:p>
+    <w:p>
+      <w:pPr>
+        <w:rPr>
+          <w:lang w:val="en-US"/>
+        </w:rPr>
+      </w:pPr>
+    </w:p>
+    <w:p>
+      <w:r>
+        <w:lastRenderedPageBreak/>
+        <w:t xml:space="preserve">Вернулись обратно в </w:t>
+      </w:r>
+      <w:r>
+        <w:rPr>
+          <w:lang w:val="en-US"/>
+        </w:rPr>
+        <w:t>git</w:t>
+      </w:r>
+      <w:r>
+        <w:t xml:space="preserve"> </w:t>
+      </w:r>
+      <w:r>
+        <w:rPr>
+          <w:lang w:val="en-US"/>
+        </w:rPr>
+        <w:t>bash</w:t>
+      </w:r>
+      <w:r>
+        <w:t xml:space="preserve"> </w:t>
+      </w:r>
+      <w:r>
+        <w:t xml:space="preserve">через последовательное нажатие </w:t>
+      </w:r>
+      <w:r>
+        <w:t>&lt;</w:t>
+      </w:r>
+      <w:r>
+        <w:rPr>
+          <w:lang w:val="en-US"/>
+        </w:rPr>
+        <w:t>esc</w:t>
+      </w:r>
+      <w:r>
+        <w:t>&gt;</w:t>
+      </w:r>
+      <w:r>
+        <w:t xml:space="preserve"> </w:t>
+      </w:r>
+      <w:r>
+        <w:t xml:space="preserve">: </w:t>
+      </w:r>
+      <w:r>
+        <w:rPr>
+          <w:lang w:val="en-US"/>
+        </w:rPr>
+        <w:t>q</w:t>
+      </w:r>
+    </w:p>
+    <w:p>
+      <w:pPr>
+        <w:rPr>
+          <w:lang w:val="en-US"/>
+        </w:rPr>
+      </w:pPr>
+      <w:r>
+        <w:rPr>
+          <w:noProof/>
+          <w:lang w:eastAsia="ru-RU"/>
+        </w:rPr>
+        <w:drawing>
+          <wp:inline distT="0" distB="0" distL="0" distR="0">
+            <wp:extent cx="5940425" cy="1626707"/>
+            <wp:effectExtent l="0" t="0" r="0" b="0"/>
+            <wp:docPr id="96" name="Рисунок 96"/>
+            <wp:cNvGraphicFramePr>
+              <a:graphicFrameLocks xmlns:a="http://schemas.openxmlformats.org/drawingml/2006/main" noChangeAspect="1"/>
+            </wp:cNvGraphicFramePr>
+            <a:graphic xmlns:a="http://schemas.openxmlformats.org/drawingml/2006/main">
+              <a:graphicData uri="http://schemas.openxmlformats.org/drawingml/2006/picture">
+                <pic:pic xmlns:pic="http://schemas.openxmlformats.org/drawingml/2006/picture">
+                  <pic:nvPicPr>
+                    <pic:cNvPr id="0" name=""/>
+                    <pic:cNvPicPr/>
+                  </pic:nvPicPr>
+                  <pic:blipFill>
+                    <a:blip r:embed="rId98" cstate="print"/>
+                    <a:stretch>
+                      <a:fillRect/>
+                    </a:stretch>
+                  </pic:blipFill>
+                  <pic:spPr>
+                    <a:xfrm>
+                      <a:off x="0" y="0"/>
+                      <a:ext cx="5940425" cy="1626707"/>
+                    </a:xfrm>
+                    <a:prstGeom prst="rect">
+                      <a:avLst/>
+                    </a:prstGeom>
+                  </pic:spPr>
+                </pic:pic>
+              </a:graphicData>
+            </a:graphic>
+          </wp:inline>
+        </w:drawing>
+      </w:r>
+    </w:p>
+    <w:p>
+      <w:r>
+        <w:t xml:space="preserve">Вводим команду </w:t>
+      </w:r>
+      <w:r>
+        <w:rPr>
+          <w:lang w:val="en-US"/>
+        </w:rPr>
+        <w:t>git</w:t>
+      </w:r>
+      <w:r>
+        <w:t xml:space="preserve"> </w:t>
+      </w:r>
+      <w:r>
+        <w:rPr>
+          <w:lang w:val="en-US"/>
+        </w:rPr>
+        <w:t>log</w:t>
+      </w:r>
+      <w:r>
+        <w:t xml:space="preserve"> </w:t>
+      </w:r>
+      <w:r>
+        <w:t xml:space="preserve">и видим созданный коммит </w:t>
+      </w:r>
+      <w:r>
+        <w:t>который мы могли переименовать  в текстовом редакторе но мы этого не делали</w:t>
+      </w:r>
+    </w:p>
+    <w:p>
+      <w:r>
+        <w:rPr>
+          <w:noProof/>
+          <w:lang w:eastAsia="ru-RU"/>
+        </w:rPr>
+        <w:drawing>
+          <wp:inline distT="0" distB="0" distL="0" distR="0">
+            <wp:extent cx="5940425" cy="1176559"/>
+            <wp:effectExtent l="0" t="0" r="0" b="0"/>
+            <wp:docPr id="97" name="Рисунок 97"/>
+            <wp:cNvGraphicFramePr>
+              <a:graphicFrameLocks xmlns:a="http://schemas.openxmlformats.org/drawingml/2006/main" noChangeAspect="1"/>
+            </wp:cNvGraphicFramePr>
+            <a:graphic xmlns:a="http://schemas.openxmlformats.org/drawingml/2006/main">
+              <a:graphicData uri="http://schemas.openxmlformats.org/drawingml/2006/picture">
+                <pic:pic xmlns:pic="http://schemas.openxmlformats.org/drawingml/2006/picture">
+                  <pic:nvPicPr>
+                    <pic:cNvPr id="0" name=""/>
+                    <pic:cNvPicPr/>
+                  </pic:nvPicPr>
+                  <pic:blipFill>
+                    <a:blip r:embed="rId99" cstate="print"/>
+                    <a:stretch>
+                      <a:fillRect/>
+                    </a:stretch>
+                  </pic:blipFill>
+                  <pic:spPr>
+                    <a:xfrm>
+                      <a:off x="0" y="0"/>
+                      <a:ext cx="5940425" cy="1176559"/>
+                    </a:xfrm>
+                    <a:prstGeom prst="rect">
+                      <a:avLst/>
+                    </a:prstGeom>
+                  </pic:spPr>
+                </pic:pic>
+              </a:graphicData>
+            </a:graphic>
+          </wp:inline>
+        </w:drawing>
+      </w:r>
+    </w:p>
+    <w:p>
+      <w:r>
+        <w:t xml:space="preserve">Коммитим </w:t>
+      </w:r>
+      <w:r>
+        <w:rPr>
+          <w:noProof/>
+          <w:lang w:eastAsia="ru-RU"/>
+        </w:rPr>
+        <w:drawing>
+          <wp:inline distT="0" distB="0" distL="0" distR="0">
+            <wp:extent cx="5940425" cy="1468399"/>
+            <wp:effectExtent l="0" t="0" r="0" b="0"/>
+            <wp:docPr id="98" name="Рисунок 98"/>
+            <wp:cNvGraphicFramePr>
+              <a:graphicFrameLocks xmlns:a="http://schemas.openxmlformats.org/drawingml/2006/main" noChangeAspect="1"/>
+            </wp:cNvGraphicFramePr>
+            <a:graphic xmlns:a="http://schemas.openxmlformats.org/drawingml/2006/main">
+              <a:graphicData uri="http://schemas.openxmlformats.org/drawingml/2006/picture">
+                <pic:pic xmlns:pic="http://schemas.openxmlformats.org/drawingml/2006/picture">
+                  <pic:nvPicPr>
+                    <pic:cNvPr id="0" name=""/>
+                    <pic:cNvPicPr/>
+                  </pic:nvPicPr>
+                  <pic:blipFill>
+                    <a:blip r:embed="rId100" cstate="print"/>
+                    <a:stretch>
+                      <a:fillRect/>
+                    </a:stretch>
+                  </pic:blipFill>
+                  <pic:spPr>
+                    <a:xfrm>
+                      <a:off x="0" y="0"/>
+                      <a:ext cx="5940425" cy="1468399"/>
+                    </a:xfrm>
+                    <a:prstGeom prst="rect">
+                      <a:avLst/>
+                    </a:prstGeom>
+                  </pic:spPr>
+                </pic:pic>
+              </a:graphicData>
+            </a:graphic>
+          </wp:inline>
+        </w:drawing>
+      </w:r>
+    </w:p>
+    <w:p>
+      <w:r>
+        <w:t xml:space="preserve">Создаем ветку и переходим в нее </w:t>
+      </w:r>
+    </w:p>
+    <w:p>
+      <w:r>
+        <w:rPr>
+          <w:noProof/>
+          <w:lang w:eastAsia="ru-RU"/>
+        </w:rPr>
+        <w:drawing>
+          <wp:inline distT="0" distB="0" distL="0" distR="0">
+            <wp:extent cx="4925028" cy="985108"/>
+            <wp:effectExtent l="0" t="0" r="0" b="0"/>
+            <wp:docPr id="99" name="Рисунок 99"/>
+            <wp:cNvGraphicFramePr>
+              <a:graphicFrameLocks xmlns:a="http://schemas.openxmlformats.org/drawingml/2006/main" noChangeAspect="1"/>
+            </wp:cNvGraphicFramePr>
+            <a:graphic xmlns:a="http://schemas.openxmlformats.org/drawingml/2006/main">
+              <a:graphicData uri="http://schemas.openxmlformats.org/drawingml/2006/picture">
+                <pic:pic xmlns:pic="http://schemas.openxmlformats.org/drawingml/2006/picture">
+                  <pic:nvPicPr>
+                    <pic:cNvPr id="0" name=""/>
+                    <pic:cNvPicPr/>
+                  </pic:nvPicPr>
+                  <pic:blipFill>
+                    <a:blip r:embed="rId101" cstate="print"/>
+                    <a:stretch>
+                      <a:fillRect/>
+                    </a:stretch>
+                  </pic:blipFill>
+                  <pic:spPr>
+                    <a:xfrm>
+                      <a:off x="0" y="0"/>
+                      <a:ext cx="4932513" cy="986605"/>
+                    </a:xfrm>
+                    <a:prstGeom prst="rect">
+                      <a:avLst/>
+                    </a:prstGeom>
+                  </pic:spPr>
+                </pic:pic>
+              </a:graphicData>
+            </a:graphic>
+          </wp:inline>
+        </w:drawing>
+      </w:r>
+    </w:p>
+    <w:p>
+      <w:r>
+        <w:t>Мы поменяли текстовый файл  добавили новую надпись и закоммитили изменения</w:t>
+      </w:r>
+    </w:p>
+    <w:p>
+      <w:r>
+        <w:rPr>
+          <w:noProof/>
+          <w:lang w:eastAsia="ru-RU"/>
+        </w:rPr>
+        <w:drawing>
+          <wp:inline distT="0" distB="0" distL="0" distR="0">
+            <wp:extent cx="4135426" cy="1024360"/>
+            <wp:effectExtent l="0" t="0" r="0" b="0"/>
+            <wp:docPr id="100" name="Рисунок 100"/>
+            <wp:cNvGraphicFramePr>
+              <a:graphicFrameLocks xmlns:a="http://schemas.openxmlformats.org/drawingml/2006/main" noChangeAspect="1"/>
+            </wp:cNvGraphicFramePr>
+            <a:graphic xmlns:a="http://schemas.openxmlformats.org/drawingml/2006/main">
+              <a:graphicData uri="http://schemas.openxmlformats.org/drawingml/2006/picture">
+                <pic:pic xmlns:pic="http://schemas.openxmlformats.org/drawingml/2006/picture">
+                  <pic:nvPicPr>
+                    <pic:cNvPr id="0" name=""/>
+                    <pic:cNvPicPr/>
+                  </pic:nvPicPr>
+                  <pic:blipFill>
+                    <a:blip r:embed="rId102" cstate="print"/>
+                    <a:stretch>
+                      <a:fillRect/>
+                    </a:stretch>
+                  </pic:blipFill>
+                  <pic:spPr>
+                    <a:xfrm>
+                      <a:off x="0" y="0"/>
+                      <a:ext cx="4147706" cy="1027402"/>
+                    </a:xfrm>
+                    <a:prstGeom prst="rect">
+                      <a:avLst/>
+                    </a:prstGeom>
+                  </pic:spPr>
+                </pic:pic>
+              </a:graphicData>
+            </a:graphic>
+          </wp:inline>
+        </w:drawing>
+      </w:r>
+    </w:p>
+    <w:p>
+      <w:r>
+        <w:lastRenderedPageBreak/>
+        <w:t>Перешли обратно в ветку мастер и создали вторую ветку и перешли в нее</w:t>
+      </w:r>
+    </w:p>
+    <w:p>
+      <w:r>
+        <w:rPr>
+          <w:noProof/>
+          <w:lang w:eastAsia="ru-RU"/>
+        </w:rPr>
+        <w:drawing>
+          <wp:inline distT="0" distB="0" distL="0" distR="0">
+            <wp:extent cx="5940425" cy="2099168"/>
+            <wp:effectExtent l="0" t="0" r="0" b="0"/>
+            <wp:docPr id="101" name="Рисунок 101"/>
+            <wp:cNvGraphicFramePr>
+              <a:graphicFrameLocks xmlns:a="http://schemas.openxmlformats.org/drawingml/2006/main" noChangeAspect="1"/>
+            </wp:cNvGraphicFramePr>
+            <a:graphic xmlns:a="http://schemas.openxmlformats.org/drawingml/2006/main">
+              <a:graphicData uri="http://schemas.openxmlformats.org/drawingml/2006/picture">
+                <pic:pic xmlns:pic="http://schemas.openxmlformats.org/drawingml/2006/picture">
+                  <pic:nvPicPr>
+                    <pic:cNvPr id="0" name=""/>
+                    <pic:cNvPicPr/>
+                  </pic:nvPicPr>
+                  <pic:blipFill>
+                    <a:blip r:embed="rId103" cstate="print"/>
+                    <a:stretch>
+                      <a:fillRect/>
+                    </a:stretch>
+                  </pic:blipFill>
+                  <pic:spPr>
+                    <a:xfrm>
+                      <a:off x="0" y="0"/>
+                      <a:ext cx="5940425" cy="2099168"/>
+                    </a:xfrm>
+                    <a:prstGeom prst="rect">
+                      <a:avLst/>
+                    </a:prstGeom>
+                  </pic:spPr>
+                </pic:pic>
+              </a:graphicData>
+            </a:graphic>
+          </wp:inline>
+        </w:drawing>
+      </w:r>
+    </w:p>
+    <w:p>
+      <w:pPr>
+        <w:rPr>
+          <w:lang w:val="en-US"/>
+        </w:rPr>
+      </w:pPr>
+      <w:r>
+        <w:t xml:space="preserve">Добавили надпись две зеленых кнопки и закоммитили изменения </w:t>
+      </w:r>
+      <w:r>
+        <w:rPr>
+          <w:noProof/>
+          <w:lang w:eastAsia="ru-RU"/>
+        </w:rPr>
+        <w:drawing>
+          <wp:inline distT="0" distB="0" distL="0" distR="0">
+            <wp:extent cx="5940425" cy="1616159"/>
+            <wp:effectExtent l="0" t="0" r="0" b="0"/>
+            <wp:docPr id="102" name="Рисунок 102"/>
+            <wp:cNvGraphicFramePr>
+              <a:graphicFrameLocks xmlns:a="http://schemas.openxmlformats.org/drawingml/2006/main" noChangeAspect="1"/>
+            </wp:cNvGraphicFramePr>
+            <a:graphic xmlns:a="http://schemas.openxmlformats.org/drawingml/2006/main">
+              <a:graphicData uri="http://schemas.openxmlformats.org/drawingml/2006/picture">
+                <pic:pic xmlns:pic="http://schemas.openxmlformats.org/drawingml/2006/picture">
+                  <pic:nvPicPr>
+                    <pic:cNvPr id="0" name=""/>
+                    <pic:cNvPicPr/>
+                  </pic:nvPicPr>
+                  <pic:blipFill>
+                    <a:blip r:embed="rId104" cstate="print"/>
+                    <a:stretch>
+                      <a:fillRect/>
+                    </a:stretch>
+                  </pic:blipFill>
+                  <pic:spPr>
+                    <a:xfrm>
+                      <a:off x="0" y="0"/>
+                      <a:ext cx="5940425" cy="1616159"/>
+                    </a:xfrm>
+                    <a:prstGeom prst="rect">
+                      <a:avLst/>
+                    </a:prstGeom>
+                  </pic:spPr>
+                </pic:pic>
+              </a:graphicData>
+            </a:graphic>
+          </wp:inline>
+        </w:drawing>
+      </w:r>
+    </w:p>
+    <w:p>
+      <w:r>
+        <w:t>Переходим в первую ветку где красная кнопка объединяем ее со второц где зеленые</w:t>
+      </w:r>
+    </w:p>
+    <w:p>
+      <w:r>
+        <w:rPr>
+          <w:noProof/>
+          <w:lang w:eastAsia="ru-RU"/>
+        </w:rPr>
+        <w:drawing>
+          <wp:inline distT="0" distB="0" distL="0" distR="0">
+            <wp:extent cx="5940425" cy="1496602"/>
+            <wp:effectExtent l="0" t="0" r="0" b="0"/>
+            <wp:docPr id="103" name="Рисунок 103"/>
+            <wp:cNvGraphicFramePr>
+              <a:graphicFrameLocks xmlns:a="http://schemas.openxmlformats.org/drawingml/2006/main" noChangeAspect="1"/>
+            </wp:cNvGraphicFramePr>
+            <a:graphic xmlns:a="http://schemas.openxmlformats.org/drawingml/2006/main">
+              <a:graphicData uri="http://schemas.openxmlformats.org/drawingml/2006/picture">
+                <pic:pic xmlns:pic="http://schemas.openxmlformats.org/drawingml/2006/picture">
+                  <pic:nvPicPr>
+                    <pic:cNvPr id="0" name=""/>
+                    <pic:cNvPicPr/>
+                  </pic:nvPicPr>
+                  <pic:blipFill>
+                    <a:blip r:embed="rId105" cstate="print"/>
+                    <a:stretch>
+                      <a:fillRect/>
+                    </a:stretch>
+                  </pic:blipFill>
+                  <pic:spPr>
+                    <a:xfrm>
+                      <a:off x="0" y="0"/>
+                      <a:ext cx="5940425" cy="1496602"/>
+                    </a:xfrm>
+                    <a:prstGeom prst="rect">
+                      <a:avLst/>
+                    </a:prstGeom>
+                  </pic:spPr>
+                </pic:pic>
+              </a:graphicData>
+            </a:graphic>
+          </wp:inline>
+        </w:drawing>
+      </w:r>
+    </w:p>
+    <w:p>
+      <w:pPr>
+        <w:spacing w:after="50"/>
+        <w:ind w:left="91" w:right="781"/>
+      </w:pPr>
+      <w:r>
+        <w:t xml:space="preserve">Мы видим надпись CONFLICT – в файле first.txt возник mergeконфликт. Автоматическое слияние невозможно. Нужно поправить конфликты и закоммитить результат.  </w:t>
+      </w:r>
+    </w:p>
+    <w:p>
+      <w:r>
+        <w:t xml:space="preserve">Заходим в файл текстовый и видим </w:t>
+      </w:r>
+    </w:p>
+    <w:p>
+      <w:pPr>
+        <w:rPr>
+          <w:lang w:val="en-US"/>
+        </w:rPr>
+      </w:pPr>
+      <w:r>
+        <w:rPr>
+          <w:noProof/>
+          <w:lang w:eastAsia="ru-RU"/>
+        </w:rPr>
+        <w:lastRenderedPageBreak/>
+        <w:drawing>
+          <wp:inline distT="0" distB="0" distL="0" distR="0">
+            <wp:extent cx="4915586" cy="2686425"/>
+            <wp:effectExtent l="0" t="0" r="0" b="0"/>
+            <wp:docPr id="104" name="Рисунок 104"/>
+            <wp:cNvGraphicFramePr>
+              <a:graphicFrameLocks xmlns:a="http://schemas.openxmlformats.org/drawingml/2006/main" noChangeAspect="1"/>
+            </wp:cNvGraphicFramePr>
+            <a:graphic xmlns:a="http://schemas.openxmlformats.org/drawingml/2006/main">
+              <a:graphicData uri="http://schemas.openxmlformats.org/drawingml/2006/picture">
+                <pic:pic xmlns:pic="http://schemas.openxmlformats.org/drawingml/2006/picture">
+                  <pic:nvPicPr>
+                    <pic:cNvPr id="0" name=""/>
+                    <pic:cNvPicPr/>
+                  </pic:nvPicPr>
+                  <pic:blipFill>
+                    <a:blip r:embed="rId106" cstate="print"/>
+                    <a:stretch>
+                      <a:fillRect/>
+                    </a:stretch>
+                  </pic:blipFill>
+                  <pic:spPr>
+                    <a:xfrm>
+                      <a:off x="0" y="0"/>
+                      <a:ext cx="4915586" cy="2686425"/>
+                    </a:xfrm>
+                    <a:prstGeom prst="rect">
+                      <a:avLst/>
+                    </a:prstGeom>
+                  </pic:spPr>
+                </pic:pic>
+              </a:graphicData>
+            </a:graphic>
+          </wp:inline>
+        </w:drawing>
+      </w:r>
+    </w:p>
+    <w:p>
+      <w:r>
+        <w:t>Удаляем все служебные команды и сохраняем файл</w:t>
+      </w:r>
+      <w:r>
+        <w:t xml:space="preserve"> </w:t>
+      </w:r>
+      <w:r>
+        <w:t>смотрим статус репозитория</w:t>
+      </w:r>
+    </w:p>
+    <w:p>
+      <w:r>
+        <w:rPr>
+          <w:noProof/>
+          <w:lang w:eastAsia="ru-RU"/>
+        </w:rPr>
+        <w:drawing>
+          <wp:inline distT="0" distB="0" distL="0" distR="0">
+            <wp:extent cx="5940425" cy="1999966"/>
+            <wp:effectExtent l="0" t="0" r="0" b="0"/>
+            <wp:docPr id="105" name="Рисунок 105"/>
+            <wp:cNvGraphicFramePr>
+              <a:graphicFrameLocks xmlns:a="http://schemas.openxmlformats.org/drawingml/2006/main" noChangeAspect="1"/>
+            </wp:cNvGraphicFramePr>
+            <a:graphic xmlns:a="http://schemas.openxmlformats.org/drawingml/2006/main">
+              <a:graphicData uri="http://schemas.openxmlformats.org/drawingml/2006/picture">
+                <pic:pic xmlns:pic="http://schemas.openxmlformats.org/drawingml/2006/picture">
+                  <pic:nvPicPr>
+                    <pic:cNvPr id="0" name=""/>
+                    <pic:cNvPicPr/>
+                  </pic:nvPicPr>
+                  <pic:blipFill>
+                    <a:blip r:embed="rId107" cstate="print"/>
+                    <a:stretch>
+                      <a:fillRect/>
+                    </a:stretch>
+                  </pic:blipFill>
+                  <pic:spPr>
+                    <a:xfrm>
+                      <a:off x="0" y="0"/>
+                      <a:ext cx="5940425" cy="1999966"/>
+                    </a:xfrm>
+                    <a:prstGeom prst="rect">
+                      <a:avLst/>
+                    </a:prstGeom>
+                  </pic:spPr>
+                </pic:pic>
+              </a:graphicData>
+            </a:graphic>
+          </wp:inline>
+        </w:drawing>
+      </w:r>
+    </w:p>
+    <w:p>
+      <w:r>
+        <w:t>Коммитим изменения</w:t>
+      </w:r>
+    </w:p>
+    <w:p>
+      <w:r>
+        <w:rPr>
+          <w:noProof/>
+          <w:lang w:eastAsia="ru-RU"/>
+        </w:rPr>
+        <w:drawing>
+          <wp:inline distT="0" distB="0" distL="0" distR="0">
+            <wp:extent cx="5940425" cy="1053323"/>
+            <wp:effectExtent l="0" t="0" r="0" b="0"/>
+            <wp:docPr id="106" name="Рисунок 106"/>
+            <wp:cNvGraphicFramePr>
+              <a:graphicFrameLocks xmlns:a="http://schemas.openxmlformats.org/drawingml/2006/main" noChangeAspect="1"/>
+            </wp:cNvGraphicFramePr>
+            <a:graphic xmlns:a="http://schemas.openxmlformats.org/drawingml/2006/main">
+              <a:graphicData uri="http://schemas.openxmlformats.org/drawingml/2006/picture">
+                <pic:pic xmlns:pic="http://schemas.openxmlformats.org/drawingml/2006/picture">
+                  <pic:nvPicPr>
+                    <pic:cNvPr id="0" name=""/>
+                    <pic:cNvPicPr/>
+                  </pic:nvPicPr>
+                  <pic:blipFill>
+                    <a:blip r:embed="rId108" cstate="print"/>
+                    <a:stretch>
+                      <a:fillRect/>
+                    </a:stretch>
+                  </pic:blipFill>
+                  <pic:spPr>
+                    <a:xfrm>
+                      <a:off x="0" y="0"/>
+                      <a:ext cx="5940425" cy="1053323"/>
+                    </a:xfrm>
+                    <a:prstGeom prst="rect">
+                      <a:avLst/>
+                    </a:prstGeom>
+                  </pic:spPr>
+                </pic:pic>
+              </a:graphicData>
+            </a:graphic>
+          </wp:inline>
+        </w:drawing>
+      </w:r>
+    </w:p>
+    <w:p>
+      <w:pPr>
+        <w:rPr>
+          <w:lang w:val="en-US"/>
+        </w:rPr>
+      </w:pPr>
       <w:bookmarkStart w:id="6" w:name="_GoBack"/>
       <w:bookmarkEnd w:id="6"/>
-    </w:p>
-    <w:p>
-      <w:pPr>
-        <w:rPr>
-          <w:lang w:val="en-US"/>
-        </w:rPr>
-      </w:pPr>
     </w:p>
     <w:p/>
     <w:sectPr>
@@ -7933,6 +10102,46 @@
       <w:spacing w:after="100"/>
       <w:ind w:left="280"/>
     </w:pPr>
+  </w:style>
+  <w:style w:type="paragraph" w:styleId="ae">
+    <w:name w:val="endnote text"/>
+    <w:basedOn w:val="a"/>
+    <w:link w:val="af"/>
+    <w:uiPriority w:val="99"/>
+    <w:semiHidden/>
+    <w:unhideWhenUsed/>
+    <w:rsid w:val="00C539DE"/>
+    <w:pPr>
+      <w:spacing w:after="0" w:line="240" w:lineRule="auto"/>
+    </w:pPr>
+    <w:rPr>
+      <w:sz w:val="20"/>
+      <w:szCs w:val="20"/>
+    </w:rPr>
+  </w:style>
+  <w:style w:type="character" w:customStyle="1" w:styleId="af">
+    <w:name w:val="Текст концевой сноски Знак"/>
+    <w:basedOn w:val="a0"/>
+    <w:link w:val="ae"/>
+    <w:uiPriority w:val="99"/>
+    <w:semiHidden/>
+    <w:rsid w:val="00C539DE"/>
+    <w:rPr>
+      <w:rFonts w:ascii="Times New Roman" w:hAnsi="Times New Roman"/>
+      <w:sz w:val="20"/>
+      <w:szCs w:val="20"/>
+    </w:rPr>
+  </w:style>
+  <w:style w:type="character" w:styleId="af0">
+    <w:name w:val="endnote reference"/>
+    <w:basedOn w:val="a0"/>
+    <w:uiPriority w:val="99"/>
+    <w:semiHidden/>
+    <w:unhideWhenUsed/>
+    <w:rsid w:val="00C539DE"/>
+    <w:rPr>
+      <w:vertAlign w:val="superscript"/>
+    </w:rPr>
   </w:style>
 </w:styles>
 </file>
@@ -8502,7 +10711,7 @@
 </file>
 
 <file path=customXml/itemProps1.xml><?xml version="1.0" encoding="utf-8"?>
-<ds:datastoreItem xmlns:ds="http://schemas.openxmlformats.org/officeDocument/2006/customXml" ds:itemID="{2C1A6A71-3C28-489E-99D7-6B226791FF3A}">
+<ds:datastoreItem xmlns:ds="http://schemas.openxmlformats.org/officeDocument/2006/customXml" ds:itemID="{74535B9D-5ADC-445F-AF30-CE82A37A7617}">
   <ds:schemaRefs>
     <ds:schemaRef ds:uri="http://schemas.openxmlformats.org/officeDocument/2006/bibliography"/>
   </ds:schemaRefs>

--- a/Технология разработки ПО/git.docx
+++ b/Технология разработки ПО/git.docx
@@ -63,7 +63,7 @@
                           <a:blip r:embed="rId8" cstate="print">
                             <a:extLst>
                               <a:ext uri="{28A0092B-C50C-407E-A947-70E740481C1C}">
-                                <a14:useLocalDpi xmlns:a14="http://schemas.microsoft.com/office/drawing/2010/main" xmlns:wps="http://schemas.microsoft.com/office/word/2010/wordprocessingShape" xmlns:wpi="http://schemas.microsoft.com/office/word/2010/wordprocessingInk" xmlns:wpg="http://schemas.microsoft.com/office/word/2010/wordprocessingGroup" xmlns:w14="http://schemas.microsoft.com/office/word/2010/wordml" xmlns:w="http://schemas.openxmlformats.org/wordprocessingml/2006/main" xmlns:w10="urn:schemas-microsoft-com:office:word" xmlns:wp14="http://schemas.microsoft.com/office/word/2010/wordprocessingDrawing" xmlns:v="urn:schemas-microsoft-com:vml" xmlns:o="urn:schemas-microsoft-com:office:office" xmlns:mc="http://schemas.openxmlformats.org/markup-compatibility/2006" xmlns:wpc="http://schemas.microsoft.com/office/word/2010/wordprocessingCanvas" xmlns="" val="0"/>
+                                <a14:useLocalDpi xmlns="" xmlns:wpc="http://schemas.microsoft.com/office/word/2010/wordprocessingCanvas" xmlns:mc="http://schemas.openxmlformats.org/markup-compatibility/2006" xmlns:o="urn:schemas-microsoft-com:office:office" xmlns:v="urn:schemas-microsoft-com:vml" xmlns:wp14="http://schemas.microsoft.com/office/word/2010/wordprocessingDrawing" xmlns:w10="urn:schemas-microsoft-com:office:word" xmlns:w="http://schemas.openxmlformats.org/wordprocessingml/2006/main" xmlns:w14="http://schemas.microsoft.com/office/word/2010/wordml" xmlns:wpg="http://schemas.microsoft.com/office/word/2010/wordprocessingGroup" xmlns:wpi="http://schemas.microsoft.com/office/word/2010/wordprocessingInk" xmlns:wps="http://schemas.microsoft.com/office/word/2010/wordprocessingShape" xmlns:a14="http://schemas.microsoft.com/office/drawing/2010/main" val="0"/>
                               </a:ext>
                             </a:extLst>
                           </a:blip>
@@ -1090,7 +1090,7 @@
                     <a:blip r:embed="rId9" cstate="print">
                       <a:extLst>
                         <a:ext uri="{28A0092B-C50C-407E-A947-70E740481C1C}">
-                          <a14:useLocalDpi xmlns:a14="http://schemas.microsoft.com/office/drawing/2010/main" xmlns:wps="http://schemas.microsoft.com/office/word/2010/wordprocessingShape" xmlns:wpi="http://schemas.microsoft.com/office/word/2010/wordprocessingInk" xmlns:wpg="http://schemas.microsoft.com/office/word/2010/wordprocessingGroup" xmlns:w14="http://schemas.microsoft.com/office/word/2010/wordml" xmlns:w="http://schemas.openxmlformats.org/wordprocessingml/2006/main" xmlns:w10="urn:schemas-microsoft-com:office:word" xmlns:wp14="http://schemas.microsoft.com/office/word/2010/wordprocessingDrawing" xmlns:v="urn:schemas-microsoft-com:vml" xmlns:o="urn:schemas-microsoft-com:office:office" xmlns:mc="http://schemas.openxmlformats.org/markup-compatibility/2006" xmlns:wpc="http://schemas.microsoft.com/office/word/2010/wordprocessingCanvas" xmlns="" val="0"/>
+                          <a14:useLocalDpi xmlns="" xmlns:wpc="http://schemas.microsoft.com/office/word/2010/wordprocessingCanvas" xmlns:mc="http://schemas.openxmlformats.org/markup-compatibility/2006" xmlns:o="urn:schemas-microsoft-com:office:office" xmlns:v="urn:schemas-microsoft-com:vml" xmlns:wp14="http://schemas.microsoft.com/office/word/2010/wordprocessingDrawing" xmlns:w10="urn:schemas-microsoft-com:office:word" xmlns:w="http://schemas.openxmlformats.org/wordprocessingml/2006/main" xmlns:w14="http://schemas.microsoft.com/office/word/2010/wordml" xmlns:wpg="http://schemas.microsoft.com/office/word/2010/wordprocessingGroup" xmlns:wpi="http://schemas.microsoft.com/office/word/2010/wordprocessingInk" xmlns:wps="http://schemas.microsoft.com/office/word/2010/wordprocessingShape" xmlns:a14="http://schemas.microsoft.com/office/drawing/2010/main" val="0"/>
                         </a:ext>
                       </a:extLst>
                     </a:blip>
@@ -1110,7 +1110,7 @@
                     </a:ln>
                     <a:extLst>
                       <a:ext uri="{53640926-AAD7-44D8-BBD7-CCE9431645EC}">
-                        <a14:shadowObscured xmlns:a14="http://schemas.microsoft.com/office/drawing/2010/main" xmlns:wps="http://schemas.microsoft.com/office/word/2010/wordprocessingShape" xmlns:wpi="http://schemas.microsoft.com/office/word/2010/wordprocessingInk" xmlns:wpg="http://schemas.microsoft.com/office/word/2010/wordprocessingGroup" xmlns:w14="http://schemas.microsoft.com/office/word/2010/wordml" xmlns:w="http://schemas.openxmlformats.org/wordprocessingml/2006/main" xmlns:w10="urn:schemas-microsoft-com:office:word" xmlns:wp14="http://schemas.microsoft.com/office/word/2010/wordprocessingDrawing" xmlns:v="urn:schemas-microsoft-com:vml" xmlns:o="urn:schemas-microsoft-com:office:office" xmlns:mc="http://schemas.openxmlformats.org/markup-compatibility/2006" xmlns:wpc="http://schemas.microsoft.com/office/word/2010/wordprocessingCanvas" xmlns=""/>
+                        <a14:shadowObscured xmlns="" xmlns:wpc="http://schemas.microsoft.com/office/word/2010/wordprocessingCanvas" xmlns:mc="http://schemas.openxmlformats.org/markup-compatibility/2006" xmlns:o="urn:schemas-microsoft-com:office:office" xmlns:v="urn:schemas-microsoft-com:vml" xmlns:wp14="http://schemas.microsoft.com/office/word/2010/wordprocessingDrawing" xmlns:w10="urn:schemas-microsoft-com:office:word" xmlns:w="http://schemas.openxmlformats.org/wordprocessingml/2006/main" xmlns:w14="http://schemas.microsoft.com/office/word/2010/wordml" xmlns:wpg="http://schemas.microsoft.com/office/word/2010/wordprocessingGroup" xmlns:wpi="http://schemas.microsoft.com/office/word/2010/wordprocessingInk" xmlns:wps="http://schemas.microsoft.com/office/word/2010/wordprocessingShape" xmlns:a14="http://schemas.microsoft.com/office/drawing/2010/main"/>
                       </a:ext>
                     </a:extLst>
                   </pic:spPr>
@@ -1570,7 +1570,7 @@
                     </a:ln>
                     <a:extLst>
                       <a:ext uri="{53640926-AAD7-44D8-BBD7-CCE9431645EC}">
-                        <a14:shadowObscured xmlns:a14="http://schemas.microsoft.com/office/drawing/2010/main" xmlns:wps="http://schemas.microsoft.com/office/word/2010/wordprocessingShape" xmlns:wpi="http://schemas.microsoft.com/office/word/2010/wordprocessingInk" xmlns:wpg="http://schemas.microsoft.com/office/word/2010/wordprocessingGroup" xmlns:w14="http://schemas.microsoft.com/office/word/2010/wordml" xmlns:w="http://schemas.openxmlformats.org/wordprocessingml/2006/main" xmlns:w10="urn:schemas-microsoft-com:office:word" xmlns:wp14="http://schemas.microsoft.com/office/word/2010/wordprocessingDrawing" xmlns:v="urn:schemas-microsoft-com:vml" xmlns:o="urn:schemas-microsoft-com:office:office" xmlns:mc="http://schemas.openxmlformats.org/markup-compatibility/2006" xmlns:wpc="http://schemas.microsoft.com/office/word/2010/wordprocessingCanvas" xmlns=""/>
+                        <a14:shadowObscured xmlns="" xmlns:wpc="http://schemas.microsoft.com/office/word/2010/wordprocessingCanvas" xmlns:mc="http://schemas.openxmlformats.org/markup-compatibility/2006" xmlns:o="urn:schemas-microsoft-com:office:office" xmlns:v="urn:schemas-microsoft-com:vml" xmlns:wp14="http://schemas.microsoft.com/office/word/2010/wordprocessingDrawing" xmlns:w10="urn:schemas-microsoft-com:office:word" xmlns:w="http://schemas.openxmlformats.org/wordprocessingml/2006/main" xmlns:w14="http://schemas.microsoft.com/office/word/2010/wordml" xmlns:wpg="http://schemas.microsoft.com/office/word/2010/wordprocessingGroup" xmlns:wpi="http://schemas.microsoft.com/office/word/2010/wordprocessingInk" xmlns:wps="http://schemas.microsoft.com/office/word/2010/wordprocessingShape" xmlns:a14="http://schemas.microsoft.com/office/drawing/2010/main"/>
                       </a:ext>
                     </a:extLst>
                   </pic:spPr>
@@ -2541,7 +2541,7 @@
                     <a:blip r:embed="rId19" cstate="print">
                       <a:extLst>
                         <a:ext uri="{28A0092B-C50C-407E-A947-70E740481C1C}">
-                          <a14:useLocalDpi xmlns:a14="http://schemas.microsoft.com/office/drawing/2010/main" xmlns:wps="http://schemas.microsoft.com/office/word/2010/wordprocessingShape" xmlns:wpi="http://schemas.microsoft.com/office/word/2010/wordprocessingInk" xmlns:wpg="http://schemas.microsoft.com/office/word/2010/wordprocessingGroup" xmlns:w14="http://schemas.microsoft.com/office/word/2010/wordml" xmlns:w="http://schemas.openxmlformats.org/wordprocessingml/2006/main" xmlns:w10="urn:schemas-microsoft-com:office:word" xmlns:wp14="http://schemas.microsoft.com/office/word/2010/wordprocessingDrawing" xmlns:v="urn:schemas-microsoft-com:vml" xmlns:o="urn:schemas-microsoft-com:office:office" xmlns:mc="http://schemas.openxmlformats.org/markup-compatibility/2006" xmlns:wpc="http://schemas.microsoft.com/office/word/2010/wordprocessingCanvas" xmlns="" val="0"/>
+                          <a14:useLocalDpi xmlns="" xmlns:wpc="http://schemas.microsoft.com/office/word/2010/wordprocessingCanvas" xmlns:mc="http://schemas.openxmlformats.org/markup-compatibility/2006" xmlns:o="urn:schemas-microsoft-com:office:office" xmlns:v="urn:schemas-microsoft-com:vml" xmlns:wp14="http://schemas.microsoft.com/office/word/2010/wordprocessingDrawing" xmlns:w10="urn:schemas-microsoft-com:office:word" xmlns:w="http://schemas.openxmlformats.org/wordprocessingml/2006/main" xmlns:w14="http://schemas.microsoft.com/office/word/2010/wordml" xmlns:wpg="http://schemas.microsoft.com/office/word/2010/wordprocessingGroup" xmlns:wpi="http://schemas.microsoft.com/office/word/2010/wordprocessingInk" xmlns:wps="http://schemas.microsoft.com/office/word/2010/wordprocessingShape" xmlns:a14="http://schemas.microsoft.com/office/drawing/2010/main" val="0"/>
                         </a:ext>
                       </a:extLst>
                     </a:blip>
@@ -2736,7 +2736,7 @@
                     </a:ln>
                     <a:extLst>
                       <a:ext uri="{53640926-AAD7-44D8-BBD7-CCE9431645EC}">
-                        <a14:shadowObscured xmlns:a14="http://schemas.microsoft.com/office/drawing/2010/main" xmlns:wps="http://schemas.microsoft.com/office/word/2010/wordprocessingShape" xmlns:wpi="http://schemas.microsoft.com/office/word/2010/wordprocessingInk" xmlns:wpg="http://schemas.microsoft.com/office/word/2010/wordprocessingGroup" xmlns:w14="http://schemas.microsoft.com/office/word/2010/wordml" xmlns:w="http://schemas.openxmlformats.org/wordprocessingml/2006/main" xmlns:w10="urn:schemas-microsoft-com:office:word" xmlns:wp14="http://schemas.microsoft.com/office/word/2010/wordprocessingDrawing" xmlns:v="urn:schemas-microsoft-com:vml" xmlns:o="urn:schemas-microsoft-com:office:office" xmlns:mc="http://schemas.openxmlformats.org/markup-compatibility/2006" xmlns:wpc="http://schemas.microsoft.com/office/word/2010/wordprocessingCanvas" xmlns=""/>
+                        <a14:shadowObscured xmlns="" xmlns:wpc="http://schemas.microsoft.com/office/word/2010/wordprocessingCanvas" xmlns:mc="http://schemas.openxmlformats.org/markup-compatibility/2006" xmlns:o="urn:schemas-microsoft-com:office:office" xmlns:v="urn:schemas-microsoft-com:vml" xmlns:wp14="http://schemas.microsoft.com/office/word/2010/wordprocessingDrawing" xmlns:w10="urn:schemas-microsoft-com:office:word" xmlns:w="http://schemas.openxmlformats.org/wordprocessingml/2006/main" xmlns:w14="http://schemas.microsoft.com/office/word/2010/wordml" xmlns:wpg="http://schemas.microsoft.com/office/word/2010/wordprocessingGroup" xmlns:wpi="http://schemas.microsoft.com/office/word/2010/wordprocessingInk" xmlns:wps="http://schemas.microsoft.com/office/word/2010/wordprocessingShape" xmlns:a14="http://schemas.microsoft.com/office/drawing/2010/main"/>
                       </a:ext>
                     </a:extLst>
                   </pic:spPr>
@@ -3305,7 +3305,7 @@
                     </a:ln>
                     <a:extLst>
                       <a:ext uri="{53640926-AAD7-44D8-BBD7-CCE9431645EC}">
-                        <a14:shadowObscured xmlns:a14="http://schemas.microsoft.com/office/drawing/2010/main" xmlns:wps="http://schemas.microsoft.com/office/word/2010/wordprocessingShape" xmlns:wpi="http://schemas.microsoft.com/office/word/2010/wordprocessingInk" xmlns:wpg="http://schemas.microsoft.com/office/word/2010/wordprocessingGroup" xmlns:w14="http://schemas.microsoft.com/office/word/2010/wordml" xmlns:w="http://schemas.openxmlformats.org/wordprocessingml/2006/main" xmlns:w10="urn:schemas-microsoft-com:office:word" xmlns:wp14="http://schemas.microsoft.com/office/word/2010/wordprocessingDrawing" xmlns:v="urn:schemas-microsoft-com:vml" xmlns:o="urn:schemas-microsoft-com:office:office" xmlns:mc="http://schemas.openxmlformats.org/markup-compatibility/2006" xmlns:wpc="http://schemas.microsoft.com/office/word/2010/wordprocessingCanvas" xmlns=""/>
+                        <a14:shadowObscured xmlns="" xmlns:wpc="http://schemas.microsoft.com/office/word/2010/wordprocessingCanvas" xmlns:mc="http://schemas.openxmlformats.org/markup-compatibility/2006" xmlns:o="urn:schemas-microsoft-com:office:office" xmlns:v="urn:schemas-microsoft-com:vml" xmlns:wp14="http://schemas.microsoft.com/office/word/2010/wordprocessingDrawing" xmlns:w10="urn:schemas-microsoft-com:office:word" xmlns:w="http://schemas.openxmlformats.org/wordprocessingml/2006/main" xmlns:w14="http://schemas.microsoft.com/office/word/2010/wordml" xmlns:wpg="http://schemas.microsoft.com/office/word/2010/wordprocessingGroup" xmlns:wpi="http://schemas.microsoft.com/office/word/2010/wordprocessingInk" xmlns:wps="http://schemas.microsoft.com/office/word/2010/wordprocessingShape" xmlns:a14="http://schemas.microsoft.com/office/drawing/2010/main"/>
                       </a:ext>
                     </a:extLst>
                   </pic:spPr>
@@ -9091,11 +9091,6 @@
       </w:r>
     </w:p>
     <w:p>
-      <w:pPr>
-        <w:rPr>
-          <w:lang w:val="en-US"/>
-        </w:rPr>
-      </w:pPr>
       <w:r>
         <w:t xml:space="preserve">Добавили надпись две зеленых кнопки и закоммитили изменения </w:t>
       </w:r>
@@ -9356,12 +9351,2294 @@
     </w:p>
     <w:p>
       <w:pPr>
-        <w:rPr>
-          <w:lang w:val="en-US"/>
-        </w:rPr>
+        <w:pStyle w:val="2"/>
       </w:pPr>
       <w:bookmarkStart w:id="6" w:name="_GoBack"/>
       <w:bookmarkEnd w:id="6"/>
+      <w:r>
+        <w:t>Самостоятельная работа:</w:t>
+      </w:r>
+    </w:p>
+    <w:p>
+      <w:r>
+        <w:t>Создаем новый пустой репозиторий на гитхабе</w:t>
+      </w:r>
+    </w:p>
+    <w:p>
+      <w:r>
+        <w:rPr>
+          <w:noProof/>
+          <w:lang w:eastAsia="ru-RU"/>
+        </w:rPr>
+        <w:drawing>
+          <wp:inline distT="0" distB="0" distL="0" distR="0">
+            <wp:extent cx="3476625" cy="1435100"/>
+            <wp:effectExtent l="19050" t="0" r="9525" b="0"/>
+            <wp:docPr id="78" name="Рисунок 1"/>
+            <wp:cNvGraphicFramePr>
+              <a:graphicFrameLocks xmlns:a="http://schemas.openxmlformats.org/drawingml/2006/main" noChangeAspect="1"/>
+            </wp:cNvGraphicFramePr>
+            <a:graphic xmlns:a="http://schemas.openxmlformats.org/drawingml/2006/main">
+              <a:graphicData uri="http://schemas.openxmlformats.org/drawingml/2006/picture">
+                <pic:pic xmlns:pic="http://schemas.openxmlformats.org/drawingml/2006/picture">
+                  <pic:nvPicPr>
+                    <pic:cNvPr id="0" name="Picture 1"/>
+                    <pic:cNvPicPr>
+                      <a:picLocks noChangeAspect="1" noChangeArrowheads="1"/>
+                    </pic:cNvPicPr>
+                  </pic:nvPicPr>
+                  <pic:blipFill>
+                    <a:blip r:embed="rId109" cstate="print"/>
+                    <a:srcRect/>
+                    <a:stretch>
+                      <a:fillRect/>
+                    </a:stretch>
+                  </pic:blipFill>
+                  <pic:spPr bwMode="auto">
+                    <a:xfrm>
+                      <a:off x="0" y="0"/>
+                      <a:ext cx="3476625" cy="1435100"/>
+                    </a:xfrm>
+                    <a:prstGeom prst="rect">
+                      <a:avLst/>
+                    </a:prstGeom>
+                    <a:noFill/>
+                    <a:ln w="9525">
+                      <a:noFill/>
+                      <a:miter lim="800000"/>
+                      <a:headEnd/>
+                      <a:tailEnd/>
+                    </a:ln>
+                  </pic:spPr>
+                </pic:pic>
+              </a:graphicData>
+            </a:graphic>
+          </wp:inline>
+        </w:drawing>
+      </w:r>
+    </w:p>
+    <w:p/>
+    <w:p>
+      <w:pPr>
+        <w:rPr>
+          <w:lang w:val="en-US"/>
+        </w:rPr>
+      </w:pPr>
+      <w:r>
+        <w:t xml:space="preserve">Клонируем его в папку </w:t>
+      </w:r>
+      <w:r>
+        <w:rPr>
+          <w:lang w:val="en-US"/>
+        </w:rPr>
+        <w:t>D</w:t>
+      </w:r>
+      <w:r>
+        <w:t xml:space="preserve"> </w:t>
+      </w:r>
+      <w:r>
+        <w:t xml:space="preserve">вместо диска </w:t>
+      </w:r>
+      <w:r>
+        <w:rPr>
+          <w:lang w:val="en-US"/>
+        </w:rPr>
+        <w:t>D</w:t>
+      </w:r>
+    </w:p>
+    <w:p>
+      <w:pPr>
+        <w:rPr>
+          <w:lang w:val="en-US"/>
+        </w:rPr>
+      </w:pPr>
+      <w:r>
+        <w:rPr>
+          <w:noProof/>
+          <w:lang w:eastAsia="ru-RU"/>
+        </w:rPr>
+        <w:drawing>
+          <wp:inline distT="0" distB="0" distL="0" distR="0">
+            <wp:extent cx="5940425" cy="1079391"/>
+            <wp:effectExtent l="19050" t="0" r="3175" b="0"/>
+            <wp:docPr id="79" name="Рисунок 4"/>
+            <wp:cNvGraphicFramePr>
+              <a:graphicFrameLocks xmlns:a="http://schemas.openxmlformats.org/drawingml/2006/main" noChangeAspect="1"/>
+            </wp:cNvGraphicFramePr>
+            <a:graphic xmlns:a="http://schemas.openxmlformats.org/drawingml/2006/main">
+              <a:graphicData uri="http://schemas.openxmlformats.org/drawingml/2006/picture">
+                <pic:pic xmlns:pic="http://schemas.openxmlformats.org/drawingml/2006/picture">
+                  <pic:nvPicPr>
+                    <pic:cNvPr id="0" name="Picture 4"/>
+                    <pic:cNvPicPr>
+                      <a:picLocks noChangeAspect="1" noChangeArrowheads="1"/>
+                    </pic:cNvPicPr>
+                  </pic:nvPicPr>
+                  <pic:blipFill>
+                    <a:blip r:embed="rId110" cstate="print"/>
+                    <a:srcRect/>
+                    <a:stretch>
+                      <a:fillRect/>
+                    </a:stretch>
+                  </pic:blipFill>
+                  <pic:spPr bwMode="auto">
+                    <a:xfrm>
+                      <a:off x="0" y="0"/>
+                      <a:ext cx="5940425" cy="1079391"/>
+                    </a:xfrm>
+                    <a:prstGeom prst="rect">
+                      <a:avLst/>
+                    </a:prstGeom>
+                    <a:noFill/>
+                    <a:ln w="9525">
+                      <a:noFill/>
+                      <a:miter lim="800000"/>
+                      <a:headEnd/>
+                      <a:tailEnd/>
+                    </a:ln>
+                  </pic:spPr>
+                </pic:pic>
+              </a:graphicData>
+            </a:graphic>
+          </wp:inline>
+        </w:drawing>
+      </w:r>
+    </w:p>
+    <w:p>
+      <w:r>
+        <w:t xml:space="preserve">Созадем файл </w:t>
+      </w:r>
+      <w:r>
+        <w:rPr>
+          <w:lang w:val="en-US"/>
+        </w:rPr>
+        <w:t>HTML</w:t>
+      </w:r>
+      <w:r>
+        <w:t xml:space="preserve"> </w:t>
+      </w:r>
+      <w:r>
+        <w:t xml:space="preserve"> с моим профилем</w:t>
+      </w:r>
+      <w:r>
+        <w:rPr>
+          <w:noProof/>
+          <w:lang w:eastAsia="ru-RU"/>
+        </w:rPr>
+        <w:drawing>
+          <wp:inline distT="0" distB="0" distL="0" distR="0">
+            <wp:extent cx="5940425" cy="3364300"/>
+            <wp:effectExtent l="19050" t="0" r="3175" b="0"/>
+            <wp:docPr id="80" name="Рисунок 7"/>
+            <wp:cNvGraphicFramePr>
+              <a:graphicFrameLocks xmlns:a="http://schemas.openxmlformats.org/drawingml/2006/main" noChangeAspect="1"/>
+            </wp:cNvGraphicFramePr>
+            <a:graphic xmlns:a="http://schemas.openxmlformats.org/drawingml/2006/main">
+              <a:graphicData uri="http://schemas.openxmlformats.org/drawingml/2006/picture">
+                <pic:pic xmlns:pic="http://schemas.openxmlformats.org/drawingml/2006/picture">
+                  <pic:nvPicPr>
+                    <pic:cNvPr id="0" name="Picture 7"/>
+                    <pic:cNvPicPr>
+                      <a:picLocks noChangeAspect="1" noChangeArrowheads="1"/>
+                    </pic:cNvPicPr>
+                  </pic:nvPicPr>
+                  <pic:blipFill>
+                    <a:blip r:embed="rId111" cstate="print"/>
+                    <a:srcRect/>
+                    <a:stretch>
+                      <a:fillRect/>
+                    </a:stretch>
+                  </pic:blipFill>
+                  <pic:spPr bwMode="auto">
+                    <a:xfrm>
+                      <a:off x="0" y="0"/>
+                      <a:ext cx="5940425" cy="3364300"/>
+                    </a:xfrm>
+                    <a:prstGeom prst="rect">
+                      <a:avLst/>
+                    </a:prstGeom>
+                    <a:noFill/>
+                    <a:ln w="9525">
+                      <a:noFill/>
+                      <a:miter lim="800000"/>
+                      <a:headEnd/>
+                      <a:tailEnd/>
+                    </a:ln>
+                  </pic:spPr>
+                </pic:pic>
+              </a:graphicData>
+            </a:graphic>
+          </wp:inline>
+        </w:drawing>
+      </w:r>
+    </w:p>
+    <w:p>
+      <w:r>
+        <w:t>Переходим в папку репозитория</w:t>
+      </w:r>
+    </w:p>
+    <w:p>
+      <w:r>
+        <w:t>Добавляем добавленный файл по контроль гита</w:t>
+      </w:r>
+    </w:p>
+    <w:p>
+      <w:r>
+        <w:t>И коммитим изменения</w:t>
+      </w:r>
+    </w:p>
+    <w:p>
+      <w:r>
+        <w:rPr>
+          <w:noProof/>
+          <w:lang w:eastAsia="ru-RU"/>
+        </w:rPr>
+        <w:drawing>
+          <wp:inline distT="0" distB="0" distL="0" distR="0">
+            <wp:extent cx="5940425" cy="1586598"/>
+            <wp:effectExtent l="19050" t="0" r="3175" b="0"/>
+            <wp:docPr id="81" name="Рисунок 10"/>
+            <wp:cNvGraphicFramePr>
+              <a:graphicFrameLocks xmlns:a="http://schemas.openxmlformats.org/drawingml/2006/main" noChangeAspect="1"/>
+            </wp:cNvGraphicFramePr>
+            <a:graphic xmlns:a="http://schemas.openxmlformats.org/drawingml/2006/main">
+              <a:graphicData uri="http://schemas.openxmlformats.org/drawingml/2006/picture">
+                <pic:pic xmlns:pic="http://schemas.openxmlformats.org/drawingml/2006/picture">
+                  <pic:nvPicPr>
+                    <pic:cNvPr id="0" name="Picture 10"/>
+                    <pic:cNvPicPr>
+                      <a:picLocks noChangeAspect="1" noChangeArrowheads="1"/>
+                    </pic:cNvPicPr>
+                  </pic:nvPicPr>
+                  <pic:blipFill>
+                    <a:blip r:embed="rId112" cstate="print"/>
+                    <a:srcRect/>
+                    <a:stretch>
+                      <a:fillRect/>
+                    </a:stretch>
+                  </pic:blipFill>
+                  <pic:spPr bwMode="auto">
+                    <a:xfrm>
+                      <a:off x="0" y="0"/>
+                      <a:ext cx="5940425" cy="1586598"/>
+                    </a:xfrm>
+                    <a:prstGeom prst="rect">
+                      <a:avLst/>
+                    </a:prstGeom>
+                    <a:noFill/>
+                    <a:ln w="9525">
+                      <a:noFill/>
+                      <a:miter lim="800000"/>
+                      <a:headEnd/>
+                      <a:tailEnd/>
+                    </a:ln>
+                  </pic:spPr>
+                </pic:pic>
+              </a:graphicData>
+            </a:graphic>
+          </wp:inline>
+        </w:drawing>
+      </w:r>
+    </w:p>
+    <w:p/>
+    <w:p/>
+    <w:p>
+      <w:r>
+        <w:lastRenderedPageBreak/>
+        <w:t>Пушим в гитхаб в ветку мэйн</w:t>
+      </w:r>
+    </w:p>
+    <w:p>
+      <w:r>
+        <w:rPr>
+          <w:noProof/>
+          <w:lang w:eastAsia="ru-RU"/>
+        </w:rPr>
+        <w:drawing>
+          <wp:inline distT="0" distB="0" distL="0" distR="0">
+            <wp:extent cx="5345312" cy="1658518"/>
+            <wp:effectExtent l="19050" t="0" r="7738" b="0"/>
+            <wp:docPr id="82" name="Рисунок 13"/>
+            <wp:cNvGraphicFramePr>
+              <a:graphicFrameLocks xmlns:a="http://schemas.openxmlformats.org/drawingml/2006/main" noChangeAspect="1"/>
+            </wp:cNvGraphicFramePr>
+            <a:graphic xmlns:a="http://schemas.openxmlformats.org/drawingml/2006/main">
+              <a:graphicData uri="http://schemas.openxmlformats.org/drawingml/2006/picture">
+                <pic:pic xmlns:pic="http://schemas.openxmlformats.org/drawingml/2006/picture">
+                  <pic:nvPicPr>
+                    <pic:cNvPr id="0" name="Picture 13"/>
+                    <pic:cNvPicPr>
+                      <a:picLocks noChangeAspect="1" noChangeArrowheads="1"/>
+                    </pic:cNvPicPr>
+                  </pic:nvPicPr>
+                  <pic:blipFill>
+                    <a:blip r:embed="rId113" cstate="print"/>
+                    <a:srcRect/>
+                    <a:stretch>
+                      <a:fillRect/>
+                    </a:stretch>
+                  </pic:blipFill>
+                  <pic:spPr bwMode="auto">
+                    <a:xfrm>
+                      <a:off x="0" y="0"/>
+                      <a:ext cx="5356166" cy="1661886"/>
+                    </a:xfrm>
+                    <a:prstGeom prst="rect">
+                      <a:avLst/>
+                    </a:prstGeom>
+                    <a:noFill/>
+                    <a:ln w="9525">
+                      <a:noFill/>
+                      <a:miter lim="800000"/>
+                      <a:headEnd/>
+                      <a:tailEnd/>
+                    </a:ln>
+                  </pic:spPr>
+                </pic:pic>
+              </a:graphicData>
+            </a:graphic>
+          </wp:inline>
+        </w:drawing>
+      </w:r>
+    </w:p>
+    <w:p>
+      <w:r>
+        <w:t>добавляем ветку и сразу же переходим  в нее</w:t>
+      </w:r>
+    </w:p>
+    <w:p>
+      <w:r>
+        <w:rPr>
+          <w:noProof/>
+          <w:lang w:eastAsia="ru-RU"/>
+        </w:rPr>
+        <w:drawing>
+          <wp:inline distT="0" distB="0" distL="0" distR="0">
+            <wp:extent cx="5084578" cy="1314311"/>
+            <wp:effectExtent l="19050" t="0" r="1772" b="0"/>
+            <wp:docPr id="84" name="Рисунок 16"/>
+            <wp:cNvGraphicFramePr>
+              <a:graphicFrameLocks xmlns:a="http://schemas.openxmlformats.org/drawingml/2006/main" noChangeAspect="1"/>
+            </wp:cNvGraphicFramePr>
+            <a:graphic xmlns:a="http://schemas.openxmlformats.org/drawingml/2006/main">
+              <a:graphicData uri="http://schemas.openxmlformats.org/drawingml/2006/picture">
+                <pic:pic xmlns:pic="http://schemas.openxmlformats.org/drawingml/2006/picture">
+                  <pic:nvPicPr>
+                    <pic:cNvPr id="0" name="Picture 16"/>
+                    <pic:cNvPicPr>
+                      <a:picLocks noChangeAspect="1" noChangeArrowheads="1"/>
+                    </pic:cNvPicPr>
+                  </pic:nvPicPr>
+                  <pic:blipFill>
+                    <a:blip r:embed="rId114" cstate="print"/>
+                    <a:srcRect/>
+                    <a:stretch>
+                      <a:fillRect/>
+                    </a:stretch>
+                  </pic:blipFill>
+                  <pic:spPr bwMode="auto">
+                    <a:xfrm>
+                      <a:off x="0" y="0"/>
+                      <a:ext cx="5087106" cy="1314965"/>
+                    </a:xfrm>
+                    <a:prstGeom prst="rect">
+                      <a:avLst/>
+                    </a:prstGeom>
+                    <a:noFill/>
+                    <a:ln w="9525">
+                      <a:noFill/>
+                      <a:miter lim="800000"/>
+                      <a:headEnd/>
+                      <a:tailEnd/>
+                    </a:ln>
+                  </pic:spPr>
+                </pic:pic>
+              </a:graphicData>
+            </a:graphic>
+          </wp:inline>
+        </w:drawing>
+      </w:r>
+    </w:p>
+    <w:p>
+      <w:r>
+        <w:t>Добавляем кнопку</w:t>
+      </w:r>
+    </w:p>
+    <w:p>
+      <w:r>
+        <w:rPr>
+          <w:noProof/>
+          <w:lang w:eastAsia="ru-RU"/>
+        </w:rPr>
+        <w:drawing>
+          <wp:inline distT="0" distB="0" distL="0" distR="0">
+            <wp:extent cx="4350931" cy="726719"/>
+            <wp:effectExtent l="19050" t="0" r="0" b="0"/>
+            <wp:docPr id="85" name="Рисунок 19"/>
+            <wp:cNvGraphicFramePr>
+              <a:graphicFrameLocks xmlns:a="http://schemas.openxmlformats.org/drawingml/2006/main" noChangeAspect="1"/>
+            </wp:cNvGraphicFramePr>
+            <a:graphic xmlns:a="http://schemas.openxmlformats.org/drawingml/2006/main">
+              <a:graphicData uri="http://schemas.openxmlformats.org/drawingml/2006/picture">
+                <pic:pic xmlns:pic="http://schemas.openxmlformats.org/drawingml/2006/picture">
+                  <pic:nvPicPr>
+                    <pic:cNvPr id="0" name="Picture 19"/>
+                    <pic:cNvPicPr>
+                      <a:picLocks noChangeAspect="1" noChangeArrowheads="1"/>
+                    </pic:cNvPicPr>
+                  </pic:nvPicPr>
+                  <pic:blipFill>
+                    <a:blip r:embed="rId115" cstate="print"/>
+                    <a:srcRect/>
+                    <a:stretch>
+                      <a:fillRect/>
+                    </a:stretch>
+                  </pic:blipFill>
+                  <pic:spPr bwMode="auto">
+                    <a:xfrm>
+                      <a:off x="0" y="0"/>
+                      <a:ext cx="4350682" cy="726677"/>
+                    </a:xfrm>
+                    <a:prstGeom prst="rect">
+                      <a:avLst/>
+                    </a:prstGeom>
+                    <a:noFill/>
+                    <a:ln w="9525">
+                      <a:noFill/>
+                      <a:miter lim="800000"/>
+                      <a:headEnd/>
+                      <a:tailEnd/>
+                    </a:ln>
+                  </pic:spPr>
+                </pic:pic>
+              </a:graphicData>
+            </a:graphic>
+          </wp:inline>
+        </w:drawing>
+      </w:r>
+    </w:p>
+    <w:p>
+      <w:r>
+        <w:t>Добавляем изменения под контроль гит и коммитим</w:t>
+      </w:r>
+    </w:p>
+    <w:p>
+      <w:r>
+        <w:rPr>
+          <w:noProof/>
+          <w:lang w:eastAsia="ru-RU"/>
+        </w:rPr>
+        <w:drawing>
+          <wp:inline distT="0" distB="0" distL="0" distR="0">
+            <wp:extent cx="5940425" cy="1184804"/>
+            <wp:effectExtent l="19050" t="0" r="3175" b="0"/>
+            <wp:docPr id="107" name="Рисунок 22"/>
+            <wp:cNvGraphicFramePr>
+              <a:graphicFrameLocks xmlns:a="http://schemas.openxmlformats.org/drawingml/2006/main" noChangeAspect="1"/>
+            </wp:cNvGraphicFramePr>
+            <a:graphic xmlns:a="http://schemas.openxmlformats.org/drawingml/2006/main">
+              <a:graphicData uri="http://schemas.openxmlformats.org/drawingml/2006/picture">
+                <pic:pic xmlns:pic="http://schemas.openxmlformats.org/drawingml/2006/picture">
+                  <pic:nvPicPr>
+                    <pic:cNvPr id="0" name="Picture 22"/>
+                    <pic:cNvPicPr>
+                      <a:picLocks noChangeAspect="1" noChangeArrowheads="1"/>
+                    </pic:cNvPicPr>
+                  </pic:nvPicPr>
+                  <pic:blipFill>
+                    <a:blip r:embed="rId116" cstate="print"/>
+                    <a:srcRect/>
+                    <a:stretch>
+                      <a:fillRect/>
+                    </a:stretch>
+                  </pic:blipFill>
+                  <pic:spPr bwMode="auto">
+                    <a:xfrm>
+                      <a:off x="0" y="0"/>
+                      <a:ext cx="5940425" cy="1184804"/>
+                    </a:xfrm>
+                    <a:prstGeom prst="rect">
+                      <a:avLst/>
+                    </a:prstGeom>
+                    <a:noFill/>
+                    <a:ln w="9525">
+                      <a:noFill/>
+                      <a:miter lim="800000"/>
+                      <a:headEnd/>
+                      <a:tailEnd/>
+                    </a:ln>
+                  </pic:spPr>
+                </pic:pic>
+              </a:graphicData>
+            </a:graphic>
+          </wp:inline>
+        </w:drawing>
+      </w:r>
+    </w:p>
+    <w:p>
+      <w:r>
+        <w:t>Пушим на гит хаб че</w:t>
+      </w:r>
+      <w:r>
+        <w:t>рез ветку созданную для кнопки</w:t>
+      </w:r>
+    </w:p>
+    <w:p>
+      <w:r>
+        <w:rPr>
+          <w:noProof/>
+          <w:lang w:eastAsia="ru-RU"/>
+        </w:rPr>
+        <w:drawing>
+          <wp:inline distT="0" distB="0" distL="0" distR="0">
+            <wp:extent cx="5180271" cy="1871187"/>
+            <wp:effectExtent l="19050" t="0" r="1329" b="0"/>
+            <wp:docPr id="108" name="Рисунок 25"/>
+            <wp:cNvGraphicFramePr>
+              <a:graphicFrameLocks xmlns:a="http://schemas.openxmlformats.org/drawingml/2006/main" noChangeAspect="1"/>
+            </wp:cNvGraphicFramePr>
+            <a:graphic xmlns:a="http://schemas.openxmlformats.org/drawingml/2006/main">
+              <a:graphicData uri="http://schemas.openxmlformats.org/drawingml/2006/picture">
+                <pic:pic xmlns:pic="http://schemas.openxmlformats.org/drawingml/2006/picture">
+                  <pic:nvPicPr>
+                    <pic:cNvPr id="0" name="Picture 25"/>
+                    <pic:cNvPicPr>
+                      <a:picLocks noChangeAspect="1" noChangeArrowheads="1"/>
+                    </pic:cNvPicPr>
+                  </pic:nvPicPr>
+                  <pic:blipFill>
+                    <a:blip r:embed="rId117" cstate="print"/>
+                    <a:srcRect/>
+                    <a:stretch>
+                      <a:fillRect/>
+                    </a:stretch>
+                  </pic:blipFill>
+                  <pic:spPr bwMode="auto">
+                    <a:xfrm>
+                      <a:off x="0" y="0"/>
+                      <a:ext cx="5178340" cy="1870490"/>
+                    </a:xfrm>
+                    <a:prstGeom prst="rect">
+                      <a:avLst/>
+                    </a:prstGeom>
+                    <a:noFill/>
+                    <a:ln w="9525">
+                      <a:noFill/>
+                      <a:miter lim="800000"/>
+                      <a:headEnd/>
+                      <a:tailEnd/>
+                    </a:ln>
+                  </pic:spPr>
+                </pic:pic>
+              </a:graphicData>
+            </a:graphic>
+          </wp:inline>
+        </w:drawing>
+      </w:r>
+    </w:p>
+    <w:p>
+      <w:pPr>
+        <w:rPr>
+          <w:lang w:val="en-US"/>
+        </w:rPr>
+      </w:pPr>
+      <w:r>
+        <w:lastRenderedPageBreak/>
+        <w:t xml:space="preserve">Переходим в ветку </w:t>
+      </w:r>
+      <w:r>
+        <w:rPr>
+          <w:lang w:val="en-US"/>
+        </w:rPr>
+        <w:t xml:space="preserve">main </w:t>
+      </w:r>
+    </w:p>
+    <w:p>
+      <w:pPr>
+        <w:rPr>
+          <w:lang w:val="en-US"/>
+        </w:rPr>
+      </w:pPr>
+      <w:r>
+        <w:rPr>
+          <w:noProof/>
+          <w:lang w:eastAsia="ru-RU"/>
+        </w:rPr>
+        <w:drawing>
+          <wp:inline distT="0" distB="0" distL="0" distR="0">
+            <wp:extent cx="5940425" cy="1122169"/>
+            <wp:effectExtent l="19050" t="0" r="3175" b="0"/>
+            <wp:docPr id="109" name="Рисунок 28"/>
+            <wp:cNvGraphicFramePr>
+              <a:graphicFrameLocks xmlns:a="http://schemas.openxmlformats.org/drawingml/2006/main" noChangeAspect="1"/>
+            </wp:cNvGraphicFramePr>
+            <a:graphic xmlns:a="http://schemas.openxmlformats.org/drawingml/2006/main">
+              <a:graphicData uri="http://schemas.openxmlformats.org/drawingml/2006/picture">
+                <pic:pic xmlns:pic="http://schemas.openxmlformats.org/drawingml/2006/picture">
+                  <pic:nvPicPr>
+                    <pic:cNvPr id="0" name="Picture 28"/>
+                    <pic:cNvPicPr>
+                      <a:picLocks noChangeAspect="1" noChangeArrowheads="1"/>
+                    </pic:cNvPicPr>
+                  </pic:nvPicPr>
+                  <pic:blipFill>
+                    <a:blip r:embed="rId118" cstate="print"/>
+                    <a:srcRect/>
+                    <a:stretch>
+                      <a:fillRect/>
+                    </a:stretch>
+                  </pic:blipFill>
+                  <pic:spPr bwMode="auto">
+                    <a:xfrm>
+                      <a:off x="0" y="0"/>
+                      <a:ext cx="5940425" cy="1122169"/>
+                    </a:xfrm>
+                    <a:prstGeom prst="rect">
+                      <a:avLst/>
+                    </a:prstGeom>
+                    <a:noFill/>
+                    <a:ln w="9525">
+                      <a:noFill/>
+                      <a:miter lim="800000"/>
+                      <a:headEnd/>
+                      <a:tailEnd/>
+                    </a:ln>
+                  </pic:spPr>
+                </pic:pic>
+              </a:graphicData>
+            </a:graphic>
+          </wp:inline>
+        </w:drawing>
+      </w:r>
+    </w:p>
+    <w:p>
+      <w:r>
+        <w:t>Выполняем слияние веток</w:t>
+      </w:r>
+    </w:p>
+    <w:p>
+      <w:r>
+        <w:rPr>
+          <w:noProof/>
+          <w:lang w:eastAsia="ru-RU"/>
+        </w:rPr>
+        <w:drawing>
+          <wp:inline distT="0" distB="0" distL="0" distR="0">
+            <wp:extent cx="3923665" cy="1403350"/>
+            <wp:effectExtent l="19050" t="0" r="635" b="0"/>
+            <wp:docPr id="110" name="Рисунок 31"/>
+            <wp:cNvGraphicFramePr>
+              <a:graphicFrameLocks xmlns:a="http://schemas.openxmlformats.org/drawingml/2006/main" noChangeAspect="1"/>
+            </wp:cNvGraphicFramePr>
+            <a:graphic xmlns:a="http://schemas.openxmlformats.org/drawingml/2006/main">
+              <a:graphicData uri="http://schemas.openxmlformats.org/drawingml/2006/picture">
+                <pic:pic xmlns:pic="http://schemas.openxmlformats.org/drawingml/2006/picture">
+                  <pic:nvPicPr>
+                    <pic:cNvPr id="0" name="Picture 31"/>
+                    <pic:cNvPicPr>
+                      <a:picLocks noChangeAspect="1" noChangeArrowheads="1"/>
+                    </pic:cNvPicPr>
+                  </pic:nvPicPr>
+                  <pic:blipFill>
+                    <a:blip r:embed="rId119" cstate="print"/>
+                    <a:srcRect/>
+                    <a:stretch>
+                      <a:fillRect/>
+                    </a:stretch>
+                  </pic:blipFill>
+                  <pic:spPr bwMode="auto">
+                    <a:xfrm>
+                      <a:off x="0" y="0"/>
+                      <a:ext cx="3923665" cy="1403350"/>
+                    </a:xfrm>
+                    <a:prstGeom prst="rect">
+                      <a:avLst/>
+                    </a:prstGeom>
+                    <a:noFill/>
+                    <a:ln w="9525">
+                      <a:noFill/>
+                      <a:miter lim="800000"/>
+                      <a:headEnd/>
+                      <a:tailEnd/>
+                    </a:ln>
+                  </pic:spPr>
+                </pic:pic>
+              </a:graphicData>
+            </a:graphic>
+          </wp:inline>
+        </w:drawing>
+      </w:r>
+    </w:p>
+    <w:p>
+      <w:r>
+        <w:t>И пушим на гитхаб</w:t>
+      </w:r>
+    </w:p>
+    <w:p>
+      <w:r>
+        <w:rPr>
+          <w:noProof/>
+          <w:lang w:eastAsia="ru-RU"/>
+        </w:rPr>
+        <w:drawing>
+          <wp:inline distT="0" distB="0" distL="0" distR="0">
+            <wp:extent cx="5940425" cy="1051064"/>
+            <wp:effectExtent l="19050" t="0" r="3175" b="0"/>
+            <wp:docPr id="111" name="Рисунок 34"/>
+            <wp:cNvGraphicFramePr>
+              <a:graphicFrameLocks xmlns:a="http://schemas.openxmlformats.org/drawingml/2006/main" noChangeAspect="1"/>
+            </wp:cNvGraphicFramePr>
+            <a:graphic xmlns:a="http://schemas.openxmlformats.org/drawingml/2006/main">
+              <a:graphicData uri="http://schemas.openxmlformats.org/drawingml/2006/picture">
+                <pic:pic xmlns:pic="http://schemas.openxmlformats.org/drawingml/2006/picture">
+                  <pic:nvPicPr>
+                    <pic:cNvPr id="0" name="Picture 34"/>
+                    <pic:cNvPicPr>
+                      <a:picLocks noChangeAspect="1" noChangeArrowheads="1"/>
+                    </pic:cNvPicPr>
+                  </pic:nvPicPr>
+                  <pic:blipFill>
+                    <a:blip r:embed="rId120" cstate="print"/>
+                    <a:srcRect/>
+                    <a:stretch>
+                      <a:fillRect/>
+                    </a:stretch>
+                  </pic:blipFill>
+                  <pic:spPr bwMode="auto">
+                    <a:xfrm>
+                      <a:off x="0" y="0"/>
+                      <a:ext cx="5940425" cy="1051064"/>
+                    </a:xfrm>
+                    <a:prstGeom prst="rect">
+                      <a:avLst/>
+                    </a:prstGeom>
+                    <a:noFill/>
+                    <a:ln w="9525">
+                      <a:noFill/>
+                      <a:miter lim="800000"/>
+                      <a:headEnd/>
+                      <a:tailEnd/>
+                    </a:ln>
+                  </pic:spPr>
+                </pic:pic>
+              </a:graphicData>
+            </a:graphic>
+          </wp:inline>
+        </w:drawing>
+      </w:r>
+    </w:p>
+    <w:p>
+      <w:r>
+        <w:t>Создаем ветку для изменения цвета кнопки</w:t>
+      </w:r>
+    </w:p>
+    <w:p>
+      <w:r>
+        <w:rPr>
+          <w:noProof/>
+          <w:lang w:eastAsia="ru-RU"/>
+        </w:rPr>
+        <w:drawing>
+          <wp:inline distT="0" distB="0" distL="0" distR="0">
+            <wp:extent cx="5656580" cy="1010285"/>
+            <wp:effectExtent l="19050" t="0" r="1270" b="0"/>
+            <wp:docPr id="113" name="Рисунок 40"/>
+            <wp:cNvGraphicFramePr>
+              <a:graphicFrameLocks xmlns:a="http://schemas.openxmlformats.org/drawingml/2006/main" noChangeAspect="1"/>
+            </wp:cNvGraphicFramePr>
+            <a:graphic xmlns:a="http://schemas.openxmlformats.org/drawingml/2006/main">
+              <a:graphicData uri="http://schemas.openxmlformats.org/drawingml/2006/picture">
+                <pic:pic xmlns:pic="http://schemas.openxmlformats.org/drawingml/2006/picture">
+                  <pic:nvPicPr>
+                    <pic:cNvPr id="0" name="Picture 40"/>
+                    <pic:cNvPicPr>
+                      <a:picLocks noChangeAspect="1" noChangeArrowheads="1"/>
+                    </pic:cNvPicPr>
+                  </pic:nvPicPr>
+                  <pic:blipFill>
+                    <a:blip r:embed="rId121" cstate="print"/>
+                    <a:srcRect/>
+                    <a:stretch>
+                      <a:fillRect/>
+                    </a:stretch>
+                  </pic:blipFill>
+                  <pic:spPr bwMode="auto">
+                    <a:xfrm>
+                      <a:off x="0" y="0"/>
+                      <a:ext cx="5656580" cy="1010285"/>
+                    </a:xfrm>
+                    <a:prstGeom prst="rect">
+                      <a:avLst/>
+                    </a:prstGeom>
+                    <a:noFill/>
+                    <a:ln w="9525">
+                      <a:noFill/>
+                      <a:miter lim="800000"/>
+                      <a:headEnd/>
+                      <a:tailEnd/>
+                    </a:ln>
+                  </pic:spPr>
+                </pic:pic>
+              </a:graphicData>
+            </a:graphic>
+          </wp:inline>
+        </w:drawing>
+      </w:r>
+    </w:p>
+    <w:p>
+      <w:r>
+        <w:t xml:space="preserve">Изменяем цвет в файле </w:t>
+      </w:r>
+      <w:r>
+        <w:rPr>
+          <w:lang w:val="en-US"/>
+        </w:rPr>
+        <w:t>html</w:t>
+      </w:r>
+    </w:p>
+    <w:p>
+      <w:pPr>
+        <w:rPr>
+          <w:lang w:val="en-US"/>
+        </w:rPr>
+      </w:pPr>
+      <w:r>
+        <w:rPr>
+          <w:noProof/>
+          <w:lang w:eastAsia="ru-RU"/>
+        </w:rPr>
+        <w:drawing>
+          <wp:inline distT="0" distB="0" distL="0" distR="0">
+            <wp:extent cx="5932805" cy="1552575"/>
+            <wp:effectExtent l="19050" t="0" r="0" b="0"/>
+            <wp:docPr id="112" name="Рисунок 37"/>
+            <wp:cNvGraphicFramePr>
+              <a:graphicFrameLocks xmlns:a="http://schemas.openxmlformats.org/drawingml/2006/main" noChangeAspect="1"/>
+            </wp:cNvGraphicFramePr>
+            <a:graphic xmlns:a="http://schemas.openxmlformats.org/drawingml/2006/main">
+              <a:graphicData uri="http://schemas.openxmlformats.org/drawingml/2006/picture">
+                <pic:pic xmlns:pic="http://schemas.openxmlformats.org/drawingml/2006/picture">
+                  <pic:nvPicPr>
+                    <pic:cNvPr id="0" name="Picture 37"/>
+                    <pic:cNvPicPr>
+                      <a:picLocks noChangeAspect="1" noChangeArrowheads="1"/>
+                    </pic:cNvPicPr>
+                  </pic:nvPicPr>
+                  <pic:blipFill>
+                    <a:blip r:embed="rId122" cstate="print"/>
+                    <a:srcRect/>
+                    <a:stretch>
+                      <a:fillRect/>
+                    </a:stretch>
+                  </pic:blipFill>
+                  <pic:spPr bwMode="auto">
+                    <a:xfrm>
+                      <a:off x="0" y="0"/>
+                      <a:ext cx="5932805" cy="1552575"/>
+                    </a:xfrm>
+                    <a:prstGeom prst="rect">
+                      <a:avLst/>
+                    </a:prstGeom>
+                    <a:noFill/>
+                    <a:ln w="9525">
+                      <a:noFill/>
+                      <a:miter lim="800000"/>
+                      <a:headEnd/>
+                      <a:tailEnd/>
+                    </a:ln>
+                  </pic:spPr>
+                </pic:pic>
+              </a:graphicData>
+            </a:graphic>
+          </wp:inline>
+        </w:drawing>
+      </w:r>
+    </w:p>
+    <w:p>
+      <w:pPr>
+        <w:rPr>
+          <w:lang w:val="en-US"/>
+        </w:rPr>
+      </w:pPr>
+    </w:p>
+    <w:p>
+      <w:r>
+        <w:lastRenderedPageBreak/>
+        <w:t>Добавляем изменения под контроль гит и коммитим</w:t>
+      </w:r>
+    </w:p>
+    <w:p>
+      <w:r>
+        <w:rPr>
+          <w:noProof/>
+          <w:lang w:eastAsia="ru-RU"/>
+        </w:rPr>
+        <w:drawing>
+          <wp:inline distT="0" distB="0" distL="0" distR="0">
+            <wp:extent cx="5940425" cy="1466039"/>
+            <wp:effectExtent l="19050" t="0" r="3175" b="0"/>
+            <wp:docPr id="114" name="Рисунок 43"/>
+            <wp:cNvGraphicFramePr>
+              <a:graphicFrameLocks xmlns:a="http://schemas.openxmlformats.org/drawingml/2006/main" noChangeAspect="1"/>
+            </wp:cNvGraphicFramePr>
+            <a:graphic xmlns:a="http://schemas.openxmlformats.org/drawingml/2006/main">
+              <a:graphicData uri="http://schemas.openxmlformats.org/drawingml/2006/picture">
+                <pic:pic xmlns:pic="http://schemas.openxmlformats.org/drawingml/2006/picture">
+                  <pic:nvPicPr>
+                    <pic:cNvPr id="0" name="Picture 43"/>
+                    <pic:cNvPicPr>
+                      <a:picLocks noChangeAspect="1" noChangeArrowheads="1"/>
+                    </pic:cNvPicPr>
+                  </pic:nvPicPr>
+                  <pic:blipFill>
+                    <a:blip r:embed="rId123" cstate="print"/>
+                    <a:srcRect/>
+                    <a:stretch>
+                      <a:fillRect/>
+                    </a:stretch>
+                  </pic:blipFill>
+                  <pic:spPr bwMode="auto">
+                    <a:xfrm>
+                      <a:off x="0" y="0"/>
+                      <a:ext cx="5940425" cy="1466039"/>
+                    </a:xfrm>
+                    <a:prstGeom prst="rect">
+                      <a:avLst/>
+                    </a:prstGeom>
+                    <a:noFill/>
+                    <a:ln w="9525">
+                      <a:noFill/>
+                      <a:miter lim="800000"/>
+                      <a:headEnd/>
+                      <a:tailEnd/>
+                    </a:ln>
+                  </pic:spPr>
+                </pic:pic>
+              </a:graphicData>
+            </a:graphic>
+          </wp:inline>
+        </w:drawing>
+      </w:r>
+    </w:p>
+    <w:p>
+      <w:r>
+        <w:t>Пушим на гитхаб</w:t>
+      </w:r>
+    </w:p>
+    <w:p>
+      <w:r>
+        <w:rPr>
+          <w:noProof/>
+          <w:lang w:eastAsia="ru-RU"/>
+        </w:rPr>
+        <w:drawing>
+          <wp:inline distT="0" distB="0" distL="0" distR="0">
+            <wp:extent cx="5940425" cy="2309208"/>
+            <wp:effectExtent l="19050" t="0" r="3175" b="0"/>
+            <wp:docPr id="115" name="Рисунок 46"/>
+            <wp:cNvGraphicFramePr>
+              <a:graphicFrameLocks xmlns:a="http://schemas.openxmlformats.org/drawingml/2006/main" noChangeAspect="1"/>
+            </wp:cNvGraphicFramePr>
+            <a:graphic xmlns:a="http://schemas.openxmlformats.org/drawingml/2006/main">
+              <a:graphicData uri="http://schemas.openxmlformats.org/drawingml/2006/picture">
+                <pic:pic xmlns:pic="http://schemas.openxmlformats.org/drawingml/2006/picture">
+                  <pic:nvPicPr>
+                    <pic:cNvPr id="0" name="Picture 46"/>
+                    <pic:cNvPicPr>
+                      <a:picLocks noChangeAspect="1" noChangeArrowheads="1"/>
+                    </pic:cNvPicPr>
+                  </pic:nvPicPr>
+                  <pic:blipFill>
+                    <a:blip r:embed="rId124" cstate="print"/>
+                    <a:srcRect/>
+                    <a:stretch>
+                      <a:fillRect/>
+                    </a:stretch>
+                  </pic:blipFill>
+                  <pic:spPr bwMode="auto">
+                    <a:xfrm>
+                      <a:off x="0" y="0"/>
+                      <a:ext cx="5940425" cy="2309208"/>
+                    </a:xfrm>
+                    <a:prstGeom prst="rect">
+                      <a:avLst/>
+                    </a:prstGeom>
+                    <a:noFill/>
+                    <a:ln w="9525">
+                      <a:noFill/>
+                      <a:miter lim="800000"/>
+                      <a:headEnd/>
+                      <a:tailEnd/>
+                    </a:ln>
+                  </pic:spPr>
+                </pic:pic>
+              </a:graphicData>
+            </a:graphic>
+          </wp:inline>
+        </w:drawing>
+      </w:r>
+    </w:p>
+    <w:p>
+      <w:r>
+        <w:t>Переходим в ветку мэйн</w:t>
+      </w:r>
+    </w:p>
+    <w:p>
+      <w:r>
+        <w:t>Сливаем ветки</w:t>
+      </w:r>
+    </w:p>
+    <w:p>
+      <w:r>
+        <w:t>И пушим на гитхаб</w:t>
+      </w:r>
+    </w:p>
+    <w:p>
+      <w:r>
+        <w:rPr>
+          <w:noProof/>
+          <w:lang w:eastAsia="ru-RU"/>
+        </w:rPr>
+        <w:drawing>
+          <wp:inline distT="0" distB="0" distL="0" distR="0">
+            <wp:extent cx="5940425" cy="2944429"/>
+            <wp:effectExtent l="19050" t="0" r="3175" b="0"/>
+            <wp:docPr id="116" name="Рисунок 49"/>
+            <wp:cNvGraphicFramePr>
+              <a:graphicFrameLocks xmlns:a="http://schemas.openxmlformats.org/drawingml/2006/main" noChangeAspect="1"/>
+            </wp:cNvGraphicFramePr>
+            <a:graphic xmlns:a="http://schemas.openxmlformats.org/drawingml/2006/main">
+              <a:graphicData uri="http://schemas.openxmlformats.org/drawingml/2006/picture">
+                <pic:pic xmlns:pic="http://schemas.openxmlformats.org/drawingml/2006/picture">
+                  <pic:nvPicPr>
+                    <pic:cNvPr id="0" name="Picture 49"/>
+                    <pic:cNvPicPr>
+                      <a:picLocks noChangeAspect="1" noChangeArrowheads="1"/>
+                    </pic:cNvPicPr>
+                  </pic:nvPicPr>
+                  <pic:blipFill>
+                    <a:blip r:embed="rId125" cstate="print"/>
+                    <a:srcRect/>
+                    <a:stretch>
+                      <a:fillRect/>
+                    </a:stretch>
+                  </pic:blipFill>
+                  <pic:spPr bwMode="auto">
+                    <a:xfrm>
+                      <a:off x="0" y="0"/>
+                      <a:ext cx="5940425" cy="2944429"/>
+                    </a:xfrm>
+                    <a:prstGeom prst="rect">
+                      <a:avLst/>
+                    </a:prstGeom>
+                    <a:noFill/>
+                    <a:ln w="9525">
+                      <a:noFill/>
+                      <a:miter lim="800000"/>
+                      <a:headEnd/>
+                      <a:tailEnd/>
+                    </a:ln>
+                  </pic:spPr>
+                </pic:pic>
+              </a:graphicData>
+            </a:graphic>
+          </wp:inline>
+        </w:drawing>
+      </w:r>
+    </w:p>
+    <w:p/>
+    <w:p>
+      <w:r>
+        <w:lastRenderedPageBreak/>
+        <w:t xml:space="preserve">Добавляем ветку </w:t>
+      </w:r>
+    </w:p>
+    <w:p>
+      <w:r>
+        <w:rPr>
+          <w:noProof/>
+          <w:lang w:eastAsia="ru-RU"/>
+        </w:rPr>
+        <w:drawing>
+          <wp:inline distT="0" distB="0" distL="0" distR="0">
+            <wp:extent cx="5231130" cy="1127125"/>
+            <wp:effectExtent l="19050" t="0" r="7620" b="0"/>
+            <wp:docPr id="117" name="Рисунок 52"/>
+            <wp:cNvGraphicFramePr>
+              <a:graphicFrameLocks xmlns:a="http://schemas.openxmlformats.org/drawingml/2006/main" noChangeAspect="1"/>
+            </wp:cNvGraphicFramePr>
+            <a:graphic xmlns:a="http://schemas.openxmlformats.org/drawingml/2006/main">
+              <a:graphicData uri="http://schemas.openxmlformats.org/drawingml/2006/picture">
+                <pic:pic xmlns:pic="http://schemas.openxmlformats.org/drawingml/2006/picture">
+                  <pic:nvPicPr>
+                    <pic:cNvPr id="0" name="Picture 52"/>
+                    <pic:cNvPicPr>
+                      <a:picLocks noChangeAspect="1" noChangeArrowheads="1"/>
+                    </pic:cNvPicPr>
+                  </pic:nvPicPr>
+                  <pic:blipFill>
+                    <a:blip r:embed="rId126" cstate="print"/>
+                    <a:srcRect/>
+                    <a:stretch>
+                      <a:fillRect/>
+                    </a:stretch>
+                  </pic:blipFill>
+                  <pic:spPr bwMode="auto">
+                    <a:xfrm>
+                      <a:off x="0" y="0"/>
+                      <a:ext cx="5231130" cy="1127125"/>
+                    </a:xfrm>
+                    <a:prstGeom prst="rect">
+                      <a:avLst/>
+                    </a:prstGeom>
+                    <a:noFill/>
+                    <a:ln w="9525">
+                      <a:noFill/>
+                      <a:miter lim="800000"/>
+                      <a:headEnd/>
+                      <a:tailEnd/>
+                    </a:ln>
+                  </pic:spPr>
+                </pic:pic>
+              </a:graphicData>
+            </a:graphic>
+          </wp:inline>
+        </w:drawing>
+      </w:r>
+    </w:p>
+    <w:p>
+      <w:r>
+        <w:t>Добавляем форму входа через соцсети</w:t>
+      </w:r>
+    </w:p>
+    <w:p>
+      <w:pPr>
+        <w:rPr>
+          <w:lang w:val="en-US"/>
+        </w:rPr>
+      </w:pPr>
+      <w:r>
+        <w:rPr>
+          <w:noProof/>
+          <w:lang w:eastAsia="ru-RU"/>
+        </w:rPr>
+        <w:drawing>
+          <wp:inline distT="0" distB="0" distL="0" distR="0">
+            <wp:extent cx="4253230" cy="1148080"/>
+            <wp:effectExtent l="19050" t="0" r="0" b="0"/>
+            <wp:docPr id="118" name="Рисунок 55"/>
+            <wp:cNvGraphicFramePr>
+              <a:graphicFrameLocks xmlns:a="http://schemas.openxmlformats.org/drawingml/2006/main" noChangeAspect="1"/>
+            </wp:cNvGraphicFramePr>
+            <a:graphic xmlns:a="http://schemas.openxmlformats.org/drawingml/2006/main">
+              <a:graphicData uri="http://schemas.openxmlformats.org/drawingml/2006/picture">
+                <pic:pic xmlns:pic="http://schemas.openxmlformats.org/drawingml/2006/picture">
+                  <pic:nvPicPr>
+                    <pic:cNvPr id="0" name="Picture 55"/>
+                    <pic:cNvPicPr>
+                      <a:picLocks noChangeAspect="1" noChangeArrowheads="1"/>
+                    </pic:cNvPicPr>
+                  </pic:nvPicPr>
+                  <pic:blipFill>
+                    <a:blip r:embed="rId127" cstate="print"/>
+                    <a:srcRect/>
+                    <a:stretch>
+                      <a:fillRect/>
+                    </a:stretch>
+                  </pic:blipFill>
+                  <pic:spPr bwMode="auto">
+                    <a:xfrm>
+                      <a:off x="0" y="0"/>
+                      <a:ext cx="4253230" cy="1148080"/>
+                    </a:xfrm>
+                    <a:prstGeom prst="rect">
+                      <a:avLst/>
+                    </a:prstGeom>
+                    <a:noFill/>
+                    <a:ln w="9525">
+                      <a:noFill/>
+                      <a:miter lim="800000"/>
+                      <a:headEnd/>
+                      <a:tailEnd/>
+                    </a:ln>
+                  </pic:spPr>
+                </pic:pic>
+              </a:graphicData>
+            </a:graphic>
+          </wp:inline>
+        </w:drawing>
+      </w:r>
+    </w:p>
+    <w:p>
+      <w:r>
+        <w:t>Добавляем изменения под контроль гит и коммитим</w:t>
+      </w:r>
+    </w:p>
+    <w:p>
+      <w:r>
+        <w:rPr>
+          <w:noProof/>
+          <w:lang w:eastAsia="ru-RU"/>
+        </w:rPr>
+        <w:drawing>
+          <wp:inline distT="0" distB="0" distL="0" distR="0">
+            <wp:extent cx="5940425" cy="1446053"/>
+            <wp:effectExtent l="19050" t="0" r="3175" b="0"/>
+            <wp:docPr id="119" name="Рисунок 58"/>
+            <wp:cNvGraphicFramePr>
+              <a:graphicFrameLocks xmlns:a="http://schemas.openxmlformats.org/drawingml/2006/main" noChangeAspect="1"/>
+            </wp:cNvGraphicFramePr>
+            <a:graphic xmlns:a="http://schemas.openxmlformats.org/drawingml/2006/main">
+              <a:graphicData uri="http://schemas.openxmlformats.org/drawingml/2006/picture">
+                <pic:pic xmlns:pic="http://schemas.openxmlformats.org/drawingml/2006/picture">
+                  <pic:nvPicPr>
+                    <pic:cNvPr id="0" name="Picture 58"/>
+                    <pic:cNvPicPr>
+                      <a:picLocks noChangeAspect="1" noChangeArrowheads="1"/>
+                    </pic:cNvPicPr>
+                  </pic:nvPicPr>
+                  <pic:blipFill>
+                    <a:blip r:embed="rId128" cstate="print"/>
+                    <a:srcRect/>
+                    <a:stretch>
+                      <a:fillRect/>
+                    </a:stretch>
+                  </pic:blipFill>
+                  <pic:spPr bwMode="auto">
+                    <a:xfrm>
+                      <a:off x="0" y="0"/>
+                      <a:ext cx="5940425" cy="1446053"/>
+                    </a:xfrm>
+                    <a:prstGeom prst="rect">
+                      <a:avLst/>
+                    </a:prstGeom>
+                    <a:noFill/>
+                    <a:ln w="9525">
+                      <a:noFill/>
+                      <a:miter lim="800000"/>
+                      <a:headEnd/>
+                      <a:tailEnd/>
+                    </a:ln>
+                  </pic:spPr>
+                </pic:pic>
+              </a:graphicData>
+            </a:graphic>
+          </wp:inline>
+        </w:drawing>
+      </w:r>
+    </w:p>
+    <w:p>
+      <w:r>
+        <w:t>Пушим на гитхаб</w:t>
+      </w:r>
+    </w:p>
+    <w:p>
+      <w:r>
+        <w:rPr>
+          <w:noProof/>
+          <w:lang w:eastAsia="ru-RU"/>
+        </w:rPr>
+        <w:drawing>
+          <wp:inline distT="0" distB="0" distL="0" distR="0">
+            <wp:extent cx="5940425" cy="2332420"/>
+            <wp:effectExtent l="19050" t="0" r="3175" b="0"/>
+            <wp:docPr id="120" name="Рисунок 61"/>
+            <wp:cNvGraphicFramePr>
+              <a:graphicFrameLocks xmlns:a="http://schemas.openxmlformats.org/drawingml/2006/main" noChangeAspect="1"/>
+            </wp:cNvGraphicFramePr>
+            <a:graphic xmlns:a="http://schemas.openxmlformats.org/drawingml/2006/main">
+              <a:graphicData uri="http://schemas.openxmlformats.org/drawingml/2006/picture">
+                <pic:pic xmlns:pic="http://schemas.openxmlformats.org/drawingml/2006/picture">
+                  <pic:nvPicPr>
+                    <pic:cNvPr id="0" name="Picture 61"/>
+                    <pic:cNvPicPr>
+                      <a:picLocks noChangeAspect="1" noChangeArrowheads="1"/>
+                    </pic:cNvPicPr>
+                  </pic:nvPicPr>
+                  <pic:blipFill>
+                    <a:blip r:embed="rId129" cstate="print"/>
+                    <a:srcRect/>
+                    <a:stretch>
+                      <a:fillRect/>
+                    </a:stretch>
+                  </pic:blipFill>
+                  <pic:spPr bwMode="auto">
+                    <a:xfrm>
+                      <a:off x="0" y="0"/>
+                      <a:ext cx="5940425" cy="2332420"/>
+                    </a:xfrm>
+                    <a:prstGeom prst="rect">
+                      <a:avLst/>
+                    </a:prstGeom>
+                    <a:noFill/>
+                    <a:ln w="9525">
+                      <a:noFill/>
+                      <a:miter lim="800000"/>
+                      <a:headEnd/>
+                      <a:tailEnd/>
+                    </a:ln>
+                  </pic:spPr>
+                </pic:pic>
+              </a:graphicData>
+            </a:graphic>
+          </wp:inline>
+        </w:drawing>
+      </w:r>
+    </w:p>
+    <w:p/>
+    <w:p/>
+    <w:p/>
+    <w:p>
+      <w:pPr>
+        <w:rPr>
+          <w:lang w:val="en-US"/>
+        </w:rPr>
+      </w:pPr>
+      <w:r>
+        <w:lastRenderedPageBreak/>
+        <w:t xml:space="preserve">Переходим в ветку </w:t>
+      </w:r>
+      <w:r>
+        <w:rPr>
+          <w:lang w:val="en-US"/>
+        </w:rPr>
+        <w:t>main</w:t>
+      </w:r>
+    </w:p>
+    <w:p>
+      <w:r>
+        <w:t>Сливаем ветки</w:t>
+      </w:r>
+    </w:p>
+    <w:p>
+      <w:r>
+        <w:t>Пушим</w:t>
+      </w:r>
+    </w:p>
+    <w:p>
+      <w:r>
+        <w:rPr>
+          <w:noProof/>
+          <w:lang w:eastAsia="ru-RU"/>
+        </w:rPr>
+        <w:drawing>
+          <wp:inline distT="0" distB="0" distL="0" distR="0">
+            <wp:extent cx="4148913" cy="2053419"/>
+            <wp:effectExtent l="19050" t="0" r="3987" b="0"/>
+            <wp:docPr id="121" name="Рисунок 64"/>
+            <wp:cNvGraphicFramePr>
+              <a:graphicFrameLocks xmlns:a="http://schemas.openxmlformats.org/drawingml/2006/main" noChangeAspect="1"/>
+            </wp:cNvGraphicFramePr>
+            <a:graphic xmlns:a="http://schemas.openxmlformats.org/drawingml/2006/main">
+              <a:graphicData uri="http://schemas.openxmlformats.org/drawingml/2006/picture">
+                <pic:pic xmlns:pic="http://schemas.openxmlformats.org/drawingml/2006/picture">
+                  <pic:nvPicPr>
+                    <pic:cNvPr id="0" name="Picture 64"/>
+                    <pic:cNvPicPr>
+                      <a:picLocks noChangeAspect="1" noChangeArrowheads="1"/>
+                    </pic:cNvPicPr>
+                  </pic:nvPicPr>
+                  <pic:blipFill>
+                    <a:blip r:embed="rId130" cstate="print"/>
+                    <a:srcRect/>
+                    <a:stretch>
+                      <a:fillRect/>
+                    </a:stretch>
+                  </pic:blipFill>
+                  <pic:spPr bwMode="auto">
+                    <a:xfrm>
+                      <a:off x="0" y="0"/>
+                      <a:ext cx="4147367" cy="2052654"/>
+                    </a:xfrm>
+                    <a:prstGeom prst="rect">
+                      <a:avLst/>
+                    </a:prstGeom>
+                    <a:noFill/>
+                    <a:ln w="9525">
+                      <a:noFill/>
+                      <a:miter lim="800000"/>
+                      <a:headEnd/>
+                      <a:tailEnd/>
+                    </a:ln>
+                  </pic:spPr>
+                </pic:pic>
+              </a:graphicData>
+            </a:graphic>
+          </wp:inline>
+        </w:drawing>
+      </w:r>
+    </w:p>
+    <w:p>
+      <w:r>
+        <w:t>Проверяем гитхаб</w:t>
+      </w:r>
+      <w:r>
+        <w:t xml:space="preserve"> Видим что было 4 коммита</w:t>
+      </w:r>
+    </w:p>
+    <w:p>
+      <w:r>
+        <w:rPr>
+          <w:noProof/>
+          <w:lang w:eastAsia="ru-RU"/>
+        </w:rPr>
+        <w:drawing>
+          <wp:inline distT="0" distB="0" distL="0" distR="0">
+            <wp:extent cx="4618455" cy="1924493"/>
+            <wp:effectExtent l="19050" t="0" r="0" b="0"/>
+            <wp:docPr id="122" name="Рисунок 67"/>
+            <wp:cNvGraphicFramePr>
+              <a:graphicFrameLocks xmlns:a="http://schemas.openxmlformats.org/drawingml/2006/main" noChangeAspect="1"/>
+            </wp:cNvGraphicFramePr>
+            <a:graphic xmlns:a="http://schemas.openxmlformats.org/drawingml/2006/main">
+              <a:graphicData uri="http://schemas.openxmlformats.org/drawingml/2006/picture">
+                <pic:pic xmlns:pic="http://schemas.openxmlformats.org/drawingml/2006/picture">
+                  <pic:nvPicPr>
+                    <pic:cNvPr id="0" name="Picture 67"/>
+                    <pic:cNvPicPr>
+                      <a:picLocks noChangeAspect="1" noChangeArrowheads="1"/>
+                    </pic:cNvPicPr>
+                  </pic:nvPicPr>
+                  <pic:blipFill>
+                    <a:blip r:embed="rId131" cstate="print"/>
+                    <a:srcRect/>
+                    <a:stretch>
+                      <a:fillRect/>
+                    </a:stretch>
+                  </pic:blipFill>
+                  <pic:spPr bwMode="auto">
+                    <a:xfrm>
+                      <a:off x="0" y="0"/>
+                      <a:ext cx="4616734" cy="1923776"/>
+                    </a:xfrm>
+                    <a:prstGeom prst="rect">
+                      <a:avLst/>
+                    </a:prstGeom>
+                    <a:noFill/>
+                    <a:ln w="9525">
+                      <a:noFill/>
+                      <a:miter lim="800000"/>
+                      <a:headEnd/>
+                      <a:tailEnd/>
+                    </a:ln>
+                  </pic:spPr>
+                </pic:pic>
+              </a:graphicData>
+            </a:graphic>
+          </wp:inline>
+        </w:drawing>
+      </w:r>
+    </w:p>
+    <w:p>
+      <w:r>
+        <w:t xml:space="preserve">Видим что были добавлены ветки </w:t>
+      </w:r>
+      <w:r>
+        <w:rPr>
+          <w:noProof/>
+          <w:lang w:eastAsia="ru-RU"/>
+        </w:rPr>
+        <w:drawing>
+          <wp:inline distT="0" distB="0" distL="0" distR="0">
+            <wp:extent cx="4529455" cy="2924175"/>
+            <wp:effectExtent l="19050" t="0" r="4445" b="0"/>
+            <wp:docPr id="123" name="Рисунок 70"/>
+            <wp:cNvGraphicFramePr>
+              <a:graphicFrameLocks xmlns:a="http://schemas.openxmlformats.org/drawingml/2006/main" noChangeAspect="1"/>
+            </wp:cNvGraphicFramePr>
+            <a:graphic xmlns:a="http://schemas.openxmlformats.org/drawingml/2006/main">
+              <a:graphicData uri="http://schemas.openxmlformats.org/drawingml/2006/picture">
+                <pic:pic xmlns:pic="http://schemas.openxmlformats.org/drawingml/2006/picture">
+                  <pic:nvPicPr>
+                    <pic:cNvPr id="0" name="Picture 70"/>
+                    <pic:cNvPicPr>
+                      <a:picLocks noChangeAspect="1" noChangeArrowheads="1"/>
+                    </pic:cNvPicPr>
+                  </pic:nvPicPr>
+                  <pic:blipFill>
+                    <a:blip r:embed="rId132" cstate="print"/>
+                    <a:srcRect/>
+                    <a:stretch>
+                      <a:fillRect/>
+                    </a:stretch>
+                  </pic:blipFill>
+                  <pic:spPr bwMode="auto">
+                    <a:xfrm>
+                      <a:off x="0" y="0"/>
+                      <a:ext cx="4529455" cy="2924175"/>
+                    </a:xfrm>
+                    <a:prstGeom prst="rect">
+                      <a:avLst/>
+                    </a:prstGeom>
+                    <a:noFill/>
+                    <a:ln w="9525">
+                      <a:noFill/>
+                      <a:miter lim="800000"/>
+                      <a:headEnd/>
+                      <a:tailEnd/>
+                    </a:ln>
+                  </pic:spPr>
+                </pic:pic>
+              </a:graphicData>
+            </a:graphic>
+          </wp:inline>
+        </w:drawing>
+      </w:r>
+    </w:p>
+    <w:p>
+      <w:r>
+        <w:lastRenderedPageBreak/>
+        <w:t>Вывела второй коммит из гит хаба</w:t>
+      </w:r>
+    </w:p>
+    <w:p>
+      <w:r>
+        <w:t>Видим что произошло слияние и что есть родительский коммит и итоговый номер коммита, также видно что поменялось</w:t>
+      </w:r>
+    </w:p>
+    <w:p>
+      <w:r>
+        <w:rPr>
+          <w:noProof/>
+          <w:lang w:eastAsia="ru-RU"/>
+        </w:rPr>
+        <w:drawing>
+          <wp:inline distT="0" distB="0" distL="0" distR="0">
+            <wp:extent cx="5940425" cy="3459404"/>
+            <wp:effectExtent l="19050" t="0" r="3175" b="0"/>
+            <wp:docPr id="124" name="Рисунок 73"/>
+            <wp:cNvGraphicFramePr>
+              <a:graphicFrameLocks xmlns:a="http://schemas.openxmlformats.org/drawingml/2006/main" noChangeAspect="1"/>
+            </wp:cNvGraphicFramePr>
+            <a:graphic xmlns:a="http://schemas.openxmlformats.org/drawingml/2006/main">
+              <a:graphicData uri="http://schemas.openxmlformats.org/drawingml/2006/picture">
+                <pic:pic xmlns:pic="http://schemas.openxmlformats.org/drawingml/2006/picture">
+                  <pic:nvPicPr>
+                    <pic:cNvPr id="0" name="Picture 73"/>
+                    <pic:cNvPicPr>
+                      <a:picLocks noChangeAspect="1" noChangeArrowheads="1"/>
+                    </pic:cNvPicPr>
+                  </pic:nvPicPr>
+                  <pic:blipFill>
+                    <a:blip r:embed="rId133" cstate="print"/>
+                    <a:srcRect/>
+                    <a:stretch>
+                      <a:fillRect/>
+                    </a:stretch>
+                  </pic:blipFill>
+                  <pic:spPr bwMode="auto">
+                    <a:xfrm>
+                      <a:off x="0" y="0"/>
+                      <a:ext cx="5940425" cy="3459404"/>
+                    </a:xfrm>
+                    <a:prstGeom prst="rect">
+                      <a:avLst/>
+                    </a:prstGeom>
+                    <a:noFill/>
+                    <a:ln w="9525">
+                      <a:noFill/>
+                      <a:miter lim="800000"/>
+                      <a:headEnd/>
+                      <a:tailEnd/>
+                    </a:ln>
+                  </pic:spPr>
+                </pic:pic>
+              </a:graphicData>
+            </a:graphic>
+          </wp:inline>
+        </w:drawing>
+      </w:r>
+    </w:p>
+    <w:p>
+      <w:r>
+        <w:t>Создаем ветку теста для создания конфликта</w:t>
+      </w:r>
+    </w:p>
+    <w:p>
+      <w:r>
+        <w:rPr>
+          <w:noProof/>
+          <w:lang w:eastAsia="ru-RU"/>
+        </w:rPr>
+        <w:drawing>
+          <wp:inline distT="0" distB="0" distL="0" distR="0">
+            <wp:extent cx="4518660" cy="775970"/>
+            <wp:effectExtent l="19050" t="0" r="0" b="0"/>
+            <wp:docPr id="125" name="Рисунок 76"/>
+            <wp:cNvGraphicFramePr>
+              <a:graphicFrameLocks xmlns:a="http://schemas.openxmlformats.org/drawingml/2006/main" noChangeAspect="1"/>
+            </wp:cNvGraphicFramePr>
+            <a:graphic xmlns:a="http://schemas.openxmlformats.org/drawingml/2006/main">
+              <a:graphicData uri="http://schemas.openxmlformats.org/drawingml/2006/picture">
+                <pic:pic xmlns:pic="http://schemas.openxmlformats.org/drawingml/2006/picture">
+                  <pic:nvPicPr>
+                    <pic:cNvPr id="0" name="Picture 76"/>
+                    <pic:cNvPicPr>
+                      <a:picLocks noChangeAspect="1" noChangeArrowheads="1"/>
+                    </pic:cNvPicPr>
+                  </pic:nvPicPr>
+                  <pic:blipFill>
+                    <a:blip r:embed="rId134" cstate="print"/>
+                    <a:srcRect/>
+                    <a:stretch>
+                      <a:fillRect/>
+                    </a:stretch>
+                  </pic:blipFill>
+                  <pic:spPr bwMode="auto">
+                    <a:xfrm>
+                      <a:off x="0" y="0"/>
+                      <a:ext cx="4518660" cy="775970"/>
+                    </a:xfrm>
+                    <a:prstGeom prst="rect">
+                      <a:avLst/>
+                    </a:prstGeom>
+                    <a:noFill/>
+                    <a:ln w="9525">
+                      <a:noFill/>
+                      <a:miter lim="800000"/>
+                      <a:headEnd/>
+                      <a:tailEnd/>
+                    </a:ln>
+                  </pic:spPr>
+                </pic:pic>
+              </a:graphicData>
+            </a:graphic>
+          </wp:inline>
+        </w:drawing>
+      </w:r>
+    </w:p>
+    <w:p>
+      <w:r>
+        <w:t>Изменяем имя кнопки на «Подписаться сейчас!»</w:t>
+      </w:r>
+    </w:p>
+    <w:p>
+      <w:r>
+        <w:rPr>
+          <w:noProof/>
+          <w:lang w:eastAsia="ru-RU"/>
+        </w:rPr>
+        <w:drawing>
+          <wp:inline distT="0" distB="0" distL="0" distR="0">
+            <wp:extent cx="3572510" cy="690880"/>
+            <wp:effectExtent l="19050" t="0" r="8890" b="0"/>
+            <wp:docPr id="128" name="Рисунок 88"/>
+            <wp:cNvGraphicFramePr>
+              <a:graphicFrameLocks xmlns:a="http://schemas.openxmlformats.org/drawingml/2006/main" noChangeAspect="1"/>
+            </wp:cNvGraphicFramePr>
+            <a:graphic xmlns:a="http://schemas.openxmlformats.org/drawingml/2006/main">
+              <a:graphicData uri="http://schemas.openxmlformats.org/drawingml/2006/picture">
+                <pic:pic xmlns:pic="http://schemas.openxmlformats.org/drawingml/2006/picture">
+                  <pic:nvPicPr>
+                    <pic:cNvPr id="0" name="Picture 88"/>
+                    <pic:cNvPicPr>
+                      <a:picLocks noChangeAspect="1" noChangeArrowheads="1"/>
+                    </pic:cNvPicPr>
+                  </pic:nvPicPr>
+                  <pic:blipFill>
+                    <a:blip r:embed="rId135" cstate="print"/>
+                    <a:srcRect/>
+                    <a:stretch>
+                      <a:fillRect/>
+                    </a:stretch>
+                  </pic:blipFill>
+                  <pic:spPr bwMode="auto">
+                    <a:xfrm>
+                      <a:off x="0" y="0"/>
+                      <a:ext cx="3572510" cy="690880"/>
+                    </a:xfrm>
+                    <a:prstGeom prst="rect">
+                      <a:avLst/>
+                    </a:prstGeom>
+                    <a:noFill/>
+                    <a:ln w="9525">
+                      <a:noFill/>
+                      <a:miter lim="800000"/>
+                      <a:headEnd/>
+                      <a:tailEnd/>
+                    </a:ln>
+                  </pic:spPr>
+                </pic:pic>
+              </a:graphicData>
+            </a:graphic>
+          </wp:inline>
+        </w:drawing>
+      </w:r>
+    </w:p>
+    <w:p>
+      <w:r>
+        <w:t>Добавляем под контроль гит пушим</w:t>
+      </w:r>
+    </w:p>
+    <w:p>
+      <w:r>
+        <w:rPr>
+          <w:noProof/>
+          <w:lang w:eastAsia="ru-RU"/>
+        </w:rPr>
+        <w:drawing>
+          <wp:inline distT="0" distB="0" distL="0" distR="0">
+            <wp:extent cx="5940425" cy="1405078"/>
+            <wp:effectExtent l="19050" t="0" r="3175" b="0"/>
+            <wp:docPr id="126" name="Рисунок 79"/>
+            <wp:cNvGraphicFramePr>
+              <a:graphicFrameLocks xmlns:a="http://schemas.openxmlformats.org/drawingml/2006/main" noChangeAspect="1"/>
+            </wp:cNvGraphicFramePr>
+            <a:graphic xmlns:a="http://schemas.openxmlformats.org/drawingml/2006/main">
+              <a:graphicData uri="http://schemas.openxmlformats.org/drawingml/2006/picture">
+                <pic:pic xmlns:pic="http://schemas.openxmlformats.org/drawingml/2006/picture">
+                  <pic:nvPicPr>
+                    <pic:cNvPr id="0" name="Picture 79"/>
+                    <pic:cNvPicPr>
+                      <a:picLocks noChangeAspect="1" noChangeArrowheads="1"/>
+                    </pic:cNvPicPr>
+                  </pic:nvPicPr>
+                  <pic:blipFill>
+                    <a:blip r:embed="rId136" cstate="print"/>
+                    <a:srcRect/>
+                    <a:stretch>
+                      <a:fillRect/>
+                    </a:stretch>
+                  </pic:blipFill>
+                  <pic:spPr bwMode="auto">
+                    <a:xfrm>
+                      <a:off x="0" y="0"/>
+                      <a:ext cx="5940425" cy="1405078"/>
+                    </a:xfrm>
+                    <a:prstGeom prst="rect">
+                      <a:avLst/>
+                    </a:prstGeom>
+                    <a:noFill/>
+                    <a:ln w="9525">
+                      <a:noFill/>
+                      <a:miter lim="800000"/>
+                      <a:headEnd/>
+                      <a:tailEnd/>
+                    </a:ln>
+                  </pic:spPr>
+                </pic:pic>
+              </a:graphicData>
+            </a:graphic>
+          </wp:inline>
+        </w:drawing>
+      </w:r>
+    </w:p>
+    <w:p/>
+    <w:p>
+      <w:pPr>
+        <w:rPr>
+          <w:lang w:val="en-US"/>
+        </w:rPr>
+      </w:pPr>
+      <w:r>
+        <w:lastRenderedPageBreak/>
+        <w:t xml:space="preserve">Переходим в ветку </w:t>
+      </w:r>
+      <w:r>
+        <w:rPr>
+          <w:lang w:val="en-US"/>
+        </w:rPr>
+        <w:t>main</w:t>
+      </w:r>
+    </w:p>
+    <w:p>
+      <w:pPr>
+        <w:rPr>
+          <w:lang w:val="en-US"/>
+        </w:rPr>
+      </w:pPr>
+      <w:r>
+        <w:rPr>
+          <w:noProof/>
+          <w:lang w:eastAsia="ru-RU"/>
+        </w:rPr>
+        <w:drawing>
+          <wp:inline distT="0" distB="0" distL="0" distR="0">
+            <wp:extent cx="5146040" cy="1223010"/>
+            <wp:effectExtent l="19050" t="0" r="0" b="0"/>
+            <wp:docPr id="129" name="Рисунок 91"/>
+            <wp:cNvGraphicFramePr>
+              <a:graphicFrameLocks xmlns:a="http://schemas.openxmlformats.org/drawingml/2006/main" noChangeAspect="1"/>
+            </wp:cNvGraphicFramePr>
+            <a:graphic xmlns:a="http://schemas.openxmlformats.org/drawingml/2006/main">
+              <a:graphicData uri="http://schemas.openxmlformats.org/drawingml/2006/picture">
+                <pic:pic xmlns:pic="http://schemas.openxmlformats.org/drawingml/2006/picture">
+                  <pic:nvPicPr>
+                    <pic:cNvPr id="0" name="Picture 91"/>
+                    <pic:cNvPicPr>
+                      <a:picLocks noChangeAspect="1" noChangeArrowheads="1"/>
+                    </pic:cNvPicPr>
+                  </pic:nvPicPr>
+                  <pic:blipFill>
+                    <a:blip r:embed="rId137" cstate="print"/>
+                    <a:srcRect/>
+                    <a:stretch>
+                      <a:fillRect/>
+                    </a:stretch>
+                  </pic:blipFill>
+                  <pic:spPr bwMode="auto">
+                    <a:xfrm>
+                      <a:off x="0" y="0"/>
+                      <a:ext cx="5146040" cy="1223010"/>
+                    </a:xfrm>
+                    <a:prstGeom prst="rect">
+                      <a:avLst/>
+                    </a:prstGeom>
+                    <a:noFill/>
+                    <a:ln w="9525">
+                      <a:noFill/>
+                      <a:miter lim="800000"/>
+                      <a:headEnd/>
+                      <a:tailEnd/>
+                    </a:ln>
+                  </pic:spPr>
+                </pic:pic>
+              </a:graphicData>
+            </a:graphic>
+          </wp:inline>
+        </w:drawing>
+      </w:r>
+    </w:p>
+    <w:p>
+      <w:r>
+        <w:t>И добавляем изменений в эту же строчку</w:t>
+      </w:r>
+    </w:p>
+    <w:p>
+      <w:r>
+        <w:rPr>
+          <w:noProof/>
+          <w:lang w:eastAsia="ru-RU"/>
+        </w:rPr>
+        <w:drawing>
+          <wp:inline distT="0" distB="0" distL="0" distR="0">
+            <wp:extent cx="2711450" cy="457200"/>
+            <wp:effectExtent l="19050" t="0" r="0" b="0"/>
+            <wp:docPr id="130" name="Рисунок 94"/>
+            <wp:cNvGraphicFramePr>
+              <a:graphicFrameLocks xmlns:a="http://schemas.openxmlformats.org/drawingml/2006/main" noChangeAspect="1"/>
+            </wp:cNvGraphicFramePr>
+            <a:graphic xmlns:a="http://schemas.openxmlformats.org/drawingml/2006/main">
+              <a:graphicData uri="http://schemas.openxmlformats.org/drawingml/2006/picture">
+                <pic:pic xmlns:pic="http://schemas.openxmlformats.org/drawingml/2006/picture">
+                  <pic:nvPicPr>
+                    <pic:cNvPr id="0" name="Picture 94"/>
+                    <pic:cNvPicPr>
+                      <a:picLocks noChangeAspect="1" noChangeArrowheads="1"/>
+                    </pic:cNvPicPr>
+                  </pic:nvPicPr>
+                  <pic:blipFill>
+                    <a:blip r:embed="rId138" cstate="print"/>
+                    <a:srcRect/>
+                    <a:stretch>
+                      <a:fillRect/>
+                    </a:stretch>
+                  </pic:blipFill>
+                  <pic:spPr bwMode="auto">
+                    <a:xfrm>
+                      <a:off x="0" y="0"/>
+                      <a:ext cx="2711450" cy="457200"/>
+                    </a:xfrm>
+                    <a:prstGeom prst="rect">
+                      <a:avLst/>
+                    </a:prstGeom>
+                    <a:noFill/>
+                    <a:ln w="9525">
+                      <a:noFill/>
+                      <a:miter lim="800000"/>
+                      <a:headEnd/>
+                      <a:tailEnd/>
+                    </a:ln>
+                  </pic:spPr>
+                </pic:pic>
+              </a:graphicData>
+            </a:graphic>
+          </wp:inline>
+        </w:drawing>
+      </w:r>
+    </w:p>
+    <w:p>
+      <w:r>
+        <w:t>Добавляем изменения под контроль гит и коммитим</w:t>
+      </w:r>
+    </w:p>
+    <w:p>
+      <w:r>
+        <w:t>Слияем с веткой теста конфликта и видим что возник конфликт</w:t>
+      </w:r>
+    </w:p>
+    <w:p>
+      <w:r>
+        <w:rPr>
+          <w:noProof/>
+          <w:lang w:eastAsia="ru-RU"/>
+        </w:rPr>
+        <w:drawing>
+          <wp:inline distT="0" distB="0" distL="0" distR="0">
+            <wp:extent cx="5940425" cy="2308398"/>
+            <wp:effectExtent l="19050" t="0" r="3175" b="0"/>
+            <wp:docPr id="131" name="Рисунок 97"/>
+            <wp:cNvGraphicFramePr>
+              <a:graphicFrameLocks xmlns:a="http://schemas.openxmlformats.org/drawingml/2006/main" noChangeAspect="1"/>
+            </wp:cNvGraphicFramePr>
+            <a:graphic xmlns:a="http://schemas.openxmlformats.org/drawingml/2006/main">
+              <a:graphicData uri="http://schemas.openxmlformats.org/drawingml/2006/picture">
+                <pic:pic xmlns:pic="http://schemas.openxmlformats.org/drawingml/2006/picture">
+                  <pic:nvPicPr>
+                    <pic:cNvPr id="0" name="Picture 97"/>
+                    <pic:cNvPicPr>
+                      <a:picLocks noChangeAspect="1" noChangeArrowheads="1"/>
+                    </pic:cNvPicPr>
+                  </pic:nvPicPr>
+                  <pic:blipFill>
+                    <a:blip r:embed="rId139" cstate="print"/>
+                    <a:srcRect/>
+                    <a:stretch>
+                      <a:fillRect/>
+                    </a:stretch>
+                  </pic:blipFill>
+                  <pic:spPr bwMode="auto">
+                    <a:xfrm>
+                      <a:off x="0" y="0"/>
+                      <a:ext cx="5940425" cy="2308398"/>
+                    </a:xfrm>
+                    <a:prstGeom prst="rect">
+                      <a:avLst/>
+                    </a:prstGeom>
+                    <a:noFill/>
+                    <a:ln w="9525">
+                      <a:noFill/>
+                      <a:miter lim="800000"/>
+                      <a:headEnd/>
+                      <a:tailEnd/>
+                    </a:ln>
+                  </pic:spPr>
+                </pic:pic>
+              </a:graphicData>
+            </a:graphic>
+          </wp:inline>
+        </w:drawing>
+      </w:r>
+    </w:p>
+    <w:p>
+      <w:r>
+        <w:t>Заходим в файл индекса и видим то что сконфликтовало</w:t>
+      </w:r>
+    </w:p>
+    <w:p>
+      <w:pPr>
+        <w:rPr>
+          <w:lang w:val="en-US"/>
+        </w:rPr>
+      </w:pPr>
+      <w:r>
+        <w:rPr>
+          <w:noProof/>
+          <w:lang w:eastAsia="ru-RU"/>
+        </w:rPr>
+        <w:drawing>
+          <wp:inline distT="0" distB="0" distL="0" distR="0">
+            <wp:extent cx="5940425" cy="2110638"/>
+            <wp:effectExtent l="19050" t="0" r="3175" b="0"/>
+            <wp:docPr id="132" name="Рисунок 100"/>
+            <wp:cNvGraphicFramePr>
+              <a:graphicFrameLocks xmlns:a="http://schemas.openxmlformats.org/drawingml/2006/main" noChangeAspect="1"/>
+            </wp:cNvGraphicFramePr>
+            <a:graphic xmlns:a="http://schemas.openxmlformats.org/drawingml/2006/main">
+              <a:graphicData uri="http://schemas.openxmlformats.org/drawingml/2006/picture">
+                <pic:pic xmlns:pic="http://schemas.openxmlformats.org/drawingml/2006/picture">
+                  <pic:nvPicPr>
+                    <pic:cNvPr id="0" name="Picture 100"/>
+                    <pic:cNvPicPr>
+                      <a:picLocks noChangeAspect="1" noChangeArrowheads="1"/>
+                    </pic:cNvPicPr>
+                  </pic:nvPicPr>
+                  <pic:blipFill>
+                    <a:blip r:embed="rId140" cstate="print"/>
+                    <a:srcRect/>
+                    <a:stretch>
+                      <a:fillRect/>
+                    </a:stretch>
+                  </pic:blipFill>
+                  <pic:spPr bwMode="auto">
+                    <a:xfrm>
+                      <a:off x="0" y="0"/>
+                      <a:ext cx="5940425" cy="2110638"/>
+                    </a:xfrm>
+                    <a:prstGeom prst="rect">
+                      <a:avLst/>
+                    </a:prstGeom>
+                    <a:noFill/>
+                    <a:ln w="9525">
+                      <a:noFill/>
+                      <a:miter lim="800000"/>
+                      <a:headEnd/>
+                      <a:tailEnd/>
+                    </a:ln>
+                  </pic:spPr>
+                </pic:pic>
+              </a:graphicData>
+            </a:graphic>
+          </wp:inline>
+        </w:drawing>
+      </w:r>
+    </w:p>
+    <w:p>
+      <w:r>
+        <w:t xml:space="preserve">Выбираем какое в итоге оставляем изменение </w:t>
+      </w:r>
+    </w:p>
+    <w:p>
+      <w:r>
+        <w:t>И добавляем это под контроль гит и коммитим</w:t>
+      </w:r>
+    </w:p>
+    <w:p>
+      <w:r>
+        <w:rPr>
+          <w:noProof/>
+          <w:lang w:eastAsia="ru-RU"/>
+        </w:rPr>
+        <w:lastRenderedPageBreak/>
+        <w:drawing>
+          <wp:inline distT="0" distB="0" distL="0" distR="0">
+            <wp:extent cx="5890260" cy="1499235"/>
+            <wp:effectExtent l="19050" t="0" r="0" b="0"/>
+            <wp:docPr id="133" name="Рисунок 103"/>
+            <wp:cNvGraphicFramePr>
+              <a:graphicFrameLocks xmlns:a="http://schemas.openxmlformats.org/drawingml/2006/main" noChangeAspect="1"/>
+            </wp:cNvGraphicFramePr>
+            <a:graphic xmlns:a="http://schemas.openxmlformats.org/drawingml/2006/main">
+              <a:graphicData uri="http://schemas.openxmlformats.org/drawingml/2006/picture">
+                <pic:pic xmlns:pic="http://schemas.openxmlformats.org/drawingml/2006/picture">
+                  <pic:nvPicPr>
+                    <pic:cNvPr id="0" name="Picture 103"/>
+                    <pic:cNvPicPr>
+                      <a:picLocks noChangeAspect="1" noChangeArrowheads="1"/>
+                    </pic:cNvPicPr>
+                  </pic:nvPicPr>
+                  <pic:blipFill>
+                    <a:blip r:embed="rId141" cstate="print"/>
+                    <a:srcRect/>
+                    <a:stretch>
+                      <a:fillRect/>
+                    </a:stretch>
+                  </pic:blipFill>
+                  <pic:spPr bwMode="auto">
+                    <a:xfrm>
+                      <a:off x="0" y="0"/>
+                      <a:ext cx="5890260" cy="1499235"/>
+                    </a:xfrm>
+                    <a:prstGeom prst="rect">
+                      <a:avLst/>
+                    </a:prstGeom>
+                    <a:noFill/>
+                    <a:ln w="9525">
+                      <a:noFill/>
+                      <a:miter lim="800000"/>
+                      <a:headEnd/>
+                      <a:tailEnd/>
+                    </a:ln>
+                  </pic:spPr>
+                </pic:pic>
+              </a:graphicData>
+            </a:graphic>
+          </wp:inline>
+        </w:drawing>
+      </w:r>
+    </w:p>
+    <w:p>
+      <w:r>
+        <w:t>Пушим на гитхаб</w:t>
+      </w:r>
+    </w:p>
+    <w:p>
+      <w:r>
+        <w:rPr>
+          <w:noProof/>
+          <w:lang w:eastAsia="ru-RU"/>
+        </w:rPr>
+        <w:drawing>
+          <wp:inline distT="0" distB="0" distL="0" distR="0">
+            <wp:extent cx="5940425" cy="1875238"/>
+            <wp:effectExtent l="19050" t="0" r="3175" b="0"/>
+            <wp:docPr id="134" name="Рисунок 106"/>
+            <wp:cNvGraphicFramePr>
+              <a:graphicFrameLocks xmlns:a="http://schemas.openxmlformats.org/drawingml/2006/main" noChangeAspect="1"/>
+            </wp:cNvGraphicFramePr>
+            <a:graphic xmlns:a="http://schemas.openxmlformats.org/drawingml/2006/main">
+              <a:graphicData uri="http://schemas.openxmlformats.org/drawingml/2006/picture">
+                <pic:pic xmlns:pic="http://schemas.openxmlformats.org/drawingml/2006/picture">
+                  <pic:nvPicPr>
+                    <pic:cNvPr id="0" name="Picture 106"/>
+                    <pic:cNvPicPr>
+                      <a:picLocks noChangeAspect="1" noChangeArrowheads="1"/>
+                    </pic:cNvPicPr>
+                  </pic:nvPicPr>
+                  <pic:blipFill>
+                    <a:blip r:embed="rId142" cstate="print"/>
+                    <a:srcRect/>
+                    <a:stretch>
+                      <a:fillRect/>
+                    </a:stretch>
+                  </pic:blipFill>
+                  <pic:spPr bwMode="auto">
+                    <a:xfrm>
+                      <a:off x="0" y="0"/>
+                      <a:ext cx="5940425" cy="1875238"/>
+                    </a:xfrm>
+                    <a:prstGeom prst="rect">
+                      <a:avLst/>
+                    </a:prstGeom>
+                    <a:noFill/>
+                    <a:ln w="9525">
+                      <a:noFill/>
+                      <a:miter lim="800000"/>
+                      <a:headEnd/>
+                      <a:tailEnd/>
+                    </a:ln>
+                  </pic:spPr>
+                </pic:pic>
+              </a:graphicData>
+            </a:graphic>
+          </wp:inline>
+        </w:drawing>
+      </w:r>
+    </w:p>
+    <w:p>
+      <w:r>
+        <w:t>Заходим на гит хаб и виидм в коммитах все сохраненные коммиты</w:t>
+      </w:r>
+    </w:p>
+    <w:p>
+      <w:r>
+        <w:rPr>
+          <w:noProof/>
+          <w:lang w:eastAsia="ru-RU"/>
+        </w:rPr>
+        <w:drawing>
+          <wp:inline distT="0" distB="0" distL="0" distR="0">
+            <wp:extent cx="5940425" cy="2773018"/>
+            <wp:effectExtent l="19050" t="0" r="3175" b="0"/>
+            <wp:docPr id="135" name="Рисунок 109"/>
+            <wp:cNvGraphicFramePr>
+              <a:graphicFrameLocks xmlns:a="http://schemas.openxmlformats.org/drawingml/2006/main" noChangeAspect="1"/>
+            </wp:cNvGraphicFramePr>
+            <a:graphic xmlns:a="http://schemas.openxmlformats.org/drawingml/2006/main">
+              <a:graphicData uri="http://schemas.openxmlformats.org/drawingml/2006/picture">
+                <pic:pic xmlns:pic="http://schemas.openxmlformats.org/drawingml/2006/picture">
+                  <pic:nvPicPr>
+                    <pic:cNvPr id="0" name="Picture 109"/>
+                    <pic:cNvPicPr>
+                      <a:picLocks noChangeAspect="1" noChangeArrowheads="1"/>
+                    </pic:cNvPicPr>
+                  </pic:nvPicPr>
+                  <pic:blipFill>
+                    <a:blip r:embed="rId143" cstate="print"/>
+                    <a:srcRect/>
+                    <a:stretch>
+                      <a:fillRect/>
+                    </a:stretch>
+                  </pic:blipFill>
+                  <pic:spPr bwMode="auto">
+                    <a:xfrm>
+                      <a:off x="0" y="0"/>
+                      <a:ext cx="5940425" cy="2773018"/>
+                    </a:xfrm>
+                    <a:prstGeom prst="rect">
+                      <a:avLst/>
+                    </a:prstGeom>
+                    <a:noFill/>
+                    <a:ln w="9525">
+                      <a:noFill/>
+                      <a:miter lim="800000"/>
+                      <a:headEnd/>
+                      <a:tailEnd/>
+                    </a:ln>
+                  </pic:spPr>
+                </pic:pic>
+              </a:graphicData>
+            </a:graphic>
+          </wp:inline>
+        </w:drawing>
+      </w:r>
+    </w:p>
+    <w:p/>
+    <w:p/>
+    <w:p/>
+    <w:p/>
+    <w:p/>
+    <w:p>
+      <w:r>
+        <w:lastRenderedPageBreak/>
+        <w:t>Так же видим коммит с разрешением конфликта</w:t>
+      </w:r>
+    </w:p>
+    <w:p>
+      <w:r>
+        <w:rPr>
+          <w:noProof/>
+          <w:lang w:eastAsia="ru-RU"/>
+        </w:rPr>
+        <w:drawing>
+          <wp:inline distT="0" distB="0" distL="0" distR="0">
+            <wp:extent cx="6241342" cy="4348716"/>
+            <wp:effectExtent l="19050" t="0" r="7058" b="0"/>
+            <wp:docPr id="136" name="Рисунок 112"/>
+            <wp:cNvGraphicFramePr>
+              <a:graphicFrameLocks xmlns:a="http://schemas.openxmlformats.org/drawingml/2006/main" noChangeAspect="1"/>
+            </wp:cNvGraphicFramePr>
+            <a:graphic xmlns:a="http://schemas.openxmlformats.org/drawingml/2006/main">
+              <a:graphicData uri="http://schemas.openxmlformats.org/drawingml/2006/picture">
+                <pic:pic xmlns:pic="http://schemas.openxmlformats.org/drawingml/2006/picture">
+                  <pic:nvPicPr>
+                    <pic:cNvPr id="0" name="Picture 112"/>
+                    <pic:cNvPicPr>
+                      <a:picLocks noChangeAspect="1" noChangeArrowheads="1"/>
+                    </pic:cNvPicPr>
+                  </pic:nvPicPr>
+                  <pic:blipFill>
+                    <a:blip r:embed="rId144" cstate="print"/>
+                    <a:srcRect/>
+                    <a:stretch>
+                      <a:fillRect/>
+                    </a:stretch>
+                  </pic:blipFill>
+                  <pic:spPr bwMode="auto">
+                    <a:xfrm>
+                      <a:off x="0" y="0"/>
+                      <a:ext cx="6249941" cy="4354707"/>
+                    </a:xfrm>
+                    <a:prstGeom prst="rect">
+                      <a:avLst/>
+                    </a:prstGeom>
+                    <a:noFill/>
+                    <a:ln w="9525">
+                      <a:noFill/>
+                      <a:miter lim="800000"/>
+                      <a:headEnd/>
+                      <a:tailEnd/>
+                    </a:ln>
+                  </pic:spPr>
+                </pic:pic>
+              </a:graphicData>
+            </a:graphic>
+          </wp:inline>
+        </w:drawing>
+      </w:r>
+    </w:p>
+    <w:p>
+      <w:r>
+        <w:t xml:space="preserve">Ссылка на репозиторий гитхаба </w:t>
+      </w:r>
+      <w:hyperlink r:id="rId145" w:history="1">
+        <w:r>
+          <w:rPr>
+            <w:rStyle w:val="aa"/>
+          </w:rPr>
+          <w:t>https://github.com/fisyarik/fisaaa.git</w:t>
+        </w:r>
+      </w:hyperlink>
     </w:p>
     <w:p/>
     <w:sectPr>
@@ -10711,7 +12988,7 @@
 </file>
 
 <file path=customXml/itemProps1.xml><?xml version="1.0" encoding="utf-8"?>
-<ds:datastoreItem xmlns:ds="http://schemas.openxmlformats.org/officeDocument/2006/customXml" ds:itemID="{74535B9D-5ADC-445F-AF30-CE82A37A7617}">
+<ds:datastoreItem xmlns:ds="http://schemas.openxmlformats.org/officeDocument/2006/customXml" ds:itemID="{707F7861-6FDD-401F-8D9A-EFA868861F03}">
   <ds:schemaRefs>
     <ds:schemaRef ds:uri="http://schemas.openxmlformats.org/officeDocument/2006/bibliography"/>
   </ds:schemaRefs>

--- a/Технология разработки ПО/git.docx
+++ b/Технология разработки ПО/git.docx
@@ -63,7 +63,7 @@
                           <a:blip r:embed="rId8" cstate="print">
                             <a:extLst>
                               <a:ext uri="{28A0092B-C50C-407E-A947-70E740481C1C}">
-                                <a14:useLocalDpi xmlns="" xmlns:wpc="http://schemas.microsoft.com/office/word/2010/wordprocessingCanvas" xmlns:mc="http://schemas.openxmlformats.org/markup-compatibility/2006" xmlns:o="urn:schemas-microsoft-com:office:office" xmlns:v="urn:schemas-microsoft-com:vml" xmlns:wp14="http://schemas.microsoft.com/office/word/2010/wordprocessingDrawing" xmlns:w10="urn:schemas-microsoft-com:office:word" xmlns:w="http://schemas.openxmlformats.org/wordprocessingml/2006/main" xmlns:w14="http://schemas.microsoft.com/office/word/2010/wordml" xmlns:wpg="http://schemas.microsoft.com/office/word/2010/wordprocessingGroup" xmlns:wpi="http://schemas.microsoft.com/office/word/2010/wordprocessingInk" xmlns:wps="http://schemas.microsoft.com/office/word/2010/wordprocessingShape" xmlns:a14="http://schemas.microsoft.com/office/drawing/2010/main" val="0"/>
+                                <a14:useLocalDpi xmlns:a14="http://schemas.microsoft.com/office/drawing/2010/main" xmlns:wps="http://schemas.microsoft.com/office/word/2010/wordprocessingShape" xmlns:wpi="http://schemas.microsoft.com/office/word/2010/wordprocessingInk" xmlns:wpg="http://schemas.microsoft.com/office/word/2010/wordprocessingGroup" xmlns:w14="http://schemas.microsoft.com/office/word/2010/wordml" xmlns:w="http://schemas.openxmlformats.org/wordprocessingml/2006/main" xmlns:w10="urn:schemas-microsoft-com:office:word" xmlns:wp14="http://schemas.microsoft.com/office/word/2010/wordprocessingDrawing" xmlns:v="urn:schemas-microsoft-com:vml" xmlns:o="urn:schemas-microsoft-com:office:office" xmlns:mc="http://schemas.openxmlformats.org/markup-compatibility/2006" xmlns:wpc="http://schemas.microsoft.com/office/word/2010/wordprocessingCanvas" xmlns="" val="0"/>
                               </a:ext>
                             </a:extLst>
                           </a:blip>
@@ -586,13 +586,13 @@
           <w:r>
             <w:fldChar w:fldCharType="separate"/>
           </w:r>
-          <w:hyperlink w:anchor="_Toc221021458" w:history="1">
+          <w:hyperlink w:anchor="_Toc221482651" w:history="1">
             <w:r>
               <w:rPr>
                 <w:rStyle w:val="aa"/>
                 <w:noProof/>
               </w:rPr>
-              <w:t>Лабораторная работа №3</w:t>
+              <w:t>Лабораторная работа №2</w:t>
             </w:r>
             <w:r>
               <w:rPr>
@@ -613,7 +613,7 @@
                 <w:noProof/>
                 <w:webHidden/>
               </w:rPr>
-              <w:instrText xml:space="preserve"> PAGEREF _Toc221021458 \h </w:instrText>
+              <w:instrText xml:space="preserve"> PAGEREF _Toc221482651 \h </w:instrText>
             </w:r>
             <w:r>
               <w:rPr>
@@ -646,6 +646,77 @@
         </w:p>
         <w:p>
           <w:pPr>
+            <w:pStyle w:val="11"/>
+            <w:tabs>
+              <w:tab w:val="right" w:leader="dot" w:pos="9345"/>
+            </w:tabs>
+            <w:rPr>
+              <w:rFonts w:asciiTheme="minorHAnsi" w:eastAsiaTheme="minorEastAsia" w:hAnsiTheme="minorHAnsi"/>
+              <w:noProof/>
+              <w:sz w:val="22"/>
+              <w:lang w:eastAsia="ru-RU"/>
+            </w:rPr>
+          </w:pPr>
+          <w:hyperlink w:anchor="_Toc221482652" w:history="1">
+            <w:r>
+              <w:rPr>
+                <w:rStyle w:val="aa"/>
+                <w:noProof/>
+              </w:rPr>
+              <w:t>Лабораторная работа №3</w:t>
+            </w:r>
+            <w:r>
+              <w:rPr>
+                <w:noProof/>
+                <w:webHidden/>
+              </w:rPr>
+              <w:tab/>
+            </w:r>
+            <w:r>
+              <w:rPr>
+                <w:noProof/>
+                <w:webHidden/>
+              </w:rPr>
+              <w:fldChar w:fldCharType="begin"/>
+            </w:r>
+            <w:r>
+              <w:rPr>
+                <w:noProof/>
+                <w:webHidden/>
+              </w:rPr>
+              <w:instrText xml:space="preserve"> PAGEREF _Toc221482652 \h </w:instrText>
+            </w:r>
+            <w:r>
+              <w:rPr>
+                <w:noProof/>
+                <w:webHidden/>
+              </w:rPr>
+            </w:r>
+            <w:r>
+              <w:rPr>
+                <w:noProof/>
+                <w:webHidden/>
+              </w:rPr>
+              <w:fldChar w:fldCharType="separate"/>
+            </w:r>
+            <w:r>
+              <w:rPr>
+                <w:noProof/>
+                <w:webHidden/>
+              </w:rPr>
+              <w:t>5</w:t>
+            </w:r>
+            <w:r>
+              <w:rPr>
+                <w:noProof/>
+                <w:webHidden/>
+              </w:rPr>
+              <w:fldChar w:fldCharType="end"/>
+            </w:r>
+          </w:hyperlink>
+        </w:p>
+        <w:p>
+          <w:pPr>
             <w:pStyle w:val="21"/>
             <w:tabs>
               <w:tab w:val="right" w:leader="dot" w:pos="9345"/>
@@ -657,7 +728,7 @@
               <w:lang w:eastAsia="ru-RU"/>
             </w:rPr>
           </w:pPr>
-          <w:hyperlink w:anchor="_Toc221021459" w:history="1">
+          <w:hyperlink w:anchor="_Toc221482653" w:history="1">
             <w:r>
               <w:rPr>
                 <w:rStyle w:val="aa"/>
@@ -684,7 +755,7 @@
                 <w:noProof/>
                 <w:webHidden/>
               </w:rPr>
-              <w:instrText xml:space="preserve"> PAGEREF _Toc221021459 \h </w:instrText>
+              <w:instrText xml:space="preserve"> PAGEREF _Toc221482653 \h </w:instrText>
             </w:r>
             <w:r>
               <w:rPr>
@@ -704,7 +775,7 @@
                 <w:noProof/>
                 <w:webHidden/>
               </w:rPr>
-              <w:t>9</w:t>
+              <w:t>10</w:t>
             </w:r>
             <w:r>
               <w:rPr>
@@ -728,7 +799,7 @@
               <w:lang w:eastAsia="ru-RU"/>
             </w:rPr>
           </w:pPr>
-          <w:hyperlink w:anchor="_Toc221021460" w:history="1">
+          <w:hyperlink w:anchor="_Toc221482654" w:history="1">
             <w:r>
               <w:rPr>
                 <w:rStyle w:val="aa"/>
@@ -755,7 +826,7 @@
                 <w:noProof/>
                 <w:webHidden/>
               </w:rPr>
-              <w:instrText xml:space="preserve"> PAGEREF _Toc221021460 \h </w:instrText>
+              <w:instrText xml:space="preserve"> PAGEREF _Toc221482654 \h </w:instrText>
             </w:r>
             <w:r>
               <w:rPr>
@@ -775,7 +846,7 @@
                 <w:noProof/>
                 <w:webHidden/>
               </w:rPr>
-              <w:t>13</w:t>
+              <w:t>14</w:t>
             </w:r>
             <w:r>
               <w:rPr>
@@ -799,7 +870,7 @@
               <w:lang w:eastAsia="ru-RU"/>
             </w:rPr>
           </w:pPr>
-          <w:hyperlink w:anchor="_Toc221021461" w:history="1">
+          <w:hyperlink w:anchor="_Toc221482655" w:history="1">
             <w:r>
               <w:rPr>
                 <w:rStyle w:val="aa"/>
@@ -826,7 +897,7 @@
                 <w:noProof/>
                 <w:webHidden/>
               </w:rPr>
-              <w:instrText xml:space="preserve"> PAGEREF _Toc221021461 \h </w:instrText>
+              <w:instrText xml:space="preserve"> PAGEREF _Toc221482655 \h </w:instrText>
             </w:r>
             <w:r>
               <w:rPr>
@@ -870,13 +941,13 @@
               <w:lang w:eastAsia="ru-RU"/>
             </w:rPr>
           </w:pPr>
-          <w:hyperlink w:anchor="_Toc221021462" w:history="1">
+          <w:hyperlink w:anchor="_Toc221482656" w:history="1">
             <w:r>
               <w:rPr>
                 <w:rStyle w:val="aa"/>
                 <w:noProof/>
               </w:rPr>
-              <w:t>Лабораторная №5</w:t>
+              <w:t>Лабораторная работа №5</w:t>
             </w:r>
             <w:r>
               <w:rPr>
@@ -897,7 +968,7 @@
                 <w:noProof/>
                 <w:webHidden/>
               </w:rPr>
-              <w:instrText xml:space="preserve"> PAGEREF _Toc221021462 \h </w:instrText>
+              <w:instrText xml:space="preserve"> PAGEREF _Toc221482656 \h </w:instrText>
             </w:r>
             <w:r>
               <w:rPr>
@@ -941,7 +1012,7 @@
               <w:lang w:eastAsia="ru-RU"/>
             </w:rPr>
           </w:pPr>
-          <w:hyperlink w:anchor="_Toc221021463" w:history="1">
+          <w:hyperlink w:anchor="_Toc221482657" w:history="1">
             <w:r>
               <w:rPr>
                 <w:rStyle w:val="aa"/>
@@ -968,7 +1039,7 @@
                 <w:noProof/>
                 <w:webHidden/>
               </w:rPr>
-              <w:instrText xml:space="preserve"> PAGEREF _Toc221021463 \h </w:instrText>
+              <w:instrText xml:space="preserve"> PAGEREF _Toc221482657 \h </w:instrText>
             </w:r>
             <w:r>
               <w:rPr>
@@ -1000,6 +1071,148 @@
           </w:hyperlink>
         </w:p>
         <w:p>
+          <w:pPr>
+            <w:pStyle w:val="11"/>
+            <w:tabs>
+              <w:tab w:val="right" w:leader="dot" w:pos="9345"/>
+            </w:tabs>
+            <w:rPr>
+              <w:rFonts w:asciiTheme="minorHAnsi" w:eastAsiaTheme="minorEastAsia" w:hAnsiTheme="minorHAnsi"/>
+              <w:noProof/>
+              <w:sz w:val="22"/>
+              <w:lang w:eastAsia="ru-RU"/>
+            </w:rPr>
+          </w:pPr>
+          <w:hyperlink w:anchor="_Toc221482658" w:history="1">
+            <w:r>
+              <w:rPr>
+                <w:rStyle w:val="aa"/>
+                <w:noProof/>
+              </w:rPr>
+              <w:t>Лабораторная работа №7</w:t>
+            </w:r>
+            <w:r>
+              <w:rPr>
+                <w:noProof/>
+                <w:webHidden/>
+              </w:rPr>
+              <w:tab/>
+            </w:r>
+            <w:r>
+              <w:rPr>
+                <w:noProof/>
+                <w:webHidden/>
+              </w:rPr>
+              <w:fldChar w:fldCharType="begin"/>
+            </w:r>
+            <w:r>
+              <w:rPr>
+                <w:noProof/>
+                <w:webHidden/>
+              </w:rPr>
+              <w:instrText xml:space="preserve"> PAGEREF _Toc221482658 \h </w:instrText>
+            </w:r>
+            <w:r>
+              <w:rPr>
+                <w:noProof/>
+                <w:webHidden/>
+              </w:rPr>
+            </w:r>
+            <w:r>
+              <w:rPr>
+                <w:noProof/>
+                <w:webHidden/>
+              </w:rPr>
+              <w:fldChar w:fldCharType="separate"/>
+            </w:r>
+            <w:r>
+              <w:rPr>
+                <w:noProof/>
+                <w:webHidden/>
+              </w:rPr>
+              <w:t>22</w:t>
+            </w:r>
+            <w:r>
+              <w:rPr>
+                <w:noProof/>
+                <w:webHidden/>
+              </w:rPr>
+              <w:fldChar w:fldCharType="end"/>
+            </w:r>
+          </w:hyperlink>
+        </w:p>
+        <w:p>
+          <w:pPr>
+            <w:pStyle w:val="21"/>
+            <w:tabs>
+              <w:tab w:val="right" w:leader="dot" w:pos="9345"/>
+            </w:tabs>
+            <w:rPr>
+              <w:rFonts w:asciiTheme="minorHAnsi" w:eastAsiaTheme="minorEastAsia" w:hAnsiTheme="minorHAnsi"/>
+              <w:noProof/>
+              <w:sz w:val="22"/>
+              <w:lang w:eastAsia="ru-RU"/>
+            </w:rPr>
+          </w:pPr>
+          <w:hyperlink w:anchor="_Toc221482659" w:history="1">
+            <w:r>
+              <w:rPr>
+                <w:rStyle w:val="aa"/>
+                <w:noProof/>
+              </w:rPr>
+              <w:t>Самостоятельная работа:</w:t>
+            </w:r>
+            <w:r>
+              <w:rPr>
+                <w:noProof/>
+                <w:webHidden/>
+              </w:rPr>
+              <w:tab/>
+            </w:r>
+            <w:r>
+              <w:rPr>
+                <w:noProof/>
+                <w:webHidden/>
+              </w:rPr>
+              <w:fldChar w:fldCharType="begin"/>
+            </w:r>
+            <w:r>
+              <w:rPr>
+                <w:noProof/>
+                <w:webHidden/>
+              </w:rPr>
+              <w:instrText xml:space="preserve"> PAGEREF _Toc221482659 \h </w:instrText>
+            </w:r>
+            <w:r>
+              <w:rPr>
+                <w:noProof/>
+                <w:webHidden/>
+              </w:rPr>
+            </w:r>
+            <w:r>
+              <w:rPr>
+                <w:noProof/>
+                <w:webHidden/>
+              </w:rPr>
+              <w:fldChar w:fldCharType="separate"/>
+            </w:r>
+            <w:r>
+              <w:rPr>
+                <w:noProof/>
+                <w:webHidden/>
+              </w:rPr>
+              <w:t>31</w:t>
+            </w:r>
+            <w:r>
+              <w:rPr>
+                <w:noProof/>
+                <w:webHidden/>
+              </w:rPr>
+              <w:fldChar w:fldCharType="end"/>
+            </w:r>
+          </w:hyperlink>
+        </w:p>
+        <w:p>
           <w:r>
             <w:fldChar w:fldCharType="end"/>
           </w:r>
@@ -1041,7 +1254,7 @@
           <w:sz w:val="44"/>
         </w:rPr>
       </w:pPr>
-      <w:bookmarkStart w:id="0" w:name="_Toc221021458"/>
+      <w:bookmarkStart w:id="0" w:name="_Toc221482651"/>
       <w:r>
         <w:rPr>
           <w:sz w:val="44"/>
@@ -1049,13 +1262,13 @@
         <w:lastRenderedPageBreak/>
         <w:t>Лабораторная работа №</w:t>
       </w:r>
+      <w:r>
+        <w:rPr>
+          <w:sz w:val="44"/>
+        </w:rPr>
+        <w:t>2</w:t>
+      </w:r>
       <w:bookmarkEnd w:id="0"/>
-      <w:r>
-        <w:rPr>
-          <w:sz w:val="44"/>
-        </w:rPr>
-        <w:t>2</w:t>
-      </w:r>
     </w:p>
     <w:p>
       <w:pPr>
@@ -1090,7 +1303,7 @@
                     <a:blip r:embed="rId9" cstate="print">
                       <a:extLst>
                         <a:ext uri="{28A0092B-C50C-407E-A947-70E740481C1C}">
-                          <a14:useLocalDpi xmlns="" xmlns:wpc="http://schemas.microsoft.com/office/word/2010/wordprocessingCanvas" xmlns:mc="http://schemas.openxmlformats.org/markup-compatibility/2006" xmlns:o="urn:schemas-microsoft-com:office:office" xmlns:v="urn:schemas-microsoft-com:vml" xmlns:wp14="http://schemas.microsoft.com/office/word/2010/wordprocessingDrawing" xmlns:w10="urn:schemas-microsoft-com:office:word" xmlns:w="http://schemas.openxmlformats.org/wordprocessingml/2006/main" xmlns:w14="http://schemas.microsoft.com/office/word/2010/wordml" xmlns:wpg="http://schemas.microsoft.com/office/word/2010/wordprocessingGroup" xmlns:wpi="http://schemas.microsoft.com/office/word/2010/wordprocessingInk" xmlns:wps="http://schemas.microsoft.com/office/word/2010/wordprocessingShape" xmlns:a14="http://schemas.microsoft.com/office/drawing/2010/main" val="0"/>
+                          <a14:useLocalDpi xmlns:a14="http://schemas.microsoft.com/office/drawing/2010/main" xmlns:wps="http://schemas.microsoft.com/office/word/2010/wordprocessingShape" xmlns:wpi="http://schemas.microsoft.com/office/word/2010/wordprocessingInk" xmlns:wpg="http://schemas.microsoft.com/office/word/2010/wordprocessingGroup" xmlns:w14="http://schemas.microsoft.com/office/word/2010/wordml" xmlns:w="http://schemas.openxmlformats.org/wordprocessingml/2006/main" xmlns:w10="urn:schemas-microsoft-com:office:word" xmlns:wp14="http://schemas.microsoft.com/office/word/2010/wordprocessingDrawing" xmlns:v="urn:schemas-microsoft-com:vml" xmlns:o="urn:schemas-microsoft-com:office:office" xmlns:mc="http://schemas.openxmlformats.org/markup-compatibility/2006" xmlns:wpc="http://schemas.microsoft.com/office/word/2010/wordprocessingCanvas" xmlns="" val="0"/>
                         </a:ext>
                       </a:extLst>
                     </a:blip>
@@ -1110,7 +1323,7 @@
                     </a:ln>
                     <a:extLst>
                       <a:ext uri="{53640926-AAD7-44D8-BBD7-CCE9431645EC}">
-                        <a14:shadowObscured xmlns="" xmlns:wpc="http://schemas.microsoft.com/office/word/2010/wordprocessingCanvas" xmlns:mc="http://schemas.openxmlformats.org/markup-compatibility/2006" xmlns:o="urn:schemas-microsoft-com:office:office" xmlns:v="urn:schemas-microsoft-com:vml" xmlns:wp14="http://schemas.microsoft.com/office/word/2010/wordprocessingDrawing" xmlns:w10="urn:schemas-microsoft-com:office:word" xmlns:w="http://schemas.openxmlformats.org/wordprocessingml/2006/main" xmlns:w14="http://schemas.microsoft.com/office/word/2010/wordml" xmlns:wpg="http://schemas.microsoft.com/office/word/2010/wordprocessingGroup" xmlns:wpi="http://schemas.microsoft.com/office/word/2010/wordprocessingInk" xmlns:wps="http://schemas.microsoft.com/office/word/2010/wordprocessingShape" xmlns:a14="http://schemas.microsoft.com/office/drawing/2010/main"/>
+                        <a14:shadowObscured xmlns:a14="http://schemas.microsoft.com/office/drawing/2010/main" xmlns:wps="http://schemas.microsoft.com/office/word/2010/wordprocessingShape" xmlns:wpi="http://schemas.microsoft.com/office/word/2010/wordprocessingInk" xmlns:wpg="http://schemas.microsoft.com/office/word/2010/wordprocessingGroup" xmlns:w14="http://schemas.microsoft.com/office/word/2010/wordml" xmlns:w="http://schemas.openxmlformats.org/wordprocessingml/2006/main" xmlns:w10="urn:schemas-microsoft-com:office:word" xmlns:wp14="http://schemas.microsoft.com/office/word/2010/wordprocessingDrawing" xmlns:v="urn:schemas-microsoft-com:vml" xmlns:o="urn:schemas-microsoft-com:office:office" xmlns:mc="http://schemas.openxmlformats.org/markup-compatibility/2006" xmlns:wpc="http://schemas.microsoft.com/office/word/2010/wordprocessingCanvas" xmlns=""/>
                       </a:ext>
                     </a:extLst>
                   </pic:spPr>
@@ -1570,7 +1783,7 @@
                     </a:ln>
                     <a:extLst>
                       <a:ext uri="{53640926-AAD7-44D8-BBD7-CCE9431645EC}">
-                        <a14:shadowObscured xmlns="" xmlns:wpc="http://schemas.microsoft.com/office/word/2010/wordprocessingCanvas" xmlns:mc="http://schemas.openxmlformats.org/markup-compatibility/2006" xmlns:o="urn:schemas-microsoft-com:office:office" xmlns:v="urn:schemas-microsoft-com:vml" xmlns:wp14="http://schemas.microsoft.com/office/word/2010/wordprocessingDrawing" xmlns:w10="urn:schemas-microsoft-com:office:word" xmlns:w="http://schemas.openxmlformats.org/wordprocessingml/2006/main" xmlns:w14="http://schemas.microsoft.com/office/word/2010/wordml" xmlns:wpg="http://schemas.microsoft.com/office/word/2010/wordprocessingGroup" xmlns:wpi="http://schemas.microsoft.com/office/word/2010/wordprocessingInk" xmlns:wps="http://schemas.microsoft.com/office/word/2010/wordprocessingShape" xmlns:a14="http://schemas.microsoft.com/office/drawing/2010/main"/>
+                        <a14:shadowObscured xmlns:a14="http://schemas.microsoft.com/office/drawing/2010/main" xmlns:wps="http://schemas.microsoft.com/office/word/2010/wordprocessingShape" xmlns:wpi="http://schemas.microsoft.com/office/word/2010/wordprocessingInk" xmlns:wpg="http://schemas.microsoft.com/office/word/2010/wordprocessingGroup" xmlns:w14="http://schemas.microsoft.com/office/word/2010/wordml" xmlns:w="http://schemas.openxmlformats.org/wordprocessingml/2006/main" xmlns:w10="urn:schemas-microsoft-com:office:word" xmlns:wp14="http://schemas.microsoft.com/office/word/2010/wordprocessingDrawing" xmlns:v="urn:schemas-microsoft-com:vml" xmlns:o="urn:schemas-microsoft-com:office:office" xmlns:mc="http://schemas.openxmlformats.org/markup-compatibility/2006" xmlns:wpc="http://schemas.microsoft.com/office/word/2010/wordprocessingCanvas" xmlns=""/>
                       </a:ext>
                     </a:extLst>
                   </pic:spPr>
@@ -1891,6 +2104,7 @@
           <w:sz w:val="44"/>
         </w:rPr>
       </w:pPr>
+      <w:bookmarkStart w:id="1" w:name="_Toc221482652"/>
       <w:r>
         <w:rPr>
           <w:sz w:val="44"/>
@@ -1904,6 +2118,7 @@
         </w:rPr>
         <w:t>3</w:t>
       </w:r>
+      <w:bookmarkEnd w:id="1"/>
     </w:p>
     <w:p>
       <w:pPr>
@@ -2541,7 +2756,7 @@
                     <a:blip r:embed="rId19" cstate="print">
                       <a:extLst>
                         <a:ext uri="{28A0092B-C50C-407E-A947-70E740481C1C}">
-                          <a14:useLocalDpi xmlns="" xmlns:wpc="http://schemas.microsoft.com/office/word/2010/wordprocessingCanvas" xmlns:mc="http://schemas.openxmlformats.org/markup-compatibility/2006" xmlns:o="urn:schemas-microsoft-com:office:office" xmlns:v="urn:schemas-microsoft-com:vml" xmlns:wp14="http://schemas.microsoft.com/office/word/2010/wordprocessingDrawing" xmlns:w10="urn:schemas-microsoft-com:office:word" xmlns:w="http://schemas.openxmlformats.org/wordprocessingml/2006/main" xmlns:w14="http://schemas.microsoft.com/office/word/2010/wordml" xmlns:wpg="http://schemas.microsoft.com/office/word/2010/wordprocessingGroup" xmlns:wpi="http://schemas.microsoft.com/office/word/2010/wordprocessingInk" xmlns:wps="http://schemas.microsoft.com/office/word/2010/wordprocessingShape" xmlns:a14="http://schemas.microsoft.com/office/drawing/2010/main" val="0"/>
+                          <a14:useLocalDpi xmlns:a14="http://schemas.microsoft.com/office/drawing/2010/main" xmlns:wps="http://schemas.microsoft.com/office/word/2010/wordprocessingShape" xmlns:wpi="http://schemas.microsoft.com/office/word/2010/wordprocessingInk" xmlns:wpg="http://schemas.microsoft.com/office/word/2010/wordprocessingGroup" xmlns:w14="http://schemas.microsoft.com/office/word/2010/wordml" xmlns:w="http://schemas.openxmlformats.org/wordprocessingml/2006/main" xmlns:w10="urn:schemas-microsoft-com:office:word" xmlns:wp14="http://schemas.microsoft.com/office/word/2010/wordprocessingDrawing" xmlns:v="urn:schemas-microsoft-com:vml" xmlns:o="urn:schemas-microsoft-com:office:office" xmlns:mc="http://schemas.openxmlformats.org/markup-compatibility/2006" xmlns:wpc="http://schemas.microsoft.com/office/word/2010/wordprocessingCanvas" xmlns="" val="0"/>
                         </a:ext>
                       </a:extLst>
                     </a:blip>
@@ -2736,7 +2951,7 @@
                     </a:ln>
                     <a:extLst>
                       <a:ext uri="{53640926-AAD7-44D8-BBD7-CCE9431645EC}">
-                        <a14:shadowObscured xmlns="" xmlns:wpc="http://schemas.microsoft.com/office/word/2010/wordprocessingCanvas" xmlns:mc="http://schemas.openxmlformats.org/markup-compatibility/2006" xmlns:o="urn:schemas-microsoft-com:office:office" xmlns:v="urn:schemas-microsoft-com:vml" xmlns:wp14="http://schemas.microsoft.com/office/word/2010/wordprocessingDrawing" xmlns:w10="urn:schemas-microsoft-com:office:word" xmlns:w="http://schemas.openxmlformats.org/wordprocessingml/2006/main" xmlns:w14="http://schemas.microsoft.com/office/word/2010/wordml" xmlns:wpg="http://schemas.microsoft.com/office/word/2010/wordprocessingGroup" xmlns:wpi="http://schemas.microsoft.com/office/word/2010/wordprocessingInk" xmlns:wps="http://schemas.microsoft.com/office/word/2010/wordprocessingShape" xmlns:a14="http://schemas.microsoft.com/office/drawing/2010/main"/>
+                        <a14:shadowObscured xmlns:a14="http://schemas.microsoft.com/office/drawing/2010/main" xmlns:wps="http://schemas.microsoft.com/office/word/2010/wordprocessingShape" xmlns:wpi="http://schemas.microsoft.com/office/word/2010/wordprocessingInk" xmlns:wpg="http://schemas.microsoft.com/office/word/2010/wordprocessingGroup" xmlns:w14="http://schemas.microsoft.com/office/word/2010/wordml" xmlns:w="http://schemas.openxmlformats.org/wordprocessingml/2006/main" xmlns:w10="urn:schemas-microsoft-com:office:word" xmlns:wp14="http://schemas.microsoft.com/office/word/2010/wordprocessingDrawing" xmlns:v="urn:schemas-microsoft-com:vml" xmlns:o="urn:schemas-microsoft-com:office:office" xmlns:mc="http://schemas.openxmlformats.org/markup-compatibility/2006" xmlns:wpc="http://schemas.microsoft.com/office/word/2010/wordprocessingCanvas" xmlns=""/>
                       </a:ext>
                     </a:extLst>
                   </pic:spPr>
@@ -3305,7 +3520,7 @@
                     </a:ln>
                     <a:extLst>
                       <a:ext uri="{53640926-AAD7-44D8-BBD7-CCE9431645EC}">
-                        <a14:shadowObscured xmlns="" xmlns:wpc="http://schemas.microsoft.com/office/word/2010/wordprocessingCanvas" xmlns:mc="http://schemas.openxmlformats.org/markup-compatibility/2006" xmlns:o="urn:schemas-microsoft-com:office:office" xmlns:v="urn:schemas-microsoft-com:vml" xmlns:wp14="http://schemas.microsoft.com/office/word/2010/wordprocessingDrawing" xmlns:w10="urn:schemas-microsoft-com:office:word" xmlns:w="http://schemas.openxmlformats.org/wordprocessingml/2006/main" xmlns:w14="http://schemas.microsoft.com/office/word/2010/wordml" xmlns:wpg="http://schemas.microsoft.com/office/word/2010/wordprocessingGroup" xmlns:wpi="http://schemas.microsoft.com/office/word/2010/wordprocessingInk" xmlns:wps="http://schemas.microsoft.com/office/word/2010/wordprocessingShape" xmlns:a14="http://schemas.microsoft.com/office/drawing/2010/main"/>
+                        <a14:shadowObscured xmlns:a14="http://schemas.microsoft.com/office/drawing/2010/main" xmlns:wps="http://schemas.microsoft.com/office/word/2010/wordprocessingShape" xmlns:wpi="http://schemas.microsoft.com/office/word/2010/wordprocessingInk" xmlns:wpg="http://schemas.microsoft.com/office/word/2010/wordprocessingGroup" xmlns:w14="http://schemas.microsoft.com/office/word/2010/wordml" xmlns:w="http://schemas.openxmlformats.org/wordprocessingml/2006/main" xmlns:w10="urn:schemas-microsoft-com:office:word" xmlns:wp14="http://schemas.microsoft.com/office/word/2010/wordprocessingDrawing" xmlns:v="urn:schemas-microsoft-com:vml" xmlns:o="urn:schemas-microsoft-com:office:office" xmlns:mc="http://schemas.openxmlformats.org/markup-compatibility/2006" xmlns:wpc="http://schemas.microsoft.com/office/word/2010/wordprocessingCanvas" xmlns=""/>
                       </a:ext>
                     </a:extLst>
                   </pic:spPr>
@@ -3894,14 +4109,14 @@
           <w:sz w:val="40"/>
         </w:rPr>
       </w:pPr>
-      <w:bookmarkStart w:id="1" w:name="_Toc221021459"/>
+      <w:bookmarkStart w:id="2" w:name="_Toc221482653"/>
       <w:r>
         <w:rPr>
           <w:sz w:val="40"/>
         </w:rPr>
         <w:t>Самостоятельная работа:</w:t>
       </w:r>
-      <w:bookmarkEnd w:id="1"/>
+      <w:bookmarkEnd w:id="2"/>
     </w:p>
     <w:p>
       <w:pPr>
@@ -5196,7 +5411,7 @@
           <w:sz w:val="52"/>
         </w:rPr>
       </w:pPr>
-      <w:bookmarkStart w:id="2" w:name="_Toc221021460"/>
+      <w:bookmarkStart w:id="3" w:name="_Toc221482654"/>
       <w:r>
         <w:rPr>
           <w:sz w:val="52"/>
@@ -5204,7 +5419,7 @@
         <w:lastRenderedPageBreak/>
         <w:t>Лабораторная работа №4</w:t>
       </w:r>
-      <w:bookmarkEnd w:id="2"/>
+      <w:bookmarkEnd w:id="3"/>
     </w:p>
     <w:p>
       <w:pPr>
@@ -5606,14 +5821,14 @@
           <w:sz w:val="44"/>
         </w:rPr>
       </w:pPr>
-      <w:bookmarkStart w:id="3" w:name="_Toc221021461"/>
+      <w:bookmarkStart w:id="4" w:name="_Toc221482655"/>
       <w:r>
         <w:rPr>
           <w:sz w:val="44"/>
         </w:rPr>
         <w:t>Самостоятельная работа:</w:t>
       </w:r>
-      <w:bookmarkEnd w:id="3"/>
+      <w:bookmarkEnd w:id="4"/>
     </w:p>
     <w:p>
       <w:r>
@@ -6503,7 +6718,7 @@
           <w:sz w:val="48"/>
         </w:rPr>
       </w:pPr>
-      <w:bookmarkStart w:id="4" w:name="_Toc221021462"/>
+      <w:bookmarkStart w:id="5" w:name="_Toc221482656"/>
       <w:r>
         <w:rPr>
           <w:sz w:val="48"/>
@@ -6522,7 +6737,7 @@
         </w:rPr>
         <w:t>№5</w:t>
       </w:r>
-      <w:bookmarkEnd w:id="4"/>
+      <w:bookmarkEnd w:id="5"/>
     </w:p>
     <w:p>
       <w:r>
@@ -7004,14 +7219,14 @@
           <w:sz w:val="48"/>
         </w:rPr>
       </w:pPr>
-      <w:bookmarkStart w:id="5" w:name="_Toc221021463"/>
+      <w:bookmarkStart w:id="6" w:name="_Toc221482657"/>
       <w:r>
         <w:rPr>
           <w:sz w:val="48"/>
         </w:rPr>
         <w:t>Лабораторная работа №6</w:t>
       </w:r>
-      <w:bookmarkEnd w:id="5"/>
+      <w:bookmarkEnd w:id="6"/>
     </w:p>
     <w:p>
       <w:r>
@@ -7261,6 +7476,7 @@
           <w:sz w:val="40"/>
         </w:rPr>
       </w:pPr>
+      <w:bookmarkStart w:id="7" w:name="_Toc221482658"/>
       <w:r>
         <w:rPr>
           <w:sz w:val="40"/>
@@ -7268,6 +7484,7 @@
         <w:lastRenderedPageBreak/>
         <w:t>Лабораторная работа №7</w:t>
       </w:r>
+      <w:bookmarkEnd w:id="7"/>
     </w:p>
     <w:p>
       <w:r>
@@ -9353,11 +9570,13 @@
       <w:pPr>
         <w:pStyle w:val="2"/>
       </w:pPr>
-      <w:bookmarkStart w:id="6" w:name="_GoBack"/>
-      <w:bookmarkEnd w:id="6"/>
+      <w:bookmarkStart w:id="8" w:name="_GoBack"/>
+      <w:bookmarkStart w:id="9" w:name="_Toc221482659"/>
+      <w:bookmarkEnd w:id="8"/>
       <w:r>
         <w:t>Самостоятельная работа:</w:t>
       </w:r>
+      <w:bookmarkEnd w:id="9"/>
     </w:p>
     <w:p>
       <w:r>
@@ -9419,11 +9638,6 @@
     </w:p>
     <w:p/>
     <w:p>
-      <w:pPr>
-        <w:rPr>
-          <w:lang w:val="en-US"/>
-        </w:rPr>
-      </w:pPr>
       <w:r>
         <w:t xml:space="preserve">Клонируем его в папку </w:t>
       </w:r>
@@ -10689,11 +10903,6 @@
     <w:p/>
     <w:p/>
     <w:p>
-      <w:pPr>
-        <w:rPr>
-          <w:lang w:val="en-US"/>
-        </w:rPr>
-      </w:pPr>
       <w:r>
         <w:lastRenderedPageBreak/>
         <w:t xml:space="preserve">Переходим в ветку </w:t>
@@ -12988,7 +13197,7 @@
 </file>
 
 <file path=customXml/itemProps1.xml><?xml version="1.0" encoding="utf-8"?>
-<ds:datastoreItem xmlns:ds="http://schemas.openxmlformats.org/officeDocument/2006/customXml" ds:itemID="{707F7861-6FDD-401F-8D9A-EFA868861F03}">
+<ds:datastoreItem xmlns:ds="http://schemas.openxmlformats.org/officeDocument/2006/customXml" ds:itemID="{EA94DA79-36EA-4415-AC9E-32ED86A4BC15}">
   <ds:schemaRefs>
     <ds:schemaRef ds:uri="http://schemas.openxmlformats.org/officeDocument/2006/bibliography"/>
   </ds:schemaRefs>
